--- a/TS Jatai Ghanam Project/TS 1.1/TS 1.1 Ghanam Malayalam Corrections.docx
+++ b/TS Jatai Ghanam Project/TS 1.1/TS 1.1 Ghanam Malayalam Corrections.docx
@@ -1,7 +1,2449 @@
 
 <file path=word/document.xml><?xml version="1.0" encoding="utf-8"?>
-<w:document xmlns:wpc="http://schemas.microsoft.com/office/word/2010/wordprocessingCanvas" xmlns:cx="http://schemas.microsoft.com/office/drawing/2014/chartex" xmlns:cx1="http://schemas.microsoft.com/office/drawing/2015/9/8/chartex" xmlns:cx2="http://schemas.microsoft.com/office/drawing/2015/10/21/chartex" xmlns:cx3="http://schemas.microsoft.com/office/drawing/2016/5/9/chartex" xmlns:cx4="http://schemas.microsoft.com/office/drawing/2016/5/10/chartex" xmlns:cx5="http://schemas.microsoft.com/office/drawing/2016/5/11/chartex" xmlns:cx6="http://schemas.microsoft.com/office/drawing/2016/5/12/chartex" xmlns:cx7="http://schemas.microsoft.com/office/drawing/2016/5/13/chartex" xmlns:cx8="http://schemas.microsoft.com/office/drawing/2016/5/14/chartex" xmlns:mc="http://schemas.openxmlformats.org/markup-compatibility/2006" xmlns:aink="http://schemas.microsoft.com/office/drawing/2016/ink" xmlns:am3d="http://schemas.microsoft.com/office/drawing/2017/model3d" xmlns:o="urn:schemas-microsoft-com:office:office" xmlns:oel="http://schemas.microsoft.com/office/2019/extlst" xmlns:r="http://schemas.openxmlformats.org/officeDocument/2006/relationships" xmlns:m="http://schemas.openxmlformats.org/officeDocument/2006/math" xmlns:v="urn:schemas-microsoft-com:vml" xmlns:wp14="http://schemas.microsoft.com/office/word/2010/wordprocessingDrawing" xmlns:wp="http://schemas.openxmlformats.org/drawingml/2006/wordprocessingDrawing" xmlns:w10="urn:schemas-microsoft-com:office:word" xmlns:w="http://schemas.openxmlformats.org/wordprocessingml/2006/main" xmlns:w14="http://schemas.microsoft.com/office/word/2010/wordml" xmlns:w15="http://schemas.microsoft.com/office/word/2012/wordml" xmlns:w16cex="http://schemas.microsoft.com/office/word/2018/wordml/cex" xmlns:w16cid="http://schemas.microsoft.com/office/word/2016/wordml/cid" xmlns:w16="http://schemas.microsoft.com/office/word/2018/wordml" xmlns:w16sdtdh="http://schemas.microsoft.com/office/word/2020/wordml/sdtdatahash" xmlns:w16se="http://schemas.microsoft.com/office/word/2015/wordml/symex" xmlns:wpg="http://schemas.microsoft.com/office/word/2010/wordprocessingGroup" xmlns:wpi="http://schemas.microsoft.com/office/word/2010/wordprocessingInk" xmlns:wne="http://schemas.microsoft.com/office/word/2006/wordml" xmlns:wps="http://schemas.microsoft.com/office/word/2010/wordprocessingShape" mc:Ignorable="w14 w15 w16se w16cid w16 w16cex w16sdtdh wp14">
+<w:document xmlns:wpc="http://schemas.microsoft.com/office/word/2010/wordprocessingCanvas" xmlns:cx="http://schemas.microsoft.com/office/drawing/2014/chartex" xmlns:cx1="http://schemas.microsoft.com/office/drawing/2015/9/8/chartex" xmlns:cx2="http://schemas.microsoft.com/office/drawing/2015/10/21/chartex" xmlns:cx3="http://schemas.microsoft.com/office/drawing/2016/5/9/chartex" xmlns:cx4="http://schemas.microsoft.com/office/drawing/2016/5/10/chartex" xmlns:cx5="http://schemas.microsoft.com/office/drawing/2016/5/11/chartex" xmlns:cx6="http://schemas.microsoft.com/office/drawing/2016/5/12/chartex" xmlns:cx7="http://schemas.microsoft.com/office/drawing/2016/5/13/chartex" xmlns:cx8="http://schemas.microsoft.com/office/drawing/2016/5/14/chartex" xmlns:mc="http://schemas.openxmlformats.org/markup-compatibility/2006" xmlns:aink="http://schemas.microsoft.com/office/drawing/2016/ink" xmlns:am3d="http://schemas.microsoft.com/office/drawing/2017/model3d" xmlns:o="urn:schemas-microsoft-com:office:office" xmlns:oel="http://schemas.microsoft.com/office/2019/extlst" xmlns:r="http://schemas.openxmlformats.org/officeDocument/2006/relationships" xmlns:m="http://schemas.openxmlformats.org/officeDocument/2006/math" xmlns:v="urn:schemas-microsoft-com:vml" xmlns:wp14="http://schemas.microsoft.com/office/word/2010/wordprocessingDrawing" xmlns:wp="http://schemas.openxmlformats.org/drawingml/2006/wordprocessingDrawing" xmlns:w10="urn:schemas-microsoft-com:office:word" xmlns:w="http://schemas.openxmlformats.org/wordprocessingml/2006/main" xmlns:w14="http://schemas.microsoft.com/office/word/2010/wordml" xmlns:w15="http://schemas.microsoft.com/office/word/2012/wordml" xmlns:w16cex="http://schemas.microsoft.com/office/word/2018/wordml/cex" xmlns:w16cid="http://schemas.microsoft.com/office/word/2016/wordml/cid" xmlns:w16="http://schemas.microsoft.com/office/word/2018/wordml" xmlns:w16du="http://schemas.microsoft.com/office/word/2023/wordml/word16du" xmlns:w16sdtdh="http://schemas.microsoft.com/office/word/2020/wordml/sdtdatahash" xmlns:w16sdtfl="http://schemas.microsoft.com/office/word/2024/wordml/sdtformatlock" xmlns:w16se="http://schemas.microsoft.com/office/word/2015/wordml/symex" xmlns:wpg="http://schemas.microsoft.com/office/word/2010/wordprocessingGroup" xmlns:wpi="http://schemas.microsoft.com/office/word/2010/wordprocessingInk" xmlns:wne="http://schemas.microsoft.com/office/word/2006/wordml" xmlns:wps="http://schemas.microsoft.com/office/word/2010/wordprocessingShape" mc:Ignorable="w14 w15 w16se w16cid w16 w16cex w16sdtdh w16sdtfl w16du wp14">
   <w:body>
+    <w:p>
+      <w:pPr>
+        <w:spacing w:before="0" w:line="240" w:lineRule="auto"/>
+        <w:jc w:val="center"/>
+        <w:rPr>
+          <w:b/>
+          <w:bCs/>
+          <w:sz w:val="32"/>
+          <w:szCs w:val="32"/>
+          <w:u w:val="single"/>
+        </w:rPr>
+      </w:pPr>
+      <w:r>
+        <w:rPr>
+          <w:b/>
+          <w:bCs/>
+          <w:sz w:val="32"/>
+          <w:szCs w:val="32"/>
+          <w:u w:val="single"/>
+        </w:rPr>
+        <w:t xml:space="preserve">TS </w:t>
+      </w:r>
+      <w:r>
+        <w:rPr>
+          <w:b/>
+          <w:bCs/>
+          <w:sz w:val="32"/>
+          <w:szCs w:val="32"/>
+          <w:u w:val="single"/>
+        </w:rPr>
+        <w:t xml:space="preserve">Ghanam </w:t>
+      </w:r>
+      <w:r>
+        <w:rPr>
+          <w:b/>
+          <w:bCs/>
+          <w:sz w:val="32"/>
+          <w:szCs w:val="32"/>
+          <w:u w:val="single"/>
+        </w:rPr>
+        <w:t xml:space="preserve">– TS 1.1 </w:t>
+      </w:r>
+      <w:r>
+        <w:rPr>
+          <w:b/>
+          <w:bCs/>
+          <w:sz w:val="32"/>
+          <w:szCs w:val="32"/>
+          <w:u w:val="single"/>
+        </w:rPr>
+        <w:t xml:space="preserve">Malayalam </w:t>
+      </w:r>
+      <w:r>
+        <w:rPr>
+          <w:b/>
+          <w:bCs/>
+          <w:sz w:val="32"/>
+          <w:szCs w:val="32"/>
+          <w:u w:val="single"/>
+        </w:rPr>
+        <w:t xml:space="preserve">Corrections – Observed till </w:t>
+      </w:r>
+      <w:r>
+        <w:rPr>
+          <w:b/>
+          <w:bCs/>
+          <w:sz w:val="32"/>
+          <w:szCs w:val="32"/>
+          <w:highlight w:val="red"/>
+          <w:u w:val="single"/>
+        </w:rPr>
+        <w:t>????</w:t>
+      </w:r>
+    </w:p>
+    <w:p>
+      <w:pPr>
+        <w:spacing w:before="0" w:line="240" w:lineRule="auto"/>
+        <w:jc w:val="center"/>
+        <w:rPr>
+          <w:b/>
+          <w:bCs/>
+          <w:sz w:val="28"/>
+          <w:szCs w:val="32"/>
+        </w:rPr>
+      </w:pPr>
+      <w:r>
+        <w:rPr>
+          <w:b/>
+          <w:bCs/>
+          <w:sz w:val="28"/>
+          <w:szCs w:val="32"/>
+        </w:rPr>
+        <w:t>(ignore those which are already incorporated in your book’s version and date)</w:t>
+      </w:r>
+    </w:p>
+    <w:tbl>
+      <w:tblPr>
+        <w:tblW w:w="13828" w:type="dxa"/>
+        <w:tblInd w:w="-792" w:type="dxa"/>
+        <w:tblBorders>
+          <w:top w:val="single" w:sz="4" w:space="0" w:color="000000"/>
+          <w:left w:val="single" w:sz="4" w:space="0" w:color="000000"/>
+          <w:bottom w:val="single" w:sz="4" w:space="0" w:color="000000"/>
+          <w:right w:val="single" w:sz="4" w:space="0" w:color="000000"/>
+          <w:insideH w:val="single" w:sz="4" w:space="0" w:color="000000"/>
+          <w:insideV w:val="single" w:sz="4" w:space="0" w:color="000000"/>
+        </w:tblBorders>
+        <w:tblLook w:val="04A0" w:firstRow="1" w:lastRow="0" w:firstColumn="1" w:lastColumn="0" w:noHBand="0" w:noVBand="1"/>
+      </w:tblPr>
+      <w:tblGrid>
+        <w:gridCol w:w="6457"/>
+        <w:gridCol w:w="7371"/>
+      </w:tblGrid>
+      <w:tr>
+        <w:tc>
+          <w:tcPr>
+            <w:tcW w:w="6457" w:type="dxa"/>
+          </w:tcPr>
+          <w:p>
+            <w:pPr>
+              <w:spacing w:before="0" w:line="240" w:lineRule="auto"/>
+              <w:jc w:val="center"/>
+              <w:rPr>
+                <w:b/>
+                <w:sz w:val="32"/>
+                <w:szCs w:val="32"/>
+              </w:rPr>
+            </w:pPr>
+            <w:r>
+              <w:rPr>
+                <w:b/>
+                <w:sz w:val="32"/>
+                <w:szCs w:val="32"/>
+              </w:rPr>
+              <w:t>As Printed</w:t>
+            </w:r>
+          </w:p>
+        </w:tc>
+        <w:tc>
+          <w:tcPr>
+            <w:tcW w:w="7371" w:type="dxa"/>
+          </w:tcPr>
+          <w:p>
+            <w:pPr>
+              <w:spacing w:before="0" w:line="240" w:lineRule="auto"/>
+              <w:ind w:right="-18"/>
+              <w:jc w:val="center"/>
+              <w:rPr>
+                <w:b/>
+                <w:sz w:val="32"/>
+                <w:szCs w:val="32"/>
+              </w:rPr>
+            </w:pPr>
+            <w:r>
+              <w:rPr>
+                <w:b/>
+                <w:sz w:val="32"/>
+                <w:szCs w:val="32"/>
+              </w:rPr>
+              <w:t>To be read as or corrected as</w:t>
+            </w:r>
+          </w:p>
+        </w:tc>
+      </w:tr>
+    </w:tbl>
+    <w:p>
+      <w:pPr>
+        <w:spacing w:before="0" w:line="240" w:lineRule="auto"/>
+        <w:rPr>
+          <w:vanish/>
+          <w:sz w:val="32"/>
+          <w:szCs w:val="32"/>
+        </w:rPr>
+      </w:pPr>
+    </w:p>
+    <w:tbl>
+      <w:tblPr>
+        <w:tblW w:w="13921" w:type="dxa"/>
+        <w:tblInd w:w="-743" w:type="dxa"/>
+        <w:tblBorders>
+          <w:top w:val="single" w:sz="4" w:space="0" w:color="000000"/>
+          <w:left w:val="single" w:sz="4" w:space="0" w:color="000000"/>
+          <w:bottom w:val="single" w:sz="4" w:space="0" w:color="000000"/>
+          <w:right w:val="single" w:sz="4" w:space="0" w:color="000000"/>
+          <w:insideH w:val="single" w:sz="4" w:space="0" w:color="000000"/>
+          <w:insideV w:val="single" w:sz="4" w:space="0" w:color="000000"/>
+        </w:tblBorders>
+        <w:tblLook w:val="04A0" w:firstRow="1" w:lastRow="0" w:firstColumn="1" w:lastColumn="0" w:noHBand="0" w:noVBand="1"/>
+      </w:tblPr>
+      <w:tblGrid>
+        <w:gridCol w:w="6408"/>
+        <w:gridCol w:w="7513"/>
+      </w:tblGrid>
+      <w:tr>
+        <w:trPr>
+          <w:trHeight w:val="2600"/>
+        </w:trPr>
+        <w:tc>
+          <w:tcPr>
+            <w:tcW w:w="6408" w:type="dxa"/>
+          </w:tcPr>
+          <w:p>
+            <w:pPr>
+              <w:widowControl w:val="0"/>
+              <w:autoSpaceDE w:val="0"/>
+              <w:autoSpaceDN w:val="0"/>
+              <w:adjustRightInd w:val="0"/>
+              <w:spacing w:line="240" w:lineRule="auto"/>
+              <w:rPr>
+                <w:rFonts w:ascii="BRH Malayalam Extra" w:hAnsi="BRH Malayalam Extra" w:cs="BRH Malayalam Extra"/>
+                <w:color w:val="000000"/>
+                <w:sz w:val="32"/>
+                <w:szCs w:val="40"/>
+              </w:rPr>
+            </w:pPr>
+            <w:r>
+              <w:rPr>
+                <w:rFonts w:cs="BRH Malayalam Extra"/>
+                <w:color w:val="000000"/>
+                <w:szCs w:val="40"/>
+              </w:rPr>
+              <w:t>44</w:t>
+            </w:r>
+            <w:r>
+              <w:rPr>
+                <w:rFonts w:ascii="BRH Malayalam Extra" w:hAnsi="BRH Malayalam Extra" w:cs="BRH Malayalam Extra"/>
+                <w:color w:val="000000"/>
+                <w:sz w:val="32"/>
+                <w:szCs w:val="40"/>
+              </w:rPr>
+              <w:t>)</w:t>
+            </w:r>
+            <w:r>
+              <w:rPr>
+                <w:rFonts w:ascii="BRH Malayalam Extra" w:hAnsi="BRH Malayalam Extra" w:cs="BRH Malayalam Extra"/>
+                <w:color w:val="000000"/>
+                <w:sz w:val="32"/>
+                <w:szCs w:val="40"/>
+              </w:rPr>
+              <w:tab/>
+            </w:r>
+            <w:r>
+              <w:rPr>
+                <w:rFonts w:cs="BRH Malayalam Extra"/>
+                <w:color w:val="000000"/>
+                <w:szCs w:val="40"/>
+              </w:rPr>
+              <w:t>1</w:t>
+            </w:r>
+            <w:r>
+              <w:rPr>
+                <w:rFonts w:ascii="BRH Malayalam Extra" w:hAnsi="BRH Malayalam Extra" w:cs="BRH Malayalam Extra"/>
+                <w:color w:val="000000"/>
+                <w:sz w:val="32"/>
+                <w:szCs w:val="40"/>
+              </w:rPr>
+              <w:t>.</w:t>
+            </w:r>
+            <w:r>
+              <w:rPr>
+                <w:rFonts w:cs="BRH Malayalam Extra"/>
+                <w:color w:val="000000"/>
+                <w:szCs w:val="40"/>
+              </w:rPr>
+              <w:t>1</w:t>
+            </w:r>
+            <w:r>
+              <w:rPr>
+                <w:rFonts w:ascii="BRH Malayalam Extra" w:hAnsi="BRH Malayalam Extra" w:cs="BRH Malayalam Extra"/>
+                <w:color w:val="000000"/>
+                <w:sz w:val="32"/>
+                <w:szCs w:val="40"/>
+              </w:rPr>
+              <w:t>.</w:t>
+            </w:r>
+            <w:r>
+              <w:rPr>
+                <w:rFonts w:cs="BRH Malayalam Extra"/>
+                <w:color w:val="000000"/>
+                <w:szCs w:val="40"/>
+              </w:rPr>
+              <w:t>9</w:t>
+            </w:r>
+            <w:r>
+              <w:rPr>
+                <w:rFonts w:ascii="BRH Malayalam Extra" w:hAnsi="BRH Malayalam Extra" w:cs="BRH Malayalam Extra"/>
+                <w:color w:val="000000"/>
+                <w:sz w:val="32"/>
+                <w:szCs w:val="40"/>
+              </w:rPr>
+              <w:t>.</w:t>
+            </w:r>
+            <w:r>
+              <w:rPr>
+                <w:rFonts w:cs="BRH Malayalam Extra"/>
+                <w:color w:val="000000"/>
+                <w:szCs w:val="40"/>
+              </w:rPr>
+              <w:t>3</w:t>
+            </w:r>
+            <w:r>
+              <w:rPr>
+                <w:rFonts w:ascii="BRH Malayalam Extra" w:hAnsi="BRH Malayalam Extra" w:cs="BRH Malayalam Extra"/>
+                <w:color w:val="000000"/>
+                <w:sz w:val="32"/>
+                <w:szCs w:val="40"/>
+              </w:rPr>
+              <w:t>(</w:t>
+            </w:r>
+            <w:r>
+              <w:rPr>
+                <w:rFonts w:cs="BRH Malayalam Extra"/>
+                <w:color w:val="000000"/>
+                <w:szCs w:val="40"/>
+              </w:rPr>
+              <w:t>41</w:t>
+            </w:r>
+            <w:r>
+              <w:rPr>
+                <w:rFonts w:ascii="BRH Malayalam Extra" w:hAnsi="BRH Malayalam Extra" w:cs="BRH Malayalam Extra"/>
+                <w:color w:val="000000"/>
+                <w:sz w:val="32"/>
+                <w:szCs w:val="40"/>
+              </w:rPr>
+              <w:t>)- D</w:t>
+            </w:r>
+            <w:r>
+              <w:rPr>
+                <w:rFonts w:ascii="BRH Malayalam Extra" w:hAnsi="BRH Malayalam Extra" w:cs="BRH Malayalam Extra"/>
+                <w:color w:val="000000"/>
+                <w:sz w:val="28"/>
+                <w:szCs w:val="40"/>
+              </w:rPr>
+              <w:t>–</w:t>
+            </w:r>
+            <w:r>
+              <w:rPr>
+                <w:rFonts w:ascii="BRH Malayalam Extra" w:hAnsi="BRH Malayalam Extra" w:cs="BRH Malayalam Extra"/>
+                <w:color w:val="000000"/>
+                <w:sz w:val="32"/>
+                <w:szCs w:val="40"/>
+              </w:rPr>
+              <w:t>ªpz | P</w:t>
+            </w:r>
+            <w:r>
+              <w:rPr>
+                <w:rFonts w:ascii="BRH Malayalam Extra" w:hAnsi="BRH Malayalam Extra" w:cs="BRH Malayalam Extra"/>
+                <w:color w:val="000000"/>
+                <w:sz w:val="28"/>
+                <w:szCs w:val="40"/>
+              </w:rPr>
+              <w:t>–</w:t>
+            </w:r>
+            <w:r>
+              <w:rPr>
+                <w:rFonts w:ascii="BRH Malayalam Extra" w:hAnsi="BRH Malayalam Extra" w:cs="BRH Malayalam Extra"/>
+                <w:color w:val="000000"/>
+                <w:sz w:val="32"/>
+                <w:szCs w:val="40"/>
+              </w:rPr>
+              <w:t xml:space="preserve"> | </w:t>
+            </w:r>
+            <w:r>
+              <w:rPr>
+                <w:rFonts w:ascii="BRH Malayalam Extra" w:hAnsi="BRH Malayalam Extra" w:cs="BRH Malayalam Extra"/>
+                <w:color w:val="000000"/>
+                <w:sz w:val="32"/>
+                <w:szCs w:val="40"/>
+                <w:highlight w:val="yellow"/>
+              </w:rPr>
+              <w:t>A</w:t>
+            </w:r>
+            <w:r>
+              <w:rPr>
+                <w:rFonts w:ascii="BRH Malayalam Extra" w:hAnsi="BRH Malayalam Extra" w:cs="BRH Malayalam Extra"/>
+                <w:color w:val="000000"/>
+                <w:sz w:val="28"/>
+                <w:szCs w:val="40"/>
+                <w:highlight w:val="yellow"/>
+              </w:rPr>
+              <w:t>–</w:t>
+            </w:r>
+            <w:r>
+              <w:rPr>
+                <w:rFonts w:ascii="BRH Malayalam Extra" w:hAnsi="BRH Malayalam Extra" w:cs="BRH Malayalam Extra"/>
+                <w:color w:val="000000"/>
+                <w:sz w:val="32"/>
+                <w:szCs w:val="40"/>
+                <w:highlight w:val="yellow"/>
+              </w:rPr>
+              <w:t>sy</w:t>
+            </w:r>
+            <w:r>
+              <w:rPr>
+                <w:rFonts w:ascii="BRH Malayalam Extra" w:hAnsi="BRH Malayalam Extra" w:cs="BRH Malayalam Extra"/>
+                <w:color w:val="000000"/>
+                <w:sz w:val="28"/>
+                <w:szCs w:val="40"/>
+                <w:highlight w:val="yellow"/>
+              </w:rPr>
+              <w:t>–</w:t>
+            </w:r>
+            <w:r>
+              <w:rPr>
+                <w:rFonts w:ascii="BRH Malayalam Extra" w:hAnsi="BRH Malayalam Extra" w:cs="BRH Malayalam Extra"/>
+                <w:color w:val="000000"/>
+                <w:sz w:val="32"/>
+                <w:szCs w:val="40"/>
+              </w:rPr>
+              <w:t xml:space="preserve"> | </w:t>
+            </w:r>
+          </w:p>
+          <w:p>
+            <w:pPr>
+              <w:widowControl w:val="0"/>
+              <w:autoSpaceDE w:val="0"/>
+              <w:autoSpaceDN w:val="0"/>
+              <w:adjustRightInd w:val="0"/>
+              <w:spacing w:line="240" w:lineRule="auto"/>
+              <w:rPr>
+                <w:rFonts w:ascii="BRH Malayalam Extra" w:hAnsi="BRH Malayalam Extra" w:cs="BRH Malayalam Extra"/>
+                <w:color w:val="000000"/>
+                <w:sz w:val="32"/>
+                <w:szCs w:val="40"/>
+              </w:rPr>
+            </w:pPr>
+            <w:r>
+              <w:rPr>
+                <w:rFonts w:ascii="BRH Malayalam Extra" w:hAnsi="BRH Malayalam Extra" w:cs="BRH Malayalam Extra"/>
+                <w:color w:val="000000"/>
+                <w:sz w:val="32"/>
+                <w:szCs w:val="40"/>
+              </w:rPr>
+              <w:t>D</w:t>
+            </w:r>
+            <w:r>
+              <w:rPr>
+                <w:rFonts w:ascii="BRH Malayalam Extra" w:hAnsi="BRH Malayalam Extra" w:cs="BRH Malayalam Extra"/>
+                <w:color w:val="000000"/>
+                <w:sz w:val="28"/>
+                <w:szCs w:val="40"/>
+              </w:rPr>
+              <w:t>–</w:t>
+            </w:r>
+            <w:r>
+              <w:rPr>
+                <w:rFonts w:ascii="BRH Malayalam Extra" w:hAnsi="BRH Malayalam Extra" w:cs="BRH Malayalam Extra"/>
+                <w:color w:val="000000"/>
+                <w:sz w:val="32"/>
+                <w:szCs w:val="40"/>
+              </w:rPr>
+              <w:t>ªpz P— ¥Px</w:t>
+            </w:r>
+            <w:r>
+              <w:rPr>
+                <w:rFonts w:ascii="BRH Malayalam Extra" w:hAnsi="BRH Malayalam Extra" w:cs="BRH Malayalam Extra"/>
+                <w:color w:val="000000"/>
+                <w:sz w:val="28"/>
+                <w:szCs w:val="40"/>
+              </w:rPr>
+              <w:t>–</w:t>
+            </w:r>
+            <w:r>
+              <w:rPr>
+                <w:rFonts w:ascii="BRH Malayalam Extra" w:hAnsi="BRH Malayalam Extra" w:cs="BRH Malayalam Extra"/>
+                <w:color w:val="000000"/>
+                <w:sz w:val="32"/>
+                <w:szCs w:val="40"/>
+              </w:rPr>
+              <w:t xml:space="preserve">ªpõ¡—ªpz </w:t>
+            </w:r>
+            <w:r>
+              <w:rPr>
+                <w:rFonts w:ascii="BRH Malayalam Extra" w:hAnsi="BRH Malayalam Extra" w:cs="BRH Malayalam Extra"/>
+                <w:color w:val="000000"/>
+                <w:sz w:val="32"/>
+                <w:szCs w:val="40"/>
+                <w:highlight w:val="yellow"/>
+              </w:rPr>
+              <w:t>Px</w:t>
+            </w:r>
+            <w:r>
+              <w:rPr>
+                <w:rFonts w:ascii="BRH Malayalam Extra" w:hAnsi="BRH Malayalam Extra" w:cs="BRH Malayalam Extra"/>
+                <w:color w:val="000000"/>
+                <w:sz w:val="32"/>
+                <w:szCs w:val="40"/>
+              </w:rPr>
+              <w:t>˜sõ</w:t>
+            </w:r>
+            <w:r>
+              <w:rPr>
+                <w:rFonts w:ascii="BRH Malayalam Extra" w:hAnsi="BRH Malayalam Extra" w:cs="BRH Malayalam Extra"/>
+                <w:color w:val="000000"/>
+                <w:sz w:val="32"/>
+                <w:szCs w:val="40"/>
+                <w:highlight w:val="yellow"/>
+              </w:rPr>
+              <w:t>sy</w:t>
+            </w:r>
+            <w:r>
+              <w:rPr>
+                <w:rFonts w:ascii="BRH Malayalam Extra" w:hAnsi="BRH Malayalam Extra" w:cs="BRH Malayalam Extra"/>
+                <w:color w:val="000000"/>
+                <w:sz w:val="32"/>
+                <w:szCs w:val="40"/>
+              </w:rPr>
+              <w:t xml:space="preserve"> </w:t>
+            </w:r>
+          </w:p>
+          <w:p>
+            <w:pPr>
+              <w:widowControl w:val="0"/>
+              <w:autoSpaceDE w:val="0"/>
+              <w:autoSpaceDN w:val="0"/>
+              <w:adjustRightInd w:val="0"/>
+              <w:spacing w:line="240" w:lineRule="auto"/>
+              <w:rPr>
+                <w:rFonts w:ascii="BRH Malayalam Extra" w:hAnsi="BRH Malayalam Extra" w:cs="BRH Malayalam Extra"/>
+                <w:color w:val="000000"/>
+                <w:sz w:val="32"/>
+                <w:szCs w:val="40"/>
+              </w:rPr>
+            </w:pPr>
+            <w:r>
+              <w:rPr>
+                <w:rFonts w:ascii="BRH Malayalam Extra" w:hAnsi="BRH Malayalam Extra" w:cs="BRH Malayalam Extra"/>
+                <w:color w:val="000000"/>
+                <w:sz w:val="32"/>
+                <w:szCs w:val="40"/>
+              </w:rPr>
+              <w:t>¥Px</w:t>
+            </w:r>
+            <w:r>
+              <w:rPr>
+                <w:rFonts w:ascii="BRH Malayalam Extra" w:hAnsi="BRH Malayalam Extra" w:cs="BRH Malayalam Extra"/>
+                <w:color w:val="000000"/>
+                <w:sz w:val="28"/>
+                <w:szCs w:val="40"/>
+              </w:rPr>
+              <w:t>–</w:t>
+            </w:r>
+            <w:r>
+              <w:rPr>
+                <w:rFonts w:ascii="BRH Malayalam Extra" w:hAnsi="BRH Malayalam Extra" w:cs="BRH Malayalam Extra"/>
+                <w:color w:val="000000"/>
+                <w:sz w:val="32"/>
+                <w:szCs w:val="40"/>
+              </w:rPr>
+              <w:t xml:space="preserve">ªpõ¡—ªpz </w:t>
+            </w:r>
+            <w:r>
+              <w:rPr>
+                <w:rFonts w:ascii="BRH Malayalam Extra" w:hAnsi="BRH Malayalam Extra" w:cs="BRH Malayalam Extra"/>
+                <w:color w:val="000000"/>
+                <w:sz w:val="32"/>
+                <w:szCs w:val="40"/>
+                <w:highlight w:val="yellow"/>
+              </w:rPr>
+              <w:t>Px—sy</w:t>
+            </w:r>
+            <w:r>
+              <w:rPr>
+                <w:rFonts w:ascii="BRH Malayalam Extra" w:hAnsi="BRH Malayalam Extra" w:cs="BRH Malayalam Extra"/>
+                <w:color w:val="000000"/>
+                <w:sz w:val="32"/>
+                <w:szCs w:val="40"/>
+              </w:rPr>
+              <w:t xml:space="preserve"> | </w:t>
+            </w:r>
+          </w:p>
+          <w:p>
+            <w:pPr>
+              <w:widowControl w:val="0"/>
+              <w:autoSpaceDE w:val="0"/>
+              <w:autoSpaceDN w:val="0"/>
+              <w:adjustRightInd w:val="0"/>
+              <w:spacing w:line="240" w:lineRule="auto"/>
+              <w:rPr>
+                <w:rFonts w:ascii="BRH Malayalam Extra" w:hAnsi="BRH Malayalam Extra" w:cs="BRH Malayalam Extra"/>
+                <w:color w:val="000000"/>
+                <w:sz w:val="32"/>
+                <w:szCs w:val="40"/>
+              </w:rPr>
+            </w:pPr>
+            <w:r>
+              <w:rPr>
+                <w:rFonts w:cs="BRH Malayalam Extra"/>
+                <w:color w:val="000000"/>
+                <w:szCs w:val="40"/>
+              </w:rPr>
+              <w:t>45</w:t>
+            </w:r>
+            <w:r>
+              <w:rPr>
+                <w:rFonts w:ascii="BRH Malayalam Extra" w:hAnsi="BRH Malayalam Extra" w:cs="BRH Malayalam Extra"/>
+                <w:color w:val="000000"/>
+                <w:sz w:val="32"/>
+                <w:szCs w:val="40"/>
+              </w:rPr>
+              <w:t>)</w:t>
+            </w:r>
+            <w:r>
+              <w:rPr>
+                <w:rFonts w:ascii="BRH Malayalam Extra" w:hAnsi="BRH Malayalam Extra" w:cs="BRH Malayalam Extra"/>
+                <w:color w:val="000000"/>
+                <w:sz w:val="32"/>
+                <w:szCs w:val="40"/>
+              </w:rPr>
+              <w:tab/>
+            </w:r>
+            <w:r>
+              <w:rPr>
+                <w:rFonts w:cs="BRH Malayalam Extra"/>
+                <w:color w:val="000000"/>
+                <w:szCs w:val="40"/>
+              </w:rPr>
+              <w:t>1</w:t>
+            </w:r>
+            <w:r>
+              <w:rPr>
+                <w:rFonts w:ascii="BRH Malayalam Extra" w:hAnsi="BRH Malayalam Extra" w:cs="BRH Malayalam Extra"/>
+                <w:color w:val="000000"/>
+                <w:sz w:val="32"/>
+                <w:szCs w:val="40"/>
+              </w:rPr>
+              <w:t>.</w:t>
+            </w:r>
+            <w:r>
+              <w:rPr>
+                <w:rFonts w:cs="BRH Malayalam Extra"/>
+                <w:color w:val="000000"/>
+                <w:szCs w:val="40"/>
+              </w:rPr>
+              <w:t>1</w:t>
+            </w:r>
+            <w:r>
+              <w:rPr>
+                <w:rFonts w:ascii="BRH Malayalam Extra" w:hAnsi="BRH Malayalam Extra" w:cs="BRH Malayalam Extra"/>
+                <w:color w:val="000000"/>
+                <w:sz w:val="32"/>
+                <w:szCs w:val="40"/>
+              </w:rPr>
+              <w:t>.</w:t>
+            </w:r>
+            <w:r>
+              <w:rPr>
+                <w:rFonts w:cs="BRH Malayalam Extra"/>
+                <w:color w:val="000000"/>
+                <w:szCs w:val="40"/>
+              </w:rPr>
+              <w:t>9</w:t>
+            </w:r>
+            <w:r>
+              <w:rPr>
+                <w:rFonts w:ascii="BRH Malayalam Extra" w:hAnsi="BRH Malayalam Extra" w:cs="BRH Malayalam Extra"/>
+                <w:color w:val="000000"/>
+                <w:sz w:val="32"/>
+                <w:szCs w:val="40"/>
+              </w:rPr>
+              <w:t>.</w:t>
+            </w:r>
+            <w:r>
+              <w:rPr>
+                <w:rFonts w:cs="BRH Malayalam Extra"/>
+                <w:color w:val="000000"/>
+                <w:szCs w:val="40"/>
+              </w:rPr>
+              <w:t>3</w:t>
+            </w:r>
+            <w:r>
+              <w:rPr>
+                <w:rFonts w:ascii="BRH Malayalam Extra" w:hAnsi="BRH Malayalam Extra" w:cs="BRH Malayalam Extra"/>
+                <w:color w:val="000000"/>
+                <w:sz w:val="32"/>
+                <w:szCs w:val="40"/>
+              </w:rPr>
+              <w:t>(</w:t>
+            </w:r>
+            <w:r>
+              <w:rPr>
+                <w:rFonts w:cs="BRH Malayalam Extra"/>
+                <w:color w:val="000000"/>
+                <w:szCs w:val="40"/>
+              </w:rPr>
+              <w:t>42</w:t>
+            </w:r>
+            <w:r>
+              <w:rPr>
+                <w:rFonts w:ascii="BRH Malayalam Extra" w:hAnsi="BRH Malayalam Extra" w:cs="BRH Malayalam Extra"/>
+                <w:color w:val="000000"/>
+                <w:sz w:val="32"/>
+                <w:szCs w:val="40"/>
+              </w:rPr>
+              <w:t>)- P</w:t>
+            </w:r>
+            <w:r>
+              <w:rPr>
+                <w:rFonts w:ascii="BRH Malayalam Extra" w:hAnsi="BRH Malayalam Extra" w:cs="BRH Malayalam Extra"/>
+                <w:color w:val="000000"/>
+                <w:sz w:val="28"/>
+                <w:szCs w:val="40"/>
+              </w:rPr>
+              <w:t>–</w:t>
+            </w:r>
+            <w:r>
+              <w:rPr>
+                <w:rFonts w:ascii="BRH Malayalam Extra" w:hAnsi="BRH Malayalam Extra" w:cs="BRH Malayalam Extra"/>
+                <w:color w:val="000000"/>
+                <w:sz w:val="32"/>
+                <w:szCs w:val="40"/>
+              </w:rPr>
+              <w:t xml:space="preserve"> | </w:t>
+            </w:r>
+            <w:r>
+              <w:rPr>
+                <w:rFonts w:ascii="BRH Malayalam Extra" w:hAnsi="BRH Malayalam Extra" w:cs="BRH Malayalam Extra"/>
+                <w:color w:val="000000"/>
+                <w:sz w:val="32"/>
+                <w:szCs w:val="40"/>
+                <w:highlight w:val="yellow"/>
+              </w:rPr>
+              <w:t>A</w:t>
+            </w:r>
+            <w:r>
+              <w:rPr>
+                <w:rFonts w:ascii="BRH Malayalam Extra" w:hAnsi="BRH Malayalam Extra" w:cs="BRH Malayalam Extra"/>
+                <w:color w:val="000000"/>
+                <w:sz w:val="28"/>
+                <w:szCs w:val="40"/>
+                <w:highlight w:val="yellow"/>
+              </w:rPr>
+              <w:t>–</w:t>
+            </w:r>
+            <w:r>
+              <w:rPr>
+                <w:rFonts w:ascii="BRH Malayalam Extra" w:hAnsi="BRH Malayalam Extra" w:cs="BRH Malayalam Extra"/>
+                <w:color w:val="000000"/>
+                <w:sz w:val="32"/>
+                <w:szCs w:val="40"/>
+                <w:highlight w:val="yellow"/>
+              </w:rPr>
+              <w:t>sy</w:t>
+            </w:r>
+            <w:r>
+              <w:rPr>
+                <w:rFonts w:ascii="BRH Malayalam Extra" w:hAnsi="BRH Malayalam Extra" w:cs="BRH Malayalam Extra"/>
+                <w:color w:val="000000"/>
+                <w:sz w:val="28"/>
+                <w:szCs w:val="40"/>
+              </w:rPr>
+              <w:t>–</w:t>
+            </w:r>
+            <w:r>
+              <w:rPr>
+                <w:rFonts w:ascii="BRH Malayalam Extra" w:hAnsi="BRH Malayalam Extra" w:cs="BRH Malayalam Extra"/>
+                <w:color w:val="000000"/>
+                <w:sz w:val="32"/>
+                <w:szCs w:val="40"/>
+              </w:rPr>
+              <w:t xml:space="preserve"> | psûz˜ |</w:t>
+            </w:r>
+          </w:p>
+          <w:p>
+            <w:pPr>
+              <w:widowControl w:val="0"/>
+              <w:autoSpaceDE w:val="0"/>
+              <w:autoSpaceDN w:val="0"/>
+              <w:adjustRightInd w:val="0"/>
+              <w:spacing w:line="240" w:lineRule="auto"/>
+              <w:rPr>
+                <w:rFonts w:ascii="BRH Malayalam Extra" w:hAnsi="BRH Malayalam Extra" w:cs="BRH Malayalam Extra"/>
+                <w:color w:val="000000"/>
+                <w:sz w:val="32"/>
+                <w:szCs w:val="40"/>
+              </w:rPr>
+            </w:pPr>
+            <w:r>
+              <w:rPr>
+                <w:rFonts w:ascii="BRH Malayalam Extra" w:hAnsi="BRH Malayalam Extra" w:cs="BRH Malayalam Extra"/>
+                <w:color w:val="000000"/>
+                <w:sz w:val="32"/>
+                <w:szCs w:val="40"/>
+                <w:highlight w:val="yellow"/>
+              </w:rPr>
+              <w:t>Px</w:t>
+            </w:r>
+            <w:r>
+              <w:rPr>
+                <w:rFonts w:ascii="BRH Malayalam Extra" w:hAnsi="BRH Malayalam Extra" w:cs="BRH Malayalam Extra"/>
+                <w:color w:val="000000"/>
+                <w:sz w:val="28"/>
+                <w:szCs w:val="40"/>
+                <w:highlight w:val="yellow"/>
+              </w:rPr>
+              <w:t>–</w:t>
+            </w:r>
+            <w:r>
+              <w:rPr>
+                <w:rFonts w:ascii="BRH Malayalam Extra" w:hAnsi="BRH Malayalam Extra" w:cs="BRH Malayalam Extra"/>
+                <w:color w:val="000000"/>
+                <w:sz w:val="32"/>
+                <w:szCs w:val="40"/>
+                <w:highlight w:val="yellow"/>
+              </w:rPr>
+              <w:t>sõ</w:t>
+            </w:r>
+            <w:r>
+              <w:rPr>
+                <w:rFonts w:ascii="BRH Malayalam Extra" w:hAnsi="BRH Malayalam Extra" w:cs="BRH Malayalam Extra"/>
+                <w:color w:val="000000"/>
+                <w:sz w:val="28"/>
+                <w:szCs w:val="40"/>
+                <w:highlight w:val="yellow"/>
+              </w:rPr>
+              <w:t>–</w:t>
+            </w:r>
+            <w:r>
+              <w:rPr>
+                <w:rFonts w:ascii="BRH Malayalam Extra" w:hAnsi="BRH Malayalam Extra" w:cs="BRH Malayalam Extra"/>
+                <w:color w:val="000000"/>
+                <w:sz w:val="32"/>
+                <w:szCs w:val="40"/>
+                <w:highlight w:val="yellow"/>
+              </w:rPr>
+              <w:t>sy</w:t>
+            </w:r>
+            <w:r>
+              <w:rPr>
+                <w:rFonts w:ascii="BRH Malayalam Extra" w:hAnsi="BRH Malayalam Extra" w:cs="BRH Malayalam Extra"/>
+                <w:color w:val="000000"/>
+                <w:sz w:val="28"/>
+                <w:szCs w:val="40"/>
+              </w:rPr>
+              <w:t>–</w:t>
+            </w:r>
+            <w:r>
+              <w:rPr>
+                <w:rFonts w:ascii="BRH Malayalam Extra" w:hAnsi="BRH Malayalam Extra" w:cs="BRH Malayalam Extra"/>
+                <w:color w:val="000000"/>
+                <w:sz w:val="32"/>
+                <w:szCs w:val="40"/>
+              </w:rPr>
+              <w:t xml:space="preserve"> P</w:t>
+            </w:r>
+            <w:r>
+              <w:rPr>
+                <w:rFonts w:ascii="BRH Malayalam Extra" w:hAnsi="BRH Malayalam Extra" w:cs="BRH Malayalam Extra"/>
+                <w:color w:val="000000"/>
+                <w:sz w:val="28"/>
+                <w:szCs w:val="40"/>
+              </w:rPr>
+              <w:t>–</w:t>
+            </w:r>
+            <w:r>
+              <w:rPr>
+                <w:rFonts w:ascii="BRH Malayalam Extra" w:hAnsi="BRH Malayalam Extra" w:cs="BRH Malayalam Extra"/>
+                <w:color w:val="000000"/>
+                <w:sz w:val="32"/>
+                <w:szCs w:val="40"/>
+              </w:rPr>
+              <w:t xml:space="preserve"> </w:t>
+            </w:r>
+            <w:r>
+              <w:rPr>
+                <w:rFonts w:ascii="BRH Malayalam Extra" w:hAnsi="BRH Malayalam Extra" w:cs="BRH Malayalam Extra"/>
+                <w:color w:val="000000"/>
+                <w:sz w:val="32"/>
+                <w:szCs w:val="40"/>
+                <w:highlight w:val="yellow"/>
+              </w:rPr>
+              <w:t>Px</w:t>
+            </w:r>
+            <w:r>
+              <w:rPr>
+                <w:rFonts w:ascii="BRH Malayalam Extra" w:hAnsi="BRH Malayalam Extra" w:cs="BRH Malayalam Extra"/>
+                <w:color w:val="000000"/>
+                <w:sz w:val="28"/>
+                <w:szCs w:val="40"/>
+              </w:rPr>
+              <w:t>–</w:t>
+            </w:r>
+            <w:r>
+              <w:rPr>
+                <w:rFonts w:ascii="BRH Malayalam Extra" w:hAnsi="BRH Malayalam Extra" w:cs="BRH Malayalam Extra"/>
+                <w:color w:val="000000"/>
+                <w:sz w:val="32"/>
+                <w:szCs w:val="40"/>
+              </w:rPr>
+              <w:t>sy</w:t>
+            </w:r>
+            <w:r>
+              <w:rPr>
+                <w:rFonts w:ascii="BRH Malayalam Extra" w:hAnsi="BRH Malayalam Extra" w:cs="BRH Malayalam Extra"/>
+                <w:color w:val="000000"/>
+                <w:sz w:val="28"/>
+                <w:szCs w:val="40"/>
+              </w:rPr>
+              <w:t>–</w:t>
+            </w:r>
+            <w:r>
+              <w:rPr>
+                <w:rFonts w:ascii="BRH Malayalam Extra" w:hAnsi="BRH Malayalam Extra" w:cs="BRH Malayalam Extra"/>
+                <w:color w:val="000000"/>
+                <w:sz w:val="32"/>
+                <w:szCs w:val="40"/>
+              </w:rPr>
+              <w:t xml:space="preserve"> psûz</w:t>
+            </w:r>
+            <w:r>
+              <w:rPr>
+                <w:rFonts w:ascii="BRH Malayalam Extra" w:hAnsi="BRH Malayalam Extra" w:cs="BRH Malayalam Extra"/>
+                <w:color w:val="000000"/>
+                <w:sz w:val="28"/>
+                <w:szCs w:val="40"/>
+              </w:rPr>
+              <w:t>–</w:t>
+            </w:r>
+            <w:r>
+              <w:rPr>
+                <w:rFonts w:ascii="BRH Malayalam Extra" w:hAnsi="BRH Malayalam Extra" w:cs="BRH Malayalam Extra"/>
+                <w:color w:val="000000"/>
+                <w:sz w:val="32"/>
+                <w:szCs w:val="40"/>
+              </w:rPr>
+              <w:t xml:space="preserve"> p</w:t>
+            </w:r>
+            <w:r>
+              <w:rPr>
+                <w:rFonts w:ascii="BRH Malayalam Extra" w:hAnsi="BRH Malayalam Extra" w:cs="BRH Malayalam Extra"/>
+                <w:color w:val="000000"/>
+                <w:sz w:val="32"/>
+                <w:szCs w:val="40"/>
+                <w:highlight w:val="yellow"/>
+              </w:rPr>
+              <w:t>sûõ—sy</w:t>
+            </w:r>
+            <w:r>
+              <w:rPr>
+                <w:rFonts w:ascii="BRH Malayalam Extra" w:hAnsi="BRH Malayalam Extra" w:cs="BRH Malayalam Extra"/>
+                <w:color w:val="000000"/>
+                <w:sz w:val="32"/>
+                <w:szCs w:val="40"/>
+              </w:rPr>
+              <w:t xml:space="preserve"> </w:t>
+            </w:r>
+            <w:r>
+              <w:rPr>
+                <w:rFonts w:ascii="BRH Malayalam Extra" w:hAnsi="BRH Malayalam Extra" w:cs="BRH Malayalam Extra"/>
+                <w:color w:val="000000"/>
+                <w:sz w:val="32"/>
+                <w:szCs w:val="40"/>
+                <w:highlight w:val="yellow"/>
+              </w:rPr>
+              <w:t>P</w:t>
+            </w:r>
+            <w:r>
+              <w:rPr>
+                <w:rFonts w:ascii="BRH Malayalam Extra" w:hAnsi="BRH Malayalam Extra" w:cs="BRH Malayalam Extra"/>
+                <w:color w:val="000000"/>
+                <w:sz w:val="32"/>
+                <w:szCs w:val="40"/>
+              </w:rPr>
+              <w:t xml:space="preserve"> Pxsy</w:t>
+            </w:r>
+            <w:r>
+              <w:rPr>
+                <w:rFonts w:ascii="BRH Malayalam Extra" w:hAnsi="BRH Malayalam Extra" w:cs="BRH Malayalam Extra"/>
+                <w:color w:val="000000"/>
+                <w:sz w:val="28"/>
+                <w:szCs w:val="40"/>
+              </w:rPr>
+              <w:t>–</w:t>
+            </w:r>
+            <w:r>
+              <w:rPr>
+                <w:rFonts w:ascii="BRH Malayalam Extra" w:hAnsi="BRH Malayalam Extra" w:cs="BRH Malayalam Extra"/>
+                <w:color w:val="000000"/>
+                <w:sz w:val="32"/>
+                <w:szCs w:val="40"/>
+              </w:rPr>
+              <w:t xml:space="preserve"> psûz˜ | </w:t>
+            </w:r>
+          </w:p>
+          <w:p>
+            <w:pPr>
+              <w:widowControl w:val="0"/>
+              <w:autoSpaceDE w:val="0"/>
+              <w:autoSpaceDN w:val="0"/>
+              <w:adjustRightInd w:val="0"/>
+              <w:spacing w:line="240" w:lineRule="auto"/>
+              <w:rPr>
+                <w:rFonts w:ascii="BRH Malayalam Extra" w:hAnsi="BRH Malayalam Extra" w:cs="BRH Malayalam Extra"/>
+                <w:color w:val="000000"/>
+                <w:sz w:val="32"/>
+                <w:szCs w:val="40"/>
+              </w:rPr>
+            </w:pPr>
+            <w:r>
+              <w:rPr>
+                <w:rFonts w:cs="BRH Malayalam Extra"/>
+                <w:color w:val="000000"/>
+                <w:szCs w:val="40"/>
+              </w:rPr>
+              <w:t>46</w:t>
+            </w:r>
+            <w:r>
+              <w:rPr>
+                <w:rFonts w:ascii="BRH Malayalam Extra" w:hAnsi="BRH Malayalam Extra" w:cs="BRH Malayalam Extra"/>
+                <w:color w:val="000000"/>
+                <w:sz w:val="32"/>
+                <w:szCs w:val="40"/>
+              </w:rPr>
+              <w:t>)</w:t>
+            </w:r>
+            <w:r>
+              <w:rPr>
+                <w:rFonts w:ascii="BRH Malayalam Extra" w:hAnsi="BRH Malayalam Extra" w:cs="BRH Malayalam Extra"/>
+                <w:color w:val="000000"/>
+                <w:sz w:val="32"/>
+                <w:szCs w:val="40"/>
+              </w:rPr>
+              <w:tab/>
+            </w:r>
+            <w:r>
+              <w:rPr>
+                <w:rFonts w:cs="BRH Malayalam Extra"/>
+                <w:color w:val="000000"/>
+                <w:szCs w:val="40"/>
+              </w:rPr>
+              <w:t>1</w:t>
+            </w:r>
+            <w:r>
+              <w:rPr>
+                <w:rFonts w:ascii="BRH Malayalam Extra" w:hAnsi="BRH Malayalam Extra" w:cs="BRH Malayalam Extra"/>
+                <w:color w:val="000000"/>
+                <w:sz w:val="32"/>
+                <w:szCs w:val="40"/>
+              </w:rPr>
+              <w:t>.</w:t>
+            </w:r>
+            <w:r>
+              <w:rPr>
+                <w:rFonts w:cs="BRH Malayalam Extra"/>
+                <w:color w:val="000000"/>
+                <w:szCs w:val="40"/>
+              </w:rPr>
+              <w:t>1</w:t>
+            </w:r>
+            <w:r>
+              <w:rPr>
+                <w:rFonts w:ascii="BRH Malayalam Extra" w:hAnsi="BRH Malayalam Extra" w:cs="BRH Malayalam Extra"/>
+                <w:color w:val="000000"/>
+                <w:sz w:val="32"/>
+                <w:szCs w:val="40"/>
+              </w:rPr>
+              <w:t>.</w:t>
+            </w:r>
+            <w:r>
+              <w:rPr>
+                <w:rFonts w:cs="BRH Malayalam Extra"/>
+                <w:color w:val="000000"/>
+                <w:szCs w:val="40"/>
+              </w:rPr>
+              <w:t>9</w:t>
+            </w:r>
+            <w:r>
+              <w:rPr>
+                <w:rFonts w:ascii="BRH Malayalam Extra" w:hAnsi="BRH Malayalam Extra" w:cs="BRH Malayalam Extra"/>
+                <w:color w:val="000000"/>
+                <w:sz w:val="32"/>
+                <w:szCs w:val="40"/>
+              </w:rPr>
+              <w:t>.</w:t>
+            </w:r>
+            <w:r>
+              <w:rPr>
+                <w:rFonts w:cs="BRH Malayalam Extra"/>
+                <w:color w:val="000000"/>
+                <w:szCs w:val="40"/>
+              </w:rPr>
+              <w:t>3</w:t>
+            </w:r>
+            <w:r>
+              <w:rPr>
+                <w:rFonts w:ascii="BRH Malayalam Extra" w:hAnsi="BRH Malayalam Extra" w:cs="BRH Malayalam Extra"/>
+                <w:color w:val="000000"/>
+                <w:sz w:val="32"/>
+                <w:szCs w:val="40"/>
+              </w:rPr>
+              <w:t>(</w:t>
+            </w:r>
+            <w:r>
+              <w:rPr>
+                <w:rFonts w:cs="BRH Malayalam Extra"/>
+                <w:color w:val="000000"/>
+                <w:szCs w:val="40"/>
+              </w:rPr>
+              <w:t>43</w:t>
+            </w:r>
+            <w:r>
+              <w:rPr>
+                <w:rFonts w:ascii="BRH Malayalam Extra" w:hAnsi="BRH Malayalam Extra" w:cs="BRH Malayalam Extra"/>
+                <w:color w:val="000000"/>
+                <w:sz w:val="32"/>
+                <w:szCs w:val="40"/>
+              </w:rPr>
+              <w:t xml:space="preserve">)- </w:t>
+            </w:r>
+            <w:r>
+              <w:rPr>
+                <w:rFonts w:ascii="BRH Malayalam Extra" w:hAnsi="BRH Malayalam Extra" w:cs="BRH Malayalam Extra"/>
+                <w:color w:val="000000"/>
+                <w:sz w:val="32"/>
+                <w:szCs w:val="40"/>
+                <w:highlight w:val="yellow"/>
+              </w:rPr>
+              <w:t>A</w:t>
+            </w:r>
+            <w:r>
+              <w:rPr>
+                <w:rFonts w:ascii="BRH Malayalam Extra" w:hAnsi="BRH Malayalam Extra" w:cs="BRH Malayalam Extra"/>
+                <w:color w:val="000000"/>
+                <w:sz w:val="28"/>
+                <w:szCs w:val="40"/>
+                <w:highlight w:val="yellow"/>
+              </w:rPr>
+              <w:t>–</w:t>
+            </w:r>
+            <w:r>
+              <w:rPr>
+                <w:rFonts w:ascii="BRH Malayalam Extra" w:hAnsi="BRH Malayalam Extra" w:cs="BRH Malayalam Extra"/>
+                <w:color w:val="000000"/>
+                <w:sz w:val="32"/>
+                <w:szCs w:val="40"/>
+                <w:highlight w:val="yellow"/>
+              </w:rPr>
+              <w:t>sy</w:t>
+            </w:r>
+            <w:r>
+              <w:rPr>
+                <w:rFonts w:ascii="BRH Malayalam Extra" w:hAnsi="BRH Malayalam Extra" w:cs="BRH Malayalam Extra"/>
+                <w:color w:val="000000"/>
+                <w:sz w:val="28"/>
+                <w:szCs w:val="40"/>
+              </w:rPr>
+              <w:t>–</w:t>
+            </w:r>
+            <w:r>
+              <w:rPr>
+                <w:rFonts w:ascii="BRH Malayalam Extra" w:hAnsi="BRH Malayalam Extra" w:cs="BRH Malayalam Extra"/>
+                <w:color w:val="000000"/>
+                <w:sz w:val="32"/>
+                <w:szCs w:val="40"/>
+              </w:rPr>
+              <w:t xml:space="preserve"> | psûz˜ | P</w:t>
+            </w:r>
+            <w:r>
+              <w:rPr>
+                <w:rFonts w:ascii="BRH Malayalam Extra" w:hAnsi="BRH Malayalam Extra" w:cs="BRH Malayalam Extra"/>
+                <w:color w:val="000000"/>
+                <w:sz w:val="28"/>
+                <w:szCs w:val="40"/>
+              </w:rPr>
+              <w:t>–</w:t>
+            </w:r>
+            <w:r>
+              <w:rPr>
+                <w:rFonts w:ascii="BRH Malayalam Extra" w:hAnsi="BRH Malayalam Extra" w:cs="BRH Malayalam Extra"/>
+                <w:color w:val="000000"/>
+                <w:sz w:val="32"/>
+                <w:szCs w:val="40"/>
+              </w:rPr>
+              <w:t xml:space="preserve"> |</w:t>
+            </w:r>
+          </w:p>
+          <w:p>
+            <w:pPr>
+              <w:widowControl w:val="0"/>
+              <w:autoSpaceDE w:val="0"/>
+              <w:autoSpaceDN w:val="0"/>
+              <w:adjustRightInd w:val="0"/>
+              <w:spacing w:line="240" w:lineRule="auto"/>
+              <w:rPr>
+                <w:rFonts w:ascii="BRH Malayalam Extra" w:hAnsi="BRH Malayalam Extra" w:cs="BRH Malayalam Extra"/>
+                <w:color w:val="000000"/>
+                <w:sz w:val="32"/>
+                <w:szCs w:val="40"/>
+              </w:rPr>
+            </w:pPr>
+            <w:r>
+              <w:rPr>
+                <w:rFonts w:ascii="BRH Malayalam Extra" w:hAnsi="BRH Malayalam Extra" w:cs="BRH Malayalam Extra"/>
+                <w:color w:val="000000"/>
+                <w:sz w:val="32"/>
+                <w:szCs w:val="40"/>
+                <w:highlight w:val="yellow"/>
+              </w:rPr>
+              <w:t>A</w:t>
+            </w:r>
+            <w:r>
+              <w:rPr>
+                <w:rFonts w:ascii="BRH Malayalam Extra" w:hAnsi="BRH Malayalam Extra" w:cs="BRH Malayalam Extra"/>
+                <w:color w:val="000000"/>
+                <w:sz w:val="28"/>
+                <w:szCs w:val="40"/>
+              </w:rPr>
+              <w:t>–</w:t>
+            </w:r>
+            <w:r>
+              <w:rPr>
+                <w:rFonts w:ascii="BRH Malayalam Extra" w:hAnsi="BRH Malayalam Extra" w:cs="BRH Malayalam Extra"/>
+                <w:color w:val="000000"/>
+                <w:sz w:val="32"/>
+                <w:szCs w:val="40"/>
+              </w:rPr>
+              <w:t>sy</w:t>
+            </w:r>
+            <w:r>
+              <w:rPr>
+                <w:rFonts w:ascii="BRH Malayalam Extra" w:hAnsi="BRH Malayalam Extra" w:cs="BRH Malayalam Extra"/>
+                <w:color w:val="000000"/>
+                <w:sz w:val="28"/>
+                <w:szCs w:val="40"/>
+              </w:rPr>
+              <w:t>–</w:t>
+            </w:r>
+            <w:r>
+              <w:rPr>
+                <w:rFonts w:ascii="BRH Malayalam Extra" w:hAnsi="BRH Malayalam Extra" w:cs="BRH Malayalam Extra"/>
+                <w:color w:val="000000"/>
+                <w:sz w:val="32"/>
+                <w:szCs w:val="40"/>
+              </w:rPr>
+              <w:t xml:space="preserve"> psûz</w:t>
+            </w:r>
+            <w:r>
+              <w:rPr>
+                <w:rFonts w:ascii="BRH Malayalam Extra" w:hAnsi="BRH Malayalam Extra" w:cs="BRH Malayalam Extra"/>
+                <w:color w:val="000000"/>
+                <w:sz w:val="28"/>
+                <w:szCs w:val="40"/>
+              </w:rPr>
+              <w:t>–</w:t>
+            </w:r>
+            <w:r>
+              <w:rPr>
+                <w:rFonts w:ascii="BRH Malayalam Extra" w:hAnsi="BRH Malayalam Extra" w:cs="BRH Malayalam Extra"/>
+                <w:color w:val="000000"/>
+                <w:sz w:val="32"/>
+                <w:szCs w:val="40"/>
+              </w:rPr>
+              <w:t xml:space="preserve"> p</w:t>
+            </w:r>
+            <w:r>
+              <w:rPr>
+                <w:rFonts w:ascii="BRH Malayalam Extra" w:hAnsi="BRH Malayalam Extra" w:cs="BRH Malayalam Extra"/>
+                <w:color w:val="000000"/>
+                <w:sz w:val="32"/>
+                <w:szCs w:val="40"/>
+                <w:highlight w:val="yellow"/>
+              </w:rPr>
+              <w:t>sûõ</w:t>
+            </w:r>
+            <w:r>
+              <w:rPr>
+                <w:rFonts w:ascii="BRH Malayalam Extra" w:hAnsi="BRH Malayalam Extra" w:cs="BRH Malayalam Extra"/>
+                <w:color w:val="000000"/>
+                <w:sz w:val="32"/>
+                <w:szCs w:val="40"/>
+              </w:rPr>
+              <w:t>—sõsy</w:t>
+            </w:r>
+            <w:r>
+              <w:rPr>
+                <w:rFonts w:ascii="BRH Malayalam Extra" w:hAnsi="BRH Malayalam Extra" w:cs="BRH Malayalam Extra"/>
+                <w:color w:val="000000"/>
+                <w:sz w:val="28"/>
+                <w:szCs w:val="40"/>
+              </w:rPr>
+              <w:t>–</w:t>
+            </w:r>
+            <w:r>
+              <w:rPr>
+                <w:rFonts w:ascii="BRH Malayalam Extra" w:hAnsi="BRH Malayalam Extra" w:cs="BRH Malayalam Extra"/>
+                <w:color w:val="000000"/>
+                <w:sz w:val="32"/>
+                <w:szCs w:val="40"/>
+              </w:rPr>
+              <w:t xml:space="preserve"> psûz— P </w:t>
+            </w:r>
+          </w:p>
+          <w:p>
+            <w:pPr>
+              <w:widowControl w:val="0"/>
+              <w:autoSpaceDE w:val="0"/>
+              <w:autoSpaceDN w:val="0"/>
+              <w:adjustRightInd w:val="0"/>
+              <w:spacing w:line="240" w:lineRule="auto"/>
+              <w:rPr>
+                <w:rFonts w:ascii="BRH Malayalam Extra" w:hAnsi="BRH Malayalam Extra" w:cs="BRH Malayalam Extra"/>
+                <w:sz w:val="28"/>
+                <w:szCs w:val="36"/>
+              </w:rPr>
+            </w:pPr>
+            <w:r>
+              <w:rPr>
+                <w:rFonts w:ascii="BRH Malayalam Extra" w:hAnsi="BRH Malayalam Extra" w:cs="BRH Malayalam Extra"/>
+                <w:color w:val="000000"/>
+                <w:sz w:val="32"/>
+                <w:szCs w:val="40"/>
+              </w:rPr>
+              <w:t>P</w:t>
+            </w:r>
+            <w:r>
+              <w:rPr>
+                <w:rFonts w:ascii="BRH Malayalam Extra" w:hAnsi="BRH Malayalam Extra" w:cs="BRH Malayalam Extra"/>
+                <w:color w:val="000000"/>
+                <w:sz w:val="28"/>
+                <w:szCs w:val="40"/>
+              </w:rPr>
+              <w:t>–</w:t>
+            </w:r>
+            <w:r>
+              <w:rPr>
+                <w:rFonts w:ascii="BRH Malayalam Extra" w:hAnsi="BRH Malayalam Extra" w:cs="BRH Malayalam Extra"/>
+                <w:color w:val="000000"/>
+                <w:sz w:val="32"/>
+                <w:szCs w:val="40"/>
+              </w:rPr>
+              <w:t xml:space="preserve"> p</w:t>
+            </w:r>
+            <w:r>
+              <w:rPr>
+                <w:rFonts w:ascii="BRH Malayalam Extra" w:hAnsi="BRH Malayalam Extra" w:cs="BRH Malayalam Extra"/>
+                <w:color w:val="000000"/>
+                <w:sz w:val="32"/>
+                <w:szCs w:val="40"/>
+                <w:highlight w:val="yellow"/>
+              </w:rPr>
+              <w:t>sûõ</w:t>
+            </w:r>
+            <w:r>
+              <w:rPr>
+                <w:rFonts w:ascii="BRH Malayalam Extra" w:hAnsi="BRH Malayalam Extra" w:cs="BRH Malayalam Extra"/>
+                <w:color w:val="000000"/>
+                <w:sz w:val="32"/>
+                <w:szCs w:val="40"/>
+              </w:rPr>
+              <w:t>—sõsy</w:t>
+            </w:r>
+            <w:r>
+              <w:rPr>
+                <w:rFonts w:ascii="BRH Malayalam Extra" w:hAnsi="BRH Malayalam Extra" w:cs="BRH Malayalam Extra"/>
+                <w:color w:val="000000"/>
+                <w:sz w:val="28"/>
+                <w:szCs w:val="40"/>
+              </w:rPr>
+              <w:t>–</w:t>
+            </w:r>
+            <w:r>
+              <w:rPr>
+                <w:rFonts w:ascii="BRH Malayalam Extra" w:hAnsi="BRH Malayalam Extra" w:cs="BRH Malayalam Extra"/>
+                <w:color w:val="000000"/>
+                <w:sz w:val="32"/>
+                <w:szCs w:val="40"/>
+              </w:rPr>
+              <w:t xml:space="preserve"> psûz— P | </w:t>
+            </w:r>
+          </w:p>
+        </w:tc>
+        <w:tc>
+          <w:tcPr>
+            <w:tcW w:w="7513" w:type="dxa"/>
+          </w:tcPr>
+          <w:p>
+            <w:pPr>
+              <w:widowControl w:val="0"/>
+              <w:autoSpaceDE w:val="0"/>
+              <w:autoSpaceDN w:val="0"/>
+              <w:adjustRightInd w:val="0"/>
+              <w:spacing w:line="240" w:lineRule="auto"/>
+              <w:rPr>
+                <w:rFonts w:ascii="BRH Malayalam Extra" w:hAnsi="BRH Malayalam Extra" w:cs="BRH Malayalam Extra"/>
+                <w:color w:val="000000"/>
+                <w:sz w:val="32"/>
+                <w:szCs w:val="40"/>
+              </w:rPr>
+            </w:pPr>
+            <w:r>
+              <w:rPr>
+                <w:rFonts w:cs="BRH Malayalam Extra"/>
+                <w:color w:val="000000"/>
+                <w:szCs w:val="40"/>
+              </w:rPr>
+              <w:t>44</w:t>
+            </w:r>
+            <w:r>
+              <w:rPr>
+                <w:rFonts w:ascii="BRH Malayalam Extra" w:hAnsi="BRH Malayalam Extra" w:cs="BRH Malayalam Extra"/>
+                <w:color w:val="000000"/>
+                <w:sz w:val="32"/>
+                <w:szCs w:val="40"/>
+              </w:rPr>
+              <w:t>)</w:t>
+            </w:r>
+            <w:r>
+              <w:rPr>
+                <w:rFonts w:ascii="BRH Malayalam Extra" w:hAnsi="BRH Malayalam Extra" w:cs="BRH Malayalam Extra"/>
+                <w:color w:val="000000"/>
+                <w:sz w:val="32"/>
+                <w:szCs w:val="40"/>
+              </w:rPr>
+              <w:tab/>
+            </w:r>
+            <w:r>
+              <w:rPr>
+                <w:rFonts w:cs="BRH Malayalam Extra"/>
+                <w:color w:val="000000"/>
+                <w:szCs w:val="40"/>
+              </w:rPr>
+              <w:t>1</w:t>
+            </w:r>
+            <w:r>
+              <w:rPr>
+                <w:rFonts w:ascii="BRH Malayalam Extra" w:hAnsi="BRH Malayalam Extra" w:cs="BRH Malayalam Extra"/>
+                <w:color w:val="000000"/>
+                <w:sz w:val="32"/>
+                <w:szCs w:val="40"/>
+              </w:rPr>
+              <w:t>.</w:t>
+            </w:r>
+            <w:r>
+              <w:rPr>
+                <w:rFonts w:cs="BRH Malayalam Extra"/>
+                <w:color w:val="000000"/>
+                <w:szCs w:val="40"/>
+              </w:rPr>
+              <w:t>1</w:t>
+            </w:r>
+            <w:r>
+              <w:rPr>
+                <w:rFonts w:ascii="BRH Malayalam Extra" w:hAnsi="BRH Malayalam Extra" w:cs="BRH Malayalam Extra"/>
+                <w:color w:val="000000"/>
+                <w:sz w:val="32"/>
+                <w:szCs w:val="40"/>
+              </w:rPr>
+              <w:t>.</w:t>
+            </w:r>
+            <w:r>
+              <w:rPr>
+                <w:rFonts w:cs="BRH Malayalam Extra"/>
+                <w:color w:val="000000"/>
+                <w:szCs w:val="40"/>
+              </w:rPr>
+              <w:t>9</w:t>
+            </w:r>
+            <w:r>
+              <w:rPr>
+                <w:rFonts w:ascii="BRH Malayalam Extra" w:hAnsi="BRH Malayalam Extra" w:cs="BRH Malayalam Extra"/>
+                <w:color w:val="000000"/>
+                <w:sz w:val="32"/>
+                <w:szCs w:val="40"/>
+              </w:rPr>
+              <w:t>.</w:t>
+            </w:r>
+            <w:r>
+              <w:rPr>
+                <w:rFonts w:cs="BRH Malayalam Extra"/>
+                <w:color w:val="000000"/>
+                <w:szCs w:val="40"/>
+              </w:rPr>
+              <w:t>3</w:t>
+            </w:r>
+            <w:r>
+              <w:rPr>
+                <w:rFonts w:ascii="BRH Malayalam Extra" w:hAnsi="BRH Malayalam Extra" w:cs="BRH Malayalam Extra"/>
+                <w:color w:val="000000"/>
+                <w:sz w:val="32"/>
+                <w:szCs w:val="40"/>
+              </w:rPr>
+              <w:t>(</w:t>
+            </w:r>
+            <w:r>
+              <w:rPr>
+                <w:rFonts w:cs="BRH Malayalam Extra"/>
+                <w:color w:val="000000"/>
+                <w:szCs w:val="40"/>
+              </w:rPr>
+              <w:t>41</w:t>
+            </w:r>
+            <w:r>
+              <w:rPr>
+                <w:rFonts w:ascii="BRH Malayalam Extra" w:hAnsi="BRH Malayalam Extra" w:cs="BRH Malayalam Extra"/>
+                <w:color w:val="000000"/>
+                <w:sz w:val="32"/>
+                <w:szCs w:val="40"/>
+              </w:rPr>
+              <w:t>)- D</w:t>
+            </w:r>
+            <w:r>
+              <w:rPr>
+                <w:rFonts w:ascii="BRH Malayalam Extra" w:hAnsi="BRH Malayalam Extra" w:cs="BRH Malayalam Extra"/>
+                <w:color w:val="000000"/>
+                <w:sz w:val="28"/>
+                <w:szCs w:val="40"/>
+              </w:rPr>
+              <w:t>–</w:t>
+            </w:r>
+            <w:r>
+              <w:rPr>
+                <w:rFonts w:ascii="BRH Malayalam Extra" w:hAnsi="BRH Malayalam Extra" w:cs="BRH Malayalam Extra"/>
+                <w:color w:val="000000"/>
+                <w:sz w:val="32"/>
+                <w:szCs w:val="40"/>
+              </w:rPr>
+              <w:t>ªpz | P</w:t>
+            </w:r>
+            <w:r>
+              <w:rPr>
+                <w:rFonts w:ascii="BRH Malayalam Extra" w:hAnsi="BRH Malayalam Extra" w:cs="BRH Malayalam Extra"/>
+                <w:color w:val="000000"/>
+                <w:sz w:val="28"/>
+                <w:szCs w:val="40"/>
+              </w:rPr>
+              <w:t>–</w:t>
+            </w:r>
+            <w:r>
+              <w:rPr>
+                <w:rFonts w:ascii="BRH Malayalam Extra" w:hAnsi="BRH Malayalam Extra" w:cs="BRH Malayalam Extra"/>
+                <w:color w:val="000000"/>
+                <w:sz w:val="32"/>
+                <w:szCs w:val="40"/>
+              </w:rPr>
+              <w:t xml:space="preserve"> | | (</w:t>
+            </w:r>
+            <w:r>
+              <w:rPr>
+                <w:rFonts w:cs="BRH Malayalam Extra"/>
+                <w:color w:val="000000"/>
+                <w:szCs w:val="40"/>
+              </w:rPr>
+              <w:t>JD</w:t>
+            </w:r>
+            <w:r>
+              <w:rPr>
+                <w:rFonts w:ascii="BRH Malayalam Extra" w:hAnsi="BRH Malayalam Extra" w:cs="BRH Malayalam Extra"/>
+                <w:color w:val="000000"/>
+                <w:sz w:val="32"/>
+                <w:szCs w:val="40"/>
+              </w:rPr>
+              <w:t>-</w:t>
+            </w:r>
+            <w:r>
+              <w:rPr>
+                <w:rFonts w:cs="BRH Malayalam Extra"/>
+                <w:color w:val="000000"/>
+                <w:szCs w:val="40"/>
+              </w:rPr>
+              <w:t>55</w:t>
+            </w:r>
+            <w:r>
+              <w:rPr>
+                <w:rFonts w:ascii="BRH Malayalam Extra" w:hAnsi="BRH Malayalam Extra" w:cs="BRH Malayalam Extra"/>
+                <w:color w:val="000000"/>
+                <w:sz w:val="32"/>
+                <w:szCs w:val="40"/>
+              </w:rPr>
+              <w:t>)</w:t>
+            </w:r>
+          </w:p>
+          <w:p>
+            <w:pPr>
+              <w:widowControl w:val="0"/>
+              <w:autoSpaceDE w:val="0"/>
+              <w:autoSpaceDN w:val="0"/>
+              <w:adjustRightInd w:val="0"/>
+              <w:spacing w:line="240" w:lineRule="auto"/>
+              <w:rPr>
+                <w:rFonts w:ascii="BRH Malayalam Extra" w:hAnsi="BRH Malayalam Extra" w:cs="BRH Malayalam Extra"/>
+                <w:color w:val="000000"/>
+                <w:sz w:val="32"/>
+                <w:szCs w:val="40"/>
+              </w:rPr>
+            </w:pPr>
+            <w:r>
+              <w:rPr>
+                <w:rFonts w:ascii="BRH Malayalam Extra" w:hAnsi="BRH Malayalam Extra" w:cs="BRH Malayalam Extra"/>
+                <w:color w:val="000000"/>
+                <w:sz w:val="32"/>
+                <w:szCs w:val="40"/>
+              </w:rPr>
+              <w:t>D</w:t>
+            </w:r>
+            <w:r>
+              <w:rPr>
+                <w:rFonts w:ascii="BRH Malayalam Extra" w:hAnsi="BRH Malayalam Extra" w:cs="BRH Malayalam Extra"/>
+                <w:color w:val="000000"/>
+                <w:sz w:val="28"/>
+                <w:szCs w:val="40"/>
+              </w:rPr>
+              <w:t>–</w:t>
+            </w:r>
+            <w:r>
+              <w:rPr>
+                <w:rFonts w:ascii="BRH Malayalam Extra" w:hAnsi="BRH Malayalam Extra" w:cs="BRH Malayalam Extra"/>
+                <w:color w:val="000000"/>
+                <w:sz w:val="32"/>
+                <w:szCs w:val="40"/>
+              </w:rPr>
+              <w:t>ªpz P— ¥Px</w:t>
+            </w:r>
+            <w:r>
+              <w:rPr>
+                <w:rFonts w:ascii="BRH Malayalam Extra" w:hAnsi="BRH Malayalam Extra" w:cs="BRH Malayalam Extra"/>
+                <w:color w:val="000000"/>
+                <w:sz w:val="28"/>
+                <w:szCs w:val="40"/>
+              </w:rPr>
+              <w:t>–</w:t>
+            </w:r>
+            <w:r>
+              <w:rPr>
+                <w:rFonts w:ascii="BRH Malayalam Extra" w:hAnsi="BRH Malayalam Extra" w:cs="BRH Malayalam Extra"/>
+                <w:color w:val="000000"/>
+                <w:sz w:val="32"/>
+                <w:szCs w:val="40"/>
+              </w:rPr>
+              <w:t xml:space="preserve">ªpõ¡—ªpz </w:t>
+            </w:r>
+            <w:r>
+              <w:rPr>
+                <w:rFonts w:ascii="BRH Malayalam Extra" w:hAnsi="BRH Malayalam Extra" w:cs="BRH Malayalam Extra"/>
+                <w:color w:val="000000"/>
+                <w:sz w:val="32"/>
+                <w:szCs w:val="40"/>
+                <w:highlight w:val="green"/>
+              </w:rPr>
+              <w:t>Px</w:t>
+            </w:r>
+            <w:r>
+              <w:rPr>
+                <w:rFonts w:ascii="BRH Malayalam Extra" w:hAnsi="BRH Malayalam Extra" w:cs="BRH Malayalam Extra"/>
+                <w:color w:val="000000"/>
+                <w:sz w:val="32"/>
+                <w:szCs w:val="40"/>
+              </w:rPr>
+              <w:t>sõ</w:t>
+            </w:r>
+            <w:r>
+              <w:rPr>
+                <w:rFonts w:ascii="BRH Malayalam Extra" w:hAnsi="BRH Malayalam Extra" w:cs="BRH Malayalam Extra"/>
+                <w:color w:val="000000"/>
+                <w:sz w:val="32"/>
+                <w:szCs w:val="40"/>
+                <w:highlight w:val="green"/>
+              </w:rPr>
+              <w:t>sy</w:t>
+            </w:r>
+            <w:r>
+              <w:rPr>
+                <w:rFonts w:ascii="BRH Malayalam Extra" w:hAnsi="BRH Malayalam Extra" w:cs="BRH Malayalam Extra"/>
+                <w:color w:val="000000"/>
+                <w:sz w:val="32"/>
+                <w:szCs w:val="40"/>
+              </w:rPr>
+              <w:t xml:space="preserve">— </w:t>
+            </w:r>
+          </w:p>
+          <w:p>
+            <w:pPr>
+              <w:widowControl w:val="0"/>
+              <w:autoSpaceDE w:val="0"/>
+              <w:autoSpaceDN w:val="0"/>
+              <w:adjustRightInd w:val="0"/>
+              <w:spacing w:line="240" w:lineRule="auto"/>
+              <w:rPr>
+                <w:rFonts w:ascii="BRH Malayalam Extra" w:hAnsi="BRH Malayalam Extra" w:cs="BRH Malayalam Extra"/>
+                <w:color w:val="000000"/>
+                <w:sz w:val="32"/>
+                <w:szCs w:val="40"/>
+              </w:rPr>
+            </w:pPr>
+            <w:r>
+              <w:rPr>
+                <w:rFonts w:ascii="BRH Malayalam Extra" w:hAnsi="BRH Malayalam Extra" w:cs="BRH Malayalam Extra"/>
+                <w:color w:val="000000"/>
+                <w:sz w:val="32"/>
+                <w:szCs w:val="40"/>
+              </w:rPr>
+              <w:t>¥Px</w:t>
+            </w:r>
+            <w:r>
+              <w:rPr>
+                <w:rFonts w:ascii="BRH Malayalam Extra" w:hAnsi="BRH Malayalam Extra" w:cs="BRH Malayalam Extra"/>
+                <w:color w:val="000000"/>
+                <w:sz w:val="28"/>
+                <w:szCs w:val="40"/>
+              </w:rPr>
+              <w:t>–</w:t>
+            </w:r>
+            <w:r>
+              <w:rPr>
+                <w:rFonts w:ascii="BRH Malayalam Extra" w:hAnsi="BRH Malayalam Extra" w:cs="BRH Malayalam Extra"/>
+                <w:color w:val="000000"/>
+                <w:sz w:val="32"/>
+                <w:szCs w:val="40"/>
+              </w:rPr>
+              <w:t xml:space="preserve">ªpõ¡—ªpz </w:t>
+            </w:r>
+            <w:r>
+              <w:rPr>
+                <w:rFonts w:ascii="BRH Malayalam Extra" w:hAnsi="BRH Malayalam Extra" w:cs="BRH Malayalam Extra"/>
+                <w:color w:val="000000"/>
+                <w:sz w:val="32"/>
+                <w:szCs w:val="40"/>
+                <w:highlight w:val="green"/>
+              </w:rPr>
+              <w:t>Pxsy—</w:t>
+            </w:r>
+            <w:r>
+              <w:rPr>
+                <w:rFonts w:ascii="BRH Malayalam Extra" w:hAnsi="BRH Malayalam Extra" w:cs="BRH Malayalam Extra"/>
+                <w:color w:val="000000"/>
+                <w:sz w:val="32"/>
+                <w:szCs w:val="40"/>
+              </w:rPr>
+              <w:t xml:space="preserve"> | </w:t>
+            </w:r>
+          </w:p>
+          <w:p>
+            <w:pPr>
+              <w:widowControl w:val="0"/>
+              <w:autoSpaceDE w:val="0"/>
+              <w:autoSpaceDN w:val="0"/>
+              <w:adjustRightInd w:val="0"/>
+              <w:spacing w:line="240" w:lineRule="auto"/>
+              <w:rPr>
+                <w:rFonts w:ascii="BRH Malayalam Extra" w:hAnsi="BRH Malayalam Extra" w:cs="BRH Malayalam Extra"/>
+                <w:color w:val="000000"/>
+                <w:sz w:val="32"/>
+                <w:szCs w:val="40"/>
+              </w:rPr>
+            </w:pPr>
+            <w:r>
+              <w:rPr>
+                <w:rFonts w:cs="BRH Malayalam Extra"/>
+                <w:color w:val="000000"/>
+                <w:szCs w:val="40"/>
+              </w:rPr>
+              <w:t>45</w:t>
+            </w:r>
+            <w:r>
+              <w:rPr>
+                <w:rFonts w:ascii="BRH Malayalam Extra" w:hAnsi="BRH Malayalam Extra" w:cs="BRH Malayalam Extra"/>
+                <w:color w:val="000000"/>
+                <w:sz w:val="32"/>
+                <w:szCs w:val="40"/>
+              </w:rPr>
+              <w:t>)</w:t>
+            </w:r>
+            <w:r>
+              <w:rPr>
+                <w:rFonts w:ascii="BRH Malayalam Extra" w:hAnsi="BRH Malayalam Extra" w:cs="BRH Malayalam Extra"/>
+                <w:color w:val="000000"/>
+                <w:sz w:val="32"/>
+                <w:szCs w:val="40"/>
+              </w:rPr>
+              <w:tab/>
+            </w:r>
+            <w:r>
+              <w:rPr>
+                <w:rFonts w:cs="BRH Malayalam Extra"/>
+                <w:color w:val="000000"/>
+                <w:szCs w:val="40"/>
+              </w:rPr>
+              <w:t>1</w:t>
+            </w:r>
+            <w:r>
+              <w:rPr>
+                <w:rFonts w:ascii="BRH Malayalam Extra" w:hAnsi="BRH Malayalam Extra" w:cs="BRH Malayalam Extra"/>
+                <w:color w:val="000000"/>
+                <w:sz w:val="32"/>
+                <w:szCs w:val="40"/>
+              </w:rPr>
+              <w:t>.</w:t>
+            </w:r>
+            <w:r>
+              <w:rPr>
+                <w:rFonts w:cs="BRH Malayalam Extra"/>
+                <w:color w:val="000000"/>
+                <w:szCs w:val="40"/>
+              </w:rPr>
+              <w:t>1</w:t>
+            </w:r>
+            <w:r>
+              <w:rPr>
+                <w:rFonts w:ascii="BRH Malayalam Extra" w:hAnsi="BRH Malayalam Extra" w:cs="BRH Malayalam Extra"/>
+                <w:color w:val="000000"/>
+                <w:sz w:val="32"/>
+                <w:szCs w:val="40"/>
+              </w:rPr>
+              <w:t>.</w:t>
+            </w:r>
+            <w:r>
+              <w:rPr>
+                <w:rFonts w:cs="BRH Malayalam Extra"/>
+                <w:color w:val="000000"/>
+                <w:szCs w:val="40"/>
+              </w:rPr>
+              <w:t>9</w:t>
+            </w:r>
+            <w:r>
+              <w:rPr>
+                <w:rFonts w:ascii="BRH Malayalam Extra" w:hAnsi="BRH Malayalam Extra" w:cs="BRH Malayalam Extra"/>
+                <w:color w:val="000000"/>
+                <w:sz w:val="32"/>
+                <w:szCs w:val="40"/>
+              </w:rPr>
+              <w:t>.</w:t>
+            </w:r>
+            <w:r>
+              <w:rPr>
+                <w:rFonts w:cs="BRH Malayalam Extra"/>
+                <w:color w:val="000000"/>
+                <w:szCs w:val="40"/>
+              </w:rPr>
+              <w:t>3</w:t>
+            </w:r>
+            <w:r>
+              <w:rPr>
+                <w:rFonts w:ascii="BRH Malayalam Extra" w:hAnsi="BRH Malayalam Extra" w:cs="BRH Malayalam Extra"/>
+                <w:color w:val="000000"/>
+                <w:sz w:val="32"/>
+                <w:szCs w:val="40"/>
+              </w:rPr>
+              <w:t>(</w:t>
+            </w:r>
+            <w:r>
+              <w:rPr>
+                <w:rFonts w:cs="BRH Malayalam Extra"/>
+                <w:color w:val="000000"/>
+                <w:szCs w:val="40"/>
+              </w:rPr>
+              <w:t>42</w:t>
+            </w:r>
+            <w:r>
+              <w:rPr>
+                <w:rFonts w:ascii="BRH Malayalam Extra" w:hAnsi="BRH Malayalam Extra" w:cs="BRH Malayalam Extra"/>
+                <w:color w:val="000000"/>
+                <w:sz w:val="32"/>
+                <w:szCs w:val="40"/>
+              </w:rPr>
+              <w:t>)- P</w:t>
+            </w:r>
+            <w:r>
+              <w:rPr>
+                <w:rFonts w:ascii="BRH Malayalam Extra" w:hAnsi="BRH Malayalam Extra" w:cs="BRH Malayalam Extra"/>
+                <w:color w:val="000000"/>
+                <w:sz w:val="28"/>
+                <w:szCs w:val="40"/>
+              </w:rPr>
+              <w:t>–</w:t>
+            </w:r>
+            <w:r>
+              <w:rPr>
+                <w:rFonts w:ascii="BRH Malayalam Extra" w:hAnsi="BRH Malayalam Extra" w:cs="BRH Malayalam Extra"/>
+                <w:color w:val="000000"/>
+                <w:sz w:val="32"/>
+                <w:szCs w:val="40"/>
+              </w:rPr>
+              <w:t xml:space="preserve"> | </w:t>
+            </w:r>
+            <w:r>
+              <w:rPr>
+                <w:rFonts w:ascii="BRH Malayalam Extra" w:hAnsi="BRH Malayalam Extra" w:cs="BRH Malayalam Extra"/>
+                <w:color w:val="000000"/>
+                <w:sz w:val="32"/>
+                <w:szCs w:val="40"/>
+                <w:highlight w:val="green"/>
+              </w:rPr>
+              <w:t>Asy</w:t>
+            </w:r>
+            <w:r>
+              <w:rPr>
+                <w:rFonts w:ascii="BRH Malayalam Extra" w:hAnsi="BRH Malayalam Extra" w:cs="BRH Malayalam Extra"/>
+                <w:color w:val="000000"/>
+                <w:sz w:val="32"/>
+                <w:szCs w:val="40"/>
+              </w:rPr>
+              <w:t>— | psûz˜ |</w:t>
+            </w:r>
+          </w:p>
+          <w:p>
+            <w:pPr>
+              <w:widowControl w:val="0"/>
+              <w:autoSpaceDE w:val="0"/>
+              <w:autoSpaceDN w:val="0"/>
+              <w:adjustRightInd w:val="0"/>
+              <w:spacing w:line="240" w:lineRule="auto"/>
+              <w:rPr>
+                <w:rFonts w:ascii="BRH Malayalam Extra" w:hAnsi="BRH Malayalam Extra" w:cs="BRH Malayalam Extra"/>
+                <w:color w:val="000000"/>
+                <w:sz w:val="32"/>
+                <w:szCs w:val="40"/>
+              </w:rPr>
+            </w:pPr>
+            <w:r>
+              <w:rPr>
+                <w:rFonts w:ascii="BRH Malayalam Extra" w:hAnsi="BRH Malayalam Extra" w:cs="BRH Malayalam Extra"/>
+                <w:color w:val="000000"/>
+                <w:sz w:val="32"/>
+                <w:szCs w:val="40"/>
+                <w:highlight w:val="green"/>
+              </w:rPr>
+              <w:t>Pxsõsy—</w:t>
+            </w:r>
+            <w:r>
+              <w:rPr>
+                <w:rFonts w:ascii="BRH Malayalam Extra" w:hAnsi="BRH Malayalam Extra" w:cs="BRH Malayalam Extra"/>
+                <w:color w:val="000000"/>
+                <w:sz w:val="32"/>
+                <w:szCs w:val="40"/>
+              </w:rPr>
+              <w:t xml:space="preserve"> P</w:t>
+            </w:r>
+            <w:r>
+              <w:rPr>
+                <w:rFonts w:ascii="BRH Malayalam Extra" w:hAnsi="BRH Malayalam Extra" w:cs="BRH Malayalam Extra"/>
+                <w:color w:val="000000"/>
+                <w:sz w:val="28"/>
+                <w:szCs w:val="40"/>
+              </w:rPr>
+              <w:t>–</w:t>
+            </w:r>
+            <w:r>
+              <w:rPr>
+                <w:rFonts w:ascii="BRH Malayalam Extra" w:hAnsi="BRH Malayalam Extra" w:cs="BRH Malayalam Extra"/>
+                <w:color w:val="000000"/>
+                <w:sz w:val="32"/>
+                <w:szCs w:val="40"/>
+              </w:rPr>
+              <w:t xml:space="preserve"> </w:t>
+            </w:r>
+            <w:r>
+              <w:rPr>
+                <w:rFonts w:ascii="BRH Malayalam Extra" w:hAnsi="BRH Malayalam Extra" w:cs="BRH Malayalam Extra"/>
+                <w:color w:val="000000"/>
+                <w:sz w:val="32"/>
+                <w:szCs w:val="40"/>
+                <w:highlight w:val="green"/>
+              </w:rPr>
+              <w:t>Px</w:t>
+            </w:r>
+            <w:r>
+              <w:rPr>
+                <w:rFonts w:ascii="BRH Malayalam Extra" w:hAnsi="BRH Malayalam Extra" w:cs="BRH Malayalam Extra"/>
+                <w:color w:val="000000"/>
+                <w:sz w:val="32"/>
+                <w:szCs w:val="40"/>
+              </w:rPr>
+              <w:t>sy</w:t>
+            </w:r>
+            <w:r>
+              <w:rPr>
+                <w:rFonts w:ascii="BRH Malayalam Extra" w:hAnsi="BRH Malayalam Extra" w:cs="BRH Malayalam Extra"/>
+                <w:color w:val="000000"/>
+                <w:sz w:val="28"/>
+                <w:szCs w:val="40"/>
+              </w:rPr>
+              <w:t>–</w:t>
+            </w:r>
+            <w:r>
+              <w:rPr>
+                <w:rFonts w:ascii="BRH Malayalam Extra" w:hAnsi="BRH Malayalam Extra" w:cs="BRH Malayalam Extra"/>
+                <w:color w:val="000000"/>
+                <w:sz w:val="32"/>
+                <w:szCs w:val="40"/>
+              </w:rPr>
+              <w:t xml:space="preserve"> psûz</w:t>
+            </w:r>
+            <w:r>
+              <w:rPr>
+                <w:rFonts w:ascii="BRH Malayalam Extra" w:hAnsi="BRH Malayalam Extra" w:cs="BRH Malayalam Extra"/>
+                <w:color w:val="000000"/>
+                <w:sz w:val="28"/>
+                <w:szCs w:val="40"/>
+              </w:rPr>
+              <w:t>–</w:t>
+            </w:r>
+            <w:r>
+              <w:rPr>
+                <w:rFonts w:ascii="BRH Malayalam Extra" w:hAnsi="BRH Malayalam Extra" w:cs="BRH Malayalam Extra"/>
+                <w:color w:val="000000"/>
+                <w:sz w:val="32"/>
+                <w:szCs w:val="40"/>
+              </w:rPr>
+              <w:t xml:space="preserve"> p</w:t>
+            </w:r>
+            <w:r>
+              <w:rPr>
+                <w:rFonts w:ascii="BRH Malayalam Extra" w:hAnsi="BRH Malayalam Extra" w:cs="BRH Malayalam Extra"/>
+                <w:color w:val="000000"/>
+                <w:sz w:val="32"/>
+                <w:szCs w:val="40"/>
+                <w:highlight w:val="green"/>
+              </w:rPr>
+              <w:t>sûõsy</w:t>
+            </w:r>
+            <w:r>
+              <w:rPr>
+                <w:rFonts w:ascii="BRH Malayalam Extra" w:hAnsi="BRH Malayalam Extra" w:cs="BRH Malayalam Extra"/>
+                <w:color w:val="000000"/>
+                <w:sz w:val="32"/>
+                <w:szCs w:val="40"/>
+              </w:rPr>
+              <w:t xml:space="preserve">— </w:t>
+            </w:r>
+            <w:r>
+              <w:rPr>
+                <w:rFonts w:ascii="BRH Malayalam Extra" w:hAnsi="BRH Malayalam Extra" w:cs="BRH Malayalam Extra"/>
+                <w:color w:val="000000"/>
+                <w:sz w:val="32"/>
+                <w:szCs w:val="40"/>
+                <w:highlight w:val="green"/>
+              </w:rPr>
+              <w:t>P</w:t>
+            </w:r>
+            <w:r>
+              <w:rPr>
+                <w:rFonts w:ascii="BRH Malayalam Extra" w:hAnsi="BRH Malayalam Extra" w:cs="BRH Malayalam Extra"/>
+                <w:color w:val="000000"/>
+                <w:sz w:val="28"/>
+                <w:szCs w:val="40"/>
+              </w:rPr>
+              <w:t>–</w:t>
+            </w:r>
+            <w:r>
+              <w:rPr>
+                <w:rFonts w:ascii="BRH Malayalam Extra" w:hAnsi="BRH Malayalam Extra" w:cs="BRH Malayalam Extra"/>
+                <w:color w:val="000000"/>
+                <w:sz w:val="32"/>
+                <w:szCs w:val="40"/>
+              </w:rPr>
+              <w:t xml:space="preserve"> </w:t>
+            </w:r>
+          </w:p>
+          <w:p>
+            <w:pPr>
+              <w:widowControl w:val="0"/>
+              <w:autoSpaceDE w:val="0"/>
+              <w:autoSpaceDN w:val="0"/>
+              <w:adjustRightInd w:val="0"/>
+              <w:spacing w:line="240" w:lineRule="auto"/>
+              <w:rPr>
+                <w:rFonts w:ascii="BRH Malayalam Extra" w:hAnsi="BRH Malayalam Extra" w:cs="BRH Malayalam Extra"/>
+                <w:color w:val="000000"/>
+                <w:sz w:val="32"/>
+                <w:szCs w:val="40"/>
+              </w:rPr>
+            </w:pPr>
+            <w:r>
+              <w:rPr>
+                <w:rFonts w:ascii="BRH Malayalam Extra" w:hAnsi="BRH Malayalam Extra" w:cs="BRH Malayalam Extra"/>
+                <w:color w:val="000000"/>
+                <w:sz w:val="32"/>
+                <w:szCs w:val="40"/>
+              </w:rPr>
+              <w:t>Pxsy</w:t>
+            </w:r>
+            <w:r>
+              <w:rPr>
+                <w:rFonts w:ascii="BRH Malayalam Extra" w:hAnsi="BRH Malayalam Extra" w:cs="BRH Malayalam Extra"/>
+                <w:color w:val="000000"/>
+                <w:sz w:val="28"/>
+                <w:szCs w:val="40"/>
+              </w:rPr>
+              <w:t>–</w:t>
+            </w:r>
+            <w:r>
+              <w:rPr>
+                <w:rFonts w:ascii="BRH Malayalam Extra" w:hAnsi="BRH Malayalam Extra" w:cs="BRH Malayalam Extra"/>
+                <w:color w:val="000000"/>
+                <w:sz w:val="32"/>
+                <w:szCs w:val="40"/>
+              </w:rPr>
+              <w:t xml:space="preserve"> psûz˜ | </w:t>
+            </w:r>
+          </w:p>
+          <w:p>
+            <w:pPr>
+              <w:widowControl w:val="0"/>
+              <w:autoSpaceDE w:val="0"/>
+              <w:autoSpaceDN w:val="0"/>
+              <w:adjustRightInd w:val="0"/>
+              <w:spacing w:line="240" w:lineRule="auto"/>
+              <w:rPr>
+                <w:rFonts w:ascii="BRH Malayalam Extra" w:hAnsi="BRH Malayalam Extra" w:cs="BRH Malayalam Extra"/>
+                <w:color w:val="000000"/>
+                <w:sz w:val="32"/>
+                <w:szCs w:val="40"/>
+              </w:rPr>
+            </w:pPr>
+            <w:r>
+              <w:rPr>
+                <w:rFonts w:cs="BRH Malayalam Extra"/>
+                <w:color w:val="000000"/>
+                <w:szCs w:val="40"/>
+              </w:rPr>
+              <w:t>46</w:t>
+            </w:r>
+            <w:r>
+              <w:rPr>
+                <w:rFonts w:ascii="BRH Malayalam Extra" w:hAnsi="BRH Malayalam Extra" w:cs="BRH Malayalam Extra"/>
+                <w:color w:val="000000"/>
+                <w:sz w:val="32"/>
+                <w:szCs w:val="40"/>
+              </w:rPr>
+              <w:t>)</w:t>
+            </w:r>
+            <w:r>
+              <w:rPr>
+                <w:rFonts w:ascii="BRH Malayalam Extra" w:hAnsi="BRH Malayalam Extra" w:cs="BRH Malayalam Extra"/>
+                <w:color w:val="000000"/>
+                <w:sz w:val="32"/>
+                <w:szCs w:val="40"/>
+              </w:rPr>
+              <w:tab/>
+            </w:r>
+            <w:r>
+              <w:rPr>
+                <w:rFonts w:cs="BRH Malayalam Extra"/>
+                <w:color w:val="000000"/>
+                <w:szCs w:val="40"/>
+              </w:rPr>
+              <w:t>1</w:t>
+            </w:r>
+            <w:r>
+              <w:rPr>
+                <w:rFonts w:ascii="BRH Malayalam Extra" w:hAnsi="BRH Malayalam Extra" w:cs="BRH Malayalam Extra"/>
+                <w:color w:val="000000"/>
+                <w:sz w:val="32"/>
+                <w:szCs w:val="40"/>
+              </w:rPr>
+              <w:t>.</w:t>
+            </w:r>
+            <w:r>
+              <w:rPr>
+                <w:rFonts w:cs="BRH Malayalam Extra"/>
+                <w:color w:val="000000"/>
+                <w:szCs w:val="40"/>
+              </w:rPr>
+              <w:t>1</w:t>
+            </w:r>
+            <w:r>
+              <w:rPr>
+                <w:rFonts w:ascii="BRH Malayalam Extra" w:hAnsi="BRH Malayalam Extra" w:cs="BRH Malayalam Extra"/>
+                <w:color w:val="000000"/>
+                <w:sz w:val="32"/>
+                <w:szCs w:val="40"/>
+              </w:rPr>
+              <w:t>.</w:t>
+            </w:r>
+            <w:r>
+              <w:rPr>
+                <w:rFonts w:cs="BRH Malayalam Extra"/>
+                <w:color w:val="000000"/>
+                <w:szCs w:val="40"/>
+              </w:rPr>
+              <w:t>9</w:t>
+            </w:r>
+            <w:r>
+              <w:rPr>
+                <w:rFonts w:ascii="BRH Malayalam Extra" w:hAnsi="BRH Malayalam Extra" w:cs="BRH Malayalam Extra"/>
+                <w:color w:val="000000"/>
+                <w:sz w:val="32"/>
+                <w:szCs w:val="40"/>
+              </w:rPr>
+              <w:t>.</w:t>
+            </w:r>
+            <w:r>
+              <w:rPr>
+                <w:rFonts w:cs="BRH Malayalam Extra"/>
+                <w:color w:val="000000"/>
+                <w:szCs w:val="40"/>
+              </w:rPr>
+              <w:t>3</w:t>
+            </w:r>
+            <w:r>
+              <w:rPr>
+                <w:rFonts w:ascii="BRH Malayalam Extra" w:hAnsi="BRH Malayalam Extra" w:cs="BRH Malayalam Extra"/>
+                <w:color w:val="000000"/>
+                <w:sz w:val="32"/>
+                <w:szCs w:val="40"/>
+              </w:rPr>
+              <w:t>(</w:t>
+            </w:r>
+            <w:r>
+              <w:rPr>
+                <w:rFonts w:cs="BRH Malayalam Extra"/>
+                <w:color w:val="000000"/>
+                <w:szCs w:val="40"/>
+              </w:rPr>
+              <w:t>43</w:t>
+            </w:r>
+            <w:r>
+              <w:rPr>
+                <w:rFonts w:ascii="BRH Malayalam Extra" w:hAnsi="BRH Malayalam Extra" w:cs="BRH Malayalam Extra"/>
+                <w:color w:val="000000"/>
+                <w:sz w:val="32"/>
+                <w:szCs w:val="40"/>
+              </w:rPr>
+              <w:t xml:space="preserve">)- </w:t>
+            </w:r>
+            <w:r>
+              <w:rPr>
+                <w:rFonts w:ascii="BRH Malayalam Extra" w:hAnsi="BRH Malayalam Extra" w:cs="BRH Malayalam Extra"/>
+                <w:color w:val="000000"/>
+                <w:sz w:val="32"/>
+                <w:szCs w:val="40"/>
+                <w:highlight w:val="green"/>
+              </w:rPr>
+              <w:t>Asy</w:t>
+            </w:r>
+            <w:r>
+              <w:rPr>
+                <w:rFonts w:ascii="BRH Malayalam Extra" w:hAnsi="BRH Malayalam Extra" w:cs="BRH Malayalam Extra"/>
+                <w:color w:val="000000"/>
+                <w:sz w:val="32"/>
+                <w:szCs w:val="40"/>
+              </w:rPr>
+              <w:t>— | psûz˜ | P</w:t>
+            </w:r>
+            <w:r>
+              <w:rPr>
+                <w:rFonts w:ascii="BRH Malayalam Extra" w:hAnsi="BRH Malayalam Extra" w:cs="BRH Malayalam Extra"/>
+                <w:color w:val="000000"/>
+                <w:sz w:val="28"/>
+                <w:szCs w:val="40"/>
+              </w:rPr>
+              <w:t>–</w:t>
+            </w:r>
+            <w:r>
+              <w:rPr>
+                <w:rFonts w:ascii="BRH Malayalam Extra" w:hAnsi="BRH Malayalam Extra" w:cs="BRH Malayalam Extra"/>
+                <w:color w:val="000000"/>
+                <w:sz w:val="32"/>
+                <w:szCs w:val="40"/>
+              </w:rPr>
+              <w:t xml:space="preserve"> |</w:t>
+            </w:r>
+          </w:p>
+          <w:p>
+            <w:pPr>
+              <w:widowControl w:val="0"/>
+              <w:autoSpaceDE w:val="0"/>
+              <w:autoSpaceDN w:val="0"/>
+              <w:adjustRightInd w:val="0"/>
+              <w:spacing w:line="240" w:lineRule="auto"/>
+              <w:rPr>
+                <w:rFonts w:ascii="BRH Malayalam Extra" w:hAnsi="BRH Malayalam Extra" w:cs="BRH Malayalam Extra"/>
+                <w:sz w:val="28"/>
+                <w:szCs w:val="36"/>
+              </w:rPr>
+            </w:pPr>
+            <w:r>
+              <w:rPr>
+                <w:rFonts w:ascii="BRH Malayalam Extra" w:hAnsi="BRH Malayalam Extra" w:cs="BRH Malayalam Extra"/>
+                <w:color w:val="000000"/>
+                <w:sz w:val="32"/>
+                <w:szCs w:val="40"/>
+                <w:highlight w:val="green"/>
+              </w:rPr>
+              <w:t>A</w:t>
+            </w:r>
+            <w:r>
+              <w:rPr>
+                <w:rFonts w:ascii="BRH Malayalam Extra" w:hAnsi="BRH Malayalam Extra" w:cs="BRH Malayalam Extra"/>
+                <w:color w:val="000000"/>
+                <w:sz w:val="32"/>
+                <w:szCs w:val="40"/>
+              </w:rPr>
+              <w:t>sy</w:t>
+            </w:r>
+            <w:r>
+              <w:rPr>
+                <w:rFonts w:ascii="BRH Malayalam Extra" w:hAnsi="BRH Malayalam Extra" w:cs="BRH Malayalam Extra"/>
+                <w:color w:val="000000"/>
+                <w:sz w:val="28"/>
+                <w:szCs w:val="40"/>
+              </w:rPr>
+              <w:t>–</w:t>
+            </w:r>
+            <w:r>
+              <w:rPr>
+                <w:rFonts w:ascii="BRH Malayalam Extra" w:hAnsi="BRH Malayalam Extra" w:cs="BRH Malayalam Extra"/>
+                <w:color w:val="000000"/>
+                <w:sz w:val="32"/>
+                <w:szCs w:val="40"/>
+              </w:rPr>
+              <w:t xml:space="preserve"> psûz</w:t>
+            </w:r>
+            <w:r>
+              <w:rPr>
+                <w:rFonts w:ascii="BRH Malayalam Extra" w:hAnsi="BRH Malayalam Extra" w:cs="BRH Malayalam Extra"/>
+                <w:color w:val="000000"/>
+                <w:sz w:val="28"/>
+                <w:szCs w:val="40"/>
+              </w:rPr>
+              <w:t>–</w:t>
+            </w:r>
+            <w:r>
+              <w:rPr>
+                <w:rFonts w:ascii="BRH Malayalam Extra" w:hAnsi="BRH Malayalam Extra" w:cs="BRH Malayalam Extra"/>
+                <w:color w:val="000000"/>
+                <w:sz w:val="32"/>
+                <w:szCs w:val="40"/>
+              </w:rPr>
+              <w:t xml:space="preserve"> p</w:t>
+            </w:r>
+            <w:r>
+              <w:rPr>
+                <w:rFonts w:ascii="BRH Malayalam Extra" w:hAnsi="BRH Malayalam Extra" w:cs="BRH Malayalam Extra"/>
+                <w:color w:val="000000"/>
+                <w:sz w:val="32"/>
+                <w:szCs w:val="40"/>
+                <w:highlight w:val="green"/>
+              </w:rPr>
+              <w:t>sûõ</w:t>
+            </w:r>
+            <w:r>
+              <w:rPr>
+                <w:rFonts w:ascii="BRH Malayalam Extra" w:hAnsi="BRH Malayalam Extra" w:cs="BRH Malayalam Extra"/>
+                <w:color w:val="000000"/>
+                <w:sz w:val="32"/>
+                <w:szCs w:val="40"/>
+              </w:rPr>
+              <w:t>sõsy</w:t>
+            </w:r>
+            <w:r>
+              <w:rPr>
+                <w:rFonts w:ascii="BRH Malayalam Extra" w:hAnsi="BRH Malayalam Extra" w:cs="BRH Malayalam Extra"/>
+                <w:color w:val="000000"/>
+                <w:sz w:val="28"/>
+                <w:szCs w:val="40"/>
+              </w:rPr>
+              <w:t>–</w:t>
+            </w:r>
+            <w:r>
+              <w:rPr>
+                <w:rFonts w:ascii="BRH Malayalam Extra" w:hAnsi="BRH Malayalam Extra" w:cs="BRH Malayalam Extra"/>
+                <w:color w:val="000000"/>
+                <w:sz w:val="32"/>
+                <w:szCs w:val="40"/>
+              </w:rPr>
+              <w:t xml:space="preserve"> psûz— P P</w:t>
+            </w:r>
+            <w:r>
+              <w:rPr>
+                <w:rFonts w:ascii="BRH Malayalam Extra" w:hAnsi="BRH Malayalam Extra" w:cs="BRH Malayalam Extra"/>
+                <w:color w:val="000000"/>
+                <w:sz w:val="28"/>
+                <w:szCs w:val="40"/>
+              </w:rPr>
+              <w:t>–</w:t>
+            </w:r>
+            <w:r>
+              <w:rPr>
+                <w:rFonts w:ascii="BRH Malayalam Extra" w:hAnsi="BRH Malayalam Extra" w:cs="BRH Malayalam Extra"/>
+                <w:color w:val="000000"/>
+                <w:sz w:val="32"/>
+                <w:szCs w:val="40"/>
+              </w:rPr>
+              <w:t xml:space="preserve"> p</w:t>
+            </w:r>
+            <w:r>
+              <w:rPr>
+                <w:rFonts w:ascii="BRH Malayalam Extra" w:hAnsi="BRH Malayalam Extra" w:cs="BRH Malayalam Extra"/>
+                <w:color w:val="000000"/>
+                <w:sz w:val="32"/>
+                <w:szCs w:val="40"/>
+                <w:highlight w:val="green"/>
+              </w:rPr>
+              <w:t>sûõ</w:t>
+            </w:r>
+            <w:r>
+              <w:rPr>
+                <w:rFonts w:ascii="BRH Malayalam Extra" w:hAnsi="BRH Malayalam Extra" w:cs="BRH Malayalam Extra"/>
+                <w:color w:val="000000"/>
+                <w:sz w:val="32"/>
+                <w:szCs w:val="40"/>
+              </w:rPr>
+              <w:t>sõsy</w:t>
+            </w:r>
+            <w:r>
+              <w:rPr>
+                <w:rFonts w:ascii="BRH Malayalam Extra" w:hAnsi="BRH Malayalam Extra" w:cs="BRH Malayalam Extra"/>
+                <w:color w:val="000000"/>
+                <w:sz w:val="28"/>
+                <w:szCs w:val="40"/>
+              </w:rPr>
+              <w:t>–</w:t>
+            </w:r>
+            <w:r>
+              <w:rPr>
+                <w:rFonts w:ascii="BRH Malayalam Extra" w:hAnsi="BRH Malayalam Extra" w:cs="BRH Malayalam Extra"/>
+                <w:color w:val="000000"/>
+                <w:sz w:val="32"/>
+                <w:szCs w:val="40"/>
+              </w:rPr>
+              <w:t xml:space="preserve"> psûz— P | </w:t>
+            </w:r>
+          </w:p>
+        </w:tc>
+      </w:tr>
+    </w:tbl>
+    <w:p>
+      <w:pPr>
+        <w:spacing w:before="0" w:line="240" w:lineRule="auto"/>
+        <w:jc w:val="center"/>
+        <w:rPr>
+          <w:b/>
+          <w:bCs/>
+          <w:sz w:val="32"/>
+          <w:szCs w:val="32"/>
+          <w:u w:val="single"/>
+        </w:rPr>
+      </w:pPr>
+    </w:p>
+    <w:p>
+      <w:pPr>
+        <w:spacing w:before="0" w:line="240" w:lineRule="auto"/>
+        <w:jc w:val="center"/>
+        <w:rPr>
+          <w:b/>
+          <w:bCs/>
+          <w:sz w:val="32"/>
+          <w:szCs w:val="32"/>
+          <w:u w:val="single"/>
+        </w:rPr>
+      </w:pPr>
+    </w:p>
     <w:p>
       <w:pPr>
         <w:spacing w:before="0" w:line="240" w:lineRule="auto"/>
@@ -32,29 +2474,7 @@
           <w:szCs w:val="32"/>
           <w:u w:val="single"/>
         </w:rPr>
-        <w:t>31</w:t>
-      </w:r>
-      <w:proofErr w:type="gramStart"/>
-      <w:r>
-        <w:rPr>
-          <w:b/>
-          <w:bCs/>
-          <w:sz w:val="32"/>
-          <w:szCs w:val="32"/>
-          <w:u w:val="single"/>
-        </w:rPr>
-        <w:t>st  Jan</w:t>
-      </w:r>
-      <w:proofErr w:type="gramEnd"/>
-      <w:r>
-        <w:rPr>
-          <w:b/>
-          <w:bCs/>
-          <w:sz w:val="32"/>
-          <w:szCs w:val="32"/>
-          <w:u w:val="single"/>
-        </w:rPr>
-        <w:t xml:space="preserve"> 2023</w:t>
+        <w:t>31st  Jan 2023</w:t>
       </w:r>
     </w:p>
     <w:p>
@@ -75,27 +2495,7 @@
           <w:sz w:val="28"/>
           <w:szCs w:val="32"/>
         </w:rPr>
-        <w:t>(</w:t>
-      </w:r>
-      <w:proofErr w:type="gramStart"/>
-      <w:r>
-        <w:rPr>
-          <w:b/>
-          <w:bCs/>
-          <w:sz w:val="28"/>
-          <w:szCs w:val="32"/>
-        </w:rPr>
-        <w:t>ignore</w:t>
-      </w:r>
-      <w:proofErr w:type="gramEnd"/>
-      <w:r>
-        <w:rPr>
-          <w:b/>
-          <w:bCs/>
-          <w:sz w:val="28"/>
-          <w:szCs w:val="32"/>
-        </w:rPr>
-        <w:t xml:space="preserve"> those which are already incorporated in your book’s version and date)</w:t>
+        <w:t>(ignore those which are already incorporated in your book’s version and date)</w:t>
       </w:r>
     </w:p>
     <w:tbl>
@@ -229,6 +2629,7 @@
                 <w:szCs w:val="28"/>
                 <w:u w:val="single"/>
               </w:rPr>
+              <w:lastRenderedPageBreak/>
               <w:t>TS 1.1</w:t>
             </w:r>
             <w:r>
@@ -1840,19 +4241,8 @@
                 <w:sz w:val="28"/>
                 <w:szCs w:val="32"/>
               </w:rPr>
-              <w:t xml:space="preserve">will not be any swaram </w:t>
-            </w:r>
-            <w:proofErr w:type="gramStart"/>
-            <w:r>
-              <w:rPr>
-                <w:b/>
-                <w:bCs/>
-                <w:sz w:val="28"/>
-                <w:szCs w:val="32"/>
-              </w:rPr>
-              <w:t>change .</w:t>
-            </w:r>
-            <w:proofErr w:type="gramEnd"/>
+              <w:t>will not be any swaram change .</w:t>
+            </w:r>
             <w:r>
               <w:rPr>
                 <w:rFonts w:ascii="BRH Malayalam Extra" w:hAnsi="BRH Malayalam Extra" w:cs="BRH Malayalam Extra"/>
@@ -7434,7 +9824,6 @@
                 <w:color w:val="000000"/>
                 <w:szCs w:val="40"/>
               </w:rPr>
-              <w:lastRenderedPageBreak/>
               <w:t>47</w:t>
             </w:r>
             <w:r>
@@ -8223,7 +10612,6 @@
                 <w:color w:val="000000"/>
                 <w:szCs w:val="40"/>
               </w:rPr>
-              <w:lastRenderedPageBreak/>
               <w:t>47</w:t>
             </w:r>
             <w:r>
@@ -10173,6 +12561,7 @@
                 <w:szCs w:val="40"/>
                 <w:highlight w:val="yellow"/>
               </w:rPr>
+              <w:lastRenderedPageBreak/>
               <w:t>M</w:t>
             </w:r>
             <w:r>
@@ -10246,6 +12635,7 @@
                 <w:color w:val="000000"/>
                 <w:szCs w:val="40"/>
               </w:rPr>
+              <w:lastRenderedPageBreak/>
               <w:t>43</w:t>
             </w:r>
             <w:r>
@@ -11824,6 +14214,7 @@
                 <w:szCs w:val="40"/>
                 <w:highlight w:val="green"/>
               </w:rPr>
+              <w:lastRenderedPageBreak/>
               <w:t>M—</w:t>
             </w:r>
             <w:r>
@@ -12501,6 +14892,7 @@
                 <w:szCs w:val="40"/>
                 <w:lang w:val="it-IT"/>
               </w:rPr>
+              <w:lastRenderedPageBreak/>
               <w:t>26</w:t>
             </w:r>
             <w:r>
@@ -17034,7 +19426,6 @@
                 <w:color w:val="000000"/>
                 <w:szCs w:val="40"/>
               </w:rPr>
-              <w:lastRenderedPageBreak/>
               <w:t>31</w:t>
             </w:r>
             <w:r>
@@ -17822,6 +20213,7 @@
                 <w:color w:val="000000"/>
                 <w:szCs w:val="40"/>
               </w:rPr>
+              <w:lastRenderedPageBreak/>
               <w:t>29</w:t>
             </w:r>
             <w:r>
@@ -19714,7 +22106,6 @@
                 <w:szCs w:val="40"/>
                 <w:highlight w:val="yellow"/>
               </w:rPr>
-              <w:lastRenderedPageBreak/>
               <w:t>C—öÉx</w:t>
             </w:r>
             <w:r>
@@ -19964,6 +22355,7 @@
                 <w:color w:val="000000"/>
                 <w:szCs w:val="40"/>
               </w:rPr>
+              <w:lastRenderedPageBreak/>
               <w:t>4</w:t>
             </w:r>
             <w:r>
@@ -21807,7 +24199,6 @@
                 <w:szCs w:val="40"/>
                 <w:highlight w:val="green"/>
               </w:rPr>
-              <w:lastRenderedPageBreak/>
               <w:t>C</w:t>
             </w:r>
             <w:r>
@@ -22049,6 +24440,7 @@
                 <w:color w:val="000000"/>
                 <w:szCs w:val="40"/>
               </w:rPr>
+              <w:lastRenderedPageBreak/>
               <w:t>4</w:t>
             </w:r>
             <w:r>
@@ -22686,27 +25078,7 @@
           <w:sz w:val="28"/>
           <w:szCs w:val="32"/>
         </w:rPr>
-        <w:t>(</w:t>
-      </w:r>
-      <w:proofErr w:type="gramStart"/>
-      <w:r>
-        <w:rPr>
-          <w:b/>
-          <w:bCs/>
-          <w:sz w:val="28"/>
-          <w:szCs w:val="32"/>
-        </w:rPr>
-        <w:t>ignore</w:t>
-      </w:r>
-      <w:proofErr w:type="gramEnd"/>
-      <w:r>
-        <w:rPr>
-          <w:b/>
-          <w:bCs/>
-          <w:sz w:val="28"/>
-          <w:szCs w:val="32"/>
-        </w:rPr>
-        <w:t xml:space="preserve"> those which are already incorporated in your book’s version and date)</w:t>
+        <w:t>(ignore those which are already incorporated in your book’s version and date)</w:t>
       </w:r>
     </w:p>
     <w:tbl>
@@ -22768,6 +25140,7 @@
                 <w:sz w:val="32"/>
                 <w:szCs w:val="32"/>
               </w:rPr>
+              <w:lastRenderedPageBreak/>
               <w:t>Reference</w:t>
             </w:r>
           </w:p>
@@ -22792,6 +25165,7 @@
                 <w:sz w:val="32"/>
                 <w:szCs w:val="32"/>
               </w:rPr>
+              <w:lastRenderedPageBreak/>
               <w:t>As Printed</w:t>
             </w:r>
           </w:p>
@@ -23171,27 +25545,7 @@
                 <w:sz w:val="28"/>
                 <w:szCs w:val="32"/>
               </w:rPr>
-              <w:t>(</w:t>
-            </w:r>
-            <w:proofErr w:type="gramStart"/>
-            <w:r>
-              <w:rPr>
-                <w:b/>
-                <w:bCs/>
-                <w:sz w:val="28"/>
-                <w:szCs w:val="32"/>
-              </w:rPr>
-              <w:t>no</w:t>
-            </w:r>
-            <w:proofErr w:type="gramEnd"/>
-            <w:r>
-              <w:rPr>
-                <w:b/>
-                <w:bCs/>
-                <w:sz w:val="28"/>
-                <w:szCs w:val="32"/>
-              </w:rPr>
-              <w:t xml:space="preserve"> elision for “a”</w:t>
+              <w:t>(no elision for “a”</w:t>
             </w:r>
             <w:r>
               <w:rPr>
@@ -23311,27 +25665,7 @@
           <w:sz w:val="28"/>
           <w:szCs w:val="32"/>
         </w:rPr>
-        <w:t>(</w:t>
-      </w:r>
-      <w:proofErr w:type="gramStart"/>
-      <w:r>
-        <w:rPr>
-          <w:b/>
-          <w:bCs/>
-          <w:sz w:val="28"/>
-          <w:szCs w:val="32"/>
-        </w:rPr>
-        <w:t>ignore</w:t>
-      </w:r>
-      <w:proofErr w:type="gramEnd"/>
-      <w:r>
-        <w:rPr>
-          <w:b/>
-          <w:bCs/>
-          <w:sz w:val="28"/>
-          <w:szCs w:val="32"/>
-        </w:rPr>
-        <w:t xml:space="preserve"> those which are already incorporated in your book’s version and date)</w:t>
+        <w:t>(ignore those which are already incorporated in your book’s version and date)</w:t>
       </w:r>
     </w:p>
     <w:tbl>
@@ -23611,7 +25945,7 @@
 </file>
 
 <file path=word/endnotes.xml><?xml version="1.0" encoding="utf-8"?>
-<w:endnotes xmlns:wpc="http://schemas.microsoft.com/office/word/2010/wordprocessingCanvas" xmlns:cx="http://schemas.microsoft.com/office/drawing/2014/chartex" xmlns:cx1="http://schemas.microsoft.com/office/drawing/2015/9/8/chartex" xmlns:cx2="http://schemas.microsoft.com/office/drawing/2015/10/21/chartex" xmlns:cx3="http://schemas.microsoft.com/office/drawing/2016/5/9/chartex" xmlns:cx4="http://schemas.microsoft.com/office/drawing/2016/5/10/chartex" xmlns:cx5="http://schemas.microsoft.com/office/drawing/2016/5/11/chartex" xmlns:cx6="http://schemas.microsoft.com/office/drawing/2016/5/12/chartex" xmlns:cx7="http://schemas.microsoft.com/office/drawing/2016/5/13/chartex" xmlns:cx8="http://schemas.microsoft.com/office/drawing/2016/5/14/chartex" xmlns:mc="http://schemas.openxmlformats.org/markup-compatibility/2006" xmlns:aink="http://schemas.microsoft.com/office/drawing/2016/ink" xmlns:am3d="http://schemas.microsoft.com/office/drawing/2017/model3d" xmlns:o="urn:schemas-microsoft-com:office:office" xmlns:oel="http://schemas.microsoft.com/office/2019/extlst" xmlns:r="http://schemas.openxmlformats.org/officeDocument/2006/relationships" xmlns:m="http://schemas.openxmlformats.org/officeDocument/2006/math" xmlns:v="urn:schemas-microsoft-com:vml" xmlns:wp14="http://schemas.microsoft.com/office/word/2010/wordprocessingDrawing" xmlns:wp="http://schemas.openxmlformats.org/drawingml/2006/wordprocessingDrawing" xmlns:w10="urn:schemas-microsoft-com:office:word" xmlns:w="http://schemas.openxmlformats.org/wordprocessingml/2006/main" xmlns:w14="http://schemas.microsoft.com/office/word/2010/wordml" xmlns:w15="http://schemas.microsoft.com/office/word/2012/wordml" xmlns:w16cex="http://schemas.microsoft.com/office/word/2018/wordml/cex" xmlns:w16cid="http://schemas.microsoft.com/office/word/2016/wordml/cid" xmlns:w16="http://schemas.microsoft.com/office/word/2018/wordml" xmlns:w16sdtdh="http://schemas.microsoft.com/office/word/2020/wordml/sdtdatahash" xmlns:w16se="http://schemas.microsoft.com/office/word/2015/wordml/symex" xmlns:wpg="http://schemas.microsoft.com/office/word/2010/wordprocessingGroup" xmlns:wpi="http://schemas.microsoft.com/office/word/2010/wordprocessingInk" xmlns:wne="http://schemas.microsoft.com/office/word/2006/wordml" xmlns:wps="http://schemas.microsoft.com/office/word/2010/wordprocessingShape" mc:Ignorable="w14 w15 w16se w16cid w16 w16cex w16sdtdh wp14">
+<w:endnotes xmlns:wpc="http://schemas.microsoft.com/office/word/2010/wordprocessingCanvas" xmlns:cx="http://schemas.microsoft.com/office/drawing/2014/chartex" xmlns:cx1="http://schemas.microsoft.com/office/drawing/2015/9/8/chartex" xmlns:cx2="http://schemas.microsoft.com/office/drawing/2015/10/21/chartex" xmlns:cx3="http://schemas.microsoft.com/office/drawing/2016/5/9/chartex" xmlns:cx4="http://schemas.microsoft.com/office/drawing/2016/5/10/chartex" xmlns:cx5="http://schemas.microsoft.com/office/drawing/2016/5/11/chartex" xmlns:cx6="http://schemas.microsoft.com/office/drawing/2016/5/12/chartex" xmlns:cx7="http://schemas.microsoft.com/office/drawing/2016/5/13/chartex" xmlns:cx8="http://schemas.microsoft.com/office/drawing/2016/5/14/chartex" xmlns:mc="http://schemas.openxmlformats.org/markup-compatibility/2006" xmlns:aink="http://schemas.microsoft.com/office/drawing/2016/ink" xmlns:am3d="http://schemas.microsoft.com/office/drawing/2017/model3d" xmlns:o="urn:schemas-microsoft-com:office:office" xmlns:oel="http://schemas.microsoft.com/office/2019/extlst" xmlns:r="http://schemas.openxmlformats.org/officeDocument/2006/relationships" xmlns:m="http://schemas.openxmlformats.org/officeDocument/2006/math" xmlns:v="urn:schemas-microsoft-com:vml" xmlns:wp14="http://schemas.microsoft.com/office/word/2010/wordprocessingDrawing" xmlns:wp="http://schemas.openxmlformats.org/drawingml/2006/wordprocessingDrawing" xmlns:w10="urn:schemas-microsoft-com:office:word" xmlns:w="http://schemas.openxmlformats.org/wordprocessingml/2006/main" xmlns:w14="http://schemas.microsoft.com/office/word/2010/wordml" xmlns:w15="http://schemas.microsoft.com/office/word/2012/wordml" xmlns:w16cex="http://schemas.microsoft.com/office/word/2018/wordml/cex" xmlns:w16cid="http://schemas.microsoft.com/office/word/2016/wordml/cid" xmlns:w16="http://schemas.microsoft.com/office/word/2018/wordml" xmlns:w16du="http://schemas.microsoft.com/office/word/2023/wordml/word16du" xmlns:w16sdtdh="http://schemas.microsoft.com/office/word/2020/wordml/sdtdatahash" xmlns:w16sdtfl="http://schemas.microsoft.com/office/word/2024/wordml/sdtformatlock" xmlns:w16se="http://schemas.microsoft.com/office/word/2015/wordml/symex" xmlns:wpg="http://schemas.microsoft.com/office/word/2010/wordprocessingGroup" xmlns:wpi="http://schemas.microsoft.com/office/word/2010/wordprocessingInk" xmlns:wne="http://schemas.microsoft.com/office/word/2006/wordml" xmlns:wps="http://schemas.microsoft.com/office/word/2010/wordprocessingShape" mc:Ignorable="w14 w15 w16se w16cid w16 w16cex w16sdtdh w16sdtfl w16du wp14">
   <w:endnote w:type="separator" w:id="-1">
     <w:p>
       <w:pPr>
@@ -23636,7 +25970,7 @@
 </file>
 
 <file path=word/footer1.xml><?xml version="1.0" encoding="utf-8"?>
-<w:ftr xmlns:wpc="http://schemas.microsoft.com/office/word/2010/wordprocessingCanvas" xmlns:cx="http://schemas.microsoft.com/office/drawing/2014/chartex" xmlns:cx1="http://schemas.microsoft.com/office/drawing/2015/9/8/chartex" xmlns:cx2="http://schemas.microsoft.com/office/drawing/2015/10/21/chartex" xmlns:cx3="http://schemas.microsoft.com/office/drawing/2016/5/9/chartex" xmlns:cx4="http://schemas.microsoft.com/office/drawing/2016/5/10/chartex" xmlns:cx5="http://schemas.microsoft.com/office/drawing/2016/5/11/chartex" xmlns:cx6="http://schemas.microsoft.com/office/drawing/2016/5/12/chartex" xmlns:cx7="http://schemas.microsoft.com/office/drawing/2016/5/13/chartex" xmlns:cx8="http://schemas.microsoft.com/office/drawing/2016/5/14/chartex" xmlns:mc="http://schemas.openxmlformats.org/markup-compatibility/2006" xmlns:aink="http://schemas.microsoft.com/office/drawing/2016/ink" xmlns:am3d="http://schemas.microsoft.com/office/drawing/2017/model3d" xmlns:o="urn:schemas-microsoft-com:office:office" xmlns:oel="http://schemas.microsoft.com/office/2019/extlst" xmlns:r="http://schemas.openxmlformats.org/officeDocument/2006/relationships" xmlns:m="http://schemas.openxmlformats.org/officeDocument/2006/math" xmlns:v="urn:schemas-microsoft-com:vml" xmlns:wp14="http://schemas.microsoft.com/office/word/2010/wordprocessingDrawing" xmlns:wp="http://schemas.openxmlformats.org/drawingml/2006/wordprocessingDrawing" xmlns:w10="urn:schemas-microsoft-com:office:word" xmlns:w="http://schemas.openxmlformats.org/wordprocessingml/2006/main" xmlns:w14="http://schemas.microsoft.com/office/word/2010/wordml" xmlns:w15="http://schemas.microsoft.com/office/word/2012/wordml" xmlns:w16cex="http://schemas.microsoft.com/office/word/2018/wordml/cex" xmlns:w16cid="http://schemas.microsoft.com/office/word/2016/wordml/cid" xmlns:w16="http://schemas.microsoft.com/office/word/2018/wordml" xmlns:w16sdtdh="http://schemas.microsoft.com/office/word/2020/wordml/sdtdatahash" xmlns:w16se="http://schemas.microsoft.com/office/word/2015/wordml/symex" xmlns:wpg="http://schemas.microsoft.com/office/word/2010/wordprocessingGroup" xmlns:wpi="http://schemas.microsoft.com/office/word/2010/wordprocessingInk" xmlns:wne="http://schemas.microsoft.com/office/word/2006/wordml" xmlns:wps="http://schemas.microsoft.com/office/word/2010/wordprocessingShape" mc:Ignorable="w14 w15 w16se w16cid w16 w16cex w16sdtdh wp14">
+<w:ftr xmlns:wpc="http://schemas.microsoft.com/office/word/2010/wordprocessingCanvas" xmlns:cx="http://schemas.microsoft.com/office/drawing/2014/chartex" xmlns:cx1="http://schemas.microsoft.com/office/drawing/2015/9/8/chartex" xmlns:cx2="http://schemas.microsoft.com/office/drawing/2015/10/21/chartex" xmlns:cx3="http://schemas.microsoft.com/office/drawing/2016/5/9/chartex" xmlns:cx4="http://schemas.microsoft.com/office/drawing/2016/5/10/chartex" xmlns:cx5="http://schemas.microsoft.com/office/drawing/2016/5/11/chartex" xmlns:cx6="http://schemas.microsoft.com/office/drawing/2016/5/12/chartex" xmlns:cx7="http://schemas.microsoft.com/office/drawing/2016/5/13/chartex" xmlns:cx8="http://schemas.microsoft.com/office/drawing/2016/5/14/chartex" xmlns:mc="http://schemas.openxmlformats.org/markup-compatibility/2006" xmlns:aink="http://schemas.microsoft.com/office/drawing/2016/ink" xmlns:am3d="http://schemas.microsoft.com/office/drawing/2017/model3d" xmlns:o="urn:schemas-microsoft-com:office:office" xmlns:oel="http://schemas.microsoft.com/office/2019/extlst" xmlns:r="http://schemas.openxmlformats.org/officeDocument/2006/relationships" xmlns:m="http://schemas.openxmlformats.org/officeDocument/2006/math" xmlns:v="urn:schemas-microsoft-com:vml" xmlns:wp14="http://schemas.microsoft.com/office/word/2010/wordprocessingDrawing" xmlns:wp="http://schemas.openxmlformats.org/drawingml/2006/wordprocessingDrawing" xmlns:w10="urn:schemas-microsoft-com:office:word" xmlns:w="http://schemas.openxmlformats.org/wordprocessingml/2006/main" xmlns:w14="http://schemas.microsoft.com/office/word/2010/wordml" xmlns:w15="http://schemas.microsoft.com/office/word/2012/wordml" xmlns:w16cex="http://schemas.microsoft.com/office/word/2018/wordml/cex" xmlns:w16cid="http://schemas.microsoft.com/office/word/2016/wordml/cid" xmlns:w16="http://schemas.microsoft.com/office/word/2018/wordml" xmlns:w16du="http://schemas.microsoft.com/office/word/2023/wordml/word16du" xmlns:w16sdtdh="http://schemas.microsoft.com/office/word/2020/wordml/sdtdatahash" xmlns:w16sdtfl="http://schemas.microsoft.com/office/word/2024/wordml/sdtformatlock" xmlns:w16se="http://schemas.microsoft.com/office/word/2015/wordml/symex" xmlns:wpg="http://schemas.microsoft.com/office/word/2010/wordprocessingGroup" xmlns:wpi="http://schemas.microsoft.com/office/word/2010/wordprocessingInk" xmlns:wne="http://schemas.microsoft.com/office/word/2006/wordml" xmlns:wps="http://schemas.microsoft.com/office/word/2010/wordprocessingShape" mc:Ignorable="w14 w15 w16se w16cid w16 w16cex w16sdtdh w16sdtfl w16du wp14">
   <w:p>
     <w:pPr>
       <w:pBdr>
@@ -23818,7 +26152,7 @@
 </file>
 
 <file path=word/footer2.xml><?xml version="1.0" encoding="utf-8"?>
-<w:ftr xmlns:wpc="http://schemas.microsoft.com/office/word/2010/wordprocessingCanvas" xmlns:cx="http://schemas.microsoft.com/office/drawing/2014/chartex" xmlns:cx1="http://schemas.microsoft.com/office/drawing/2015/9/8/chartex" xmlns:cx2="http://schemas.microsoft.com/office/drawing/2015/10/21/chartex" xmlns:cx3="http://schemas.microsoft.com/office/drawing/2016/5/9/chartex" xmlns:cx4="http://schemas.microsoft.com/office/drawing/2016/5/10/chartex" xmlns:cx5="http://schemas.microsoft.com/office/drawing/2016/5/11/chartex" xmlns:cx6="http://schemas.microsoft.com/office/drawing/2016/5/12/chartex" xmlns:cx7="http://schemas.microsoft.com/office/drawing/2016/5/13/chartex" xmlns:cx8="http://schemas.microsoft.com/office/drawing/2016/5/14/chartex" xmlns:mc="http://schemas.openxmlformats.org/markup-compatibility/2006" xmlns:aink="http://schemas.microsoft.com/office/drawing/2016/ink" xmlns:am3d="http://schemas.microsoft.com/office/drawing/2017/model3d" xmlns:o="urn:schemas-microsoft-com:office:office" xmlns:oel="http://schemas.microsoft.com/office/2019/extlst" xmlns:r="http://schemas.openxmlformats.org/officeDocument/2006/relationships" xmlns:m="http://schemas.openxmlformats.org/officeDocument/2006/math" xmlns:v="urn:schemas-microsoft-com:vml" xmlns:wp14="http://schemas.microsoft.com/office/word/2010/wordprocessingDrawing" xmlns:wp="http://schemas.openxmlformats.org/drawingml/2006/wordprocessingDrawing" xmlns:w10="urn:schemas-microsoft-com:office:word" xmlns:w="http://schemas.openxmlformats.org/wordprocessingml/2006/main" xmlns:w14="http://schemas.microsoft.com/office/word/2010/wordml" xmlns:w15="http://schemas.microsoft.com/office/word/2012/wordml" xmlns:w16cex="http://schemas.microsoft.com/office/word/2018/wordml/cex" xmlns:w16cid="http://schemas.microsoft.com/office/word/2016/wordml/cid" xmlns:w16="http://schemas.microsoft.com/office/word/2018/wordml" xmlns:w16sdtdh="http://schemas.microsoft.com/office/word/2020/wordml/sdtdatahash" xmlns:w16se="http://schemas.microsoft.com/office/word/2015/wordml/symex" xmlns:wpg="http://schemas.microsoft.com/office/word/2010/wordprocessingGroup" xmlns:wpi="http://schemas.microsoft.com/office/word/2010/wordprocessingInk" xmlns:wne="http://schemas.microsoft.com/office/word/2006/wordml" xmlns:wps="http://schemas.microsoft.com/office/word/2010/wordprocessingShape" mc:Ignorable="w14 w15 w16se w16cid w16 w16cex w16sdtdh wp14">
+<w:ftr xmlns:wpc="http://schemas.microsoft.com/office/word/2010/wordprocessingCanvas" xmlns:cx="http://schemas.microsoft.com/office/drawing/2014/chartex" xmlns:cx1="http://schemas.microsoft.com/office/drawing/2015/9/8/chartex" xmlns:cx2="http://schemas.microsoft.com/office/drawing/2015/10/21/chartex" xmlns:cx3="http://schemas.microsoft.com/office/drawing/2016/5/9/chartex" xmlns:cx4="http://schemas.microsoft.com/office/drawing/2016/5/10/chartex" xmlns:cx5="http://schemas.microsoft.com/office/drawing/2016/5/11/chartex" xmlns:cx6="http://schemas.microsoft.com/office/drawing/2016/5/12/chartex" xmlns:cx7="http://schemas.microsoft.com/office/drawing/2016/5/13/chartex" xmlns:cx8="http://schemas.microsoft.com/office/drawing/2016/5/14/chartex" xmlns:mc="http://schemas.openxmlformats.org/markup-compatibility/2006" xmlns:aink="http://schemas.microsoft.com/office/drawing/2016/ink" xmlns:am3d="http://schemas.microsoft.com/office/drawing/2017/model3d" xmlns:o="urn:schemas-microsoft-com:office:office" xmlns:oel="http://schemas.microsoft.com/office/2019/extlst" xmlns:r="http://schemas.openxmlformats.org/officeDocument/2006/relationships" xmlns:m="http://schemas.openxmlformats.org/officeDocument/2006/math" xmlns:v="urn:schemas-microsoft-com:vml" xmlns:wp14="http://schemas.microsoft.com/office/word/2010/wordprocessingDrawing" xmlns:wp="http://schemas.openxmlformats.org/drawingml/2006/wordprocessingDrawing" xmlns:w10="urn:schemas-microsoft-com:office:word" xmlns:w="http://schemas.openxmlformats.org/wordprocessingml/2006/main" xmlns:w14="http://schemas.microsoft.com/office/word/2010/wordml" xmlns:w15="http://schemas.microsoft.com/office/word/2012/wordml" xmlns:w16cex="http://schemas.microsoft.com/office/word/2018/wordml/cex" xmlns:w16cid="http://schemas.microsoft.com/office/word/2016/wordml/cid" xmlns:w16="http://schemas.microsoft.com/office/word/2018/wordml" xmlns:w16du="http://schemas.microsoft.com/office/word/2023/wordml/word16du" xmlns:w16sdtdh="http://schemas.microsoft.com/office/word/2020/wordml/sdtdatahash" xmlns:w16sdtfl="http://schemas.microsoft.com/office/word/2024/wordml/sdtformatlock" xmlns:w16se="http://schemas.microsoft.com/office/word/2015/wordml/symex" xmlns:wpg="http://schemas.microsoft.com/office/word/2010/wordprocessingGroup" xmlns:wpi="http://schemas.microsoft.com/office/word/2010/wordprocessingInk" xmlns:wne="http://schemas.microsoft.com/office/word/2006/wordml" xmlns:wps="http://schemas.microsoft.com/office/word/2010/wordprocessingShape" mc:Ignorable="w14 w15 w16se w16cid w16 w16cex w16sdtdh w16sdtfl w16du wp14">
   <w:p>
     <w:pPr>
       <w:pBdr>
@@ -24014,7 +26348,7 @@
 </file>
 
 <file path=word/footnotes.xml><?xml version="1.0" encoding="utf-8"?>
-<w:footnotes xmlns:wpc="http://schemas.microsoft.com/office/word/2010/wordprocessingCanvas" xmlns:cx="http://schemas.microsoft.com/office/drawing/2014/chartex" xmlns:cx1="http://schemas.microsoft.com/office/drawing/2015/9/8/chartex" xmlns:cx2="http://schemas.microsoft.com/office/drawing/2015/10/21/chartex" xmlns:cx3="http://schemas.microsoft.com/office/drawing/2016/5/9/chartex" xmlns:cx4="http://schemas.microsoft.com/office/drawing/2016/5/10/chartex" xmlns:cx5="http://schemas.microsoft.com/office/drawing/2016/5/11/chartex" xmlns:cx6="http://schemas.microsoft.com/office/drawing/2016/5/12/chartex" xmlns:cx7="http://schemas.microsoft.com/office/drawing/2016/5/13/chartex" xmlns:cx8="http://schemas.microsoft.com/office/drawing/2016/5/14/chartex" xmlns:mc="http://schemas.openxmlformats.org/markup-compatibility/2006" xmlns:aink="http://schemas.microsoft.com/office/drawing/2016/ink" xmlns:am3d="http://schemas.microsoft.com/office/drawing/2017/model3d" xmlns:o="urn:schemas-microsoft-com:office:office" xmlns:oel="http://schemas.microsoft.com/office/2019/extlst" xmlns:r="http://schemas.openxmlformats.org/officeDocument/2006/relationships" xmlns:m="http://schemas.openxmlformats.org/officeDocument/2006/math" xmlns:v="urn:schemas-microsoft-com:vml" xmlns:wp14="http://schemas.microsoft.com/office/word/2010/wordprocessingDrawing" xmlns:wp="http://schemas.openxmlformats.org/drawingml/2006/wordprocessingDrawing" xmlns:w10="urn:schemas-microsoft-com:office:word" xmlns:w="http://schemas.openxmlformats.org/wordprocessingml/2006/main" xmlns:w14="http://schemas.microsoft.com/office/word/2010/wordml" xmlns:w15="http://schemas.microsoft.com/office/word/2012/wordml" xmlns:w16cex="http://schemas.microsoft.com/office/word/2018/wordml/cex" xmlns:w16cid="http://schemas.microsoft.com/office/word/2016/wordml/cid" xmlns:w16="http://schemas.microsoft.com/office/word/2018/wordml" xmlns:w16sdtdh="http://schemas.microsoft.com/office/word/2020/wordml/sdtdatahash" xmlns:w16se="http://schemas.microsoft.com/office/word/2015/wordml/symex" xmlns:wpg="http://schemas.microsoft.com/office/word/2010/wordprocessingGroup" xmlns:wpi="http://schemas.microsoft.com/office/word/2010/wordprocessingInk" xmlns:wne="http://schemas.microsoft.com/office/word/2006/wordml" xmlns:wps="http://schemas.microsoft.com/office/word/2010/wordprocessingShape" mc:Ignorable="w14 w15 w16se w16cid w16 w16cex w16sdtdh wp14">
+<w:footnotes xmlns:wpc="http://schemas.microsoft.com/office/word/2010/wordprocessingCanvas" xmlns:cx="http://schemas.microsoft.com/office/drawing/2014/chartex" xmlns:cx1="http://schemas.microsoft.com/office/drawing/2015/9/8/chartex" xmlns:cx2="http://schemas.microsoft.com/office/drawing/2015/10/21/chartex" xmlns:cx3="http://schemas.microsoft.com/office/drawing/2016/5/9/chartex" xmlns:cx4="http://schemas.microsoft.com/office/drawing/2016/5/10/chartex" xmlns:cx5="http://schemas.microsoft.com/office/drawing/2016/5/11/chartex" xmlns:cx6="http://schemas.microsoft.com/office/drawing/2016/5/12/chartex" xmlns:cx7="http://schemas.microsoft.com/office/drawing/2016/5/13/chartex" xmlns:cx8="http://schemas.microsoft.com/office/drawing/2016/5/14/chartex" xmlns:mc="http://schemas.openxmlformats.org/markup-compatibility/2006" xmlns:aink="http://schemas.microsoft.com/office/drawing/2016/ink" xmlns:am3d="http://schemas.microsoft.com/office/drawing/2017/model3d" xmlns:o="urn:schemas-microsoft-com:office:office" xmlns:oel="http://schemas.microsoft.com/office/2019/extlst" xmlns:r="http://schemas.openxmlformats.org/officeDocument/2006/relationships" xmlns:m="http://schemas.openxmlformats.org/officeDocument/2006/math" xmlns:v="urn:schemas-microsoft-com:vml" xmlns:wp14="http://schemas.microsoft.com/office/word/2010/wordprocessingDrawing" xmlns:wp="http://schemas.openxmlformats.org/drawingml/2006/wordprocessingDrawing" xmlns:w10="urn:schemas-microsoft-com:office:word" xmlns:w="http://schemas.openxmlformats.org/wordprocessingml/2006/main" xmlns:w14="http://schemas.microsoft.com/office/word/2010/wordml" xmlns:w15="http://schemas.microsoft.com/office/word/2012/wordml" xmlns:w16cex="http://schemas.microsoft.com/office/word/2018/wordml/cex" xmlns:w16cid="http://schemas.microsoft.com/office/word/2016/wordml/cid" xmlns:w16="http://schemas.microsoft.com/office/word/2018/wordml" xmlns:w16du="http://schemas.microsoft.com/office/word/2023/wordml/word16du" xmlns:w16sdtdh="http://schemas.microsoft.com/office/word/2020/wordml/sdtdatahash" xmlns:w16sdtfl="http://schemas.microsoft.com/office/word/2024/wordml/sdtformatlock" xmlns:w16se="http://schemas.microsoft.com/office/word/2015/wordml/symex" xmlns:wpg="http://schemas.microsoft.com/office/word/2010/wordprocessingGroup" xmlns:wpi="http://schemas.microsoft.com/office/word/2010/wordprocessingInk" xmlns:wne="http://schemas.microsoft.com/office/word/2006/wordml" xmlns:wps="http://schemas.microsoft.com/office/word/2010/wordprocessingShape" mc:Ignorable="w14 w15 w16se w16cid w16 w16cex w16sdtdh w16sdtfl w16du wp14">
   <w:footnote w:type="separator" w:id="-1">
     <w:p>
       <w:pPr>
@@ -24039,7 +26373,7 @@
 </file>
 
 <file path=word/header1.xml><?xml version="1.0" encoding="utf-8"?>
-<w:hdr xmlns:wpc="http://schemas.microsoft.com/office/word/2010/wordprocessingCanvas" xmlns:cx="http://schemas.microsoft.com/office/drawing/2014/chartex" xmlns:cx1="http://schemas.microsoft.com/office/drawing/2015/9/8/chartex" xmlns:cx2="http://schemas.microsoft.com/office/drawing/2015/10/21/chartex" xmlns:cx3="http://schemas.microsoft.com/office/drawing/2016/5/9/chartex" xmlns:cx4="http://schemas.microsoft.com/office/drawing/2016/5/10/chartex" xmlns:cx5="http://schemas.microsoft.com/office/drawing/2016/5/11/chartex" xmlns:cx6="http://schemas.microsoft.com/office/drawing/2016/5/12/chartex" xmlns:cx7="http://schemas.microsoft.com/office/drawing/2016/5/13/chartex" xmlns:cx8="http://schemas.microsoft.com/office/drawing/2016/5/14/chartex" xmlns:mc="http://schemas.openxmlformats.org/markup-compatibility/2006" xmlns:aink="http://schemas.microsoft.com/office/drawing/2016/ink" xmlns:am3d="http://schemas.microsoft.com/office/drawing/2017/model3d" xmlns:o="urn:schemas-microsoft-com:office:office" xmlns:oel="http://schemas.microsoft.com/office/2019/extlst" xmlns:r="http://schemas.openxmlformats.org/officeDocument/2006/relationships" xmlns:m="http://schemas.openxmlformats.org/officeDocument/2006/math" xmlns:v="urn:schemas-microsoft-com:vml" xmlns:wp14="http://schemas.microsoft.com/office/word/2010/wordprocessingDrawing" xmlns:wp="http://schemas.openxmlformats.org/drawingml/2006/wordprocessingDrawing" xmlns:w10="urn:schemas-microsoft-com:office:word" xmlns:w="http://schemas.openxmlformats.org/wordprocessingml/2006/main" xmlns:w14="http://schemas.microsoft.com/office/word/2010/wordml" xmlns:w15="http://schemas.microsoft.com/office/word/2012/wordml" xmlns:w16cex="http://schemas.microsoft.com/office/word/2018/wordml/cex" xmlns:w16cid="http://schemas.microsoft.com/office/word/2016/wordml/cid" xmlns:w16="http://schemas.microsoft.com/office/word/2018/wordml" xmlns:w16sdtdh="http://schemas.microsoft.com/office/word/2020/wordml/sdtdatahash" xmlns:w16se="http://schemas.microsoft.com/office/word/2015/wordml/symex" xmlns:wpg="http://schemas.microsoft.com/office/word/2010/wordprocessingGroup" xmlns:wpi="http://schemas.microsoft.com/office/word/2010/wordprocessingInk" xmlns:wne="http://schemas.microsoft.com/office/word/2006/wordml" xmlns:wps="http://schemas.microsoft.com/office/word/2010/wordprocessingShape" mc:Ignorable="w14 w15 w16se w16cid w16 w16cex w16sdtdh wp14">
+<w:hdr xmlns:wpc="http://schemas.microsoft.com/office/word/2010/wordprocessingCanvas" xmlns:cx="http://schemas.microsoft.com/office/drawing/2014/chartex" xmlns:cx1="http://schemas.microsoft.com/office/drawing/2015/9/8/chartex" xmlns:cx2="http://schemas.microsoft.com/office/drawing/2015/10/21/chartex" xmlns:cx3="http://schemas.microsoft.com/office/drawing/2016/5/9/chartex" xmlns:cx4="http://schemas.microsoft.com/office/drawing/2016/5/10/chartex" xmlns:cx5="http://schemas.microsoft.com/office/drawing/2016/5/11/chartex" xmlns:cx6="http://schemas.microsoft.com/office/drawing/2016/5/12/chartex" xmlns:cx7="http://schemas.microsoft.com/office/drawing/2016/5/13/chartex" xmlns:cx8="http://schemas.microsoft.com/office/drawing/2016/5/14/chartex" xmlns:mc="http://schemas.openxmlformats.org/markup-compatibility/2006" xmlns:aink="http://schemas.microsoft.com/office/drawing/2016/ink" xmlns:am3d="http://schemas.microsoft.com/office/drawing/2017/model3d" xmlns:o="urn:schemas-microsoft-com:office:office" xmlns:oel="http://schemas.microsoft.com/office/2019/extlst" xmlns:r="http://schemas.openxmlformats.org/officeDocument/2006/relationships" xmlns:m="http://schemas.openxmlformats.org/officeDocument/2006/math" xmlns:v="urn:schemas-microsoft-com:vml" xmlns:wp14="http://schemas.microsoft.com/office/word/2010/wordprocessingDrawing" xmlns:wp="http://schemas.openxmlformats.org/drawingml/2006/wordprocessingDrawing" xmlns:w10="urn:schemas-microsoft-com:office:word" xmlns:w="http://schemas.openxmlformats.org/wordprocessingml/2006/main" xmlns:w14="http://schemas.microsoft.com/office/word/2010/wordml" xmlns:w15="http://schemas.microsoft.com/office/word/2012/wordml" xmlns:w16cex="http://schemas.microsoft.com/office/word/2018/wordml/cex" xmlns:w16cid="http://schemas.microsoft.com/office/word/2016/wordml/cid" xmlns:w16="http://schemas.microsoft.com/office/word/2018/wordml" xmlns:w16du="http://schemas.microsoft.com/office/word/2023/wordml/word16du" xmlns:w16sdtdh="http://schemas.microsoft.com/office/word/2020/wordml/sdtdatahash" xmlns:w16sdtfl="http://schemas.microsoft.com/office/word/2024/wordml/sdtformatlock" xmlns:w16se="http://schemas.microsoft.com/office/word/2015/wordml/symex" xmlns:wpg="http://schemas.microsoft.com/office/word/2010/wordprocessingGroup" xmlns:wpi="http://schemas.microsoft.com/office/word/2010/wordprocessingInk" xmlns:wne="http://schemas.microsoft.com/office/word/2006/wordml" xmlns:wps="http://schemas.microsoft.com/office/word/2010/wordprocessingShape" mc:Ignorable="w14 w15 w16se w16cid w16 w16cex w16sdtdh w16sdtfl w16du wp14">
   <w:p>
     <w:pPr>
       <w:pStyle w:val="Header"/>
@@ -24060,7 +26394,7 @@
 </file>
 
 <file path=word/header2.xml><?xml version="1.0" encoding="utf-8"?>
-<w:hdr xmlns:wpc="http://schemas.microsoft.com/office/word/2010/wordprocessingCanvas" xmlns:cx="http://schemas.microsoft.com/office/drawing/2014/chartex" xmlns:cx1="http://schemas.microsoft.com/office/drawing/2015/9/8/chartex" xmlns:cx2="http://schemas.microsoft.com/office/drawing/2015/10/21/chartex" xmlns:cx3="http://schemas.microsoft.com/office/drawing/2016/5/9/chartex" xmlns:cx4="http://schemas.microsoft.com/office/drawing/2016/5/10/chartex" xmlns:cx5="http://schemas.microsoft.com/office/drawing/2016/5/11/chartex" xmlns:cx6="http://schemas.microsoft.com/office/drawing/2016/5/12/chartex" xmlns:cx7="http://schemas.microsoft.com/office/drawing/2016/5/13/chartex" xmlns:cx8="http://schemas.microsoft.com/office/drawing/2016/5/14/chartex" xmlns:mc="http://schemas.openxmlformats.org/markup-compatibility/2006" xmlns:aink="http://schemas.microsoft.com/office/drawing/2016/ink" xmlns:am3d="http://schemas.microsoft.com/office/drawing/2017/model3d" xmlns:o="urn:schemas-microsoft-com:office:office" xmlns:oel="http://schemas.microsoft.com/office/2019/extlst" xmlns:r="http://schemas.openxmlformats.org/officeDocument/2006/relationships" xmlns:m="http://schemas.openxmlformats.org/officeDocument/2006/math" xmlns:v="urn:schemas-microsoft-com:vml" xmlns:wp14="http://schemas.microsoft.com/office/word/2010/wordprocessingDrawing" xmlns:wp="http://schemas.openxmlformats.org/drawingml/2006/wordprocessingDrawing" xmlns:w10="urn:schemas-microsoft-com:office:word" xmlns:w="http://schemas.openxmlformats.org/wordprocessingml/2006/main" xmlns:w14="http://schemas.microsoft.com/office/word/2010/wordml" xmlns:w15="http://schemas.microsoft.com/office/word/2012/wordml" xmlns:w16cex="http://schemas.microsoft.com/office/word/2018/wordml/cex" xmlns:w16cid="http://schemas.microsoft.com/office/word/2016/wordml/cid" xmlns:w16="http://schemas.microsoft.com/office/word/2018/wordml" xmlns:w16sdtdh="http://schemas.microsoft.com/office/word/2020/wordml/sdtdatahash" xmlns:w16se="http://schemas.microsoft.com/office/word/2015/wordml/symex" xmlns:wpg="http://schemas.microsoft.com/office/word/2010/wordprocessingGroup" xmlns:wpi="http://schemas.microsoft.com/office/word/2010/wordprocessingInk" xmlns:wne="http://schemas.microsoft.com/office/word/2006/wordml" xmlns:wps="http://schemas.microsoft.com/office/word/2010/wordprocessingShape" mc:Ignorable="w14 w15 w16se w16cid w16 w16cex w16sdtdh wp14">
+<w:hdr xmlns:wpc="http://schemas.microsoft.com/office/word/2010/wordprocessingCanvas" xmlns:cx="http://schemas.microsoft.com/office/drawing/2014/chartex" xmlns:cx1="http://schemas.microsoft.com/office/drawing/2015/9/8/chartex" xmlns:cx2="http://schemas.microsoft.com/office/drawing/2015/10/21/chartex" xmlns:cx3="http://schemas.microsoft.com/office/drawing/2016/5/9/chartex" xmlns:cx4="http://schemas.microsoft.com/office/drawing/2016/5/10/chartex" xmlns:cx5="http://schemas.microsoft.com/office/drawing/2016/5/11/chartex" xmlns:cx6="http://schemas.microsoft.com/office/drawing/2016/5/12/chartex" xmlns:cx7="http://schemas.microsoft.com/office/drawing/2016/5/13/chartex" xmlns:cx8="http://schemas.microsoft.com/office/drawing/2016/5/14/chartex" xmlns:mc="http://schemas.openxmlformats.org/markup-compatibility/2006" xmlns:aink="http://schemas.microsoft.com/office/drawing/2016/ink" xmlns:am3d="http://schemas.microsoft.com/office/drawing/2017/model3d" xmlns:o="urn:schemas-microsoft-com:office:office" xmlns:oel="http://schemas.microsoft.com/office/2019/extlst" xmlns:r="http://schemas.openxmlformats.org/officeDocument/2006/relationships" xmlns:m="http://schemas.openxmlformats.org/officeDocument/2006/math" xmlns:v="urn:schemas-microsoft-com:vml" xmlns:wp14="http://schemas.microsoft.com/office/word/2010/wordprocessingDrawing" xmlns:wp="http://schemas.openxmlformats.org/drawingml/2006/wordprocessingDrawing" xmlns:w10="urn:schemas-microsoft-com:office:word" xmlns:w="http://schemas.openxmlformats.org/wordprocessingml/2006/main" xmlns:w14="http://schemas.microsoft.com/office/word/2010/wordml" xmlns:w15="http://schemas.microsoft.com/office/word/2012/wordml" xmlns:w16cex="http://schemas.microsoft.com/office/word/2018/wordml/cex" xmlns:w16cid="http://schemas.microsoft.com/office/word/2016/wordml/cid" xmlns:w16="http://schemas.microsoft.com/office/word/2018/wordml" xmlns:w16du="http://schemas.microsoft.com/office/word/2023/wordml/word16du" xmlns:w16sdtdh="http://schemas.microsoft.com/office/word/2020/wordml/sdtdatahash" xmlns:w16sdtfl="http://schemas.microsoft.com/office/word/2024/wordml/sdtformatlock" xmlns:w16se="http://schemas.microsoft.com/office/word/2015/wordml/symex" xmlns:wpg="http://schemas.microsoft.com/office/word/2010/wordprocessingGroup" xmlns:wpi="http://schemas.microsoft.com/office/word/2010/wordprocessingInk" xmlns:wne="http://schemas.microsoft.com/office/word/2006/wordml" xmlns:wps="http://schemas.microsoft.com/office/word/2010/wordprocessingShape" mc:Ignorable="w14 w15 w16se w16cid w16 w16cex w16sdtdh w16sdtfl w16du wp14">
   <w:p>
     <w:pPr>
       <w:pStyle w:val="Header"/>
@@ -24073,7 +26407,7 @@
 </file>
 
 <file path=word/styles.xml><?xml version="1.0" encoding="utf-8"?>
-<w:styles xmlns:mc="http://schemas.openxmlformats.org/markup-compatibility/2006" xmlns:r="http://schemas.openxmlformats.org/officeDocument/2006/relationships" xmlns:w="http://schemas.openxmlformats.org/wordprocessingml/2006/main" xmlns:w14="http://schemas.microsoft.com/office/word/2010/wordml" xmlns:w15="http://schemas.microsoft.com/office/word/2012/wordml" xmlns:w16cex="http://schemas.microsoft.com/office/word/2018/wordml/cex" xmlns:w16cid="http://schemas.microsoft.com/office/word/2016/wordml/cid" xmlns:w16="http://schemas.microsoft.com/office/word/2018/wordml" xmlns:w16sdtdh="http://schemas.microsoft.com/office/word/2020/wordml/sdtdatahash" xmlns:w16se="http://schemas.microsoft.com/office/word/2015/wordml/symex" mc:Ignorable="w14 w15 w16se w16cid w16 w16cex w16sdtdh">
+<w:styles xmlns:mc="http://schemas.openxmlformats.org/markup-compatibility/2006" xmlns:r="http://schemas.openxmlformats.org/officeDocument/2006/relationships" xmlns:w="http://schemas.openxmlformats.org/wordprocessingml/2006/main" xmlns:w14="http://schemas.microsoft.com/office/word/2010/wordml" xmlns:w15="http://schemas.microsoft.com/office/word/2012/wordml" xmlns:w16cex="http://schemas.microsoft.com/office/word/2018/wordml/cex" xmlns:w16cid="http://schemas.microsoft.com/office/word/2016/wordml/cid" xmlns:w16="http://schemas.microsoft.com/office/word/2018/wordml" xmlns:w16du="http://schemas.microsoft.com/office/word/2023/wordml/word16du" xmlns:w16sdtdh="http://schemas.microsoft.com/office/word/2020/wordml/sdtdatahash" xmlns:w16sdtfl="http://schemas.microsoft.com/office/word/2024/wordml/sdtformatlock" xmlns:w16se="http://schemas.microsoft.com/office/word/2015/wordml/symex" mc:Ignorable="w14 w15 w16se w16cid w16 w16cex w16sdtdh w16sdtfl w16du">
   <w:docDefaults>
     <w:rPrDefault>
       <w:rPr>

--- a/TS Jatai Ghanam Project/TS 1.1/TS 1.1 Ghanam Malayalam Corrections.docx
+++ b/TS Jatai Ghanam Project/TS 1.1/TS 1.1 Ghanam Malayalam Corrections.docx
@@ -70,10 +70,9 @@
           <w:bCs/>
           <w:sz w:val="32"/>
           <w:szCs w:val="32"/>
-          <w:highlight w:val="red"/>
           <w:u w:val="single"/>
         </w:rPr>
-        <w:t>????</w:t>
+        <w:t>30th June 2026</w:t>
       </w:r>
     </w:p>
     <w:p>
@@ -197,6 +196,624 @@
       </w:tblGrid>
       <w:tr>
         <w:trPr>
+          <w:trHeight w:val="1182"/>
+        </w:trPr>
+        <w:tc>
+          <w:tcPr>
+            <w:tcW w:w="6408" w:type="dxa"/>
+          </w:tcPr>
+          <w:p>
+            <w:pPr>
+              <w:widowControl w:val="0"/>
+              <w:autoSpaceDE w:val="0"/>
+              <w:autoSpaceDN w:val="0"/>
+              <w:adjustRightInd w:val="0"/>
+              <w:spacing w:before="0" w:line="240" w:lineRule="auto"/>
+              <w:rPr>
+                <w:rFonts w:ascii="BRH Malayalam Extra" w:hAnsi="BRH Malayalam Extra" w:cs="BRH Malayalam Extra"/>
+                <w:color w:val="000000"/>
+                <w:sz w:val="32"/>
+                <w:szCs w:val="40"/>
+                <w:lang w:val="it-IT"/>
+              </w:rPr>
+            </w:pPr>
+            <w:r>
+              <w:rPr>
+                <w:rFonts w:cs="BRH Malayalam Extra"/>
+                <w:color w:val="000000"/>
+                <w:szCs w:val="40"/>
+                <w:lang w:val="it-IT"/>
+              </w:rPr>
+              <w:t>57</w:t>
+            </w:r>
+            <w:r>
+              <w:rPr>
+                <w:rFonts w:ascii="BRH Malayalam Extra" w:hAnsi="BRH Malayalam Extra" w:cs="BRH Malayalam Extra"/>
+                <w:color w:val="000000"/>
+                <w:sz w:val="32"/>
+                <w:szCs w:val="40"/>
+                <w:lang w:val="it-IT"/>
+              </w:rPr>
+              <w:t>)</w:t>
+            </w:r>
+            <w:r>
+              <w:rPr>
+                <w:rFonts w:ascii="BRH Malayalam Extra" w:hAnsi="BRH Malayalam Extra" w:cs="BRH Malayalam Extra"/>
+                <w:color w:val="000000"/>
+                <w:sz w:val="32"/>
+                <w:szCs w:val="40"/>
+                <w:lang w:val="it-IT"/>
+              </w:rPr>
+              <w:tab/>
+            </w:r>
+            <w:r>
+              <w:rPr>
+                <w:rFonts w:cs="BRH Malayalam Extra"/>
+                <w:color w:val="000000"/>
+                <w:szCs w:val="40"/>
+                <w:lang w:val="it-IT"/>
+              </w:rPr>
+              <w:t>1</w:t>
+            </w:r>
+            <w:r>
+              <w:rPr>
+                <w:rFonts w:ascii="BRH Malayalam Extra" w:hAnsi="BRH Malayalam Extra" w:cs="BRH Malayalam Extra"/>
+                <w:color w:val="000000"/>
+                <w:sz w:val="32"/>
+                <w:szCs w:val="40"/>
+                <w:lang w:val="it-IT"/>
+              </w:rPr>
+              <w:t>.</w:t>
+            </w:r>
+            <w:r>
+              <w:rPr>
+                <w:rFonts w:cs="BRH Malayalam Extra"/>
+                <w:color w:val="000000"/>
+                <w:szCs w:val="40"/>
+                <w:lang w:val="it-IT"/>
+              </w:rPr>
+              <w:t>1</w:t>
+            </w:r>
+            <w:r>
+              <w:rPr>
+                <w:rFonts w:ascii="BRH Malayalam Extra" w:hAnsi="BRH Malayalam Extra" w:cs="BRH Malayalam Extra"/>
+                <w:color w:val="000000"/>
+                <w:sz w:val="32"/>
+                <w:szCs w:val="40"/>
+                <w:lang w:val="it-IT"/>
+              </w:rPr>
+              <w:t>.</w:t>
+            </w:r>
+            <w:r>
+              <w:rPr>
+                <w:rFonts w:cs="BRH Malayalam Extra"/>
+                <w:color w:val="000000"/>
+                <w:szCs w:val="40"/>
+                <w:lang w:val="it-IT"/>
+              </w:rPr>
+              <w:t>6</w:t>
+            </w:r>
+            <w:r>
+              <w:rPr>
+                <w:rFonts w:ascii="BRH Malayalam Extra" w:hAnsi="BRH Malayalam Extra" w:cs="BRH Malayalam Extra"/>
+                <w:color w:val="000000"/>
+                <w:sz w:val="32"/>
+                <w:szCs w:val="40"/>
+                <w:lang w:val="it-IT"/>
+              </w:rPr>
+              <w:t>.</w:t>
+            </w:r>
+            <w:r>
+              <w:rPr>
+                <w:rFonts w:cs="BRH Malayalam Extra"/>
+                <w:color w:val="000000"/>
+                <w:szCs w:val="40"/>
+                <w:lang w:val="it-IT"/>
+              </w:rPr>
+              <w:t>1</w:t>
+            </w:r>
+            <w:r>
+              <w:rPr>
+                <w:rFonts w:ascii="BRH Malayalam Extra" w:hAnsi="BRH Malayalam Extra" w:cs="BRH Malayalam Extra"/>
+                <w:color w:val="000000"/>
+                <w:sz w:val="32"/>
+                <w:szCs w:val="40"/>
+                <w:lang w:val="it-IT"/>
+              </w:rPr>
+              <w:t>(</w:t>
+            </w:r>
+            <w:r>
+              <w:rPr>
+                <w:rFonts w:cs="BRH Malayalam Extra"/>
+                <w:color w:val="000000"/>
+                <w:szCs w:val="40"/>
+                <w:lang w:val="it-IT"/>
+              </w:rPr>
+              <w:t>51</w:t>
+            </w:r>
+            <w:r>
+              <w:rPr>
+                <w:rFonts w:ascii="BRH Malayalam Extra" w:hAnsi="BRH Malayalam Extra" w:cs="BRH Malayalam Extra"/>
+                <w:color w:val="000000"/>
+                <w:sz w:val="32"/>
+                <w:szCs w:val="40"/>
+                <w:lang w:val="it-IT"/>
+              </w:rPr>
+              <w:t>)- A</w:t>
+            </w:r>
+            <w:r>
+              <w:rPr>
+                <w:rFonts w:ascii="BRH Malayalam Extra" w:hAnsi="BRH Malayalam Extra" w:cs="BRH Malayalam Extra"/>
+                <w:color w:val="000000"/>
+                <w:sz w:val="28"/>
+                <w:szCs w:val="40"/>
+                <w:lang w:val="it-IT"/>
+              </w:rPr>
+              <w:t>–</w:t>
+            </w:r>
+            <w:r>
+              <w:rPr>
+                <w:rFonts w:ascii="BRH Malayalam Extra" w:hAnsi="BRH Malayalam Extra" w:cs="BRH Malayalam Extra"/>
+                <w:color w:val="000000"/>
+                <w:sz w:val="32"/>
+                <w:szCs w:val="40"/>
+                <w:lang w:val="it-IT"/>
+              </w:rPr>
+              <w:t>ex</w:t>
+            </w:r>
+            <w:r>
+              <w:rPr>
+                <w:rFonts w:ascii="BRH Malayalam Extra" w:hAnsi="BRH Malayalam Extra" w:cs="BRH Malayalam Extra"/>
+                <w:color w:val="000000"/>
+                <w:sz w:val="28"/>
+                <w:szCs w:val="40"/>
+                <w:lang w:val="it-IT"/>
+              </w:rPr>
+              <w:t>–</w:t>
+            </w:r>
+            <w:r>
+              <w:rPr>
+                <w:rFonts w:ascii="BRH Malayalam Extra" w:hAnsi="BRH Malayalam Extra" w:cs="BRH Malayalam Extra"/>
+                <w:color w:val="000000"/>
+                <w:sz w:val="32"/>
+                <w:szCs w:val="40"/>
+                <w:lang w:val="it-IT"/>
+              </w:rPr>
+              <w:t>dxj— |</w:t>
+            </w:r>
+          </w:p>
+          <w:p>
+            <w:pPr>
+              <w:widowControl w:val="0"/>
+              <w:autoSpaceDE w:val="0"/>
+              <w:autoSpaceDN w:val="0"/>
+              <w:adjustRightInd w:val="0"/>
+              <w:spacing w:before="0" w:line="240" w:lineRule="auto"/>
+              <w:rPr>
+                <w:rFonts w:cs="BRH Malayalam Extra"/>
+                <w:color w:val="000000"/>
+                <w:szCs w:val="40"/>
+                <w:lang w:val="it-IT"/>
+              </w:rPr>
+            </w:pPr>
+            <w:r>
+              <w:rPr>
+                <w:rFonts w:ascii="BRH Malayalam Extra" w:hAnsi="BRH Malayalam Extra" w:cs="BRH Malayalam Extra"/>
+                <w:color w:val="000000"/>
+                <w:sz w:val="32"/>
+                <w:szCs w:val="40"/>
+                <w:lang w:val="it-IT"/>
+              </w:rPr>
+              <w:t>A</w:t>
+            </w:r>
+            <w:r>
+              <w:rPr>
+                <w:rFonts w:ascii="BRH Malayalam Extra" w:hAnsi="BRH Malayalam Extra" w:cs="BRH Malayalam Extra"/>
+                <w:color w:val="000000"/>
+                <w:sz w:val="28"/>
+                <w:szCs w:val="40"/>
+                <w:lang w:val="it-IT"/>
+              </w:rPr>
+              <w:t>–</w:t>
+            </w:r>
+            <w:r>
+              <w:rPr>
+                <w:rFonts w:ascii="BRH Malayalam Extra" w:hAnsi="BRH Malayalam Extra" w:cs="BRH Malayalam Extra"/>
+                <w:color w:val="000000"/>
+                <w:sz w:val="32"/>
+                <w:szCs w:val="40"/>
+                <w:lang w:val="it-IT"/>
+              </w:rPr>
+              <w:t>ex</w:t>
+            </w:r>
+            <w:r>
+              <w:rPr>
+                <w:rFonts w:ascii="BRH Malayalam Extra" w:hAnsi="BRH Malayalam Extra" w:cs="BRH Malayalam Extra"/>
+                <w:color w:val="000000"/>
+                <w:sz w:val="28"/>
+                <w:szCs w:val="40"/>
+                <w:lang w:val="it-IT"/>
+              </w:rPr>
+              <w:t>–</w:t>
+            </w:r>
+            <w:r>
+              <w:rPr>
+                <w:rFonts w:ascii="BRH Malayalam Extra" w:hAnsi="BRH Malayalam Extra" w:cs="BRH Malayalam Extra"/>
+                <w:color w:val="000000"/>
+                <w:sz w:val="32"/>
+                <w:szCs w:val="40"/>
+                <w:lang w:val="it-IT"/>
+              </w:rPr>
+              <w:t>dx</w:t>
+            </w:r>
+            <w:r>
+              <w:rPr>
+                <w:rFonts w:ascii="BRH Malayalam Extra" w:hAnsi="BRH Malayalam Extra" w:cs="BRH Malayalam Extra"/>
+                <w:color w:val="000000"/>
+                <w:sz w:val="32"/>
+                <w:szCs w:val="40"/>
+                <w:highlight w:val="yellow"/>
+                <w:lang w:val="it-IT"/>
+              </w:rPr>
+              <w:t>¥Zõ—</w:t>
+            </w:r>
+            <w:r>
+              <w:rPr>
+                <w:rFonts w:ascii="BRH Malayalam Extra" w:hAnsi="BRH Malayalam Extra" w:cs="BRH Malayalam Extra"/>
+                <w:color w:val="000000"/>
+                <w:sz w:val="32"/>
+                <w:szCs w:val="40"/>
+                <w:lang w:val="it-IT"/>
+              </w:rPr>
+              <w:t>e - A</w:t>
+            </w:r>
+            <w:r>
+              <w:rPr>
+                <w:rFonts w:ascii="BRH Malayalam Extra" w:hAnsi="BRH Malayalam Extra" w:cs="BRH Malayalam Extra"/>
+                <w:color w:val="000000"/>
+                <w:sz w:val="28"/>
+                <w:szCs w:val="40"/>
+                <w:lang w:val="it-IT"/>
+              </w:rPr>
+              <w:t>–</w:t>
+            </w:r>
+            <w:r>
+              <w:rPr>
+                <w:rFonts w:ascii="BRH Malayalam Extra" w:hAnsi="BRH Malayalam Extra" w:cs="BRH Malayalam Extra"/>
+                <w:color w:val="000000"/>
+                <w:sz w:val="32"/>
+                <w:szCs w:val="40"/>
+                <w:lang w:val="it-IT"/>
+              </w:rPr>
+              <w:t>dxj— |</w:t>
+            </w:r>
+            <w:r>
+              <w:rPr>
+                <w:rFonts w:ascii="BRH Malayalam Extra" w:hAnsi="BRH Malayalam Extra" w:cs="BRH Malayalam Extra"/>
+                <w:color w:val="000000"/>
+                <w:sz w:val="32"/>
+                <w:szCs w:val="40"/>
+                <w:lang w:val="it-IT"/>
+              </w:rPr>
+              <w:t xml:space="preserve"> </w:t>
+            </w:r>
+          </w:p>
+        </w:tc>
+        <w:tc>
+          <w:tcPr>
+            <w:tcW w:w="7513" w:type="dxa"/>
+          </w:tcPr>
+          <w:p>
+            <w:pPr>
+              <w:widowControl w:val="0"/>
+              <w:autoSpaceDE w:val="0"/>
+              <w:autoSpaceDN w:val="0"/>
+              <w:adjustRightInd w:val="0"/>
+              <w:spacing w:before="0" w:line="240" w:lineRule="auto"/>
+              <w:rPr>
+                <w:rFonts w:ascii="BRH Malayalam Extra" w:hAnsi="BRH Malayalam Extra" w:cs="BRH Malayalam Extra"/>
+                <w:color w:val="000000"/>
+                <w:sz w:val="32"/>
+                <w:szCs w:val="40"/>
+                <w:lang w:val="it-IT"/>
+              </w:rPr>
+            </w:pPr>
+            <w:r>
+              <w:rPr>
+                <w:rFonts w:cs="BRH Malayalam Extra"/>
+                <w:color w:val="000000"/>
+                <w:szCs w:val="40"/>
+                <w:lang w:val="it-IT"/>
+              </w:rPr>
+              <w:t>57</w:t>
+            </w:r>
+            <w:r>
+              <w:rPr>
+                <w:rFonts w:ascii="BRH Malayalam Extra" w:hAnsi="BRH Malayalam Extra" w:cs="BRH Malayalam Extra"/>
+                <w:color w:val="000000"/>
+                <w:sz w:val="32"/>
+                <w:szCs w:val="40"/>
+                <w:lang w:val="it-IT"/>
+              </w:rPr>
+              <w:t>)</w:t>
+            </w:r>
+            <w:r>
+              <w:rPr>
+                <w:rFonts w:ascii="BRH Malayalam Extra" w:hAnsi="BRH Malayalam Extra" w:cs="BRH Malayalam Extra"/>
+                <w:color w:val="000000"/>
+                <w:sz w:val="32"/>
+                <w:szCs w:val="40"/>
+                <w:lang w:val="it-IT"/>
+              </w:rPr>
+              <w:tab/>
+            </w:r>
+            <w:r>
+              <w:rPr>
+                <w:rFonts w:cs="BRH Malayalam Extra"/>
+                <w:color w:val="000000"/>
+                <w:szCs w:val="40"/>
+                <w:lang w:val="it-IT"/>
+              </w:rPr>
+              <w:t>1</w:t>
+            </w:r>
+            <w:r>
+              <w:rPr>
+                <w:rFonts w:ascii="BRH Malayalam Extra" w:hAnsi="BRH Malayalam Extra" w:cs="BRH Malayalam Extra"/>
+                <w:color w:val="000000"/>
+                <w:sz w:val="32"/>
+                <w:szCs w:val="40"/>
+                <w:lang w:val="it-IT"/>
+              </w:rPr>
+              <w:t>.</w:t>
+            </w:r>
+            <w:r>
+              <w:rPr>
+                <w:rFonts w:cs="BRH Malayalam Extra"/>
+                <w:color w:val="000000"/>
+                <w:szCs w:val="40"/>
+                <w:lang w:val="it-IT"/>
+              </w:rPr>
+              <w:t>1</w:t>
+            </w:r>
+            <w:r>
+              <w:rPr>
+                <w:rFonts w:ascii="BRH Malayalam Extra" w:hAnsi="BRH Malayalam Extra" w:cs="BRH Malayalam Extra"/>
+                <w:color w:val="000000"/>
+                <w:sz w:val="32"/>
+                <w:szCs w:val="40"/>
+                <w:lang w:val="it-IT"/>
+              </w:rPr>
+              <w:t>.</w:t>
+            </w:r>
+            <w:r>
+              <w:rPr>
+                <w:rFonts w:cs="BRH Malayalam Extra"/>
+                <w:color w:val="000000"/>
+                <w:szCs w:val="40"/>
+                <w:lang w:val="it-IT"/>
+              </w:rPr>
+              <w:t>6</w:t>
+            </w:r>
+            <w:r>
+              <w:rPr>
+                <w:rFonts w:ascii="BRH Malayalam Extra" w:hAnsi="BRH Malayalam Extra" w:cs="BRH Malayalam Extra"/>
+                <w:color w:val="000000"/>
+                <w:sz w:val="32"/>
+                <w:szCs w:val="40"/>
+                <w:lang w:val="it-IT"/>
+              </w:rPr>
+              <w:t>.</w:t>
+            </w:r>
+            <w:r>
+              <w:rPr>
+                <w:rFonts w:cs="BRH Malayalam Extra"/>
+                <w:color w:val="000000"/>
+                <w:szCs w:val="40"/>
+                <w:lang w:val="it-IT"/>
+              </w:rPr>
+              <w:t>1</w:t>
+            </w:r>
+            <w:r>
+              <w:rPr>
+                <w:rFonts w:ascii="BRH Malayalam Extra" w:hAnsi="BRH Malayalam Extra" w:cs="BRH Malayalam Extra"/>
+                <w:color w:val="000000"/>
+                <w:sz w:val="32"/>
+                <w:szCs w:val="40"/>
+                <w:lang w:val="it-IT"/>
+              </w:rPr>
+              <w:t>(</w:t>
+            </w:r>
+            <w:r>
+              <w:rPr>
+                <w:rFonts w:cs="BRH Malayalam Extra"/>
+                <w:color w:val="000000"/>
+                <w:szCs w:val="40"/>
+                <w:lang w:val="it-IT"/>
+              </w:rPr>
+              <w:t>51</w:t>
+            </w:r>
+            <w:r>
+              <w:rPr>
+                <w:rFonts w:ascii="BRH Malayalam Extra" w:hAnsi="BRH Malayalam Extra" w:cs="BRH Malayalam Extra"/>
+                <w:color w:val="000000"/>
+                <w:sz w:val="32"/>
+                <w:szCs w:val="40"/>
+                <w:lang w:val="it-IT"/>
+              </w:rPr>
+              <w:t>)- A</w:t>
+            </w:r>
+            <w:r>
+              <w:rPr>
+                <w:rFonts w:ascii="BRH Malayalam Extra" w:hAnsi="BRH Malayalam Extra" w:cs="BRH Malayalam Extra"/>
+                <w:color w:val="000000"/>
+                <w:sz w:val="28"/>
+                <w:szCs w:val="40"/>
+                <w:lang w:val="it-IT"/>
+              </w:rPr>
+              <w:t>–</w:t>
+            </w:r>
+            <w:r>
+              <w:rPr>
+                <w:rFonts w:ascii="BRH Malayalam Extra" w:hAnsi="BRH Malayalam Extra" w:cs="BRH Malayalam Extra"/>
+                <w:color w:val="000000"/>
+                <w:sz w:val="32"/>
+                <w:szCs w:val="40"/>
+                <w:lang w:val="it-IT"/>
+              </w:rPr>
+              <w:t>ex</w:t>
+            </w:r>
+            <w:r>
+              <w:rPr>
+                <w:rFonts w:ascii="BRH Malayalam Extra" w:hAnsi="BRH Malayalam Extra" w:cs="BRH Malayalam Extra"/>
+                <w:color w:val="000000"/>
+                <w:sz w:val="28"/>
+                <w:szCs w:val="40"/>
+                <w:lang w:val="it-IT"/>
+              </w:rPr>
+              <w:t>–</w:t>
+            </w:r>
+            <w:r>
+              <w:rPr>
+                <w:rFonts w:ascii="BRH Malayalam Extra" w:hAnsi="BRH Malayalam Extra" w:cs="BRH Malayalam Extra"/>
+                <w:color w:val="000000"/>
+                <w:sz w:val="32"/>
+                <w:szCs w:val="40"/>
+                <w:lang w:val="it-IT"/>
+              </w:rPr>
+              <w:t>dxj— |</w:t>
+            </w:r>
+          </w:p>
+          <w:p>
+            <w:pPr>
+              <w:widowControl w:val="0"/>
+              <w:autoSpaceDE w:val="0"/>
+              <w:autoSpaceDN w:val="0"/>
+              <w:adjustRightInd w:val="0"/>
+              <w:spacing w:before="0" w:line="240" w:lineRule="auto"/>
+              <w:rPr>
+                <w:rFonts w:cs="BRH Malayalam Extra"/>
+                <w:color w:val="000000"/>
+                <w:szCs w:val="40"/>
+                <w:lang w:val="it-IT"/>
+              </w:rPr>
+            </w:pPr>
+            <w:r>
+              <w:rPr>
+                <w:rFonts w:ascii="BRH Malayalam Extra" w:hAnsi="BRH Malayalam Extra" w:cs="BRH Malayalam Extra"/>
+                <w:color w:val="000000"/>
+                <w:sz w:val="32"/>
+                <w:szCs w:val="40"/>
+                <w:lang w:val="it-IT"/>
+              </w:rPr>
+              <w:t>A</w:t>
+            </w:r>
+            <w:r>
+              <w:rPr>
+                <w:rFonts w:ascii="BRH Malayalam Extra" w:hAnsi="BRH Malayalam Extra" w:cs="BRH Malayalam Extra"/>
+                <w:color w:val="000000"/>
+                <w:sz w:val="28"/>
+                <w:szCs w:val="40"/>
+                <w:lang w:val="it-IT"/>
+              </w:rPr>
+              <w:t>–</w:t>
+            </w:r>
+            <w:r>
+              <w:rPr>
+                <w:rFonts w:ascii="BRH Malayalam Extra" w:hAnsi="BRH Malayalam Extra" w:cs="BRH Malayalam Extra"/>
+                <w:color w:val="000000"/>
+                <w:sz w:val="32"/>
+                <w:szCs w:val="40"/>
+                <w:lang w:val="it-IT"/>
+              </w:rPr>
+              <w:t>ex</w:t>
+            </w:r>
+            <w:r>
+              <w:rPr>
+                <w:rFonts w:ascii="BRH Malayalam Extra" w:hAnsi="BRH Malayalam Extra" w:cs="BRH Malayalam Extra"/>
+                <w:color w:val="000000"/>
+                <w:sz w:val="28"/>
+                <w:szCs w:val="40"/>
+                <w:lang w:val="it-IT"/>
+              </w:rPr>
+              <w:t>–</w:t>
+            </w:r>
+            <w:r>
+              <w:rPr>
+                <w:rFonts w:ascii="BRH Malayalam Extra" w:hAnsi="BRH Malayalam Extra" w:cs="BRH Malayalam Extra"/>
+                <w:color w:val="000000"/>
+                <w:sz w:val="32"/>
+                <w:szCs w:val="40"/>
+                <w:lang w:val="it-IT"/>
+              </w:rPr>
+              <w:t>dx</w:t>
+            </w:r>
+            <w:r>
+              <w:rPr>
+                <w:rFonts w:ascii="BRH Malayalam Extra" w:hAnsi="BRH Malayalam Extra" w:cs="BRH Malayalam Extra"/>
+                <w:color w:val="000000"/>
+                <w:sz w:val="32"/>
+                <w:szCs w:val="40"/>
+                <w:highlight w:val="green"/>
+                <w:lang w:val="it-IT"/>
+              </w:rPr>
+              <w:t>¥jZõ</w:t>
+            </w:r>
+            <w:r>
+              <w:rPr>
+                <w:rFonts w:ascii="BRH Malayalam Extra" w:hAnsi="BRH Malayalam Extra" w:cs="BRH Malayalam Extra"/>
+                <w:color w:val="000000"/>
+                <w:sz w:val="32"/>
+                <w:szCs w:val="40"/>
+                <w:highlight w:val="yellow"/>
+                <w:lang w:val="it-IT"/>
+              </w:rPr>
+              <w:t>—</w:t>
+            </w:r>
+            <w:r>
+              <w:rPr>
+                <w:rFonts w:ascii="BRH Malayalam Extra" w:hAnsi="BRH Malayalam Extra" w:cs="BRH Malayalam Extra"/>
+                <w:color w:val="000000"/>
+                <w:sz w:val="32"/>
+                <w:szCs w:val="40"/>
+                <w:lang w:val="it-IT"/>
+              </w:rPr>
+              <w:t>e - A</w:t>
+            </w:r>
+            <w:r>
+              <w:rPr>
+                <w:rFonts w:ascii="BRH Malayalam Extra" w:hAnsi="BRH Malayalam Extra" w:cs="BRH Malayalam Extra"/>
+                <w:color w:val="000000"/>
+                <w:sz w:val="28"/>
+                <w:szCs w:val="40"/>
+                <w:lang w:val="it-IT"/>
+              </w:rPr>
+              <w:t>–</w:t>
+            </w:r>
+            <w:r>
+              <w:rPr>
+                <w:rFonts w:ascii="BRH Malayalam Extra" w:hAnsi="BRH Malayalam Extra" w:cs="BRH Malayalam Extra"/>
+                <w:color w:val="000000"/>
+                <w:sz w:val="32"/>
+                <w:szCs w:val="40"/>
+                <w:lang w:val="it-IT"/>
+              </w:rPr>
+              <w:t>dxj— |</w:t>
+            </w:r>
+            <w:r>
+              <w:rPr>
+                <w:rFonts w:ascii="BRH Malayalam Extra" w:hAnsi="BRH Malayalam Extra" w:cs="BRH Malayalam Extra"/>
+                <w:color w:val="000000"/>
+                <w:sz w:val="32"/>
+                <w:szCs w:val="40"/>
+                <w:lang w:val="it-IT"/>
+              </w:rPr>
+              <w:t xml:space="preserve"> </w:t>
+            </w:r>
+          </w:p>
+        </w:tc>
+      </w:tr>
+      <w:tr>
+        <w:trPr>
           <w:trHeight w:val="2600"/>
         </w:trPr>
         <w:tc>
@@ -215,6 +832,7 @@
                 <w:color w:val="000000"/>
                 <w:sz w:val="32"/>
                 <w:szCs w:val="40"/>
+                <w:lang w:val="it-IT"/>
               </w:rPr>
             </w:pPr>
             <w:r>
@@ -222,6 +840,7 @@
                 <w:rFonts w:cs="BRH Malayalam Extra"/>
                 <w:color w:val="000000"/>
                 <w:szCs w:val="40"/>
+                <w:lang w:val="it-IT"/>
               </w:rPr>
               <w:t>44</w:t>
             </w:r>
@@ -231,6 +850,7 @@
                 <w:color w:val="000000"/>
                 <w:sz w:val="32"/>
                 <w:szCs w:val="40"/>
+                <w:lang w:val="it-IT"/>
               </w:rPr>
               <w:t>)</w:t>
             </w:r>
@@ -240,6 +860,7 @@
                 <w:color w:val="000000"/>
                 <w:sz w:val="32"/>
                 <w:szCs w:val="40"/>
+                <w:lang w:val="it-IT"/>
               </w:rPr>
               <w:tab/>
             </w:r>
@@ -248,6 +869,7 @@
                 <w:rFonts w:cs="BRH Malayalam Extra"/>
                 <w:color w:val="000000"/>
                 <w:szCs w:val="40"/>
+                <w:lang w:val="it-IT"/>
               </w:rPr>
               <w:t>1</w:t>
             </w:r>
@@ -257,6 +879,7 @@
                 <w:color w:val="000000"/>
                 <w:sz w:val="32"/>
                 <w:szCs w:val="40"/>
+                <w:lang w:val="it-IT"/>
               </w:rPr>
               <w:t>.</w:t>
             </w:r>
@@ -265,6 +888,7 @@
                 <w:rFonts w:cs="BRH Malayalam Extra"/>
                 <w:color w:val="000000"/>
                 <w:szCs w:val="40"/>
+                <w:lang w:val="it-IT"/>
               </w:rPr>
               <w:t>1</w:t>
             </w:r>
@@ -274,6 +898,7 @@
                 <w:color w:val="000000"/>
                 <w:sz w:val="32"/>
                 <w:szCs w:val="40"/>
+                <w:lang w:val="it-IT"/>
               </w:rPr>
               <w:t>.</w:t>
             </w:r>
@@ -282,6 +907,7 @@
                 <w:rFonts w:cs="BRH Malayalam Extra"/>
                 <w:color w:val="000000"/>
                 <w:szCs w:val="40"/>
+                <w:lang w:val="it-IT"/>
               </w:rPr>
               <w:t>9</w:t>
             </w:r>
@@ -291,6 +917,7 @@
                 <w:color w:val="000000"/>
                 <w:sz w:val="32"/>
                 <w:szCs w:val="40"/>
+                <w:lang w:val="it-IT"/>
               </w:rPr>
               <w:t>.</w:t>
             </w:r>
@@ -299,6 +926,7 @@
                 <w:rFonts w:cs="BRH Malayalam Extra"/>
                 <w:color w:val="000000"/>
                 <w:szCs w:val="40"/>
+                <w:lang w:val="it-IT"/>
               </w:rPr>
               <w:t>3</w:t>
             </w:r>
@@ -308,6 +936,7 @@
                 <w:color w:val="000000"/>
                 <w:sz w:val="32"/>
                 <w:szCs w:val="40"/>
+                <w:lang w:val="it-IT"/>
               </w:rPr>
               <w:t>(</w:t>
             </w:r>
@@ -316,6 +945,7 @@
                 <w:rFonts w:cs="BRH Malayalam Extra"/>
                 <w:color w:val="000000"/>
                 <w:szCs w:val="40"/>
+                <w:lang w:val="it-IT"/>
               </w:rPr>
               <w:t>41</w:t>
             </w:r>
@@ -325,6 +955,7 @@
                 <w:color w:val="000000"/>
                 <w:sz w:val="32"/>
                 <w:szCs w:val="40"/>
+                <w:lang w:val="it-IT"/>
               </w:rPr>
               <w:t>)- D</w:t>
             </w:r>
@@ -334,15 +965,17 @@
                 <w:color w:val="000000"/>
                 <w:sz w:val="28"/>
                 <w:szCs w:val="40"/>
-              </w:rPr>
-              <w:t>–</w:t>
-            </w:r>
-            <w:r>
-              <w:rPr>
-                <w:rFonts w:ascii="BRH Malayalam Extra" w:hAnsi="BRH Malayalam Extra" w:cs="BRH Malayalam Extra"/>
-                <w:color w:val="000000"/>
-                <w:sz w:val="32"/>
-                <w:szCs w:val="40"/>
+                <w:lang w:val="it-IT"/>
+              </w:rPr>
+              <w:t>–</w:t>
+            </w:r>
+            <w:r>
+              <w:rPr>
+                <w:rFonts w:ascii="BRH Malayalam Extra" w:hAnsi="BRH Malayalam Extra" w:cs="BRH Malayalam Extra"/>
+                <w:color w:val="000000"/>
+                <w:sz w:val="32"/>
+                <w:szCs w:val="40"/>
+                <w:lang w:val="it-IT"/>
               </w:rPr>
               <w:t>ªpz | P</w:t>
             </w:r>
@@ -352,15 +985,17 @@
                 <w:color w:val="000000"/>
                 <w:sz w:val="28"/>
                 <w:szCs w:val="40"/>
-              </w:rPr>
-              <w:t>–</w:t>
-            </w:r>
-            <w:r>
-              <w:rPr>
-                <w:rFonts w:ascii="BRH Malayalam Extra" w:hAnsi="BRH Malayalam Extra" w:cs="BRH Malayalam Extra"/>
-                <w:color w:val="000000"/>
-                <w:sz w:val="32"/>
-                <w:szCs w:val="40"/>
+                <w:lang w:val="it-IT"/>
+              </w:rPr>
+              <w:t>–</w:t>
+            </w:r>
+            <w:r>
+              <w:rPr>
+                <w:rFonts w:ascii="BRH Malayalam Extra" w:hAnsi="BRH Malayalam Extra" w:cs="BRH Malayalam Extra"/>
+                <w:color w:val="000000"/>
+                <w:sz w:val="32"/>
+                <w:szCs w:val="40"/>
+                <w:lang w:val="it-IT"/>
               </w:rPr>
               <w:t xml:space="preserve"> | </w:t>
             </w:r>
@@ -371,6 +1006,7 @@
                 <w:sz w:val="32"/>
                 <w:szCs w:val="40"/>
                 <w:highlight w:val="yellow"/>
+                <w:lang w:val="it-IT"/>
               </w:rPr>
               <w:t>A</w:t>
             </w:r>
@@ -381,6 +1017,7 @@
                 <w:sz w:val="28"/>
                 <w:szCs w:val="40"/>
                 <w:highlight w:val="yellow"/>
+                <w:lang w:val="it-IT"/>
               </w:rPr>
               <w:t>–</w:t>
             </w:r>
@@ -391,6 +1028,7 @@
                 <w:sz w:val="32"/>
                 <w:szCs w:val="40"/>
                 <w:highlight w:val="yellow"/>
+                <w:lang w:val="it-IT"/>
               </w:rPr>
               <w:t>sy</w:t>
             </w:r>
@@ -401,15 +1039,17 @@
                 <w:sz w:val="28"/>
                 <w:szCs w:val="40"/>
                 <w:highlight w:val="yellow"/>
-              </w:rPr>
-              <w:t>–</w:t>
-            </w:r>
-            <w:r>
-              <w:rPr>
-                <w:rFonts w:ascii="BRH Malayalam Extra" w:hAnsi="BRH Malayalam Extra" w:cs="BRH Malayalam Extra"/>
-                <w:color w:val="000000"/>
-                <w:sz w:val="32"/>
-                <w:szCs w:val="40"/>
+                <w:lang w:val="it-IT"/>
+              </w:rPr>
+              <w:t>–</w:t>
+            </w:r>
+            <w:r>
+              <w:rPr>
+                <w:rFonts w:ascii="BRH Malayalam Extra" w:hAnsi="BRH Malayalam Extra" w:cs="BRH Malayalam Extra"/>
+                <w:color w:val="000000"/>
+                <w:sz w:val="32"/>
+                <w:szCs w:val="40"/>
+                <w:lang w:val="it-IT"/>
               </w:rPr>
               <w:t xml:space="preserve"> | </w:t>
             </w:r>
@@ -426,6 +1066,7 @@
                 <w:color w:val="000000"/>
                 <w:sz w:val="32"/>
                 <w:szCs w:val="40"/>
+                <w:lang w:val="it-IT"/>
               </w:rPr>
             </w:pPr>
             <w:r>
@@ -434,6 +1075,7 @@
                 <w:color w:val="000000"/>
                 <w:sz w:val="32"/>
                 <w:szCs w:val="40"/>
+                <w:lang w:val="it-IT"/>
               </w:rPr>
               <w:t>D</w:t>
             </w:r>
@@ -443,15 +1085,17 @@
                 <w:color w:val="000000"/>
                 <w:sz w:val="28"/>
                 <w:szCs w:val="40"/>
-              </w:rPr>
-              <w:t>–</w:t>
-            </w:r>
-            <w:r>
-              <w:rPr>
-                <w:rFonts w:ascii="BRH Malayalam Extra" w:hAnsi="BRH Malayalam Extra" w:cs="BRH Malayalam Extra"/>
-                <w:color w:val="000000"/>
-                <w:sz w:val="32"/>
-                <w:szCs w:val="40"/>
+                <w:lang w:val="it-IT"/>
+              </w:rPr>
+              <w:t>–</w:t>
+            </w:r>
+            <w:r>
+              <w:rPr>
+                <w:rFonts w:ascii="BRH Malayalam Extra" w:hAnsi="BRH Malayalam Extra" w:cs="BRH Malayalam Extra"/>
+                <w:color w:val="000000"/>
+                <w:sz w:val="32"/>
+                <w:szCs w:val="40"/>
+                <w:lang w:val="it-IT"/>
               </w:rPr>
               <w:t>ªpz P— ¥Px</w:t>
             </w:r>
@@ -461,15 +1105,17 @@
                 <w:color w:val="000000"/>
                 <w:sz w:val="28"/>
                 <w:szCs w:val="40"/>
-              </w:rPr>
-              <w:t>–</w:t>
-            </w:r>
-            <w:r>
-              <w:rPr>
-                <w:rFonts w:ascii="BRH Malayalam Extra" w:hAnsi="BRH Malayalam Extra" w:cs="BRH Malayalam Extra"/>
-                <w:color w:val="000000"/>
-                <w:sz w:val="32"/>
-                <w:szCs w:val="40"/>
+                <w:lang w:val="it-IT"/>
+              </w:rPr>
+              <w:t>–</w:t>
+            </w:r>
+            <w:r>
+              <w:rPr>
+                <w:rFonts w:ascii="BRH Malayalam Extra" w:hAnsi="BRH Malayalam Extra" w:cs="BRH Malayalam Extra"/>
+                <w:color w:val="000000"/>
+                <w:sz w:val="32"/>
+                <w:szCs w:val="40"/>
+                <w:lang w:val="it-IT"/>
               </w:rPr>
               <w:t xml:space="preserve">ªpõ¡—ªpz </w:t>
             </w:r>
@@ -480,6 +1126,7 @@
                 <w:sz w:val="32"/>
                 <w:szCs w:val="40"/>
                 <w:highlight w:val="yellow"/>
+                <w:lang w:val="it-IT"/>
               </w:rPr>
               <w:t>Px</w:t>
             </w:r>
@@ -489,6 +1136,7 @@
                 <w:color w:val="000000"/>
                 <w:sz w:val="32"/>
                 <w:szCs w:val="40"/>
+                <w:lang w:val="it-IT"/>
               </w:rPr>
               <w:t>˜sõ</w:t>
             </w:r>
@@ -499,6 +1147,7 @@
                 <w:sz w:val="32"/>
                 <w:szCs w:val="40"/>
                 <w:highlight w:val="yellow"/>
+                <w:lang w:val="it-IT"/>
               </w:rPr>
               <w:t>sy</w:t>
             </w:r>
@@ -508,6 +1157,7 @@
                 <w:color w:val="000000"/>
                 <w:sz w:val="32"/>
                 <w:szCs w:val="40"/>
+                <w:lang w:val="it-IT"/>
               </w:rPr>
               <w:t xml:space="preserve"> </w:t>
             </w:r>
@@ -524,6 +1174,7 @@
                 <w:color w:val="000000"/>
                 <w:sz w:val="32"/>
                 <w:szCs w:val="40"/>
+                <w:lang w:val="it-IT"/>
               </w:rPr>
             </w:pPr>
             <w:r>
@@ -532,6 +1183,7 @@
                 <w:color w:val="000000"/>
                 <w:sz w:val="32"/>
                 <w:szCs w:val="40"/>
+                <w:lang w:val="it-IT"/>
               </w:rPr>
               <w:t>¥Px</w:t>
             </w:r>
@@ -541,15 +1193,17 @@
                 <w:color w:val="000000"/>
                 <w:sz w:val="28"/>
                 <w:szCs w:val="40"/>
-              </w:rPr>
-              <w:t>–</w:t>
-            </w:r>
-            <w:r>
-              <w:rPr>
-                <w:rFonts w:ascii="BRH Malayalam Extra" w:hAnsi="BRH Malayalam Extra" w:cs="BRH Malayalam Extra"/>
-                <w:color w:val="000000"/>
-                <w:sz w:val="32"/>
-                <w:szCs w:val="40"/>
+                <w:lang w:val="it-IT"/>
+              </w:rPr>
+              <w:t>–</w:t>
+            </w:r>
+            <w:r>
+              <w:rPr>
+                <w:rFonts w:ascii="BRH Malayalam Extra" w:hAnsi="BRH Malayalam Extra" w:cs="BRH Malayalam Extra"/>
+                <w:color w:val="000000"/>
+                <w:sz w:val="32"/>
+                <w:szCs w:val="40"/>
+                <w:lang w:val="it-IT"/>
               </w:rPr>
               <w:t xml:space="preserve">ªpõ¡—ªpz </w:t>
             </w:r>
@@ -560,6 +1214,7 @@
                 <w:sz w:val="32"/>
                 <w:szCs w:val="40"/>
                 <w:highlight w:val="yellow"/>
+                <w:lang w:val="it-IT"/>
               </w:rPr>
               <w:t>Px—sy</w:t>
             </w:r>
@@ -569,6 +1224,7 @@
                 <w:color w:val="000000"/>
                 <w:sz w:val="32"/>
                 <w:szCs w:val="40"/>
+                <w:lang w:val="it-IT"/>
               </w:rPr>
               <w:t xml:space="preserve"> | </w:t>
             </w:r>
@@ -585,6 +1241,7 @@
                 <w:color w:val="000000"/>
                 <w:sz w:val="32"/>
                 <w:szCs w:val="40"/>
+                <w:lang w:val="it-IT"/>
               </w:rPr>
             </w:pPr>
             <w:r>
@@ -592,6 +1249,7 @@
                 <w:rFonts w:cs="BRH Malayalam Extra"/>
                 <w:color w:val="000000"/>
                 <w:szCs w:val="40"/>
+                <w:lang w:val="it-IT"/>
               </w:rPr>
               <w:t>45</w:t>
             </w:r>
@@ -601,6 +1259,7 @@
                 <w:color w:val="000000"/>
                 <w:sz w:val="32"/>
                 <w:szCs w:val="40"/>
+                <w:lang w:val="it-IT"/>
               </w:rPr>
               <w:t>)</w:t>
             </w:r>
@@ -610,6 +1269,7 @@
                 <w:color w:val="000000"/>
                 <w:sz w:val="32"/>
                 <w:szCs w:val="40"/>
+                <w:lang w:val="it-IT"/>
               </w:rPr>
               <w:tab/>
             </w:r>
@@ -618,6 +1278,7 @@
                 <w:rFonts w:cs="BRH Malayalam Extra"/>
                 <w:color w:val="000000"/>
                 <w:szCs w:val="40"/>
+                <w:lang w:val="it-IT"/>
               </w:rPr>
               <w:t>1</w:t>
             </w:r>
@@ -627,6 +1288,7 @@
                 <w:color w:val="000000"/>
                 <w:sz w:val="32"/>
                 <w:szCs w:val="40"/>
+                <w:lang w:val="it-IT"/>
               </w:rPr>
               <w:t>.</w:t>
             </w:r>
@@ -635,6 +1297,7 @@
                 <w:rFonts w:cs="BRH Malayalam Extra"/>
                 <w:color w:val="000000"/>
                 <w:szCs w:val="40"/>
+                <w:lang w:val="it-IT"/>
               </w:rPr>
               <w:t>1</w:t>
             </w:r>
@@ -644,6 +1307,7 @@
                 <w:color w:val="000000"/>
                 <w:sz w:val="32"/>
                 <w:szCs w:val="40"/>
+                <w:lang w:val="it-IT"/>
               </w:rPr>
               <w:t>.</w:t>
             </w:r>
@@ -652,6 +1316,7 @@
                 <w:rFonts w:cs="BRH Malayalam Extra"/>
                 <w:color w:val="000000"/>
                 <w:szCs w:val="40"/>
+                <w:lang w:val="it-IT"/>
               </w:rPr>
               <w:t>9</w:t>
             </w:r>
@@ -661,6 +1326,7 @@
                 <w:color w:val="000000"/>
                 <w:sz w:val="32"/>
                 <w:szCs w:val="40"/>
+                <w:lang w:val="it-IT"/>
               </w:rPr>
               <w:t>.</w:t>
             </w:r>
@@ -669,6 +1335,7 @@
                 <w:rFonts w:cs="BRH Malayalam Extra"/>
                 <w:color w:val="000000"/>
                 <w:szCs w:val="40"/>
+                <w:lang w:val="it-IT"/>
               </w:rPr>
               <w:t>3</w:t>
             </w:r>
@@ -678,6 +1345,7 @@
                 <w:color w:val="000000"/>
                 <w:sz w:val="32"/>
                 <w:szCs w:val="40"/>
+                <w:lang w:val="it-IT"/>
               </w:rPr>
               <w:t>(</w:t>
             </w:r>
@@ -686,6 +1354,7 @@
                 <w:rFonts w:cs="BRH Malayalam Extra"/>
                 <w:color w:val="000000"/>
                 <w:szCs w:val="40"/>
+                <w:lang w:val="it-IT"/>
               </w:rPr>
               <w:t>42</w:t>
             </w:r>
@@ -695,6 +1364,7 @@
                 <w:color w:val="000000"/>
                 <w:sz w:val="32"/>
                 <w:szCs w:val="40"/>
+                <w:lang w:val="it-IT"/>
               </w:rPr>
               <w:t>)- P</w:t>
             </w:r>
@@ -704,15 +1374,17 @@
                 <w:color w:val="000000"/>
                 <w:sz w:val="28"/>
                 <w:szCs w:val="40"/>
-              </w:rPr>
-              <w:t>–</w:t>
-            </w:r>
-            <w:r>
-              <w:rPr>
-                <w:rFonts w:ascii="BRH Malayalam Extra" w:hAnsi="BRH Malayalam Extra" w:cs="BRH Malayalam Extra"/>
-                <w:color w:val="000000"/>
-                <w:sz w:val="32"/>
-                <w:szCs w:val="40"/>
+                <w:lang w:val="it-IT"/>
+              </w:rPr>
+              <w:t>–</w:t>
+            </w:r>
+            <w:r>
+              <w:rPr>
+                <w:rFonts w:ascii="BRH Malayalam Extra" w:hAnsi="BRH Malayalam Extra" w:cs="BRH Malayalam Extra"/>
+                <w:color w:val="000000"/>
+                <w:sz w:val="32"/>
+                <w:szCs w:val="40"/>
+                <w:lang w:val="it-IT"/>
               </w:rPr>
               <w:t xml:space="preserve"> | </w:t>
             </w:r>
@@ -723,6 +1395,7 @@
                 <w:sz w:val="32"/>
                 <w:szCs w:val="40"/>
                 <w:highlight w:val="yellow"/>
+                <w:lang w:val="it-IT"/>
               </w:rPr>
               <w:t>A</w:t>
             </w:r>
@@ -733,6 +1406,7 @@
                 <w:sz w:val="28"/>
                 <w:szCs w:val="40"/>
                 <w:highlight w:val="yellow"/>
+                <w:lang w:val="it-IT"/>
               </w:rPr>
               <w:t>–</w:t>
             </w:r>
@@ -743,6 +1417,7 @@
                 <w:sz w:val="32"/>
                 <w:szCs w:val="40"/>
                 <w:highlight w:val="yellow"/>
+                <w:lang w:val="it-IT"/>
               </w:rPr>
               <w:t>sy</w:t>
             </w:r>
@@ -752,15 +1427,17 @@
                 <w:color w:val="000000"/>
                 <w:sz w:val="28"/>
                 <w:szCs w:val="40"/>
-              </w:rPr>
-              <w:t>–</w:t>
-            </w:r>
-            <w:r>
-              <w:rPr>
-                <w:rFonts w:ascii="BRH Malayalam Extra" w:hAnsi="BRH Malayalam Extra" w:cs="BRH Malayalam Extra"/>
-                <w:color w:val="000000"/>
-                <w:sz w:val="32"/>
-                <w:szCs w:val="40"/>
+                <w:lang w:val="it-IT"/>
+              </w:rPr>
+              <w:t>–</w:t>
+            </w:r>
+            <w:r>
+              <w:rPr>
+                <w:rFonts w:ascii="BRH Malayalam Extra" w:hAnsi="BRH Malayalam Extra" w:cs="BRH Malayalam Extra"/>
+                <w:color w:val="000000"/>
+                <w:sz w:val="32"/>
+                <w:szCs w:val="40"/>
+                <w:lang w:val="it-IT"/>
               </w:rPr>
               <w:t xml:space="preserve"> | psûz˜ |</w:t>
             </w:r>
@@ -777,6 +1454,7 @@
                 <w:color w:val="000000"/>
                 <w:sz w:val="32"/>
                 <w:szCs w:val="40"/>
+                <w:lang w:val="it-IT"/>
               </w:rPr>
             </w:pPr>
             <w:r>
@@ -786,6 +1464,7 @@
                 <w:sz w:val="32"/>
                 <w:szCs w:val="40"/>
                 <w:highlight w:val="yellow"/>
+                <w:lang w:val="it-IT"/>
               </w:rPr>
               <w:t>Px</w:t>
             </w:r>
@@ -796,6 +1475,7 @@
                 <w:sz w:val="28"/>
                 <w:szCs w:val="40"/>
                 <w:highlight w:val="yellow"/>
+                <w:lang w:val="it-IT"/>
               </w:rPr>
               <w:t>–</w:t>
             </w:r>
@@ -806,6 +1486,7 @@
                 <w:sz w:val="32"/>
                 <w:szCs w:val="40"/>
                 <w:highlight w:val="yellow"/>
+                <w:lang w:val="it-IT"/>
               </w:rPr>
               <w:t>sõ</w:t>
             </w:r>
@@ -816,6 +1497,7 @@
                 <w:sz w:val="28"/>
                 <w:szCs w:val="40"/>
                 <w:highlight w:val="yellow"/>
+                <w:lang w:val="it-IT"/>
               </w:rPr>
               <w:t>–</w:t>
             </w:r>
@@ -826,6 +1508,7 @@
                 <w:sz w:val="32"/>
                 <w:szCs w:val="40"/>
                 <w:highlight w:val="yellow"/>
+                <w:lang w:val="it-IT"/>
               </w:rPr>
               <w:t>sy</w:t>
             </w:r>
@@ -835,15 +1518,17 @@
                 <w:color w:val="000000"/>
                 <w:sz w:val="28"/>
                 <w:szCs w:val="40"/>
-              </w:rPr>
-              <w:t>–</w:t>
-            </w:r>
-            <w:r>
-              <w:rPr>
-                <w:rFonts w:ascii="BRH Malayalam Extra" w:hAnsi="BRH Malayalam Extra" w:cs="BRH Malayalam Extra"/>
-                <w:color w:val="000000"/>
-                <w:sz w:val="32"/>
-                <w:szCs w:val="40"/>
+                <w:lang w:val="it-IT"/>
+              </w:rPr>
+              <w:t>–</w:t>
+            </w:r>
+            <w:r>
+              <w:rPr>
+                <w:rFonts w:ascii="BRH Malayalam Extra" w:hAnsi="BRH Malayalam Extra" w:cs="BRH Malayalam Extra"/>
+                <w:color w:val="000000"/>
+                <w:sz w:val="32"/>
+                <w:szCs w:val="40"/>
+                <w:lang w:val="it-IT"/>
               </w:rPr>
               <w:t xml:space="preserve"> P</w:t>
             </w:r>
@@ -853,15 +1538,17 @@
                 <w:color w:val="000000"/>
                 <w:sz w:val="28"/>
                 <w:szCs w:val="40"/>
-              </w:rPr>
-              <w:t>–</w:t>
-            </w:r>
-            <w:r>
-              <w:rPr>
-                <w:rFonts w:ascii="BRH Malayalam Extra" w:hAnsi="BRH Malayalam Extra" w:cs="BRH Malayalam Extra"/>
-                <w:color w:val="000000"/>
-                <w:sz w:val="32"/>
-                <w:szCs w:val="40"/>
+                <w:lang w:val="it-IT"/>
+              </w:rPr>
+              <w:t>–</w:t>
+            </w:r>
+            <w:r>
+              <w:rPr>
+                <w:rFonts w:ascii="BRH Malayalam Extra" w:hAnsi="BRH Malayalam Extra" w:cs="BRH Malayalam Extra"/>
+                <w:color w:val="000000"/>
+                <w:sz w:val="32"/>
+                <w:szCs w:val="40"/>
+                <w:lang w:val="it-IT"/>
               </w:rPr>
               <w:t xml:space="preserve"> </w:t>
             </w:r>
@@ -872,6 +1559,7 @@
                 <w:sz w:val="32"/>
                 <w:szCs w:val="40"/>
                 <w:highlight w:val="yellow"/>
+                <w:lang w:val="it-IT"/>
               </w:rPr>
               <w:t>Px</w:t>
             </w:r>
@@ -881,15 +1569,17 @@
                 <w:color w:val="000000"/>
                 <w:sz w:val="28"/>
                 <w:szCs w:val="40"/>
-              </w:rPr>
-              <w:t>–</w:t>
-            </w:r>
-            <w:r>
-              <w:rPr>
-                <w:rFonts w:ascii="BRH Malayalam Extra" w:hAnsi="BRH Malayalam Extra" w:cs="BRH Malayalam Extra"/>
-                <w:color w:val="000000"/>
-                <w:sz w:val="32"/>
-                <w:szCs w:val="40"/>
+                <w:lang w:val="it-IT"/>
+              </w:rPr>
+              <w:t>–</w:t>
+            </w:r>
+            <w:r>
+              <w:rPr>
+                <w:rFonts w:ascii="BRH Malayalam Extra" w:hAnsi="BRH Malayalam Extra" w:cs="BRH Malayalam Extra"/>
+                <w:color w:val="000000"/>
+                <w:sz w:val="32"/>
+                <w:szCs w:val="40"/>
+                <w:lang w:val="it-IT"/>
               </w:rPr>
               <w:t>sy</w:t>
             </w:r>
@@ -899,15 +1589,17 @@
                 <w:color w:val="000000"/>
                 <w:sz w:val="28"/>
                 <w:szCs w:val="40"/>
-              </w:rPr>
-              <w:t>–</w:t>
-            </w:r>
-            <w:r>
-              <w:rPr>
-                <w:rFonts w:ascii="BRH Malayalam Extra" w:hAnsi="BRH Malayalam Extra" w:cs="BRH Malayalam Extra"/>
-                <w:color w:val="000000"/>
-                <w:sz w:val="32"/>
-                <w:szCs w:val="40"/>
+                <w:lang w:val="it-IT"/>
+              </w:rPr>
+              <w:t>–</w:t>
+            </w:r>
+            <w:r>
+              <w:rPr>
+                <w:rFonts w:ascii="BRH Malayalam Extra" w:hAnsi="BRH Malayalam Extra" w:cs="BRH Malayalam Extra"/>
+                <w:color w:val="000000"/>
+                <w:sz w:val="32"/>
+                <w:szCs w:val="40"/>
+                <w:lang w:val="it-IT"/>
               </w:rPr>
               <w:t xml:space="preserve"> psûz</w:t>
             </w:r>
@@ -917,15 +1609,17 @@
                 <w:color w:val="000000"/>
                 <w:sz w:val="28"/>
                 <w:szCs w:val="40"/>
-              </w:rPr>
-              <w:t>–</w:t>
-            </w:r>
-            <w:r>
-              <w:rPr>
-                <w:rFonts w:ascii="BRH Malayalam Extra" w:hAnsi="BRH Malayalam Extra" w:cs="BRH Malayalam Extra"/>
-                <w:color w:val="000000"/>
-                <w:sz w:val="32"/>
-                <w:szCs w:val="40"/>
+                <w:lang w:val="it-IT"/>
+              </w:rPr>
+              <w:t>–</w:t>
+            </w:r>
+            <w:r>
+              <w:rPr>
+                <w:rFonts w:ascii="BRH Malayalam Extra" w:hAnsi="BRH Malayalam Extra" w:cs="BRH Malayalam Extra"/>
+                <w:color w:val="000000"/>
+                <w:sz w:val="32"/>
+                <w:szCs w:val="40"/>
+                <w:lang w:val="it-IT"/>
               </w:rPr>
               <w:t xml:space="preserve"> p</w:t>
             </w:r>
@@ -936,6 +1630,7 @@
                 <w:sz w:val="32"/>
                 <w:szCs w:val="40"/>
                 <w:highlight w:val="yellow"/>
+                <w:lang w:val="it-IT"/>
               </w:rPr>
               <w:t>sûõ—sy</w:t>
             </w:r>
@@ -945,6 +1640,7 @@
                 <w:color w:val="000000"/>
                 <w:sz w:val="32"/>
                 <w:szCs w:val="40"/>
+                <w:lang w:val="it-IT"/>
               </w:rPr>
               <w:t xml:space="preserve"> </w:t>
             </w:r>
@@ -955,6 +1651,7 @@
                 <w:sz w:val="32"/>
                 <w:szCs w:val="40"/>
                 <w:highlight w:val="yellow"/>
+                <w:lang w:val="it-IT"/>
               </w:rPr>
               <w:t>P</w:t>
             </w:r>
@@ -964,6 +1661,7 @@
                 <w:color w:val="000000"/>
                 <w:sz w:val="32"/>
                 <w:szCs w:val="40"/>
+                <w:lang w:val="it-IT"/>
               </w:rPr>
               <w:t xml:space="preserve"> Pxsy</w:t>
             </w:r>
@@ -973,15 +1671,17 @@
                 <w:color w:val="000000"/>
                 <w:sz w:val="28"/>
                 <w:szCs w:val="40"/>
-              </w:rPr>
-              <w:t>–</w:t>
-            </w:r>
-            <w:r>
-              <w:rPr>
-                <w:rFonts w:ascii="BRH Malayalam Extra" w:hAnsi="BRH Malayalam Extra" w:cs="BRH Malayalam Extra"/>
-                <w:color w:val="000000"/>
-                <w:sz w:val="32"/>
-                <w:szCs w:val="40"/>
+                <w:lang w:val="it-IT"/>
+              </w:rPr>
+              <w:t>–</w:t>
+            </w:r>
+            <w:r>
+              <w:rPr>
+                <w:rFonts w:ascii="BRH Malayalam Extra" w:hAnsi="BRH Malayalam Extra" w:cs="BRH Malayalam Extra"/>
+                <w:color w:val="000000"/>
+                <w:sz w:val="32"/>
+                <w:szCs w:val="40"/>
+                <w:lang w:val="it-IT"/>
               </w:rPr>
               <w:t xml:space="preserve"> psûz˜ | </w:t>
             </w:r>
@@ -998,6 +1698,7 @@
                 <w:color w:val="000000"/>
                 <w:sz w:val="32"/>
                 <w:szCs w:val="40"/>
+                <w:lang w:val="it-IT"/>
               </w:rPr>
             </w:pPr>
             <w:r>
@@ -1005,6 +1706,7 @@
                 <w:rFonts w:cs="BRH Malayalam Extra"/>
                 <w:color w:val="000000"/>
                 <w:szCs w:val="40"/>
+                <w:lang w:val="it-IT"/>
               </w:rPr>
               <w:t>46</w:t>
             </w:r>
@@ -1014,6 +1716,7 @@
                 <w:color w:val="000000"/>
                 <w:sz w:val="32"/>
                 <w:szCs w:val="40"/>
+                <w:lang w:val="it-IT"/>
               </w:rPr>
               <w:t>)</w:t>
             </w:r>
@@ -1023,6 +1726,7 @@
                 <w:color w:val="000000"/>
                 <w:sz w:val="32"/>
                 <w:szCs w:val="40"/>
+                <w:lang w:val="it-IT"/>
               </w:rPr>
               <w:tab/>
             </w:r>
@@ -1031,6 +1735,7 @@
                 <w:rFonts w:cs="BRH Malayalam Extra"/>
                 <w:color w:val="000000"/>
                 <w:szCs w:val="40"/>
+                <w:lang w:val="it-IT"/>
               </w:rPr>
               <w:t>1</w:t>
             </w:r>
@@ -1040,6 +1745,7 @@
                 <w:color w:val="000000"/>
                 <w:sz w:val="32"/>
                 <w:szCs w:val="40"/>
+                <w:lang w:val="it-IT"/>
               </w:rPr>
               <w:t>.</w:t>
             </w:r>
@@ -1048,6 +1754,7 @@
                 <w:rFonts w:cs="BRH Malayalam Extra"/>
                 <w:color w:val="000000"/>
                 <w:szCs w:val="40"/>
+                <w:lang w:val="it-IT"/>
               </w:rPr>
               <w:t>1</w:t>
             </w:r>
@@ -1057,6 +1764,7 @@
                 <w:color w:val="000000"/>
                 <w:sz w:val="32"/>
                 <w:szCs w:val="40"/>
+                <w:lang w:val="it-IT"/>
               </w:rPr>
               <w:t>.</w:t>
             </w:r>
@@ -1065,6 +1773,7 @@
                 <w:rFonts w:cs="BRH Malayalam Extra"/>
                 <w:color w:val="000000"/>
                 <w:szCs w:val="40"/>
+                <w:lang w:val="it-IT"/>
               </w:rPr>
               <w:t>9</w:t>
             </w:r>
@@ -1074,6 +1783,7 @@
                 <w:color w:val="000000"/>
                 <w:sz w:val="32"/>
                 <w:szCs w:val="40"/>
+                <w:lang w:val="it-IT"/>
               </w:rPr>
               <w:t>.</w:t>
             </w:r>
@@ -1082,6 +1792,7 @@
                 <w:rFonts w:cs="BRH Malayalam Extra"/>
                 <w:color w:val="000000"/>
                 <w:szCs w:val="40"/>
+                <w:lang w:val="it-IT"/>
               </w:rPr>
               <w:t>3</w:t>
             </w:r>
@@ -1091,6 +1802,7 @@
                 <w:color w:val="000000"/>
                 <w:sz w:val="32"/>
                 <w:szCs w:val="40"/>
+                <w:lang w:val="it-IT"/>
               </w:rPr>
               <w:t>(</w:t>
             </w:r>
@@ -1099,6 +1811,7 @@
                 <w:rFonts w:cs="BRH Malayalam Extra"/>
                 <w:color w:val="000000"/>
                 <w:szCs w:val="40"/>
+                <w:lang w:val="it-IT"/>
               </w:rPr>
               <w:t>43</w:t>
             </w:r>
@@ -1108,6 +1821,7 @@
                 <w:color w:val="000000"/>
                 <w:sz w:val="32"/>
                 <w:szCs w:val="40"/>
+                <w:lang w:val="it-IT"/>
               </w:rPr>
               <w:t xml:space="preserve">)- </w:t>
             </w:r>
@@ -1118,6 +1832,7 @@
                 <w:sz w:val="32"/>
                 <w:szCs w:val="40"/>
                 <w:highlight w:val="yellow"/>
+                <w:lang w:val="it-IT"/>
               </w:rPr>
               <w:t>A</w:t>
             </w:r>
@@ -1128,6 +1843,7 @@
                 <w:sz w:val="28"/>
                 <w:szCs w:val="40"/>
                 <w:highlight w:val="yellow"/>
+                <w:lang w:val="it-IT"/>
               </w:rPr>
               <w:t>–</w:t>
             </w:r>
@@ -1138,6 +1854,7 @@
                 <w:sz w:val="32"/>
                 <w:szCs w:val="40"/>
                 <w:highlight w:val="yellow"/>
+                <w:lang w:val="it-IT"/>
               </w:rPr>
               <w:t>sy</w:t>
             </w:r>
@@ -1147,15 +1864,17 @@
                 <w:color w:val="000000"/>
                 <w:sz w:val="28"/>
                 <w:szCs w:val="40"/>
-              </w:rPr>
-              <w:t>–</w:t>
-            </w:r>
-            <w:r>
-              <w:rPr>
-                <w:rFonts w:ascii="BRH Malayalam Extra" w:hAnsi="BRH Malayalam Extra" w:cs="BRH Malayalam Extra"/>
-                <w:color w:val="000000"/>
-                <w:sz w:val="32"/>
-                <w:szCs w:val="40"/>
+                <w:lang w:val="it-IT"/>
+              </w:rPr>
+              <w:t>–</w:t>
+            </w:r>
+            <w:r>
+              <w:rPr>
+                <w:rFonts w:ascii="BRH Malayalam Extra" w:hAnsi="BRH Malayalam Extra" w:cs="BRH Malayalam Extra"/>
+                <w:color w:val="000000"/>
+                <w:sz w:val="32"/>
+                <w:szCs w:val="40"/>
+                <w:lang w:val="it-IT"/>
               </w:rPr>
               <w:t xml:space="preserve"> | psûz˜ | P</w:t>
             </w:r>
@@ -1165,15 +1884,17 @@
                 <w:color w:val="000000"/>
                 <w:sz w:val="28"/>
                 <w:szCs w:val="40"/>
-              </w:rPr>
-              <w:t>–</w:t>
-            </w:r>
-            <w:r>
-              <w:rPr>
-                <w:rFonts w:ascii="BRH Malayalam Extra" w:hAnsi="BRH Malayalam Extra" w:cs="BRH Malayalam Extra"/>
-                <w:color w:val="000000"/>
-                <w:sz w:val="32"/>
-                <w:szCs w:val="40"/>
+                <w:lang w:val="it-IT"/>
+              </w:rPr>
+              <w:t>–</w:t>
+            </w:r>
+            <w:r>
+              <w:rPr>
+                <w:rFonts w:ascii="BRH Malayalam Extra" w:hAnsi="BRH Malayalam Extra" w:cs="BRH Malayalam Extra"/>
+                <w:color w:val="000000"/>
+                <w:sz w:val="32"/>
+                <w:szCs w:val="40"/>
+                <w:lang w:val="it-IT"/>
               </w:rPr>
               <w:t xml:space="preserve"> |</w:t>
             </w:r>
@@ -1190,6 +1911,7 @@
                 <w:color w:val="000000"/>
                 <w:sz w:val="32"/>
                 <w:szCs w:val="40"/>
+                <w:lang w:val="it-IT"/>
               </w:rPr>
             </w:pPr>
             <w:r>
@@ -1199,6 +1921,7 @@
                 <w:sz w:val="32"/>
                 <w:szCs w:val="40"/>
                 <w:highlight w:val="yellow"/>
+                <w:lang w:val="it-IT"/>
               </w:rPr>
               <w:t>A</w:t>
             </w:r>
@@ -1208,15 +1931,17 @@
                 <w:color w:val="000000"/>
                 <w:sz w:val="28"/>
                 <w:szCs w:val="40"/>
-              </w:rPr>
-              <w:t>–</w:t>
-            </w:r>
-            <w:r>
-              <w:rPr>
-                <w:rFonts w:ascii="BRH Malayalam Extra" w:hAnsi="BRH Malayalam Extra" w:cs="BRH Malayalam Extra"/>
-                <w:color w:val="000000"/>
-                <w:sz w:val="32"/>
-                <w:szCs w:val="40"/>
+                <w:lang w:val="it-IT"/>
+              </w:rPr>
+              <w:t>–</w:t>
+            </w:r>
+            <w:r>
+              <w:rPr>
+                <w:rFonts w:ascii="BRH Malayalam Extra" w:hAnsi="BRH Malayalam Extra" w:cs="BRH Malayalam Extra"/>
+                <w:color w:val="000000"/>
+                <w:sz w:val="32"/>
+                <w:szCs w:val="40"/>
+                <w:lang w:val="it-IT"/>
               </w:rPr>
               <w:t>sy</w:t>
             </w:r>
@@ -1226,15 +1951,17 @@
                 <w:color w:val="000000"/>
                 <w:sz w:val="28"/>
                 <w:szCs w:val="40"/>
-              </w:rPr>
-              <w:t>–</w:t>
-            </w:r>
-            <w:r>
-              <w:rPr>
-                <w:rFonts w:ascii="BRH Malayalam Extra" w:hAnsi="BRH Malayalam Extra" w:cs="BRH Malayalam Extra"/>
-                <w:color w:val="000000"/>
-                <w:sz w:val="32"/>
-                <w:szCs w:val="40"/>
+                <w:lang w:val="it-IT"/>
+              </w:rPr>
+              <w:t>–</w:t>
+            </w:r>
+            <w:r>
+              <w:rPr>
+                <w:rFonts w:ascii="BRH Malayalam Extra" w:hAnsi="BRH Malayalam Extra" w:cs="BRH Malayalam Extra"/>
+                <w:color w:val="000000"/>
+                <w:sz w:val="32"/>
+                <w:szCs w:val="40"/>
+                <w:lang w:val="it-IT"/>
               </w:rPr>
               <w:t xml:space="preserve"> psûz</w:t>
             </w:r>
@@ -1244,15 +1971,17 @@
                 <w:color w:val="000000"/>
                 <w:sz w:val="28"/>
                 <w:szCs w:val="40"/>
-              </w:rPr>
-              <w:t>–</w:t>
-            </w:r>
-            <w:r>
-              <w:rPr>
-                <w:rFonts w:ascii="BRH Malayalam Extra" w:hAnsi="BRH Malayalam Extra" w:cs="BRH Malayalam Extra"/>
-                <w:color w:val="000000"/>
-                <w:sz w:val="32"/>
-                <w:szCs w:val="40"/>
+                <w:lang w:val="it-IT"/>
+              </w:rPr>
+              <w:t>–</w:t>
+            </w:r>
+            <w:r>
+              <w:rPr>
+                <w:rFonts w:ascii="BRH Malayalam Extra" w:hAnsi="BRH Malayalam Extra" w:cs="BRH Malayalam Extra"/>
+                <w:color w:val="000000"/>
+                <w:sz w:val="32"/>
+                <w:szCs w:val="40"/>
+                <w:lang w:val="it-IT"/>
               </w:rPr>
               <w:t xml:space="preserve"> p</w:t>
             </w:r>
@@ -1263,6 +1992,7 @@
                 <w:sz w:val="32"/>
                 <w:szCs w:val="40"/>
                 <w:highlight w:val="yellow"/>
+                <w:lang w:val="it-IT"/>
               </w:rPr>
               <w:t>sûõ</w:t>
             </w:r>
@@ -1272,6 +2002,7 @@
                 <w:color w:val="000000"/>
                 <w:sz w:val="32"/>
                 <w:szCs w:val="40"/>
+                <w:lang w:val="it-IT"/>
               </w:rPr>
               <w:t>—sõsy</w:t>
             </w:r>
@@ -1281,15 +2012,17 @@
                 <w:color w:val="000000"/>
                 <w:sz w:val="28"/>
                 <w:szCs w:val="40"/>
-              </w:rPr>
-              <w:t>–</w:t>
-            </w:r>
-            <w:r>
-              <w:rPr>
-                <w:rFonts w:ascii="BRH Malayalam Extra" w:hAnsi="BRH Malayalam Extra" w:cs="BRH Malayalam Extra"/>
-                <w:color w:val="000000"/>
-                <w:sz w:val="32"/>
-                <w:szCs w:val="40"/>
+                <w:lang w:val="it-IT"/>
+              </w:rPr>
+              <w:t>–</w:t>
+            </w:r>
+            <w:r>
+              <w:rPr>
+                <w:rFonts w:ascii="BRH Malayalam Extra" w:hAnsi="BRH Malayalam Extra" w:cs="BRH Malayalam Extra"/>
+                <w:color w:val="000000"/>
+                <w:sz w:val="32"/>
+                <w:szCs w:val="40"/>
+                <w:lang w:val="it-IT"/>
               </w:rPr>
               <w:t xml:space="preserve"> psûz— P </w:t>
             </w:r>
@@ -1305,6 +2038,7 @@
                 <w:rFonts w:ascii="BRH Malayalam Extra" w:hAnsi="BRH Malayalam Extra" w:cs="BRH Malayalam Extra"/>
                 <w:sz w:val="28"/>
                 <w:szCs w:val="36"/>
+                <w:lang w:val="it-IT"/>
               </w:rPr>
             </w:pPr>
             <w:r>
@@ -1313,6 +2047,7 @@
                 <w:color w:val="000000"/>
                 <w:sz w:val="32"/>
                 <w:szCs w:val="40"/>
+                <w:lang w:val="it-IT"/>
               </w:rPr>
               <w:t>P</w:t>
             </w:r>
@@ -1322,15 +2057,17 @@
                 <w:color w:val="000000"/>
                 <w:sz w:val="28"/>
                 <w:szCs w:val="40"/>
-              </w:rPr>
-              <w:t>–</w:t>
-            </w:r>
-            <w:r>
-              <w:rPr>
-                <w:rFonts w:ascii="BRH Malayalam Extra" w:hAnsi="BRH Malayalam Extra" w:cs="BRH Malayalam Extra"/>
-                <w:color w:val="000000"/>
-                <w:sz w:val="32"/>
-                <w:szCs w:val="40"/>
+                <w:lang w:val="it-IT"/>
+              </w:rPr>
+              <w:t>–</w:t>
+            </w:r>
+            <w:r>
+              <w:rPr>
+                <w:rFonts w:ascii="BRH Malayalam Extra" w:hAnsi="BRH Malayalam Extra" w:cs="BRH Malayalam Extra"/>
+                <w:color w:val="000000"/>
+                <w:sz w:val="32"/>
+                <w:szCs w:val="40"/>
+                <w:lang w:val="it-IT"/>
               </w:rPr>
               <w:t xml:space="preserve"> p</w:t>
             </w:r>
@@ -1341,6 +2078,7 @@
                 <w:sz w:val="32"/>
                 <w:szCs w:val="40"/>
                 <w:highlight w:val="yellow"/>
+                <w:lang w:val="it-IT"/>
               </w:rPr>
               <w:t>sûõ</w:t>
             </w:r>
@@ -1350,6 +2088,7 @@
                 <w:color w:val="000000"/>
                 <w:sz w:val="32"/>
                 <w:szCs w:val="40"/>
+                <w:lang w:val="it-IT"/>
               </w:rPr>
               <w:t>—sõsy</w:t>
             </w:r>
@@ -1359,15 +2098,17 @@
                 <w:color w:val="000000"/>
                 <w:sz w:val="28"/>
                 <w:szCs w:val="40"/>
-              </w:rPr>
-              <w:t>–</w:t>
-            </w:r>
-            <w:r>
-              <w:rPr>
-                <w:rFonts w:ascii="BRH Malayalam Extra" w:hAnsi="BRH Malayalam Extra" w:cs="BRH Malayalam Extra"/>
-                <w:color w:val="000000"/>
-                <w:sz w:val="32"/>
-                <w:szCs w:val="40"/>
+                <w:lang w:val="it-IT"/>
+              </w:rPr>
+              <w:t>–</w:t>
+            </w:r>
+            <w:r>
+              <w:rPr>
+                <w:rFonts w:ascii="BRH Malayalam Extra" w:hAnsi="BRH Malayalam Extra" w:cs="BRH Malayalam Extra"/>
+                <w:color w:val="000000"/>
+                <w:sz w:val="32"/>
+                <w:szCs w:val="40"/>
+                <w:lang w:val="it-IT"/>
               </w:rPr>
               <w:t xml:space="preserve"> psûz— P | </w:t>
             </w:r>
@@ -1389,6 +2130,7 @@
                 <w:color w:val="000000"/>
                 <w:sz w:val="32"/>
                 <w:szCs w:val="40"/>
+                <w:lang w:val="it-IT"/>
               </w:rPr>
             </w:pPr>
             <w:r>
@@ -1396,6 +2138,7 @@
                 <w:rFonts w:cs="BRH Malayalam Extra"/>
                 <w:color w:val="000000"/>
                 <w:szCs w:val="40"/>
+                <w:lang w:val="it-IT"/>
               </w:rPr>
               <w:t>44</w:t>
             </w:r>
@@ -1405,6 +2148,7 @@
                 <w:color w:val="000000"/>
                 <w:sz w:val="32"/>
                 <w:szCs w:val="40"/>
+                <w:lang w:val="it-IT"/>
               </w:rPr>
               <w:t>)</w:t>
             </w:r>
@@ -1414,6 +2158,7 @@
                 <w:color w:val="000000"/>
                 <w:sz w:val="32"/>
                 <w:szCs w:val="40"/>
+                <w:lang w:val="it-IT"/>
               </w:rPr>
               <w:tab/>
             </w:r>
@@ -1422,6 +2167,7 @@
                 <w:rFonts w:cs="BRH Malayalam Extra"/>
                 <w:color w:val="000000"/>
                 <w:szCs w:val="40"/>
+                <w:lang w:val="it-IT"/>
               </w:rPr>
               <w:t>1</w:t>
             </w:r>
@@ -1431,6 +2177,7 @@
                 <w:color w:val="000000"/>
                 <w:sz w:val="32"/>
                 <w:szCs w:val="40"/>
+                <w:lang w:val="it-IT"/>
               </w:rPr>
               <w:t>.</w:t>
             </w:r>
@@ -1439,6 +2186,7 @@
                 <w:rFonts w:cs="BRH Malayalam Extra"/>
                 <w:color w:val="000000"/>
                 <w:szCs w:val="40"/>
+                <w:lang w:val="it-IT"/>
               </w:rPr>
               <w:t>1</w:t>
             </w:r>
@@ -1448,6 +2196,7 @@
                 <w:color w:val="000000"/>
                 <w:sz w:val="32"/>
                 <w:szCs w:val="40"/>
+                <w:lang w:val="it-IT"/>
               </w:rPr>
               <w:t>.</w:t>
             </w:r>
@@ -1456,6 +2205,7 @@
                 <w:rFonts w:cs="BRH Malayalam Extra"/>
                 <w:color w:val="000000"/>
                 <w:szCs w:val="40"/>
+                <w:lang w:val="it-IT"/>
               </w:rPr>
               <w:t>9</w:t>
             </w:r>
@@ -1465,6 +2215,7 @@
                 <w:color w:val="000000"/>
                 <w:sz w:val="32"/>
                 <w:szCs w:val="40"/>
+                <w:lang w:val="it-IT"/>
               </w:rPr>
               <w:t>.</w:t>
             </w:r>
@@ -1473,6 +2224,7 @@
                 <w:rFonts w:cs="BRH Malayalam Extra"/>
                 <w:color w:val="000000"/>
                 <w:szCs w:val="40"/>
+                <w:lang w:val="it-IT"/>
               </w:rPr>
               <w:t>3</w:t>
             </w:r>
@@ -1482,6 +2234,7 @@
                 <w:color w:val="000000"/>
                 <w:sz w:val="32"/>
                 <w:szCs w:val="40"/>
+                <w:lang w:val="it-IT"/>
               </w:rPr>
               <w:t>(</w:t>
             </w:r>
@@ -1490,6 +2243,7 @@
                 <w:rFonts w:cs="BRH Malayalam Extra"/>
                 <w:color w:val="000000"/>
                 <w:szCs w:val="40"/>
+                <w:lang w:val="it-IT"/>
               </w:rPr>
               <w:t>41</w:t>
             </w:r>
@@ -1499,6 +2253,7 @@
                 <w:color w:val="000000"/>
                 <w:sz w:val="32"/>
                 <w:szCs w:val="40"/>
+                <w:lang w:val="it-IT"/>
               </w:rPr>
               <w:t>)- D</w:t>
             </w:r>
@@ -1508,15 +2263,17 @@
                 <w:color w:val="000000"/>
                 <w:sz w:val="28"/>
                 <w:szCs w:val="40"/>
-              </w:rPr>
-              <w:t>–</w:t>
-            </w:r>
-            <w:r>
-              <w:rPr>
-                <w:rFonts w:ascii="BRH Malayalam Extra" w:hAnsi="BRH Malayalam Extra" w:cs="BRH Malayalam Extra"/>
-                <w:color w:val="000000"/>
-                <w:sz w:val="32"/>
-                <w:szCs w:val="40"/>
+                <w:lang w:val="it-IT"/>
+              </w:rPr>
+              <w:t>–</w:t>
+            </w:r>
+            <w:r>
+              <w:rPr>
+                <w:rFonts w:ascii="BRH Malayalam Extra" w:hAnsi="BRH Malayalam Extra" w:cs="BRH Malayalam Extra"/>
+                <w:color w:val="000000"/>
+                <w:sz w:val="32"/>
+                <w:szCs w:val="40"/>
+                <w:lang w:val="it-IT"/>
               </w:rPr>
               <w:t>ªpz | P</w:t>
             </w:r>
@@ -1526,15 +2283,17 @@
                 <w:color w:val="000000"/>
                 <w:sz w:val="28"/>
                 <w:szCs w:val="40"/>
-              </w:rPr>
-              <w:t>–</w:t>
-            </w:r>
-            <w:r>
-              <w:rPr>
-                <w:rFonts w:ascii="BRH Malayalam Extra" w:hAnsi="BRH Malayalam Extra" w:cs="BRH Malayalam Extra"/>
-                <w:color w:val="000000"/>
-                <w:sz w:val="32"/>
-                <w:szCs w:val="40"/>
+                <w:lang w:val="it-IT"/>
+              </w:rPr>
+              <w:t>–</w:t>
+            </w:r>
+            <w:r>
+              <w:rPr>
+                <w:rFonts w:ascii="BRH Malayalam Extra" w:hAnsi="BRH Malayalam Extra" w:cs="BRH Malayalam Extra"/>
+                <w:color w:val="000000"/>
+                <w:sz w:val="32"/>
+                <w:szCs w:val="40"/>
+                <w:lang w:val="it-IT"/>
               </w:rPr>
               <w:t xml:space="preserve"> | | (</w:t>
             </w:r>
@@ -1543,6 +2302,7 @@
                 <w:rFonts w:cs="BRH Malayalam Extra"/>
                 <w:color w:val="000000"/>
                 <w:szCs w:val="40"/>
+                <w:lang w:val="it-IT"/>
               </w:rPr>
               <w:t>JD</w:t>
             </w:r>
@@ -1552,6 +2312,7 @@
                 <w:color w:val="000000"/>
                 <w:sz w:val="32"/>
                 <w:szCs w:val="40"/>
+                <w:lang w:val="it-IT"/>
               </w:rPr>
               <w:t>-</w:t>
             </w:r>
@@ -1560,6 +2321,7 @@
                 <w:rFonts w:cs="BRH Malayalam Extra"/>
                 <w:color w:val="000000"/>
                 <w:szCs w:val="40"/>
+                <w:lang w:val="it-IT"/>
               </w:rPr>
               <w:t>55</w:t>
             </w:r>
@@ -1569,6 +2331,7 @@
                 <w:color w:val="000000"/>
                 <w:sz w:val="32"/>
                 <w:szCs w:val="40"/>
+                <w:lang w:val="it-IT"/>
               </w:rPr>
               <w:t>)</w:t>
             </w:r>
@@ -1585,6 +2348,7 @@
                 <w:color w:val="000000"/>
                 <w:sz w:val="32"/>
                 <w:szCs w:val="40"/>
+                <w:lang w:val="it-IT"/>
               </w:rPr>
             </w:pPr>
             <w:r>
@@ -1593,6 +2357,7 @@
                 <w:color w:val="000000"/>
                 <w:sz w:val="32"/>
                 <w:szCs w:val="40"/>
+                <w:lang w:val="it-IT"/>
               </w:rPr>
               <w:t>D</w:t>
             </w:r>
@@ -1602,15 +2367,17 @@
                 <w:color w:val="000000"/>
                 <w:sz w:val="28"/>
                 <w:szCs w:val="40"/>
-              </w:rPr>
-              <w:t>–</w:t>
-            </w:r>
-            <w:r>
-              <w:rPr>
-                <w:rFonts w:ascii="BRH Malayalam Extra" w:hAnsi="BRH Malayalam Extra" w:cs="BRH Malayalam Extra"/>
-                <w:color w:val="000000"/>
-                <w:sz w:val="32"/>
-                <w:szCs w:val="40"/>
+                <w:lang w:val="it-IT"/>
+              </w:rPr>
+              <w:t>–</w:t>
+            </w:r>
+            <w:r>
+              <w:rPr>
+                <w:rFonts w:ascii="BRH Malayalam Extra" w:hAnsi="BRH Malayalam Extra" w:cs="BRH Malayalam Extra"/>
+                <w:color w:val="000000"/>
+                <w:sz w:val="32"/>
+                <w:szCs w:val="40"/>
+                <w:lang w:val="it-IT"/>
               </w:rPr>
               <w:t>ªpz P— ¥Px</w:t>
             </w:r>
@@ -1620,15 +2387,17 @@
                 <w:color w:val="000000"/>
                 <w:sz w:val="28"/>
                 <w:szCs w:val="40"/>
-              </w:rPr>
-              <w:t>–</w:t>
-            </w:r>
-            <w:r>
-              <w:rPr>
-                <w:rFonts w:ascii="BRH Malayalam Extra" w:hAnsi="BRH Malayalam Extra" w:cs="BRH Malayalam Extra"/>
-                <w:color w:val="000000"/>
-                <w:sz w:val="32"/>
-                <w:szCs w:val="40"/>
+                <w:lang w:val="it-IT"/>
+              </w:rPr>
+              <w:t>–</w:t>
+            </w:r>
+            <w:r>
+              <w:rPr>
+                <w:rFonts w:ascii="BRH Malayalam Extra" w:hAnsi="BRH Malayalam Extra" w:cs="BRH Malayalam Extra"/>
+                <w:color w:val="000000"/>
+                <w:sz w:val="32"/>
+                <w:szCs w:val="40"/>
+                <w:lang w:val="it-IT"/>
               </w:rPr>
               <w:t xml:space="preserve">ªpõ¡—ªpz </w:t>
             </w:r>
@@ -1639,6 +2408,7 @@
                 <w:sz w:val="32"/>
                 <w:szCs w:val="40"/>
                 <w:highlight w:val="green"/>
+                <w:lang w:val="it-IT"/>
               </w:rPr>
               <w:t>Px</w:t>
             </w:r>
@@ -1648,6 +2418,7 @@
                 <w:color w:val="000000"/>
                 <w:sz w:val="32"/>
                 <w:szCs w:val="40"/>
+                <w:lang w:val="it-IT"/>
               </w:rPr>
               <w:t>sõ</w:t>
             </w:r>
@@ -1658,6 +2429,7 @@
                 <w:sz w:val="32"/>
                 <w:szCs w:val="40"/>
                 <w:highlight w:val="green"/>
+                <w:lang w:val="it-IT"/>
               </w:rPr>
               <w:t>sy</w:t>
             </w:r>
@@ -1667,6 +2439,7 @@
                 <w:color w:val="000000"/>
                 <w:sz w:val="32"/>
                 <w:szCs w:val="40"/>
+                <w:lang w:val="it-IT"/>
               </w:rPr>
               <w:t xml:space="preserve">— </w:t>
             </w:r>
@@ -1683,6 +2456,7 @@
                 <w:color w:val="000000"/>
                 <w:sz w:val="32"/>
                 <w:szCs w:val="40"/>
+                <w:lang w:val="it-IT"/>
               </w:rPr>
             </w:pPr>
             <w:r>
@@ -1691,6 +2465,7 @@
                 <w:color w:val="000000"/>
                 <w:sz w:val="32"/>
                 <w:szCs w:val="40"/>
+                <w:lang w:val="it-IT"/>
               </w:rPr>
               <w:t>¥Px</w:t>
             </w:r>
@@ -1700,15 +2475,17 @@
                 <w:color w:val="000000"/>
                 <w:sz w:val="28"/>
                 <w:szCs w:val="40"/>
-              </w:rPr>
-              <w:t>–</w:t>
-            </w:r>
-            <w:r>
-              <w:rPr>
-                <w:rFonts w:ascii="BRH Malayalam Extra" w:hAnsi="BRH Malayalam Extra" w:cs="BRH Malayalam Extra"/>
-                <w:color w:val="000000"/>
-                <w:sz w:val="32"/>
-                <w:szCs w:val="40"/>
+                <w:lang w:val="it-IT"/>
+              </w:rPr>
+              <w:t>–</w:t>
+            </w:r>
+            <w:r>
+              <w:rPr>
+                <w:rFonts w:ascii="BRH Malayalam Extra" w:hAnsi="BRH Malayalam Extra" w:cs="BRH Malayalam Extra"/>
+                <w:color w:val="000000"/>
+                <w:sz w:val="32"/>
+                <w:szCs w:val="40"/>
+                <w:lang w:val="it-IT"/>
               </w:rPr>
               <w:t xml:space="preserve">ªpõ¡—ªpz </w:t>
             </w:r>
@@ -1719,6 +2496,7 @@
                 <w:sz w:val="32"/>
                 <w:szCs w:val="40"/>
                 <w:highlight w:val="green"/>
+                <w:lang w:val="it-IT"/>
               </w:rPr>
               <w:t>Pxsy—</w:t>
             </w:r>
@@ -1728,6 +2506,7 @@
                 <w:color w:val="000000"/>
                 <w:sz w:val="32"/>
                 <w:szCs w:val="40"/>
+                <w:lang w:val="it-IT"/>
               </w:rPr>
               <w:t xml:space="preserve"> | </w:t>
             </w:r>
@@ -1744,6 +2523,7 @@
                 <w:color w:val="000000"/>
                 <w:sz w:val="32"/>
                 <w:szCs w:val="40"/>
+                <w:lang w:val="it-IT"/>
               </w:rPr>
             </w:pPr>
             <w:r>
@@ -1751,6 +2531,7 @@
                 <w:rFonts w:cs="BRH Malayalam Extra"/>
                 <w:color w:val="000000"/>
                 <w:szCs w:val="40"/>
+                <w:lang w:val="it-IT"/>
               </w:rPr>
               <w:t>45</w:t>
             </w:r>
@@ -1760,6 +2541,7 @@
                 <w:color w:val="000000"/>
                 <w:sz w:val="32"/>
                 <w:szCs w:val="40"/>
+                <w:lang w:val="it-IT"/>
               </w:rPr>
               <w:t>)</w:t>
             </w:r>
@@ -1769,6 +2551,7 @@
                 <w:color w:val="000000"/>
                 <w:sz w:val="32"/>
                 <w:szCs w:val="40"/>
+                <w:lang w:val="it-IT"/>
               </w:rPr>
               <w:tab/>
             </w:r>
@@ -1777,6 +2560,7 @@
                 <w:rFonts w:cs="BRH Malayalam Extra"/>
                 <w:color w:val="000000"/>
                 <w:szCs w:val="40"/>
+                <w:lang w:val="it-IT"/>
               </w:rPr>
               <w:t>1</w:t>
             </w:r>
@@ -1786,6 +2570,7 @@
                 <w:color w:val="000000"/>
                 <w:sz w:val="32"/>
                 <w:szCs w:val="40"/>
+                <w:lang w:val="it-IT"/>
               </w:rPr>
               <w:t>.</w:t>
             </w:r>
@@ -1794,6 +2579,7 @@
                 <w:rFonts w:cs="BRH Malayalam Extra"/>
                 <w:color w:val="000000"/>
                 <w:szCs w:val="40"/>
+                <w:lang w:val="it-IT"/>
               </w:rPr>
               <w:t>1</w:t>
             </w:r>
@@ -1803,6 +2589,7 @@
                 <w:color w:val="000000"/>
                 <w:sz w:val="32"/>
                 <w:szCs w:val="40"/>
+                <w:lang w:val="it-IT"/>
               </w:rPr>
               <w:t>.</w:t>
             </w:r>
@@ -1811,6 +2598,7 @@
                 <w:rFonts w:cs="BRH Malayalam Extra"/>
                 <w:color w:val="000000"/>
                 <w:szCs w:val="40"/>
+                <w:lang w:val="it-IT"/>
               </w:rPr>
               <w:t>9</w:t>
             </w:r>
@@ -1820,6 +2608,7 @@
                 <w:color w:val="000000"/>
                 <w:sz w:val="32"/>
                 <w:szCs w:val="40"/>
+                <w:lang w:val="it-IT"/>
               </w:rPr>
               <w:t>.</w:t>
             </w:r>
@@ -1828,6 +2617,7 @@
                 <w:rFonts w:cs="BRH Malayalam Extra"/>
                 <w:color w:val="000000"/>
                 <w:szCs w:val="40"/>
+                <w:lang w:val="it-IT"/>
               </w:rPr>
               <w:t>3</w:t>
             </w:r>
@@ -1837,6 +2627,7 @@
                 <w:color w:val="000000"/>
                 <w:sz w:val="32"/>
                 <w:szCs w:val="40"/>
+                <w:lang w:val="it-IT"/>
               </w:rPr>
               <w:t>(</w:t>
             </w:r>
@@ -1845,6 +2636,7 @@
                 <w:rFonts w:cs="BRH Malayalam Extra"/>
                 <w:color w:val="000000"/>
                 <w:szCs w:val="40"/>
+                <w:lang w:val="it-IT"/>
               </w:rPr>
               <w:t>42</w:t>
             </w:r>
@@ -1854,6 +2646,7 @@
                 <w:color w:val="000000"/>
                 <w:sz w:val="32"/>
                 <w:szCs w:val="40"/>
+                <w:lang w:val="it-IT"/>
               </w:rPr>
               <w:t>)- P</w:t>
             </w:r>
@@ -1863,15 +2656,17 @@
                 <w:color w:val="000000"/>
                 <w:sz w:val="28"/>
                 <w:szCs w:val="40"/>
-              </w:rPr>
-              <w:t>–</w:t>
-            </w:r>
-            <w:r>
-              <w:rPr>
-                <w:rFonts w:ascii="BRH Malayalam Extra" w:hAnsi="BRH Malayalam Extra" w:cs="BRH Malayalam Extra"/>
-                <w:color w:val="000000"/>
-                <w:sz w:val="32"/>
-                <w:szCs w:val="40"/>
+                <w:lang w:val="it-IT"/>
+              </w:rPr>
+              <w:t>–</w:t>
+            </w:r>
+            <w:r>
+              <w:rPr>
+                <w:rFonts w:ascii="BRH Malayalam Extra" w:hAnsi="BRH Malayalam Extra" w:cs="BRH Malayalam Extra"/>
+                <w:color w:val="000000"/>
+                <w:sz w:val="32"/>
+                <w:szCs w:val="40"/>
+                <w:lang w:val="it-IT"/>
               </w:rPr>
               <w:t xml:space="preserve"> | </w:t>
             </w:r>
@@ -1882,6 +2677,7 @@
                 <w:sz w:val="32"/>
                 <w:szCs w:val="40"/>
                 <w:highlight w:val="green"/>
+                <w:lang w:val="it-IT"/>
               </w:rPr>
               <w:t>Asy</w:t>
             </w:r>
@@ -1891,6 +2687,7 @@
                 <w:color w:val="000000"/>
                 <w:sz w:val="32"/>
                 <w:szCs w:val="40"/>
+                <w:lang w:val="it-IT"/>
               </w:rPr>
               <w:t>— | psûz˜ |</w:t>
             </w:r>
@@ -1907,6 +2704,7 @@
                 <w:color w:val="000000"/>
                 <w:sz w:val="32"/>
                 <w:szCs w:val="40"/>
+                <w:lang w:val="it-IT"/>
               </w:rPr>
             </w:pPr>
             <w:r>
@@ -1916,6 +2714,7 @@
                 <w:sz w:val="32"/>
                 <w:szCs w:val="40"/>
                 <w:highlight w:val="green"/>
+                <w:lang w:val="it-IT"/>
               </w:rPr>
               <w:t>Pxsõsy—</w:t>
             </w:r>
@@ -1925,6 +2724,7 @@
                 <w:color w:val="000000"/>
                 <w:sz w:val="32"/>
                 <w:szCs w:val="40"/>
+                <w:lang w:val="it-IT"/>
               </w:rPr>
               <w:t xml:space="preserve"> P</w:t>
             </w:r>
@@ -1934,15 +2734,17 @@
                 <w:color w:val="000000"/>
                 <w:sz w:val="28"/>
                 <w:szCs w:val="40"/>
-              </w:rPr>
-              <w:t>–</w:t>
-            </w:r>
-            <w:r>
-              <w:rPr>
-                <w:rFonts w:ascii="BRH Malayalam Extra" w:hAnsi="BRH Malayalam Extra" w:cs="BRH Malayalam Extra"/>
-                <w:color w:val="000000"/>
-                <w:sz w:val="32"/>
-                <w:szCs w:val="40"/>
+                <w:lang w:val="it-IT"/>
+              </w:rPr>
+              <w:t>–</w:t>
+            </w:r>
+            <w:r>
+              <w:rPr>
+                <w:rFonts w:ascii="BRH Malayalam Extra" w:hAnsi="BRH Malayalam Extra" w:cs="BRH Malayalam Extra"/>
+                <w:color w:val="000000"/>
+                <w:sz w:val="32"/>
+                <w:szCs w:val="40"/>
+                <w:lang w:val="it-IT"/>
               </w:rPr>
               <w:t xml:space="preserve"> </w:t>
             </w:r>
@@ -1953,6 +2755,7 @@
                 <w:sz w:val="32"/>
                 <w:szCs w:val="40"/>
                 <w:highlight w:val="green"/>
+                <w:lang w:val="it-IT"/>
               </w:rPr>
               <w:t>Px</w:t>
             </w:r>
@@ -1962,6 +2765,7 @@
                 <w:color w:val="000000"/>
                 <w:sz w:val="32"/>
                 <w:szCs w:val="40"/>
+                <w:lang w:val="it-IT"/>
               </w:rPr>
               <w:t>sy</w:t>
             </w:r>
@@ -1971,15 +2775,17 @@
                 <w:color w:val="000000"/>
                 <w:sz w:val="28"/>
                 <w:szCs w:val="40"/>
-              </w:rPr>
-              <w:t>–</w:t>
-            </w:r>
-            <w:r>
-              <w:rPr>
-                <w:rFonts w:ascii="BRH Malayalam Extra" w:hAnsi="BRH Malayalam Extra" w:cs="BRH Malayalam Extra"/>
-                <w:color w:val="000000"/>
-                <w:sz w:val="32"/>
-                <w:szCs w:val="40"/>
+                <w:lang w:val="it-IT"/>
+              </w:rPr>
+              <w:t>–</w:t>
+            </w:r>
+            <w:r>
+              <w:rPr>
+                <w:rFonts w:ascii="BRH Malayalam Extra" w:hAnsi="BRH Malayalam Extra" w:cs="BRH Malayalam Extra"/>
+                <w:color w:val="000000"/>
+                <w:sz w:val="32"/>
+                <w:szCs w:val="40"/>
+                <w:lang w:val="it-IT"/>
               </w:rPr>
               <w:t xml:space="preserve"> psûz</w:t>
             </w:r>
@@ -1989,15 +2795,17 @@
                 <w:color w:val="000000"/>
                 <w:sz w:val="28"/>
                 <w:szCs w:val="40"/>
-              </w:rPr>
-              <w:t>–</w:t>
-            </w:r>
-            <w:r>
-              <w:rPr>
-                <w:rFonts w:ascii="BRH Malayalam Extra" w:hAnsi="BRH Malayalam Extra" w:cs="BRH Malayalam Extra"/>
-                <w:color w:val="000000"/>
-                <w:sz w:val="32"/>
-                <w:szCs w:val="40"/>
+                <w:lang w:val="it-IT"/>
+              </w:rPr>
+              <w:t>–</w:t>
+            </w:r>
+            <w:r>
+              <w:rPr>
+                <w:rFonts w:ascii="BRH Malayalam Extra" w:hAnsi="BRH Malayalam Extra" w:cs="BRH Malayalam Extra"/>
+                <w:color w:val="000000"/>
+                <w:sz w:val="32"/>
+                <w:szCs w:val="40"/>
+                <w:lang w:val="it-IT"/>
               </w:rPr>
               <w:t xml:space="preserve"> p</w:t>
             </w:r>
@@ -2008,6 +2816,7 @@
                 <w:sz w:val="32"/>
                 <w:szCs w:val="40"/>
                 <w:highlight w:val="green"/>
+                <w:lang w:val="it-IT"/>
               </w:rPr>
               <w:t>sûõsy</w:t>
             </w:r>
@@ -2017,6 +2826,7 @@
                 <w:color w:val="000000"/>
                 <w:sz w:val="32"/>
                 <w:szCs w:val="40"/>
+                <w:lang w:val="it-IT"/>
               </w:rPr>
               <w:t xml:space="preserve">— </w:t>
             </w:r>
@@ -2027,6 +2837,7 @@
                 <w:sz w:val="32"/>
                 <w:szCs w:val="40"/>
                 <w:highlight w:val="green"/>
+                <w:lang w:val="it-IT"/>
               </w:rPr>
               <w:t>P</w:t>
             </w:r>
@@ -2036,15 +2847,17 @@
                 <w:color w:val="000000"/>
                 <w:sz w:val="28"/>
                 <w:szCs w:val="40"/>
-              </w:rPr>
-              <w:t>–</w:t>
-            </w:r>
-            <w:r>
-              <w:rPr>
-                <w:rFonts w:ascii="BRH Malayalam Extra" w:hAnsi="BRH Malayalam Extra" w:cs="BRH Malayalam Extra"/>
-                <w:color w:val="000000"/>
-                <w:sz w:val="32"/>
-                <w:szCs w:val="40"/>
+                <w:lang w:val="it-IT"/>
+              </w:rPr>
+              <w:t>–</w:t>
+            </w:r>
+            <w:r>
+              <w:rPr>
+                <w:rFonts w:ascii="BRH Malayalam Extra" w:hAnsi="BRH Malayalam Extra" w:cs="BRH Malayalam Extra"/>
+                <w:color w:val="000000"/>
+                <w:sz w:val="32"/>
+                <w:szCs w:val="40"/>
+                <w:lang w:val="it-IT"/>
               </w:rPr>
               <w:t xml:space="preserve"> </w:t>
             </w:r>
@@ -2061,6 +2874,7 @@
                 <w:color w:val="000000"/>
                 <w:sz w:val="32"/>
                 <w:szCs w:val="40"/>
+                <w:lang w:val="it-IT"/>
               </w:rPr>
             </w:pPr>
             <w:r>
@@ -2069,6 +2883,7 @@
                 <w:color w:val="000000"/>
                 <w:sz w:val="32"/>
                 <w:szCs w:val="40"/>
+                <w:lang w:val="it-IT"/>
               </w:rPr>
               <w:t>Pxsy</w:t>
             </w:r>
@@ -2078,15 +2893,17 @@
                 <w:color w:val="000000"/>
                 <w:sz w:val="28"/>
                 <w:szCs w:val="40"/>
-              </w:rPr>
-              <w:t>–</w:t>
-            </w:r>
-            <w:r>
-              <w:rPr>
-                <w:rFonts w:ascii="BRH Malayalam Extra" w:hAnsi="BRH Malayalam Extra" w:cs="BRH Malayalam Extra"/>
-                <w:color w:val="000000"/>
-                <w:sz w:val="32"/>
-                <w:szCs w:val="40"/>
+                <w:lang w:val="it-IT"/>
+              </w:rPr>
+              <w:t>–</w:t>
+            </w:r>
+            <w:r>
+              <w:rPr>
+                <w:rFonts w:ascii="BRH Malayalam Extra" w:hAnsi="BRH Malayalam Extra" w:cs="BRH Malayalam Extra"/>
+                <w:color w:val="000000"/>
+                <w:sz w:val="32"/>
+                <w:szCs w:val="40"/>
+                <w:lang w:val="it-IT"/>
               </w:rPr>
               <w:t xml:space="preserve"> psûz˜ | </w:t>
             </w:r>
@@ -2103,6 +2920,7 @@
                 <w:color w:val="000000"/>
                 <w:sz w:val="32"/>
                 <w:szCs w:val="40"/>
+                <w:lang w:val="it-IT"/>
               </w:rPr>
             </w:pPr>
             <w:r>
@@ -2110,6 +2928,7 @@
                 <w:rFonts w:cs="BRH Malayalam Extra"/>
                 <w:color w:val="000000"/>
                 <w:szCs w:val="40"/>
+                <w:lang w:val="it-IT"/>
               </w:rPr>
               <w:t>46</w:t>
             </w:r>
@@ -2119,6 +2938,7 @@
                 <w:color w:val="000000"/>
                 <w:sz w:val="32"/>
                 <w:szCs w:val="40"/>
+                <w:lang w:val="it-IT"/>
               </w:rPr>
               <w:t>)</w:t>
             </w:r>
@@ -2128,6 +2948,7 @@
                 <w:color w:val="000000"/>
                 <w:sz w:val="32"/>
                 <w:szCs w:val="40"/>
+                <w:lang w:val="it-IT"/>
               </w:rPr>
               <w:tab/>
             </w:r>
@@ -2136,6 +2957,7 @@
                 <w:rFonts w:cs="BRH Malayalam Extra"/>
                 <w:color w:val="000000"/>
                 <w:szCs w:val="40"/>
+                <w:lang w:val="it-IT"/>
               </w:rPr>
               <w:t>1</w:t>
             </w:r>
@@ -2145,6 +2967,7 @@
                 <w:color w:val="000000"/>
                 <w:sz w:val="32"/>
                 <w:szCs w:val="40"/>
+                <w:lang w:val="it-IT"/>
               </w:rPr>
               <w:t>.</w:t>
             </w:r>
@@ -2153,6 +2976,7 @@
                 <w:rFonts w:cs="BRH Malayalam Extra"/>
                 <w:color w:val="000000"/>
                 <w:szCs w:val="40"/>
+                <w:lang w:val="it-IT"/>
               </w:rPr>
               <w:t>1</w:t>
             </w:r>
@@ -2162,6 +2986,7 @@
                 <w:color w:val="000000"/>
                 <w:sz w:val="32"/>
                 <w:szCs w:val="40"/>
+                <w:lang w:val="it-IT"/>
               </w:rPr>
               <w:t>.</w:t>
             </w:r>
@@ -2170,6 +2995,7 @@
                 <w:rFonts w:cs="BRH Malayalam Extra"/>
                 <w:color w:val="000000"/>
                 <w:szCs w:val="40"/>
+                <w:lang w:val="it-IT"/>
               </w:rPr>
               <w:t>9</w:t>
             </w:r>
@@ -2179,6 +3005,7 @@
                 <w:color w:val="000000"/>
                 <w:sz w:val="32"/>
                 <w:szCs w:val="40"/>
+                <w:lang w:val="it-IT"/>
               </w:rPr>
               <w:t>.</w:t>
             </w:r>
@@ -2187,6 +3014,7 @@
                 <w:rFonts w:cs="BRH Malayalam Extra"/>
                 <w:color w:val="000000"/>
                 <w:szCs w:val="40"/>
+                <w:lang w:val="it-IT"/>
               </w:rPr>
               <w:t>3</w:t>
             </w:r>
@@ -2196,6 +3024,7 @@
                 <w:color w:val="000000"/>
                 <w:sz w:val="32"/>
                 <w:szCs w:val="40"/>
+                <w:lang w:val="it-IT"/>
               </w:rPr>
               <w:t>(</w:t>
             </w:r>
@@ -2204,6 +3033,7 @@
                 <w:rFonts w:cs="BRH Malayalam Extra"/>
                 <w:color w:val="000000"/>
                 <w:szCs w:val="40"/>
+                <w:lang w:val="it-IT"/>
               </w:rPr>
               <w:t>43</w:t>
             </w:r>
@@ -2213,6 +3043,7 @@
                 <w:color w:val="000000"/>
                 <w:sz w:val="32"/>
                 <w:szCs w:val="40"/>
+                <w:lang w:val="it-IT"/>
               </w:rPr>
               <w:t xml:space="preserve">)- </w:t>
             </w:r>
@@ -2223,6 +3054,7 @@
                 <w:sz w:val="32"/>
                 <w:szCs w:val="40"/>
                 <w:highlight w:val="green"/>
+                <w:lang w:val="it-IT"/>
               </w:rPr>
               <w:t>Asy</w:t>
             </w:r>
@@ -2232,6 +3064,7 @@
                 <w:color w:val="000000"/>
                 <w:sz w:val="32"/>
                 <w:szCs w:val="40"/>
+                <w:lang w:val="it-IT"/>
               </w:rPr>
               <w:t>— | psûz˜ | P</w:t>
             </w:r>
@@ -2241,15 +3074,17 @@
                 <w:color w:val="000000"/>
                 <w:sz w:val="28"/>
                 <w:szCs w:val="40"/>
-              </w:rPr>
-              <w:t>–</w:t>
-            </w:r>
-            <w:r>
-              <w:rPr>
-                <w:rFonts w:ascii="BRH Malayalam Extra" w:hAnsi="BRH Malayalam Extra" w:cs="BRH Malayalam Extra"/>
-                <w:color w:val="000000"/>
-                <w:sz w:val="32"/>
-                <w:szCs w:val="40"/>
+                <w:lang w:val="it-IT"/>
+              </w:rPr>
+              <w:t>–</w:t>
+            </w:r>
+            <w:r>
+              <w:rPr>
+                <w:rFonts w:ascii="BRH Malayalam Extra" w:hAnsi="BRH Malayalam Extra" w:cs="BRH Malayalam Extra"/>
+                <w:color w:val="000000"/>
+                <w:sz w:val="32"/>
+                <w:szCs w:val="40"/>
+                <w:lang w:val="it-IT"/>
               </w:rPr>
               <w:t xml:space="preserve"> |</w:t>
             </w:r>
@@ -2265,6 +3100,7 @@
                 <w:rFonts w:ascii="BRH Malayalam Extra" w:hAnsi="BRH Malayalam Extra" w:cs="BRH Malayalam Extra"/>
                 <w:sz w:val="28"/>
                 <w:szCs w:val="36"/>
+                <w:lang w:val="it-IT"/>
               </w:rPr>
             </w:pPr>
             <w:r>
@@ -2274,6 +3110,7 @@
                 <w:sz w:val="32"/>
                 <w:szCs w:val="40"/>
                 <w:highlight w:val="green"/>
+                <w:lang w:val="it-IT"/>
               </w:rPr>
               <w:t>A</w:t>
             </w:r>
@@ -2283,6 +3120,7 @@
                 <w:color w:val="000000"/>
                 <w:sz w:val="32"/>
                 <w:szCs w:val="40"/>
+                <w:lang w:val="it-IT"/>
               </w:rPr>
               <w:t>sy</w:t>
             </w:r>
@@ -2292,15 +3130,17 @@
                 <w:color w:val="000000"/>
                 <w:sz w:val="28"/>
                 <w:szCs w:val="40"/>
-              </w:rPr>
-              <w:t>–</w:t>
-            </w:r>
-            <w:r>
-              <w:rPr>
-                <w:rFonts w:ascii="BRH Malayalam Extra" w:hAnsi="BRH Malayalam Extra" w:cs="BRH Malayalam Extra"/>
-                <w:color w:val="000000"/>
-                <w:sz w:val="32"/>
-                <w:szCs w:val="40"/>
+                <w:lang w:val="it-IT"/>
+              </w:rPr>
+              <w:t>–</w:t>
+            </w:r>
+            <w:r>
+              <w:rPr>
+                <w:rFonts w:ascii="BRH Malayalam Extra" w:hAnsi="BRH Malayalam Extra" w:cs="BRH Malayalam Extra"/>
+                <w:color w:val="000000"/>
+                <w:sz w:val="32"/>
+                <w:szCs w:val="40"/>
+                <w:lang w:val="it-IT"/>
               </w:rPr>
               <w:t xml:space="preserve"> psûz</w:t>
             </w:r>
@@ -2310,15 +3150,17 @@
                 <w:color w:val="000000"/>
                 <w:sz w:val="28"/>
                 <w:szCs w:val="40"/>
-              </w:rPr>
-              <w:t>–</w:t>
-            </w:r>
-            <w:r>
-              <w:rPr>
-                <w:rFonts w:ascii="BRH Malayalam Extra" w:hAnsi="BRH Malayalam Extra" w:cs="BRH Malayalam Extra"/>
-                <w:color w:val="000000"/>
-                <w:sz w:val="32"/>
-                <w:szCs w:val="40"/>
+                <w:lang w:val="it-IT"/>
+              </w:rPr>
+              <w:t>–</w:t>
+            </w:r>
+            <w:r>
+              <w:rPr>
+                <w:rFonts w:ascii="BRH Malayalam Extra" w:hAnsi="BRH Malayalam Extra" w:cs="BRH Malayalam Extra"/>
+                <w:color w:val="000000"/>
+                <w:sz w:val="32"/>
+                <w:szCs w:val="40"/>
+                <w:lang w:val="it-IT"/>
               </w:rPr>
               <w:t xml:space="preserve"> p</w:t>
             </w:r>
@@ -2329,6 +3171,7 @@
                 <w:sz w:val="32"/>
                 <w:szCs w:val="40"/>
                 <w:highlight w:val="green"/>
+                <w:lang w:val="it-IT"/>
               </w:rPr>
               <w:t>sûõ</w:t>
             </w:r>
@@ -2338,6 +3181,7 @@
                 <w:color w:val="000000"/>
                 <w:sz w:val="32"/>
                 <w:szCs w:val="40"/>
+                <w:lang w:val="it-IT"/>
               </w:rPr>
               <w:t>sõsy</w:t>
             </w:r>
@@ -2347,15 +3191,17 @@
                 <w:color w:val="000000"/>
                 <w:sz w:val="28"/>
                 <w:szCs w:val="40"/>
-              </w:rPr>
-              <w:t>–</w:t>
-            </w:r>
-            <w:r>
-              <w:rPr>
-                <w:rFonts w:ascii="BRH Malayalam Extra" w:hAnsi="BRH Malayalam Extra" w:cs="BRH Malayalam Extra"/>
-                <w:color w:val="000000"/>
-                <w:sz w:val="32"/>
-                <w:szCs w:val="40"/>
+                <w:lang w:val="it-IT"/>
+              </w:rPr>
+              <w:t>–</w:t>
+            </w:r>
+            <w:r>
+              <w:rPr>
+                <w:rFonts w:ascii="BRH Malayalam Extra" w:hAnsi="BRH Malayalam Extra" w:cs="BRH Malayalam Extra"/>
+                <w:color w:val="000000"/>
+                <w:sz w:val="32"/>
+                <w:szCs w:val="40"/>
+                <w:lang w:val="it-IT"/>
               </w:rPr>
               <w:t xml:space="preserve"> psûz— P P</w:t>
             </w:r>
@@ -2365,15 +3211,17 @@
                 <w:color w:val="000000"/>
                 <w:sz w:val="28"/>
                 <w:szCs w:val="40"/>
-              </w:rPr>
-              <w:t>–</w:t>
-            </w:r>
-            <w:r>
-              <w:rPr>
-                <w:rFonts w:ascii="BRH Malayalam Extra" w:hAnsi="BRH Malayalam Extra" w:cs="BRH Malayalam Extra"/>
-                <w:color w:val="000000"/>
-                <w:sz w:val="32"/>
-                <w:szCs w:val="40"/>
+                <w:lang w:val="it-IT"/>
+              </w:rPr>
+              <w:t>–</w:t>
+            </w:r>
+            <w:r>
+              <w:rPr>
+                <w:rFonts w:ascii="BRH Malayalam Extra" w:hAnsi="BRH Malayalam Extra" w:cs="BRH Malayalam Extra"/>
+                <w:color w:val="000000"/>
+                <w:sz w:val="32"/>
+                <w:szCs w:val="40"/>
+                <w:lang w:val="it-IT"/>
               </w:rPr>
               <w:t xml:space="preserve"> p</w:t>
             </w:r>
@@ -2384,6 +3232,7 @@
                 <w:sz w:val="32"/>
                 <w:szCs w:val="40"/>
                 <w:highlight w:val="green"/>
+                <w:lang w:val="it-IT"/>
               </w:rPr>
               <w:t>sûõ</w:t>
             </w:r>
@@ -2393,6 +3242,7 @@
                 <w:color w:val="000000"/>
                 <w:sz w:val="32"/>
                 <w:szCs w:val="40"/>
+                <w:lang w:val="it-IT"/>
               </w:rPr>
               <w:t>sõsy</w:t>
             </w:r>
@@ -2402,18 +3252,4781 @@
                 <w:color w:val="000000"/>
                 <w:sz w:val="28"/>
                 <w:szCs w:val="40"/>
-              </w:rPr>
-              <w:t>–</w:t>
-            </w:r>
-            <w:r>
-              <w:rPr>
-                <w:rFonts w:ascii="BRH Malayalam Extra" w:hAnsi="BRH Malayalam Extra" w:cs="BRH Malayalam Extra"/>
-                <w:color w:val="000000"/>
-                <w:sz w:val="32"/>
-                <w:szCs w:val="40"/>
+                <w:lang w:val="it-IT"/>
+              </w:rPr>
+              <w:t>–</w:t>
+            </w:r>
+            <w:r>
+              <w:rPr>
+                <w:rFonts w:ascii="BRH Malayalam Extra" w:hAnsi="BRH Malayalam Extra" w:cs="BRH Malayalam Extra"/>
+                <w:color w:val="000000"/>
+                <w:sz w:val="32"/>
+                <w:szCs w:val="40"/>
+                <w:lang w:val="it-IT"/>
               </w:rPr>
               <w:t xml:space="preserve"> psûz— P | </w:t>
             </w:r>
+          </w:p>
+        </w:tc>
+      </w:tr>
+      <w:tr>
+        <w:trPr>
+          <w:trHeight w:val="1692"/>
+        </w:trPr>
+        <w:tc>
+          <w:tcPr>
+            <w:tcW w:w="6408" w:type="dxa"/>
+          </w:tcPr>
+          <w:p>
+            <w:pPr>
+              <w:widowControl w:val="0"/>
+              <w:autoSpaceDE w:val="0"/>
+              <w:autoSpaceDN w:val="0"/>
+              <w:adjustRightInd w:val="0"/>
+              <w:spacing w:before="0" w:line="240" w:lineRule="auto"/>
+              <w:rPr>
+                <w:rFonts w:ascii="BRH Malayalam Extra" w:hAnsi="BRH Malayalam Extra" w:cs="BRH Malayalam Extra"/>
+                <w:color w:val="000000"/>
+                <w:sz w:val="32"/>
+                <w:szCs w:val="40"/>
+                <w:lang w:val="it-IT"/>
+              </w:rPr>
+            </w:pPr>
+            <w:r>
+              <w:rPr>
+                <w:rFonts w:cs="BRH Malayalam Extra"/>
+                <w:color w:val="000000"/>
+                <w:szCs w:val="40"/>
+                <w:lang w:val="it-IT"/>
+              </w:rPr>
+              <w:lastRenderedPageBreak/>
+              <w:t>35</w:t>
+            </w:r>
+            <w:r>
+              <w:rPr>
+                <w:rFonts w:ascii="BRH Malayalam Extra" w:hAnsi="BRH Malayalam Extra" w:cs="BRH Malayalam Extra"/>
+                <w:color w:val="000000"/>
+                <w:sz w:val="32"/>
+                <w:szCs w:val="40"/>
+                <w:lang w:val="it-IT"/>
+              </w:rPr>
+              <w:t>)</w:t>
+            </w:r>
+            <w:r>
+              <w:rPr>
+                <w:rFonts w:ascii="BRH Malayalam Extra" w:hAnsi="BRH Malayalam Extra" w:cs="BRH Malayalam Extra"/>
+                <w:color w:val="000000"/>
+                <w:sz w:val="32"/>
+                <w:szCs w:val="40"/>
+                <w:lang w:val="it-IT"/>
+              </w:rPr>
+              <w:tab/>
+            </w:r>
+            <w:r>
+              <w:rPr>
+                <w:rFonts w:cs="BRH Malayalam Extra"/>
+                <w:color w:val="000000"/>
+                <w:szCs w:val="40"/>
+                <w:lang w:val="it-IT"/>
+              </w:rPr>
+              <w:t>1</w:t>
+            </w:r>
+            <w:r>
+              <w:rPr>
+                <w:rFonts w:ascii="BRH Malayalam Extra" w:hAnsi="BRH Malayalam Extra" w:cs="BRH Malayalam Extra"/>
+                <w:color w:val="000000"/>
+                <w:sz w:val="32"/>
+                <w:szCs w:val="40"/>
+                <w:lang w:val="it-IT"/>
+              </w:rPr>
+              <w:t>.</w:t>
+            </w:r>
+            <w:r>
+              <w:rPr>
+                <w:rFonts w:cs="BRH Malayalam Extra"/>
+                <w:color w:val="000000"/>
+                <w:szCs w:val="40"/>
+                <w:lang w:val="it-IT"/>
+              </w:rPr>
+              <w:t>1</w:t>
+            </w:r>
+            <w:r>
+              <w:rPr>
+                <w:rFonts w:ascii="BRH Malayalam Extra" w:hAnsi="BRH Malayalam Extra" w:cs="BRH Malayalam Extra"/>
+                <w:color w:val="000000"/>
+                <w:sz w:val="32"/>
+                <w:szCs w:val="40"/>
+                <w:lang w:val="it-IT"/>
+              </w:rPr>
+              <w:t>.</w:t>
+            </w:r>
+            <w:r>
+              <w:rPr>
+                <w:rFonts w:cs="BRH Malayalam Extra"/>
+                <w:color w:val="000000"/>
+                <w:szCs w:val="40"/>
+                <w:lang w:val="it-IT"/>
+              </w:rPr>
+              <w:t>14</w:t>
+            </w:r>
+            <w:r>
+              <w:rPr>
+                <w:rFonts w:ascii="BRH Malayalam Extra" w:hAnsi="BRH Malayalam Extra" w:cs="BRH Malayalam Extra"/>
+                <w:color w:val="000000"/>
+                <w:sz w:val="32"/>
+                <w:szCs w:val="40"/>
+                <w:lang w:val="it-IT"/>
+              </w:rPr>
+              <w:t>.</w:t>
+            </w:r>
+            <w:r>
+              <w:rPr>
+                <w:rFonts w:cs="BRH Malayalam Extra"/>
+                <w:color w:val="000000"/>
+                <w:szCs w:val="40"/>
+                <w:lang w:val="it-IT"/>
+              </w:rPr>
+              <w:t>2</w:t>
+            </w:r>
+            <w:r>
+              <w:rPr>
+                <w:rFonts w:ascii="BRH Malayalam Extra" w:hAnsi="BRH Malayalam Extra" w:cs="BRH Malayalam Extra"/>
+                <w:color w:val="000000"/>
+                <w:sz w:val="32"/>
+                <w:szCs w:val="40"/>
+                <w:lang w:val="it-IT"/>
+              </w:rPr>
+              <w:t>(</w:t>
+            </w:r>
+            <w:r>
+              <w:rPr>
+                <w:rFonts w:cs="BRH Malayalam Extra"/>
+                <w:color w:val="000000"/>
+                <w:szCs w:val="40"/>
+                <w:lang w:val="it-IT"/>
+              </w:rPr>
+              <w:t>32</w:t>
+            </w:r>
+            <w:r>
+              <w:rPr>
+                <w:rFonts w:ascii="BRH Malayalam Extra" w:hAnsi="BRH Malayalam Extra" w:cs="BRH Malayalam Extra"/>
+                <w:color w:val="000000"/>
+                <w:sz w:val="32"/>
+                <w:szCs w:val="40"/>
+                <w:lang w:val="it-IT"/>
+              </w:rPr>
+              <w:t>)- kx</w:t>
+            </w:r>
+            <w:r>
+              <w:rPr>
+                <w:rFonts w:ascii="BRH Malayalam Extra" w:hAnsi="BRH Malayalam Extra" w:cs="BRH Malayalam Extra"/>
+                <w:color w:val="000000"/>
+                <w:sz w:val="28"/>
+                <w:szCs w:val="40"/>
+                <w:lang w:val="it-IT"/>
+              </w:rPr>
+              <w:t>–</w:t>
+            </w:r>
+            <w:r>
+              <w:rPr>
+                <w:rFonts w:ascii="BRH Malayalam Extra" w:hAnsi="BRH Malayalam Extra" w:cs="BRH Malayalam Extra"/>
+                <w:color w:val="000000"/>
+                <w:sz w:val="32"/>
+                <w:szCs w:val="40"/>
+                <w:lang w:val="it-IT"/>
+              </w:rPr>
+              <w:t>s</w:t>
+            </w:r>
+            <w:r>
+              <w:rPr>
+                <w:rFonts w:ascii="BRH Malayalam Extra" w:hAnsi="BRH Malayalam Extra" w:cs="BRH Malayalam Extra"/>
+                <w:color w:val="000000"/>
+                <w:sz w:val="28"/>
+                <w:szCs w:val="40"/>
+                <w:lang w:val="it-IT"/>
+              </w:rPr>
+              <w:t>–</w:t>
+            </w:r>
+            <w:r>
+              <w:rPr>
+                <w:rFonts w:ascii="BRH Malayalam Extra" w:hAnsi="BRH Malayalam Extra" w:cs="BRH Malayalam Extra"/>
+                <w:color w:val="000000"/>
+                <w:sz w:val="32"/>
+                <w:szCs w:val="40"/>
+                <w:lang w:val="it-IT"/>
+              </w:rPr>
+              <w:t>Z§ | q¡</w:t>
+            </w:r>
+            <w:r>
+              <w:rPr>
+                <w:rFonts w:ascii="BRH Malayalam Extra" w:hAnsi="BRH Malayalam Extra" w:cs="BRH Malayalam Extra"/>
+                <w:color w:val="000000"/>
+                <w:sz w:val="28"/>
+                <w:szCs w:val="40"/>
+                <w:lang w:val="it-IT"/>
+              </w:rPr>
+              <w:t>–</w:t>
+            </w:r>
+            <w:r>
+              <w:rPr>
+                <w:rFonts w:ascii="BRH Malayalam Extra" w:hAnsi="BRH Malayalam Extra" w:cs="BRH Malayalam Extra"/>
+                <w:color w:val="000000"/>
+                <w:sz w:val="32"/>
+                <w:szCs w:val="40"/>
+                <w:lang w:val="it-IT"/>
+              </w:rPr>
+              <w:t xml:space="preserve">k¡c—J | </w:t>
+            </w:r>
+          </w:p>
+          <w:p>
+            <w:pPr>
+              <w:widowControl w:val="0"/>
+              <w:autoSpaceDE w:val="0"/>
+              <w:autoSpaceDN w:val="0"/>
+              <w:adjustRightInd w:val="0"/>
+              <w:spacing w:before="0" w:line="240" w:lineRule="auto"/>
+              <w:rPr>
+                <w:rFonts w:ascii="BRH Malayalam Extra" w:hAnsi="BRH Malayalam Extra" w:cs="BRH Malayalam Extra"/>
+                <w:color w:val="000000"/>
+                <w:sz w:val="32"/>
+                <w:szCs w:val="40"/>
+                <w:lang w:val="it-IT"/>
+              </w:rPr>
+            </w:pPr>
+            <w:r>
+              <w:rPr>
+                <w:rFonts w:ascii="BRH Malayalam Extra" w:hAnsi="BRH Malayalam Extra" w:cs="BRH Malayalam Extra"/>
+                <w:color w:val="000000"/>
+                <w:sz w:val="32"/>
+                <w:szCs w:val="40"/>
+                <w:lang w:val="it-IT"/>
+              </w:rPr>
+              <w:t>P</w:t>
+            </w:r>
+            <w:r>
+              <w:rPr>
+                <w:rFonts w:ascii="BRH Malayalam Extra" w:hAnsi="BRH Malayalam Extra" w:cs="BRH Malayalam Extra"/>
+                <w:color w:val="000000"/>
+                <w:sz w:val="28"/>
+                <w:szCs w:val="40"/>
+                <w:highlight w:val="yellow"/>
+                <w:lang w:val="it-IT"/>
+              </w:rPr>
+              <w:t>–</w:t>
+            </w:r>
+            <w:r>
+              <w:rPr>
+                <w:rFonts w:ascii="BRH Malayalam Extra" w:hAnsi="BRH Malayalam Extra" w:cs="BRH Malayalam Extra"/>
+                <w:color w:val="000000"/>
+                <w:sz w:val="32"/>
+                <w:szCs w:val="40"/>
+                <w:highlight w:val="yellow"/>
+                <w:lang w:val="it-IT"/>
+              </w:rPr>
+              <w:t>öÉx˜</w:t>
+            </w:r>
+            <w:r>
+              <w:rPr>
+                <w:rFonts w:ascii="BRH Malayalam Extra" w:hAnsi="BRH Malayalam Extra" w:cs="BRH Malayalam Extra"/>
+                <w:color w:val="000000"/>
+                <w:sz w:val="32"/>
+                <w:szCs w:val="40"/>
+                <w:lang w:val="it-IT"/>
+              </w:rPr>
+              <w:t>öMxJ |</w:t>
+            </w:r>
+          </w:p>
+          <w:p>
+            <w:pPr>
+              <w:widowControl w:val="0"/>
+              <w:autoSpaceDE w:val="0"/>
+              <w:autoSpaceDN w:val="0"/>
+              <w:adjustRightInd w:val="0"/>
+              <w:spacing w:before="0" w:line="240" w:lineRule="auto"/>
+              <w:rPr>
+                <w:rFonts w:ascii="BRH Malayalam Extra" w:hAnsi="BRH Malayalam Extra" w:cs="BRH Malayalam Extra"/>
+                <w:color w:val="000000"/>
+                <w:sz w:val="32"/>
+                <w:szCs w:val="40"/>
+                <w:lang w:val="it-IT"/>
+              </w:rPr>
+            </w:pPr>
+            <w:r>
+              <w:rPr>
+                <w:rFonts w:ascii="BRH Malayalam Extra" w:hAnsi="BRH Malayalam Extra" w:cs="BRH Malayalam Extra"/>
+                <w:color w:val="000000"/>
+                <w:sz w:val="32"/>
+                <w:szCs w:val="40"/>
+                <w:lang w:val="it-IT"/>
+              </w:rPr>
+              <w:t>kx</w:t>
+            </w:r>
+            <w:r>
+              <w:rPr>
+                <w:rFonts w:ascii="BRH Malayalam Extra" w:hAnsi="BRH Malayalam Extra" w:cs="BRH Malayalam Extra"/>
+                <w:color w:val="000000"/>
+                <w:sz w:val="28"/>
+                <w:szCs w:val="40"/>
+                <w:lang w:val="it-IT"/>
+              </w:rPr>
+              <w:t>–</w:t>
+            </w:r>
+            <w:r>
+              <w:rPr>
+                <w:rFonts w:ascii="BRH Malayalam Extra" w:hAnsi="BRH Malayalam Extra" w:cs="BRH Malayalam Extra"/>
+                <w:color w:val="000000"/>
+                <w:sz w:val="32"/>
+                <w:szCs w:val="40"/>
+                <w:lang w:val="it-IT"/>
+              </w:rPr>
+              <w:t>s</w:t>
+            </w:r>
+            <w:r>
+              <w:rPr>
+                <w:rFonts w:ascii="BRH Malayalam Extra" w:hAnsi="BRH Malayalam Extra" w:cs="BRH Malayalam Extra"/>
+                <w:color w:val="000000"/>
+                <w:sz w:val="28"/>
+                <w:szCs w:val="40"/>
+                <w:lang w:val="it-IT"/>
+              </w:rPr>
+              <w:t>–</w:t>
+            </w:r>
+            <w:r>
+              <w:rPr>
+                <w:rFonts w:ascii="BRH Malayalam Extra" w:hAnsi="BRH Malayalam Extra" w:cs="BRH Malayalam Extra"/>
+                <w:color w:val="000000"/>
+                <w:sz w:val="32"/>
+                <w:szCs w:val="40"/>
+                <w:lang w:val="it-IT"/>
+              </w:rPr>
+              <w:t>Pâ¡</w:t>
+            </w:r>
+            <w:r>
+              <w:rPr>
+                <w:rFonts w:ascii="BRH Malayalam Extra" w:hAnsi="BRH Malayalam Extra" w:cs="BRH Malayalam Extra"/>
+                <w:color w:val="000000"/>
+                <w:sz w:val="28"/>
+                <w:szCs w:val="40"/>
+                <w:lang w:val="it-IT"/>
+              </w:rPr>
+              <w:t>–</w:t>
+            </w:r>
+            <w:r>
+              <w:rPr>
+                <w:rFonts w:ascii="BRH Malayalam Extra" w:hAnsi="BRH Malayalam Extra" w:cs="BRH Malayalam Extra"/>
+                <w:color w:val="000000"/>
+                <w:sz w:val="32"/>
+                <w:szCs w:val="40"/>
+                <w:lang w:val="it-IT"/>
+              </w:rPr>
+              <w:t>k¡c—J q¡</w:t>
+            </w:r>
+            <w:r>
+              <w:rPr>
+                <w:rFonts w:ascii="BRH Malayalam Extra" w:hAnsi="BRH Malayalam Extra" w:cs="BRH Malayalam Extra"/>
+                <w:color w:val="000000"/>
+                <w:sz w:val="28"/>
+                <w:szCs w:val="40"/>
+                <w:lang w:val="it-IT"/>
+              </w:rPr>
+              <w:t>–</w:t>
+            </w:r>
+            <w:r>
+              <w:rPr>
+                <w:rFonts w:ascii="BRH Malayalam Extra" w:hAnsi="BRH Malayalam Extra" w:cs="BRH Malayalam Extra"/>
+                <w:color w:val="000000"/>
+                <w:sz w:val="32"/>
+                <w:szCs w:val="40"/>
+                <w:lang w:val="it-IT"/>
+              </w:rPr>
+              <w:t>k¡¥cx— kxsb§ kxsPâ¡</w:t>
+            </w:r>
+            <w:r>
+              <w:rPr>
+                <w:rFonts w:ascii="BRH Malayalam Extra" w:hAnsi="BRH Malayalam Extra" w:cs="BRH Malayalam Extra"/>
+                <w:color w:val="000000"/>
+                <w:sz w:val="28"/>
+                <w:szCs w:val="40"/>
+                <w:lang w:val="it-IT"/>
+              </w:rPr>
+              <w:t>–</w:t>
+            </w:r>
+            <w:r>
+              <w:rPr>
+                <w:rFonts w:ascii="BRH Malayalam Extra" w:hAnsi="BRH Malayalam Extra" w:cs="BRH Malayalam Extra"/>
+                <w:color w:val="000000"/>
+                <w:sz w:val="32"/>
+                <w:szCs w:val="40"/>
+                <w:lang w:val="it-IT"/>
+              </w:rPr>
+              <w:t>k¡c— Ò</w:t>
+            </w:r>
+            <w:r>
+              <w:rPr>
+                <w:rFonts w:ascii="BRH Malayalam Extra" w:hAnsi="BRH Malayalam Extra" w:cs="BRH Malayalam Extra"/>
+                <w:color w:val="000000"/>
+                <w:sz w:val="28"/>
+                <w:szCs w:val="40"/>
+                <w:lang w:val="it-IT"/>
+              </w:rPr>
+              <w:t>–</w:t>
+            </w:r>
+            <w:r>
+              <w:rPr>
+                <w:rFonts w:ascii="BRH Malayalam Extra" w:hAnsi="BRH Malayalam Extra" w:cs="BRH Malayalam Extra"/>
+                <w:color w:val="000000"/>
+                <w:sz w:val="32"/>
+                <w:szCs w:val="40"/>
+                <w:lang w:val="it-IT"/>
+              </w:rPr>
+              <w:t>ö</w:t>
+            </w:r>
+            <w:r>
+              <w:rPr>
+                <w:rFonts w:ascii="BRH Malayalam Extra" w:hAnsi="BRH Malayalam Extra" w:cs="BRH Malayalam Extra"/>
+                <w:color w:val="000000"/>
+                <w:sz w:val="32"/>
+                <w:szCs w:val="40"/>
+                <w:highlight w:val="yellow"/>
+                <w:lang w:val="it-IT"/>
+              </w:rPr>
+              <w:t>Éx˜öMx</w:t>
+            </w:r>
+            <w:r>
+              <w:rPr>
+                <w:rFonts w:ascii="BRH Malayalam Extra" w:hAnsi="BRH Malayalam Extra" w:cs="BRH Malayalam Extra"/>
+                <w:color w:val="000000"/>
+                <w:sz w:val="32"/>
+                <w:szCs w:val="40"/>
+                <w:lang w:val="it-IT"/>
+              </w:rPr>
+              <w:t xml:space="preserve"> Ò</w:t>
+            </w:r>
+            <w:r>
+              <w:rPr>
+                <w:rFonts w:ascii="BRH Malayalam Extra" w:hAnsi="BRH Malayalam Extra" w:cs="BRH Malayalam Extra"/>
+                <w:color w:val="000000"/>
+                <w:sz w:val="28"/>
+                <w:szCs w:val="40"/>
+                <w:lang w:val="it-IT"/>
+              </w:rPr>
+              <w:t>–</w:t>
+            </w:r>
+            <w:r>
+              <w:rPr>
+                <w:rFonts w:ascii="BRH Malayalam Extra" w:hAnsi="BRH Malayalam Extra" w:cs="BRH Malayalam Extra"/>
+                <w:color w:val="000000"/>
+                <w:sz w:val="32"/>
+                <w:szCs w:val="40"/>
+                <w:lang w:val="it-IT"/>
+              </w:rPr>
+              <w:t>ö</w:t>
+            </w:r>
+            <w:r>
+              <w:rPr>
+                <w:rFonts w:ascii="BRH Malayalam Extra" w:hAnsi="BRH Malayalam Extra" w:cs="BRH Malayalam Extra"/>
+                <w:color w:val="000000"/>
+                <w:sz w:val="32"/>
+                <w:szCs w:val="40"/>
+                <w:highlight w:val="yellow"/>
+                <w:lang w:val="it-IT"/>
+              </w:rPr>
+              <w:t>Éx˜öMx</w:t>
+            </w:r>
+            <w:r>
+              <w:rPr>
+                <w:rFonts w:ascii="BRH Malayalam Extra" w:hAnsi="BRH Malayalam Extra" w:cs="BRH Malayalam Extra"/>
+                <w:color w:val="000000"/>
+                <w:sz w:val="32"/>
+                <w:szCs w:val="40"/>
+                <w:lang w:val="it-IT"/>
+              </w:rPr>
+              <w:t>J q¡</w:t>
+            </w:r>
+            <w:r>
+              <w:rPr>
+                <w:rFonts w:ascii="BRH Malayalam Extra" w:hAnsi="BRH Malayalam Extra" w:cs="BRH Malayalam Extra"/>
+                <w:color w:val="000000"/>
+                <w:sz w:val="28"/>
+                <w:szCs w:val="40"/>
+                <w:lang w:val="it-IT"/>
+              </w:rPr>
+              <w:t>–</w:t>
+            </w:r>
+            <w:r>
+              <w:rPr>
+                <w:rFonts w:ascii="BRH Malayalam Extra" w:hAnsi="BRH Malayalam Extra" w:cs="BRH Malayalam Extra"/>
+                <w:color w:val="000000"/>
+                <w:sz w:val="32"/>
+                <w:szCs w:val="40"/>
+                <w:lang w:val="it-IT"/>
+              </w:rPr>
+              <w:t>k¡¥cx— kxsb§ kxsPâ¡</w:t>
+            </w:r>
+            <w:r>
+              <w:rPr>
+                <w:rFonts w:ascii="BRH Malayalam Extra" w:hAnsi="BRH Malayalam Extra" w:cs="BRH Malayalam Extra"/>
+                <w:color w:val="000000"/>
+                <w:sz w:val="28"/>
+                <w:szCs w:val="40"/>
+                <w:lang w:val="it-IT"/>
+              </w:rPr>
+              <w:t>–</w:t>
+            </w:r>
+            <w:r>
+              <w:rPr>
+                <w:rFonts w:ascii="BRH Malayalam Extra" w:hAnsi="BRH Malayalam Extra" w:cs="BRH Malayalam Extra"/>
+                <w:color w:val="000000"/>
+                <w:sz w:val="32"/>
+                <w:szCs w:val="40"/>
+                <w:lang w:val="it-IT"/>
+              </w:rPr>
+              <w:t>k¡c—Ò</w:t>
+            </w:r>
+            <w:r>
+              <w:rPr>
+                <w:rFonts w:ascii="BRH Malayalam Extra" w:hAnsi="BRH Malayalam Extra" w:cs="BRH Malayalam Extra"/>
+                <w:color w:val="000000"/>
+                <w:sz w:val="28"/>
+                <w:szCs w:val="40"/>
+                <w:lang w:val="it-IT"/>
+              </w:rPr>
+              <w:t>–</w:t>
+            </w:r>
+            <w:r>
+              <w:rPr>
+                <w:rFonts w:ascii="BRH Malayalam Extra" w:hAnsi="BRH Malayalam Extra" w:cs="BRH Malayalam Extra"/>
+                <w:color w:val="000000"/>
+                <w:sz w:val="32"/>
+                <w:szCs w:val="40"/>
+                <w:lang w:val="it-IT"/>
+              </w:rPr>
+              <w:t>ö</w:t>
+            </w:r>
+            <w:r>
+              <w:rPr>
+                <w:rFonts w:ascii="BRH Malayalam Extra" w:hAnsi="BRH Malayalam Extra" w:cs="BRH Malayalam Extra"/>
+                <w:color w:val="000000"/>
+                <w:sz w:val="32"/>
+                <w:szCs w:val="40"/>
+                <w:highlight w:val="yellow"/>
+                <w:lang w:val="it-IT"/>
+              </w:rPr>
+              <w:t>Éx˜öMx</w:t>
+            </w:r>
+            <w:r>
+              <w:rPr>
+                <w:rFonts w:ascii="BRH Malayalam Extra" w:hAnsi="BRH Malayalam Extra" w:cs="BRH Malayalam Extra"/>
+                <w:color w:val="000000"/>
+                <w:sz w:val="32"/>
+                <w:szCs w:val="40"/>
+                <w:lang w:val="it-IT"/>
+              </w:rPr>
+              <w:t xml:space="preserve">J | </w:t>
+            </w:r>
+          </w:p>
+          <w:p>
+            <w:pPr>
+              <w:widowControl w:val="0"/>
+              <w:autoSpaceDE w:val="0"/>
+              <w:autoSpaceDN w:val="0"/>
+              <w:adjustRightInd w:val="0"/>
+              <w:spacing w:before="0" w:line="240" w:lineRule="auto"/>
+              <w:rPr>
+                <w:rFonts w:ascii="BRH Malayalam Extra" w:hAnsi="BRH Malayalam Extra" w:cs="BRH Malayalam Extra"/>
+                <w:color w:val="000000"/>
+                <w:sz w:val="32"/>
+                <w:szCs w:val="40"/>
+                <w:lang w:val="it-IT"/>
+              </w:rPr>
+            </w:pPr>
+            <w:r>
+              <w:rPr>
+                <w:rFonts w:cs="BRH Malayalam Extra"/>
+                <w:color w:val="000000"/>
+                <w:szCs w:val="40"/>
+                <w:lang w:val="it-IT"/>
+              </w:rPr>
+              <w:t>36</w:t>
+            </w:r>
+            <w:r>
+              <w:rPr>
+                <w:rFonts w:ascii="BRH Malayalam Extra" w:hAnsi="BRH Malayalam Extra" w:cs="BRH Malayalam Extra"/>
+                <w:color w:val="000000"/>
+                <w:sz w:val="32"/>
+                <w:szCs w:val="40"/>
+                <w:lang w:val="it-IT"/>
+              </w:rPr>
+              <w:t>)</w:t>
+            </w:r>
+            <w:r>
+              <w:rPr>
+                <w:rFonts w:ascii="BRH Malayalam Extra" w:hAnsi="BRH Malayalam Extra" w:cs="BRH Malayalam Extra"/>
+                <w:color w:val="000000"/>
+                <w:sz w:val="32"/>
+                <w:szCs w:val="40"/>
+                <w:lang w:val="it-IT"/>
+              </w:rPr>
+              <w:tab/>
+            </w:r>
+            <w:r>
+              <w:rPr>
+                <w:rFonts w:cs="BRH Malayalam Extra"/>
+                <w:color w:val="000000"/>
+                <w:szCs w:val="40"/>
+                <w:lang w:val="it-IT"/>
+              </w:rPr>
+              <w:t>1</w:t>
+            </w:r>
+            <w:r>
+              <w:rPr>
+                <w:rFonts w:ascii="BRH Malayalam Extra" w:hAnsi="BRH Malayalam Extra" w:cs="BRH Malayalam Extra"/>
+                <w:color w:val="000000"/>
+                <w:sz w:val="32"/>
+                <w:szCs w:val="40"/>
+                <w:lang w:val="it-IT"/>
+              </w:rPr>
+              <w:t>.</w:t>
+            </w:r>
+            <w:r>
+              <w:rPr>
+                <w:rFonts w:cs="BRH Malayalam Extra"/>
+                <w:color w:val="000000"/>
+                <w:szCs w:val="40"/>
+                <w:lang w:val="it-IT"/>
+              </w:rPr>
+              <w:t>1</w:t>
+            </w:r>
+            <w:r>
+              <w:rPr>
+                <w:rFonts w:ascii="BRH Malayalam Extra" w:hAnsi="BRH Malayalam Extra" w:cs="BRH Malayalam Extra"/>
+                <w:color w:val="000000"/>
+                <w:sz w:val="32"/>
+                <w:szCs w:val="40"/>
+                <w:lang w:val="it-IT"/>
+              </w:rPr>
+              <w:t>.</w:t>
+            </w:r>
+            <w:r>
+              <w:rPr>
+                <w:rFonts w:cs="BRH Malayalam Extra"/>
+                <w:color w:val="000000"/>
+                <w:szCs w:val="40"/>
+                <w:lang w:val="it-IT"/>
+              </w:rPr>
+              <w:t>14</w:t>
+            </w:r>
+            <w:r>
+              <w:rPr>
+                <w:rFonts w:ascii="BRH Malayalam Extra" w:hAnsi="BRH Malayalam Extra" w:cs="BRH Malayalam Extra"/>
+                <w:color w:val="000000"/>
+                <w:sz w:val="32"/>
+                <w:szCs w:val="40"/>
+                <w:lang w:val="it-IT"/>
+              </w:rPr>
+              <w:t>.</w:t>
+            </w:r>
+            <w:r>
+              <w:rPr>
+                <w:rFonts w:cs="BRH Malayalam Extra"/>
+                <w:color w:val="000000"/>
+                <w:szCs w:val="40"/>
+                <w:lang w:val="it-IT"/>
+              </w:rPr>
+              <w:t>2</w:t>
+            </w:r>
+            <w:r>
+              <w:rPr>
+                <w:rFonts w:ascii="BRH Malayalam Extra" w:hAnsi="BRH Malayalam Extra" w:cs="BRH Malayalam Extra"/>
+                <w:color w:val="000000"/>
+                <w:sz w:val="32"/>
+                <w:szCs w:val="40"/>
+                <w:lang w:val="it-IT"/>
+              </w:rPr>
+              <w:t>(</w:t>
+            </w:r>
+            <w:r>
+              <w:rPr>
+                <w:rFonts w:cs="BRH Malayalam Extra"/>
+                <w:color w:val="000000"/>
+                <w:szCs w:val="40"/>
+                <w:lang w:val="it-IT"/>
+              </w:rPr>
+              <w:t>33</w:t>
+            </w:r>
+            <w:r>
+              <w:rPr>
+                <w:rFonts w:ascii="BRH Malayalam Extra" w:hAnsi="BRH Malayalam Extra" w:cs="BRH Malayalam Extra"/>
+                <w:color w:val="000000"/>
+                <w:sz w:val="32"/>
+                <w:szCs w:val="40"/>
+                <w:lang w:val="it-IT"/>
+              </w:rPr>
+              <w:t>)- q¡</w:t>
+            </w:r>
+            <w:r>
+              <w:rPr>
+                <w:rFonts w:ascii="BRH Malayalam Extra" w:hAnsi="BRH Malayalam Extra" w:cs="BRH Malayalam Extra"/>
+                <w:color w:val="000000"/>
+                <w:sz w:val="28"/>
+                <w:szCs w:val="40"/>
+                <w:lang w:val="it-IT"/>
+              </w:rPr>
+              <w:t>–</w:t>
+            </w:r>
+            <w:r>
+              <w:rPr>
+                <w:rFonts w:ascii="BRH Malayalam Extra" w:hAnsi="BRH Malayalam Extra" w:cs="BRH Malayalam Extra"/>
+                <w:color w:val="000000"/>
+                <w:sz w:val="32"/>
+                <w:szCs w:val="40"/>
+                <w:lang w:val="it-IT"/>
+              </w:rPr>
+              <w:t>k¡c—J | P</w:t>
+            </w:r>
+            <w:r>
+              <w:rPr>
+                <w:rFonts w:ascii="BRH Malayalam Extra" w:hAnsi="BRH Malayalam Extra" w:cs="BRH Malayalam Extra"/>
+                <w:color w:val="000000"/>
+                <w:sz w:val="28"/>
+                <w:szCs w:val="40"/>
+                <w:lang w:val="it-IT"/>
+              </w:rPr>
+              <w:t>–</w:t>
+            </w:r>
+            <w:r>
+              <w:rPr>
+                <w:rFonts w:ascii="BRH Malayalam Extra" w:hAnsi="BRH Malayalam Extra" w:cs="BRH Malayalam Extra"/>
+                <w:color w:val="000000"/>
+                <w:sz w:val="32"/>
+                <w:szCs w:val="40"/>
+                <w:highlight w:val="yellow"/>
+                <w:lang w:val="it-IT"/>
+              </w:rPr>
+              <w:t>öÉ</w:t>
+            </w:r>
+            <w:r>
+              <w:rPr>
+                <w:rFonts w:ascii="BRH Malayalam Extra" w:hAnsi="BRH Malayalam Extra" w:cs="BRH Malayalam Extra"/>
+                <w:color w:val="000000"/>
+                <w:sz w:val="32"/>
+                <w:szCs w:val="40"/>
+                <w:lang w:val="it-IT"/>
+              </w:rPr>
+              <w:t xml:space="preserve">x˜öMxJ | </w:t>
+            </w:r>
+          </w:p>
+          <w:p>
+            <w:pPr>
+              <w:widowControl w:val="0"/>
+              <w:autoSpaceDE w:val="0"/>
+              <w:autoSpaceDN w:val="0"/>
+              <w:adjustRightInd w:val="0"/>
+              <w:spacing w:before="0" w:line="240" w:lineRule="auto"/>
+              <w:rPr>
+                <w:rFonts w:ascii="BRH Malayalam Extra" w:hAnsi="BRH Malayalam Extra" w:cs="BRH Malayalam Extra"/>
+                <w:color w:val="000000"/>
+                <w:sz w:val="32"/>
+                <w:szCs w:val="40"/>
+                <w:lang w:val="it-IT"/>
+              </w:rPr>
+            </w:pPr>
+            <w:r>
+              <w:rPr>
+                <w:rFonts w:ascii="BRH Malayalam Extra" w:hAnsi="BRH Malayalam Extra" w:cs="BRH Malayalam Extra"/>
+                <w:color w:val="000000"/>
+                <w:sz w:val="32"/>
+                <w:szCs w:val="40"/>
+                <w:lang w:val="it-IT"/>
+              </w:rPr>
+              <w:t>cyj—ÊyjI |</w:t>
+            </w:r>
+          </w:p>
+          <w:p>
+            <w:pPr>
+              <w:widowControl w:val="0"/>
+              <w:autoSpaceDE w:val="0"/>
+              <w:autoSpaceDN w:val="0"/>
+              <w:adjustRightInd w:val="0"/>
+              <w:spacing w:before="0" w:line="240" w:lineRule="auto"/>
+              <w:rPr>
+                <w:rFonts w:ascii="BRH Malayalam Extra" w:hAnsi="BRH Malayalam Extra" w:cs="BRH Malayalam Extra"/>
+                <w:color w:val="000000"/>
+                <w:sz w:val="32"/>
+                <w:szCs w:val="40"/>
+                <w:lang w:val="it-IT"/>
+              </w:rPr>
+            </w:pPr>
+            <w:r>
+              <w:rPr>
+                <w:rFonts w:ascii="BRH Malayalam Extra" w:hAnsi="BRH Malayalam Extra" w:cs="BRH Malayalam Extra"/>
+                <w:color w:val="000000"/>
+                <w:sz w:val="32"/>
+                <w:szCs w:val="40"/>
+                <w:lang w:val="it-IT"/>
+              </w:rPr>
+              <w:t>q¡</w:t>
+            </w:r>
+            <w:r>
+              <w:rPr>
+                <w:rFonts w:ascii="BRH Malayalam Extra" w:hAnsi="BRH Malayalam Extra" w:cs="BRH Malayalam Extra"/>
+                <w:color w:val="000000"/>
+                <w:sz w:val="28"/>
+                <w:szCs w:val="40"/>
+                <w:lang w:val="it-IT"/>
+              </w:rPr>
+              <w:t>–</w:t>
+            </w:r>
+            <w:r>
+              <w:rPr>
+                <w:rFonts w:ascii="BRH Malayalam Extra" w:hAnsi="BRH Malayalam Extra" w:cs="BRH Malayalam Extra"/>
+                <w:color w:val="000000"/>
+                <w:sz w:val="32"/>
+                <w:szCs w:val="40"/>
+                <w:lang w:val="it-IT"/>
+              </w:rPr>
+              <w:t>k¡c—</w:t>
+            </w:r>
+            <w:r>
+              <w:rPr>
+                <w:rFonts w:ascii="BRH Malayalam Extra" w:hAnsi="BRH Malayalam Extra" w:cs="BRH Malayalam Extra"/>
+                <w:color w:val="000000"/>
+                <w:sz w:val="32"/>
+                <w:szCs w:val="40"/>
+                <w:lang w:val="it-IT"/>
+              </w:rPr>
+              <w:t xml:space="preserve"> </w:t>
+            </w:r>
+            <w:r>
+              <w:rPr>
+                <w:rFonts w:ascii="BRH Malayalam Extra" w:hAnsi="BRH Malayalam Extra" w:cs="BRH Malayalam Extra"/>
+                <w:color w:val="000000"/>
+                <w:sz w:val="32"/>
+                <w:szCs w:val="40"/>
+                <w:lang w:val="it-IT"/>
+              </w:rPr>
+              <w:t>Ò</w:t>
+            </w:r>
+            <w:r>
+              <w:rPr>
+                <w:rFonts w:ascii="BRH Malayalam Extra" w:hAnsi="BRH Malayalam Extra" w:cs="BRH Malayalam Extra"/>
+                <w:color w:val="000000"/>
+                <w:sz w:val="28"/>
+                <w:szCs w:val="40"/>
+                <w:lang w:val="it-IT"/>
+              </w:rPr>
+              <w:t>–</w:t>
+            </w:r>
+            <w:r>
+              <w:rPr>
+                <w:rFonts w:ascii="BRH Malayalam Extra" w:hAnsi="BRH Malayalam Extra" w:cs="BRH Malayalam Extra"/>
+                <w:color w:val="000000"/>
+                <w:sz w:val="32"/>
+                <w:szCs w:val="40"/>
+                <w:lang w:val="it-IT"/>
+              </w:rPr>
+              <w:t>ö</w:t>
+            </w:r>
+            <w:r>
+              <w:rPr>
+                <w:rFonts w:ascii="BRH Malayalam Extra" w:hAnsi="BRH Malayalam Extra" w:cs="BRH Malayalam Extra"/>
+                <w:color w:val="000000"/>
+                <w:sz w:val="32"/>
+                <w:szCs w:val="40"/>
+                <w:highlight w:val="yellow"/>
+                <w:lang w:val="it-IT"/>
+              </w:rPr>
+              <w:t>Éx˜öM</w:t>
+            </w:r>
+            <w:r>
+              <w:rPr>
+                <w:rFonts w:ascii="BRH Malayalam Extra" w:hAnsi="BRH Malayalam Extra" w:cs="BRH Malayalam Extra"/>
+                <w:color w:val="000000"/>
+                <w:sz w:val="32"/>
+                <w:szCs w:val="40"/>
+                <w:lang w:val="it-IT"/>
+              </w:rPr>
+              <w:t>x</w:t>
+            </w:r>
+            <w:r>
+              <w:rPr>
+                <w:rFonts w:ascii="BRH Malayalam Extra" w:hAnsi="BRH Malayalam Extra" w:cs="BRH Malayalam Extra"/>
+                <w:color w:val="000000"/>
+                <w:sz w:val="32"/>
+                <w:szCs w:val="40"/>
+                <w:lang w:val="it-IT"/>
+              </w:rPr>
+              <w:t xml:space="preserve"> </w:t>
+            </w:r>
+            <w:r>
+              <w:rPr>
+                <w:rFonts w:ascii="BRH Malayalam Extra" w:hAnsi="BRH Malayalam Extra" w:cs="BRH Malayalam Extra"/>
+                <w:color w:val="000000"/>
+                <w:sz w:val="32"/>
+                <w:szCs w:val="40"/>
+                <w:lang w:val="it-IT"/>
+              </w:rPr>
+              <w:t>Ò</w:t>
+            </w:r>
+            <w:r>
+              <w:rPr>
+                <w:rFonts w:ascii="BRH Malayalam Extra" w:hAnsi="BRH Malayalam Extra" w:cs="BRH Malayalam Extra"/>
+                <w:color w:val="000000"/>
+                <w:sz w:val="28"/>
+                <w:szCs w:val="40"/>
+                <w:lang w:val="it-IT"/>
+              </w:rPr>
+              <w:t>–</w:t>
+            </w:r>
+            <w:r>
+              <w:rPr>
+                <w:rFonts w:ascii="BRH Malayalam Extra" w:hAnsi="BRH Malayalam Extra" w:cs="BRH Malayalam Extra"/>
+                <w:color w:val="000000"/>
+                <w:sz w:val="32"/>
+                <w:szCs w:val="40"/>
+                <w:lang w:val="it-IT"/>
+              </w:rPr>
+              <w:t>ö</w:t>
+            </w:r>
+            <w:r>
+              <w:rPr>
+                <w:rFonts w:ascii="BRH Malayalam Extra" w:hAnsi="BRH Malayalam Extra" w:cs="BRH Malayalam Extra"/>
+                <w:color w:val="000000"/>
+                <w:sz w:val="32"/>
+                <w:szCs w:val="40"/>
+                <w:highlight w:val="yellow"/>
+                <w:lang w:val="it-IT"/>
+              </w:rPr>
+              <w:t>Éx˜öMx</w:t>
+            </w:r>
+            <w:r>
+              <w:rPr>
+                <w:rFonts w:ascii="BRH Malayalam Extra" w:hAnsi="BRH Malayalam Extra" w:cs="BRH Malayalam Extra"/>
+                <w:color w:val="000000"/>
+                <w:sz w:val="32"/>
+                <w:szCs w:val="40"/>
+                <w:lang w:val="it-IT"/>
+              </w:rPr>
+              <w:t>J q¡</w:t>
+            </w:r>
+            <w:r>
+              <w:rPr>
+                <w:rFonts w:ascii="BRH Malayalam Extra" w:hAnsi="BRH Malayalam Extra" w:cs="BRH Malayalam Extra"/>
+                <w:color w:val="000000"/>
+                <w:sz w:val="28"/>
+                <w:szCs w:val="40"/>
+                <w:lang w:val="it-IT"/>
+              </w:rPr>
+              <w:t>–</w:t>
+            </w:r>
+            <w:r>
+              <w:rPr>
+                <w:rFonts w:ascii="BRH Malayalam Extra" w:hAnsi="BRH Malayalam Extra" w:cs="BRH Malayalam Extra"/>
+                <w:color w:val="000000"/>
+                <w:sz w:val="32"/>
+                <w:szCs w:val="40"/>
+                <w:lang w:val="it-IT"/>
+              </w:rPr>
+              <w:t xml:space="preserve">k¡c—J </w:t>
+            </w:r>
+          </w:p>
+          <w:p>
+            <w:pPr>
+              <w:widowControl w:val="0"/>
+              <w:autoSpaceDE w:val="0"/>
+              <w:autoSpaceDN w:val="0"/>
+              <w:adjustRightInd w:val="0"/>
+              <w:spacing w:before="0" w:line="240" w:lineRule="auto"/>
+              <w:rPr>
+                <w:rFonts w:ascii="BRH Malayalam Extra" w:hAnsi="BRH Malayalam Extra" w:cs="BRH Malayalam Extra"/>
+                <w:color w:val="000000"/>
+                <w:sz w:val="32"/>
+                <w:szCs w:val="40"/>
+                <w:lang w:val="it-IT"/>
+              </w:rPr>
+            </w:pPr>
+            <w:r>
+              <w:rPr>
+                <w:rFonts w:ascii="BRH Malayalam Extra" w:hAnsi="BRH Malayalam Extra" w:cs="BRH Malayalam Extra"/>
+                <w:color w:val="000000"/>
+                <w:sz w:val="32"/>
+                <w:szCs w:val="40"/>
+                <w:lang w:val="it-IT"/>
+              </w:rPr>
+              <w:t>q¡</w:t>
+            </w:r>
+            <w:r>
+              <w:rPr>
+                <w:rFonts w:ascii="BRH Malayalam Extra" w:hAnsi="BRH Malayalam Extra" w:cs="BRH Malayalam Extra"/>
+                <w:color w:val="000000"/>
+                <w:sz w:val="28"/>
+                <w:szCs w:val="40"/>
+                <w:lang w:val="it-IT"/>
+              </w:rPr>
+              <w:t>–</w:t>
+            </w:r>
+            <w:r>
+              <w:rPr>
+                <w:rFonts w:ascii="BRH Malayalam Extra" w:hAnsi="BRH Malayalam Extra" w:cs="BRH Malayalam Extra"/>
+                <w:color w:val="000000"/>
+                <w:sz w:val="32"/>
+                <w:szCs w:val="40"/>
+                <w:lang w:val="it-IT"/>
+              </w:rPr>
+              <w:t>k¡c—</w:t>
+            </w:r>
+            <w:r>
+              <w:rPr>
+                <w:rFonts w:ascii="BRH Malayalam Extra" w:hAnsi="BRH Malayalam Extra" w:cs="BRH Malayalam Extra"/>
+                <w:color w:val="000000"/>
+                <w:sz w:val="32"/>
+                <w:szCs w:val="40"/>
+                <w:lang w:val="it-IT"/>
+              </w:rPr>
+              <w:t xml:space="preserve"> </w:t>
+            </w:r>
+            <w:r>
+              <w:rPr>
+                <w:rFonts w:ascii="BRH Malayalam Extra" w:hAnsi="BRH Malayalam Extra" w:cs="BRH Malayalam Extra"/>
+                <w:color w:val="000000"/>
+                <w:sz w:val="32"/>
+                <w:szCs w:val="40"/>
+                <w:lang w:val="it-IT"/>
+              </w:rPr>
+              <w:t>Ò</w:t>
+            </w:r>
+            <w:r>
+              <w:rPr>
+                <w:rFonts w:ascii="BRH Malayalam Extra" w:hAnsi="BRH Malayalam Extra" w:cs="BRH Malayalam Extra"/>
+                <w:color w:val="000000"/>
+                <w:sz w:val="28"/>
+                <w:szCs w:val="40"/>
+                <w:lang w:val="it-IT"/>
+              </w:rPr>
+              <w:t>–</w:t>
+            </w:r>
+            <w:r>
+              <w:rPr>
+                <w:rFonts w:ascii="BRH Malayalam Extra" w:hAnsi="BRH Malayalam Extra" w:cs="BRH Malayalam Extra"/>
+                <w:color w:val="000000"/>
+                <w:sz w:val="32"/>
+                <w:szCs w:val="40"/>
+                <w:lang w:val="it-IT"/>
+              </w:rPr>
+              <w:t>ö</w:t>
+            </w:r>
+            <w:r>
+              <w:rPr>
+                <w:rFonts w:ascii="BRH Malayalam Extra" w:hAnsi="BRH Malayalam Extra" w:cs="BRH Malayalam Extra"/>
+                <w:color w:val="000000"/>
+                <w:sz w:val="32"/>
+                <w:szCs w:val="40"/>
+                <w:highlight w:val="yellow"/>
+                <w:lang w:val="it-IT"/>
+              </w:rPr>
+              <w:t>Éx˜ö</w:t>
+            </w:r>
+            <w:r>
+              <w:rPr>
+                <w:rFonts w:ascii="BRH Malayalam Extra" w:hAnsi="BRH Malayalam Extra" w:cs="BRH Malayalam Extra"/>
+                <w:color w:val="000000"/>
+                <w:sz w:val="32"/>
+                <w:szCs w:val="40"/>
+                <w:lang w:val="it-IT"/>
+              </w:rPr>
+              <w:t>Mx</w:t>
+            </w:r>
+            <w:r>
+              <w:rPr>
+                <w:rFonts w:ascii="BRH Malayalam Extra" w:hAnsi="BRH Malayalam Extra" w:cs="BRH Malayalam Extra"/>
+                <w:color w:val="000000"/>
+                <w:sz w:val="28"/>
+                <w:szCs w:val="40"/>
+                <w:lang w:val="it-IT"/>
+              </w:rPr>
+              <w:t>–</w:t>
+            </w:r>
+            <w:r>
+              <w:rPr>
+                <w:rFonts w:ascii="BRH Malayalam Extra" w:hAnsi="BRH Malayalam Extra" w:cs="BRH Malayalam Extra"/>
+                <w:color w:val="000000"/>
+                <w:sz w:val="32"/>
+                <w:szCs w:val="40"/>
+                <w:lang w:val="it-IT"/>
+              </w:rPr>
+              <w:t xml:space="preserve"> cyj—Êyj</w:t>
+            </w:r>
+            <w:r>
+              <w:rPr>
+                <w:rFonts w:ascii="BRH Malayalam Extra" w:hAnsi="BRH Malayalam Extra" w:cs="BRH Malayalam Extra"/>
+                <w:color w:val="000000"/>
+                <w:sz w:val="28"/>
+                <w:szCs w:val="40"/>
+                <w:lang w:val="it-IT"/>
+              </w:rPr>
+              <w:t>–</w:t>
+            </w:r>
+            <w:r>
+              <w:rPr>
+                <w:rFonts w:ascii="BRH Malayalam Extra" w:hAnsi="BRH Malayalam Extra" w:cs="BRH Malayalam Extra"/>
+                <w:color w:val="000000"/>
+                <w:sz w:val="32"/>
+                <w:szCs w:val="40"/>
+                <w:lang w:val="it-IT"/>
+              </w:rPr>
+              <w:t xml:space="preserve">I cyj—ÊyjI </w:t>
+            </w:r>
+          </w:p>
+          <w:p>
+            <w:pPr>
+              <w:widowControl w:val="0"/>
+              <w:autoSpaceDE w:val="0"/>
+              <w:autoSpaceDN w:val="0"/>
+              <w:adjustRightInd w:val="0"/>
+              <w:spacing w:before="0" w:line="240" w:lineRule="auto"/>
+              <w:rPr>
+                <w:rFonts w:ascii="BRH Malayalam Extra" w:hAnsi="BRH Malayalam Extra" w:cs="BRH Malayalam Extra"/>
+                <w:color w:val="000000"/>
+                <w:sz w:val="32"/>
+                <w:szCs w:val="40"/>
+                <w:lang w:val="it-IT"/>
+              </w:rPr>
+            </w:pPr>
+            <w:r>
+              <w:rPr>
+                <w:rFonts w:ascii="BRH Malayalam Extra" w:hAnsi="BRH Malayalam Extra" w:cs="BRH Malayalam Extra"/>
+                <w:color w:val="000000"/>
+                <w:sz w:val="32"/>
+                <w:szCs w:val="40"/>
+                <w:lang w:val="it-IT"/>
+              </w:rPr>
+              <w:t>P</w:t>
+            </w:r>
+            <w:r>
+              <w:rPr>
+                <w:rFonts w:ascii="BRH Malayalam Extra" w:hAnsi="BRH Malayalam Extra" w:cs="BRH Malayalam Extra"/>
+                <w:color w:val="000000"/>
+                <w:sz w:val="28"/>
+                <w:szCs w:val="40"/>
+                <w:lang w:val="it-IT"/>
+              </w:rPr>
+              <w:t>–</w:t>
+            </w:r>
+            <w:r>
+              <w:rPr>
+                <w:rFonts w:ascii="BRH Malayalam Extra" w:hAnsi="BRH Malayalam Extra" w:cs="BRH Malayalam Extra"/>
+                <w:color w:val="000000"/>
+                <w:sz w:val="32"/>
+                <w:szCs w:val="40"/>
+                <w:lang w:val="it-IT"/>
+              </w:rPr>
+              <w:t>ö</w:t>
+            </w:r>
+            <w:r>
+              <w:rPr>
+                <w:rFonts w:ascii="BRH Malayalam Extra" w:hAnsi="BRH Malayalam Extra" w:cs="BRH Malayalam Extra"/>
+                <w:color w:val="000000"/>
+                <w:sz w:val="32"/>
+                <w:szCs w:val="40"/>
+                <w:highlight w:val="yellow"/>
+                <w:lang w:val="it-IT"/>
+              </w:rPr>
+              <w:t>Éx˜öMx</w:t>
+            </w:r>
+            <w:r>
+              <w:rPr>
+                <w:rFonts w:ascii="BRH Malayalam Extra" w:hAnsi="BRH Malayalam Extra" w:cs="BRH Malayalam Extra"/>
+                <w:color w:val="000000"/>
+                <w:sz w:val="32"/>
+                <w:szCs w:val="40"/>
+                <w:lang w:val="it-IT"/>
+              </w:rPr>
+              <w:t>J q¡</w:t>
+            </w:r>
+            <w:r>
+              <w:rPr>
+                <w:rFonts w:ascii="BRH Malayalam Extra" w:hAnsi="BRH Malayalam Extra" w:cs="BRH Malayalam Extra"/>
+                <w:color w:val="000000"/>
+                <w:sz w:val="28"/>
+                <w:szCs w:val="40"/>
+                <w:lang w:val="it-IT"/>
+              </w:rPr>
+              <w:t>–</w:t>
+            </w:r>
+            <w:r>
+              <w:rPr>
+                <w:rFonts w:ascii="BRH Malayalam Extra" w:hAnsi="BRH Malayalam Extra" w:cs="BRH Malayalam Extra"/>
+                <w:color w:val="000000"/>
+                <w:sz w:val="32"/>
+                <w:szCs w:val="40"/>
+                <w:lang w:val="it-IT"/>
+              </w:rPr>
+              <w:t>k¡c—J q¡</w:t>
+            </w:r>
+            <w:r>
+              <w:rPr>
+                <w:rFonts w:ascii="BRH Malayalam Extra" w:hAnsi="BRH Malayalam Extra" w:cs="BRH Malayalam Extra"/>
+                <w:color w:val="000000"/>
+                <w:sz w:val="28"/>
+                <w:szCs w:val="40"/>
+                <w:lang w:val="it-IT"/>
+              </w:rPr>
+              <w:t>–</w:t>
+            </w:r>
+            <w:r>
+              <w:rPr>
+                <w:rFonts w:ascii="BRH Malayalam Extra" w:hAnsi="BRH Malayalam Extra" w:cs="BRH Malayalam Extra"/>
+                <w:color w:val="000000"/>
+                <w:sz w:val="32"/>
+                <w:szCs w:val="40"/>
+                <w:lang w:val="it-IT"/>
+              </w:rPr>
+              <w:t>k¡c—</w:t>
+            </w:r>
+            <w:r>
+              <w:rPr>
+                <w:rFonts w:ascii="BRH Malayalam Extra" w:hAnsi="BRH Malayalam Extra" w:cs="BRH Malayalam Extra"/>
+                <w:color w:val="000000"/>
+                <w:sz w:val="32"/>
+                <w:szCs w:val="40"/>
+                <w:lang w:val="it-IT"/>
+              </w:rPr>
+              <w:t xml:space="preserve"> </w:t>
+            </w:r>
+            <w:r>
+              <w:rPr>
+                <w:rFonts w:ascii="BRH Malayalam Extra" w:hAnsi="BRH Malayalam Extra" w:cs="BRH Malayalam Extra"/>
+                <w:color w:val="000000"/>
+                <w:sz w:val="32"/>
+                <w:szCs w:val="40"/>
+                <w:lang w:val="it-IT"/>
+              </w:rPr>
+              <w:t>Ò</w:t>
+            </w:r>
+            <w:r>
+              <w:rPr>
+                <w:rFonts w:ascii="BRH Malayalam Extra" w:hAnsi="BRH Malayalam Extra" w:cs="BRH Malayalam Extra"/>
+                <w:color w:val="000000"/>
+                <w:sz w:val="28"/>
+                <w:szCs w:val="40"/>
+                <w:lang w:val="it-IT"/>
+              </w:rPr>
+              <w:t>–</w:t>
+            </w:r>
+            <w:r>
+              <w:rPr>
+                <w:rFonts w:ascii="BRH Malayalam Extra" w:hAnsi="BRH Malayalam Extra" w:cs="BRH Malayalam Extra"/>
+                <w:color w:val="000000"/>
+                <w:sz w:val="32"/>
+                <w:szCs w:val="40"/>
+                <w:lang w:val="it-IT"/>
+              </w:rPr>
+              <w:t>ö</w:t>
+            </w:r>
+            <w:r>
+              <w:rPr>
+                <w:rFonts w:ascii="BRH Malayalam Extra" w:hAnsi="BRH Malayalam Extra" w:cs="BRH Malayalam Extra"/>
+                <w:color w:val="000000"/>
+                <w:sz w:val="32"/>
+                <w:szCs w:val="40"/>
+                <w:highlight w:val="yellow"/>
+                <w:lang w:val="it-IT"/>
+              </w:rPr>
+              <w:t>Éx</w:t>
+            </w:r>
+            <w:r>
+              <w:rPr>
+                <w:rFonts w:ascii="BRH Malayalam Extra" w:hAnsi="BRH Malayalam Extra" w:cs="BRH Malayalam Extra"/>
+                <w:color w:val="000000"/>
+                <w:sz w:val="32"/>
+                <w:szCs w:val="40"/>
+                <w:lang w:val="it-IT"/>
+              </w:rPr>
+              <w:t>˜öMx</w:t>
+            </w:r>
+            <w:r>
+              <w:rPr>
+                <w:rFonts w:ascii="BRH Malayalam Extra" w:hAnsi="BRH Malayalam Extra" w:cs="BRH Malayalam Extra"/>
+                <w:color w:val="000000"/>
+                <w:sz w:val="28"/>
+                <w:szCs w:val="40"/>
+                <w:lang w:val="it-IT"/>
+              </w:rPr>
+              <w:t>–</w:t>
+            </w:r>
+            <w:r>
+              <w:rPr>
+                <w:rFonts w:ascii="BRH Malayalam Extra" w:hAnsi="BRH Malayalam Extra" w:cs="BRH Malayalam Extra"/>
+                <w:color w:val="000000"/>
+                <w:sz w:val="32"/>
+                <w:szCs w:val="40"/>
+                <w:lang w:val="it-IT"/>
+              </w:rPr>
+              <w:t xml:space="preserve"> </w:t>
+            </w:r>
+          </w:p>
+          <w:p>
+            <w:pPr>
+              <w:widowControl w:val="0"/>
+              <w:autoSpaceDE w:val="0"/>
+              <w:autoSpaceDN w:val="0"/>
+              <w:adjustRightInd w:val="0"/>
+              <w:spacing w:before="0" w:line="240" w:lineRule="auto"/>
+              <w:rPr>
+                <w:rFonts w:ascii="BRH Malayalam Extra" w:hAnsi="BRH Malayalam Extra" w:cs="BRH Malayalam Extra"/>
+                <w:color w:val="000000"/>
+                <w:sz w:val="32"/>
+                <w:szCs w:val="40"/>
+                <w:lang w:val="it-IT"/>
+              </w:rPr>
+            </w:pPr>
+            <w:r>
+              <w:rPr>
+                <w:rFonts w:ascii="BRH Malayalam Extra" w:hAnsi="BRH Malayalam Extra" w:cs="BRH Malayalam Extra"/>
+                <w:color w:val="000000"/>
+                <w:sz w:val="32"/>
+                <w:szCs w:val="40"/>
+                <w:lang w:val="it-IT"/>
+              </w:rPr>
+              <w:t xml:space="preserve">cyj—ÊyjI | </w:t>
+            </w:r>
+          </w:p>
+          <w:p>
+            <w:pPr>
+              <w:widowControl w:val="0"/>
+              <w:autoSpaceDE w:val="0"/>
+              <w:autoSpaceDN w:val="0"/>
+              <w:adjustRightInd w:val="0"/>
+              <w:spacing w:before="0" w:line="240" w:lineRule="auto"/>
+              <w:rPr>
+                <w:rFonts w:ascii="BRH Malayalam Extra" w:hAnsi="BRH Malayalam Extra" w:cs="BRH Malayalam Extra"/>
+                <w:color w:val="000000"/>
+                <w:sz w:val="32"/>
+                <w:szCs w:val="40"/>
+                <w:lang w:val="it-IT"/>
+              </w:rPr>
+            </w:pPr>
+            <w:r>
+              <w:rPr>
+                <w:rFonts w:cs="BRH Malayalam Extra"/>
+                <w:color w:val="000000"/>
+                <w:szCs w:val="40"/>
+                <w:lang w:val="it-IT"/>
+              </w:rPr>
+              <w:t>37</w:t>
+            </w:r>
+            <w:r>
+              <w:rPr>
+                <w:rFonts w:ascii="BRH Malayalam Extra" w:hAnsi="BRH Malayalam Extra" w:cs="BRH Malayalam Extra"/>
+                <w:color w:val="000000"/>
+                <w:sz w:val="32"/>
+                <w:szCs w:val="40"/>
+                <w:lang w:val="it-IT"/>
+              </w:rPr>
+              <w:t>)</w:t>
+            </w:r>
+            <w:r>
+              <w:rPr>
+                <w:rFonts w:ascii="BRH Malayalam Extra" w:hAnsi="BRH Malayalam Extra" w:cs="BRH Malayalam Extra"/>
+                <w:color w:val="000000"/>
+                <w:sz w:val="32"/>
+                <w:szCs w:val="40"/>
+                <w:lang w:val="it-IT"/>
+              </w:rPr>
+              <w:tab/>
+            </w:r>
+            <w:r>
+              <w:rPr>
+                <w:rFonts w:cs="BRH Malayalam Extra"/>
+                <w:color w:val="000000"/>
+                <w:szCs w:val="40"/>
+                <w:lang w:val="it-IT"/>
+              </w:rPr>
+              <w:t>1</w:t>
+            </w:r>
+            <w:r>
+              <w:rPr>
+                <w:rFonts w:ascii="BRH Malayalam Extra" w:hAnsi="BRH Malayalam Extra" w:cs="BRH Malayalam Extra"/>
+                <w:color w:val="000000"/>
+                <w:sz w:val="32"/>
+                <w:szCs w:val="40"/>
+                <w:lang w:val="it-IT"/>
+              </w:rPr>
+              <w:t>.</w:t>
+            </w:r>
+            <w:r>
+              <w:rPr>
+                <w:rFonts w:cs="BRH Malayalam Extra"/>
+                <w:color w:val="000000"/>
+                <w:szCs w:val="40"/>
+                <w:lang w:val="it-IT"/>
+              </w:rPr>
+              <w:t>1</w:t>
+            </w:r>
+            <w:r>
+              <w:rPr>
+                <w:rFonts w:ascii="BRH Malayalam Extra" w:hAnsi="BRH Malayalam Extra" w:cs="BRH Malayalam Extra"/>
+                <w:color w:val="000000"/>
+                <w:sz w:val="32"/>
+                <w:szCs w:val="40"/>
+                <w:lang w:val="it-IT"/>
+              </w:rPr>
+              <w:t>.</w:t>
+            </w:r>
+            <w:r>
+              <w:rPr>
+                <w:rFonts w:cs="BRH Malayalam Extra"/>
+                <w:color w:val="000000"/>
+                <w:szCs w:val="40"/>
+                <w:lang w:val="it-IT"/>
+              </w:rPr>
+              <w:t>14</w:t>
+            </w:r>
+            <w:r>
+              <w:rPr>
+                <w:rFonts w:ascii="BRH Malayalam Extra" w:hAnsi="BRH Malayalam Extra" w:cs="BRH Malayalam Extra"/>
+                <w:color w:val="000000"/>
+                <w:sz w:val="32"/>
+                <w:szCs w:val="40"/>
+                <w:lang w:val="it-IT"/>
+              </w:rPr>
+              <w:t>.</w:t>
+            </w:r>
+            <w:r>
+              <w:rPr>
+                <w:rFonts w:cs="BRH Malayalam Extra"/>
+                <w:color w:val="000000"/>
+                <w:szCs w:val="40"/>
+                <w:lang w:val="it-IT"/>
+              </w:rPr>
+              <w:t>2</w:t>
+            </w:r>
+            <w:r>
+              <w:rPr>
+                <w:rFonts w:ascii="BRH Malayalam Extra" w:hAnsi="BRH Malayalam Extra" w:cs="BRH Malayalam Extra"/>
+                <w:color w:val="000000"/>
+                <w:sz w:val="32"/>
+                <w:szCs w:val="40"/>
+                <w:lang w:val="it-IT"/>
+              </w:rPr>
+              <w:t>(</w:t>
+            </w:r>
+            <w:r>
+              <w:rPr>
+                <w:rFonts w:cs="BRH Malayalam Extra"/>
+                <w:color w:val="000000"/>
+                <w:szCs w:val="40"/>
+                <w:lang w:val="it-IT"/>
+              </w:rPr>
+              <w:t>34</w:t>
+            </w:r>
+            <w:r>
+              <w:rPr>
+                <w:rFonts w:ascii="BRH Malayalam Extra" w:hAnsi="BRH Malayalam Extra" w:cs="BRH Malayalam Extra"/>
+                <w:color w:val="000000"/>
+                <w:sz w:val="32"/>
+                <w:szCs w:val="40"/>
+                <w:lang w:val="it-IT"/>
+              </w:rPr>
+              <w:t>)- P</w:t>
+            </w:r>
+            <w:r>
+              <w:rPr>
+                <w:rFonts w:ascii="BRH Malayalam Extra" w:hAnsi="BRH Malayalam Extra" w:cs="BRH Malayalam Extra"/>
+                <w:color w:val="000000"/>
+                <w:sz w:val="28"/>
+                <w:szCs w:val="40"/>
+                <w:lang w:val="it-IT"/>
+              </w:rPr>
+              <w:t>–</w:t>
+            </w:r>
+            <w:r>
+              <w:rPr>
+                <w:rFonts w:ascii="BRH Malayalam Extra" w:hAnsi="BRH Malayalam Extra" w:cs="BRH Malayalam Extra"/>
+                <w:color w:val="000000"/>
+                <w:sz w:val="32"/>
+                <w:szCs w:val="40"/>
+                <w:lang w:val="it-IT"/>
+              </w:rPr>
+              <w:t>ö</w:t>
+            </w:r>
+            <w:r>
+              <w:rPr>
+                <w:rFonts w:ascii="BRH Malayalam Extra" w:hAnsi="BRH Malayalam Extra" w:cs="BRH Malayalam Extra"/>
+                <w:color w:val="000000"/>
+                <w:sz w:val="32"/>
+                <w:szCs w:val="40"/>
+                <w:highlight w:val="yellow"/>
+                <w:lang w:val="it-IT"/>
+              </w:rPr>
+              <w:t>É</w:t>
+            </w:r>
+            <w:r>
+              <w:rPr>
+                <w:rFonts w:ascii="BRH Malayalam Extra" w:hAnsi="BRH Malayalam Extra" w:cs="BRH Malayalam Extra"/>
+                <w:color w:val="000000"/>
+                <w:sz w:val="32"/>
+                <w:szCs w:val="40"/>
+                <w:lang w:val="it-IT"/>
+              </w:rPr>
+              <w:t>x˜öMxJ | cyj—ÊyjI |</w:t>
+            </w:r>
+          </w:p>
+          <w:p>
+            <w:pPr>
+              <w:widowControl w:val="0"/>
+              <w:autoSpaceDE w:val="0"/>
+              <w:autoSpaceDN w:val="0"/>
+              <w:adjustRightInd w:val="0"/>
+              <w:spacing w:before="0" w:line="240" w:lineRule="auto"/>
+              <w:rPr>
+                <w:rFonts w:ascii="BRH Malayalam Extra" w:hAnsi="BRH Malayalam Extra" w:cs="BRH Malayalam Extra"/>
+                <w:color w:val="000000"/>
+                <w:sz w:val="32"/>
+                <w:szCs w:val="40"/>
+                <w:lang w:val="it-IT"/>
+              </w:rPr>
+            </w:pPr>
+            <w:r>
+              <w:rPr>
+                <w:rFonts w:ascii="BRH Malayalam Extra" w:hAnsi="BRH Malayalam Extra" w:cs="BRH Malayalam Extra"/>
+                <w:color w:val="000000"/>
+                <w:sz w:val="32"/>
+                <w:szCs w:val="40"/>
+                <w:lang w:val="it-IT"/>
+              </w:rPr>
+              <w:t>sz</w:t>
+            </w:r>
+            <w:r>
+              <w:rPr>
+                <w:rFonts w:ascii="BRH Malayalam Extra" w:hAnsi="BRH Malayalam Extra" w:cs="BRH Malayalam Extra"/>
+                <w:color w:val="000000"/>
+                <w:sz w:val="28"/>
+                <w:szCs w:val="40"/>
+                <w:lang w:val="it-IT"/>
+              </w:rPr>
+              <w:t>–</w:t>
+            </w:r>
+            <w:r>
+              <w:rPr>
+                <w:rFonts w:ascii="BRH Malayalam Extra" w:hAnsi="BRH Malayalam Extra" w:cs="BRH Malayalam Extra"/>
+                <w:color w:val="000000"/>
+                <w:sz w:val="32"/>
+                <w:szCs w:val="40"/>
+                <w:lang w:val="it-IT"/>
+              </w:rPr>
+              <w:t>r</w:t>
+            </w:r>
+            <w:r>
+              <w:rPr>
+                <w:rFonts w:ascii="BRH Malayalam Extra" w:hAnsi="BRH Malayalam Extra" w:cs="BRH Malayalam Extra"/>
+                <w:color w:val="000000"/>
+                <w:sz w:val="28"/>
+                <w:szCs w:val="40"/>
+                <w:lang w:val="it-IT"/>
+              </w:rPr>
+              <w:t>–</w:t>
+            </w:r>
+            <w:r>
+              <w:rPr>
+                <w:rFonts w:ascii="BRH Malayalam Extra" w:hAnsi="BRH Malayalam Extra" w:cs="BRH Malayalam Extra"/>
+                <w:color w:val="000000"/>
+                <w:sz w:val="32"/>
+                <w:szCs w:val="40"/>
+                <w:lang w:val="it-IT"/>
+              </w:rPr>
+              <w:t>cx</w:t>
+            </w:r>
+            <w:r>
+              <w:rPr>
+                <w:rFonts w:ascii="BRH Malayalam Extra" w:hAnsi="BRH Malayalam Extra" w:cs="BRH Malayalam Extra"/>
+                <w:color w:val="000000"/>
+                <w:sz w:val="28"/>
+                <w:szCs w:val="40"/>
+                <w:lang w:val="it-IT"/>
+              </w:rPr>
+              <w:t>–</w:t>
+            </w:r>
+            <w:r>
+              <w:rPr>
+                <w:rFonts w:ascii="BRH Malayalam Extra" w:hAnsi="BRH Malayalam Extra" w:cs="BRH Malayalam Extra"/>
+                <w:color w:val="000000"/>
+                <w:sz w:val="32"/>
+                <w:szCs w:val="40"/>
+                <w:lang w:val="it-IT"/>
+              </w:rPr>
+              <w:t>Zy</w:t>
+            </w:r>
+            <w:r>
+              <w:rPr>
+                <w:rFonts w:ascii="BRH Malayalam Extra" w:hAnsi="BRH Malayalam Extra" w:cs="BRH Malayalam Extra"/>
+                <w:color w:val="000000"/>
+                <w:sz w:val="28"/>
+                <w:szCs w:val="40"/>
+                <w:lang w:val="it-IT"/>
+              </w:rPr>
+              <w:t>–</w:t>
+            </w:r>
+            <w:r>
+              <w:rPr>
+                <w:rFonts w:ascii="BRH Malayalam Extra" w:hAnsi="BRH Malayalam Extra" w:cs="BRH Malayalam Extra"/>
+                <w:color w:val="000000"/>
+                <w:sz w:val="32"/>
+                <w:szCs w:val="40"/>
+                <w:lang w:val="it-IT"/>
+              </w:rPr>
+              <w:t xml:space="preserve"> |</w:t>
+            </w:r>
+          </w:p>
+          <w:p>
+            <w:pPr>
+              <w:widowControl w:val="0"/>
+              <w:autoSpaceDE w:val="0"/>
+              <w:autoSpaceDN w:val="0"/>
+              <w:adjustRightInd w:val="0"/>
+              <w:spacing w:before="0" w:line="240" w:lineRule="auto"/>
+              <w:rPr>
+                <w:rFonts w:ascii="BRH Malayalam Extra" w:hAnsi="BRH Malayalam Extra" w:cs="BRH Malayalam Extra"/>
+                <w:color w:val="000000"/>
+                <w:sz w:val="32"/>
+                <w:szCs w:val="40"/>
+                <w:lang w:val="it-IT"/>
+              </w:rPr>
+            </w:pPr>
+            <w:r>
+              <w:rPr>
+                <w:rFonts w:ascii="BRH Malayalam Extra" w:hAnsi="BRH Malayalam Extra" w:cs="BRH Malayalam Extra"/>
+                <w:color w:val="000000"/>
+                <w:sz w:val="32"/>
+                <w:szCs w:val="40"/>
+                <w:lang w:val="it-IT"/>
+              </w:rPr>
+              <w:t>P</w:t>
+            </w:r>
+            <w:r>
+              <w:rPr>
+                <w:rFonts w:ascii="BRH Malayalam Extra" w:hAnsi="BRH Malayalam Extra" w:cs="BRH Malayalam Extra"/>
+                <w:color w:val="000000"/>
+                <w:sz w:val="28"/>
+                <w:szCs w:val="40"/>
+                <w:lang w:val="it-IT"/>
+              </w:rPr>
+              <w:t>–</w:t>
+            </w:r>
+            <w:r>
+              <w:rPr>
+                <w:rFonts w:ascii="BRH Malayalam Extra" w:hAnsi="BRH Malayalam Extra" w:cs="BRH Malayalam Extra"/>
+                <w:color w:val="000000"/>
+                <w:sz w:val="32"/>
+                <w:szCs w:val="40"/>
+                <w:lang w:val="it-IT"/>
+              </w:rPr>
+              <w:t>ö</w:t>
+            </w:r>
+            <w:r>
+              <w:rPr>
+                <w:rFonts w:ascii="BRH Malayalam Extra" w:hAnsi="BRH Malayalam Extra" w:cs="BRH Malayalam Extra"/>
+                <w:color w:val="000000"/>
+                <w:sz w:val="32"/>
+                <w:szCs w:val="40"/>
+                <w:highlight w:val="yellow"/>
+                <w:lang w:val="it-IT"/>
+              </w:rPr>
+              <w:t>Éx</w:t>
+            </w:r>
+            <w:r>
+              <w:rPr>
+                <w:rFonts w:ascii="BRH Malayalam Extra" w:hAnsi="BRH Malayalam Extra" w:cs="BRH Malayalam Extra"/>
+                <w:color w:val="000000"/>
+                <w:sz w:val="32"/>
+                <w:szCs w:val="40"/>
+                <w:lang w:val="it-IT"/>
+              </w:rPr>
+              <w:t>˜öMx</w:t>
+            </w:r>
+            <w:r>
+              <w:rPr>
+                <w:rFonts w:ascii="BRH Malayalam Extra" w:hAnsi="BRH Malayalam Extra" w:cs="BRH Malayalam Extra"/>
+                <w:color w:val="000000"/>
+                <w:sz w:val="28"/>
+                <w:szCs w:val="40"/>
+                <w:lang w:val="it-IT"/>
+              </w:rPr>
+              <w:t>–</w:t>
+            </w:r>
+            <w:r>
+              <w:rPr>
+                <w:rFonts w:ascii="BRH Malayalam Extra" w:hAnsi="BRH Malayalam Extra" w:cs="BRH Malayalam Extra"/>
+                <w:color w:val="000000"/>
+                <w:sz w:val="32"/>
+                <w:szCs w:val="40"/>
+                <w:lang w:val="it-IT"/>
+              </w:rPr>
+              <w:t xml:space="preserve"> cyj—Êyj</w:t>
+            </w:r>
+            <w:r>
+              <w:rPr>
+                <w:rFonts w:ascii="BRH Malayalam Extra" w:hAnsi="BRH Malayalam Extra" w:cs="BRH Malayalam Extra"/>
+                <w:color w:val="000000"/>
+                <w:sz w:val="28"/>
+                <w:szCs w:val="40"/>
+                <w:lang w:val="it-IT"/>
+              </w:rPr>
+              <w:t>–</w:t>
+            </w:r>
+            <w:r>
+              <w:rPr>
+                <w:rFonts w:ascii="BRH Malayalam Extra" w:hAnsi="BRH Malayalam Extra" w:cs="BRH Malayalam Extra"/>
+                <w:color w:val="000000"/>
+                <w:sz w:val="32"/>
+                <w:szCs w:val="40"/>
+                <w:lang w:val="it-IT"/>
+              </w:rPr>
+              <w:t>I cyj—ÊyjI P</w:t>
+            </w:r>
+            <w:r>
+              <w:rPr>
+                <w:rFonts w:ascii="BRH Malayalam Extra" w:hAnsi="BRH Malayalam Extra" w:cs="BRH Malayalam Extra"/>
+                <w:color w:val="000000"/>
+                <w:sz w:val="28"/>
+                <w:szCs w:val="40"/>
+                <w:lang w:val="it-IT"/>
+              </w:rPr>
+              <w:t>–</w:t>
+            </w:r>
+            <w:r>
+              <w:rPr>
+                <w:rFonts w:ascii="BRH Malayalam Extra" w:hAnsi="BRH Malayalam Extra" w:cs="BRH Malayalam Extra"/>
+                <w:color w:val="000000"/>
+                <w:sz w:val="32"/>
+                <w:szCs w:val="40"/>
+                <w:lang w:val="it-IT"/>
+              </w:rPr>
+              <w:t>ö</w:t>
+            </w:r>
+            <w:r>
+              <w:rPr>
+                <w:rFonts w:ascii="BRH Malayalam Extra" w:hAnsi="BRH Malayalam Extra" w:cs="BRH Malayalam Extra"/>
+                <w:color w:val="000000"/>
+                <w:sz w:val="32"/>
+                <w:szCs w:val="40"/>
+                <w:highlight w:val="yellow"/>
+                <w:lang w:val="it-IT"/>
+              </w:rPr>
+              <w:t>Éx˜öMx</w:t>
+            </w:r>
+            <w:r>
+              <w:rPr>
+                <w:rFonts w:ascii="BRH Malayalam Extra" w:hAnsi="BRH Malayalam Extra" w:cs="BRH Malayalam Extra"/>
+                <w:color w:val="000000"/>
+                <w:sz w:val="32"/>
+                <w:szCs w:val="40"/>
+                <w:lang w:val="it-IT"/>
+              </w:rPr>
+              <w:t xml:space="preserve"> </w:t>
+            </w:r>
+            <w:r>
+              <w:rPr>
+                <w:rFonts w:ascii="BRH Malayalam Extra" w:hAnsi="BRH Malayalam Extra" w:cs="BRH Malayalam Extra"/>
+                <w:color w:val="000000"/>
+                <w:sz w:val="32"/>
+                <w:szCs w:val="40"/>
+                <w:lang w:val="it-IT"/>
+              </w:rPr>
+              <w:t>Ò</w:t>
+            </w:r>
+            <w:r>
+              <w:rPr>
+                <w:rFonts w:ascii="BRH Malayalam Extra" w:hAnsi="BRH Malayalam Extra" w:cs="BRH Malayalam Extra"/>
+                <w:color w:val="000000"/>
+                <w:sz w:val="28"/>
+                <w:szCs w:val="40"/>
+                <w:lang w:val="it-IT"/>
+              </w:rPr>
+              <w:t>–</w:t>
+            </w:r>
+            <w:r>
+              <w:rPr>
+                <w:rFonts w:ascii="BRH Malayalam Extra" w:hAnsi="BRH Malayalam Extra" w:cs="BRH Malayalam Extra"/>
+                <w:color w:val="000000"/>
+                <w:sz w:val="32"/>
+                <w:szCs w:val="40"/>
+                <w:lang w:val="it-IT"/>
+              </w:rPr>
+              <w:t>ö</w:t>
+            </w:r>
+            <w:r>
+              <w:rPr>
+                <w:rFonts w:ascii="BRH Malayalam Extra" w:hAnsi="BRH Malayalam Extra" w:cs="BRH Malayalam Extra"/>
+                <w:color w:val="000000"/>
+                <w:sz w:val="32"/>
+                <w:szCs w:val="40"/>
+                <w:highlight w:val="yellow"/>
+                <w:lang w:val="it-IT"/>
+              </w:rPr>
+              <w:t>Éx</w:t>
+            </w:r>
+            <w:r>
+              <w:rPr>
+                <w:rFonts w:ascii="BRH Malayalam Extra" w:hAnsi="BRH Malayalam Extra" w:cs="BRH Malayalam Extra"/>
+                <w:color w:val="000000"/>
+                <w:sz w:val="32"/>
+                <w:szCs w:val="40"/>
+                <w:lang w:val="it-IT"/>
+              </w:rPr>
+              <w:t>˜öMx</w:t>
+            </w:r>
+            <w:r>
+              <w:rPr>
+                <w:rFonts w:ascii="BRH Malayalam Extra" w:hAnsi="BRH Malayalam Extra" w:cs="BRH Malayalam Extra"/>
+                <w:color w:val="000000"/>
+                <w:sz w:val="28"/>
+                <w:szCs w:val="40"/>
+                <w:lang w:val="it-IT"/>
+              </w:rPr>
+              <w:t>–</w:t>
+            </w:r>
+            <w:r>
+              <w:rPr>
+                <w:rFonts w:ascii="BRH Malayalam Extra" w:hAnsi="BRH Malayalam Extra" w:cs="BRH Malayalam Extra"/>
+                <w:color w:val="000000"/>
+                <w:sz w:val="32"/>
+                <w:szCs w:val="40"/>
+                <w:lang w:val="it-IT"/>
+              </w:rPr>
+              <w:t xml:space="preserve"> cyj—Êyj</w:t>
+            </w:r>
+            <w:r>
+              <w:rPr>
+                <w:rFonts w:ascii="BRH Devanagari Extra" w:hAnsi="BRH Devanagari Extra" w:cs="BRH Malayalam Extra"/>
+                <w:color w:val="000000"/>
+                <w:sz w:val="28"/>
+                <w:szCs w:val="40"/>
+                <w:lang w:val="it-IT"/>
+              </w:rPr>
+              <w:t>óè</w:t>
+            </w:r>
+            <w:r>
+              <w:rPr>
+                <w:rFonts w:ascii="BRH Malayalam Extra" w:hAnsi="BRH Malayalam Extra" w:cs="BRH Malayalam Extra"/>
+                <w:color w:val="000000"/>
+                <w:sz w:val="32"/>
+                <w:szCs w:val="40"/>
+                <w:lang w:val="it-IT"/>
+              </w:rPr>
+              <w:t xml:space="preserve"> szrcxZy szrcxZy</w:t>
+            </w:r>
+            <w:r>
+              <w:rPr>
+                <w:rFonts w:ascii="BRH Malayalam Extra" w:hAnsi="BRH Malayalam Extra" w:cs="BRH Malayalam Extra"/>
+                <w:color w:val="000000"/>
+                <w:sz w:val="28"/>
+                <w:szCs w:val="40"/>
+                <w:lang w:val="it-IT"/>
+              </w:rPr>
+              <w:t>–</w:t>
+            </w:r>
+            <w:r>
+              <w:rPr>
+                <w:rFonts w:ascii="BRH Malayalam Extra" w:hAnsi="BRH Malayalam Extra" w:cs="BRH Malayalam Extra"/>
+                <w:color w:val="000000"/>
+                <w:sz w:val="32"/>
+                <w:szCs w:val="40"/>
+                <w:lang w:val="it-IT"/>
+              </w:rPr>
+              <w:t xml:space="preserve"> cyj—ÊyjI P</w:t>
+            </w:r>
+            <w:r>
+              <w:rPr>
+                <w:rFonts w:ascii="BRH Malayalam Extra" w:hAnsi="BRH Malayalam Extra" w:cs="BRH Malayalam Extra"/>
+                <w:color w:val="000000"/>
+                <w:sz w:val="28"/>
+                <w:szCs w:val="40"/>
+                <w:lang w:val="it-IT"/>
+              </w:rPr>
+              <w:t>–</w:t>
+            </w:r>
+            <w:r>
+              <w:rPr>
+                <w:rFonts w:ascii="BRH Malayalam Extra" w:hAnsi="BRH Malayalam Extra" w:cs="BRH Malayalam Extra"/>
+                <w:color w:val="000000"/>
+                <w:sz w:val="32"/>
+                <w:szCs w:val="40"/>
+                <w:lang w:val="it-IT"/>
+              </w:rPr>
+              <w:t>ö</w:t>
+            </w:r>
+            <w:r>
+              <w:rPr>
+                <w:rFonts w:ascii="BRH Malayalam Extra" w:hAnsi="BRH Malayalam Extra" w:cs="BRH Malayalam Extra"/>
+                <w:color w:val="000000"/>
+                <w:sz w:val="32"/>
+                <w:szCs w:val="40"/>
+                <w:highlight w:val="yellow"/>
+                <w:lang w:val="it-IT"/>
+              </w:rPr>
+              <w:t>Éx˜öM</w:t>
+            </w:r>
+            <w:r>
+              <w:rPr>
+                <w:rFonts w:ascii="BRH Malayalam Extra" w:hAnsi="BRH Malayalam Extra" w:cs="BRH Malayalam Extra"/>
+                <w:color w:val="000000"/>
+                <w:sz w:val="32"/>
+                <w:szCs w:val="40"/>
+                <w:lang w:val="it-IT"/>
+              </w:rPr>
+              <w:t>x</w:t>
+            </w:r>
+            <w:r>
+              <w:rPr>
+                <w:rFonts w:ascii="BRH Malayalam Extra" w:hAnsi="BRH Malayalam Extra" w:cs="BRH Malayalam Extra"/>
+                <w:color w:val="000000"/>
+                <w:sz w:val="32"/>
+                <w:szCs w:val="40"/>
+                <w:lang w:val="it-IT"/>
+              </w:rPr>
+              <w:t xml:space="preserve"> </w:t>
+            </w:r>
+            <w:r>
+              <w:rPr>
+                <w:rFonts w:ascii="BRH Malayalam Extra" w:hAnsi="BRH Malayalam Extra" w:cs="BRH Malayalam Extra"/>
+                <w:color w:val="000000"/>
+                <w:sz w:val="32"/>
+                <w:szCs w:val="40"/>
+                <w:lang w:val="it-IT"/>
+              </w:rPr>
+              <w:t>Ò</w:t>
+            </w:r>
+            <w:r>
+              <w:rPr>
+                <w:rFonts w:ascii="BRH Malayalam Extra" w:hAnsi="BRH Malayalam Extra" w:cs="BRH Malayalam Extra"/>
+                <w:color w:val="000000"/>
+                <w:sz w:val="28"/>
+                <w:szCs w:val="40"/>
+                <w:lang w:val="it-IT"/>
+              </w:rPr>
+              <w:t>–</w:t>
+            </w:r>
+            <w:r>
+              <w:rPr>
+                <w:rFonts w:ascii="BRH Malayalam Extra" w:hAnsi="BRH Malayalam Extra" w:cs="BRH Malayalam Extra"/>
+                <w:color w:val="000000"/>
+                <w:sz w:val="32"/>
+                <w:szCs w:val="40"/>
+                <w:lang w:val="it-IT"/>
+              </w:rPr>
+              <w:t>ö</w:t>
+            </w:r>
+            <w:r>
+              <w:rPr>
+                <w:rFonts w:ascii="BRH Malayalam Extra" w:hAnsi="BRH Malayalam Extra" w:cs="BRH Malayalam Extra"/>
+                <w:color w:val="000000"/>
+                <w:sz w:val="32"/>
+                <w:szCs w:val="40"/>
+                <w:highlight w:val="yellow"/>
+                <w:lang w:val="it-IT"/>
+              </w:rPr>
+              <w:t>Éx</w:t>
+            </w:r>
+            <w:r>
+              <w:rPr>
+                <w:rFonts w:ascii="BRH Malayalam Extra" w:hAnsi="BRH Malayalam Extra" w:cs="BRH Malayalam Extra"/>
+                <w:color w:val="000000"/>
+                <w:sz w:val="32"/>
+                <w:szCs w:val="40"/>
+                <w:lang w:val="it-IT"/>
+              </w:rPr>
+              <w:t>˜öMx</w:t>
+            </w:r>
+            <w:r>
+              <w:rPr>
+                <w:rFonts w:ascii="BRH Malayalam Extra" w:hAnsi="BRH Malayalam Extra" w:cs="BRH Malayalam Extra"/>
+                <w:color w:val="000000"/>
+                <w:sz w:val="28"/>
+                <w:szCs w:val="40"/>
+                <w:lang w:val="it-IT"/>
+              </w:rPr>
+              <w:t>–</w:t>
+            </w:r>
+            <w:r>
+              <w:rPr>
+                <w:rFonts w:ascii="BRH Malayalam Extra" w:hAnsi="BRH Malayalam Extra" w:cs="BRH Malayalam Extra"/>
+                <w:color w:val="000000"/>
+                <w:sz w:val="32"/>
+                <w:szCs w:val="40"/>
+                <w:lang w:val="it-IT"/>
+              </w:rPr>
+              <w:t xml:space="preserve"> </w:t>
+            </w:r>
+          </w:p>
+          <w:p>
+            <w:pPr>
+              <w:widowControl w:val="0"/>
+              <w:autoSpaceDE w:val="0"/>
+              <w:autoSpaceDN w:val="0"/>
+              <w:adjustRightInd w:val="0"/>
+              <w:spacing w:before="0" w:line="240" w:lineRule="auto"/>
+              <w:rPr>
+                <w:rFonts w:ascii="BRH Malayalam Extra" w:hAnsi="BRH Malayalam Extra" w:cs="BRH Malayalam Extra"/>
+                <w:color w:val="000000"/>
+                <w:sz w:val="32"/>
+                <w:szCs w:val="40"/>
+                <w:lang w:val="it-IT"/>
+              </w:rPr>
+            </w:pPr>
+            <w:r>
+              <w:rPr>
+                <w:rFonts w:ascii="BRH Malayalam Extra" w:hAnsi="BRH Malayalam Extra" w:cs="BRH Malayalam Extra"/>
+                <w:color w:val="000000"/>
+                <w:sz w:val="32"/>
+                <w:szCs w:val="40"/>
+                <w:lang w:val="it-IT"/>
+              </w:rPr>
+              <w:lastRenderedPageBreak/>
+              <w:t>cyj—Êyj</w:t>
+            </w:r>
+            <w:r>
+              <w:rPr>
+                <w:rFonts w:ascii="BRH Devanagari Extra" w:hAnsi="BRH Devanagari Extra" w:cs="BRH Malayalam Extra"/>
+                <w:color w:val="000000"/>
+                <w:sz w:val="28"/>
+                <w:szCs w:val="40"/>
+                <w:lang w:val="it-IT"/>
+              </w:rPr>
+              <w:t>óè</w:t>
+            </w:r>
+            <w:r>
+              <w:rPr>
+                <w:rFonts w:ascii="BRH Malayalam Extra" w:hAnsi="BRH Malayalam Extra" w:cs="BRH Malayalam Extra"/>
+                <w:color w:val="000000"/>
+                <w:sz w:val="32"/>
+                <w:szCs w:val="40"/>
+                <w:lang w:val="it-IT"/>
+              </w:rPr>
+              <w:t xml:space="preserve"> szrcxZy | </w:t>
+            </w:r>
+          </w:p>
+          <w:p>
+            <w:pPr>
+              <w:widowControl w:val="0"/>
+              <w:autoSpaceDE w:val="0"/>
+              <w:autoSpaceDN w:val="0"/>
+              <w:adjustRightInd w:val="0"/>
+              <w:spacing w:before="0" w:line="240" w:lineRule="auto"/>
+              <w:rPr>
+                <w:rFonts w:ascii="BRH Malayalam Extra" w:hAnsi="BRH Malayalam Extra" w:cs="BRH Malayalam Extra"/>
+                <w:color w:val="000000"/>
+                <w:sz w:val="32"/>
+                <w:szCs w:val="40"/>
+                <w:lang w:val="it-IT"/>
+              </w:rPr>
+            </w:pPr>
+            <w:r>
+              <w:rPr>
+                <w:rFonts w:cs="BRH Malayalam Extra"/>
+                <w:color w:val="000000"/>
+                <w:szCs w:val="40"/>
+                <w:lang w:val="it-IT"/>
+              </w:rPr>
+              <w:t>38</w:t>
+            </w:r>
+            <w:r>
+              <w:rPr>
+                <w:rFonts w:ascii="BRH Malayalam Extra" w:hAnsi="BRH Malayalam Extra" w:cs="BRH Malayalam Extra"/>
+                <w:color w:val="000000"/>
+                <w:sz w:val="32"/>
+                <w:szCs w:val="40"/>
+                <w:lang w:val="it-IT"/>
+              </w:rPr>
+              <w:t>)</w:t>
+            </w:r>
+            <w:r>
+              <w:rPr>
+                <w:rFonts w:ascii="BRH Malayalam Extra" w:hAnsi="BRH Malayalam Extra" w:cs="BRH Malayalam Extra"/>
+                <w:color w:val="000000"/>
+                <w:sz w:val="32"/>
+                <w:szCs w:val="40"/>
+                <w:lang w:val="it-IT"/>
+              </w:rPr>
+              <w:tab/>
+            </w:r>
+            <w:r>
+              <w:rPr>
+                <w:rFonts w:cs="BRH Malayalam Extra"/>
+                <w:color w:val="000000"/>
+                <w:szCs w:val="40"/>
+                <w:lang w:val="it-IT"/>
+              </w:rPr>
+              <w:t>1</w:t>
+            </w:r>
+            <w:r>
+              <w:rPr>
+                <w:rFonts w:ascii="BRH Malayalam Extra" w:hAnsi="BRH Malayalam Extra" w:cs="BRH Malayalam Extra"/>
+                <w:color w:val="000000"/>
+                <w:sz w:val="32"/>
+                <w:szCs w:val="40"/>
+                <w:lang w:val="it-IT"/>
+              </w:rPr>
+              <w:t>.</w:t>
+            </w:r>
+            <w:r>
+              <w:rPr>
+                <w:rFonts w:cs="BRH Malayalam Extra"/>
+                <w:color w:val="000000"/>
+                <w:szCs w:val="40"/>
+                <w:lang w:val="it-IT"/>
+              </w:rPr>
+              <w:t>1</w:t>
+            </w:r>
+            <w:r>
+              <w:rPr>
+                <w:rFonts w:ascii="BRH Malayalam Extra" w:hAnsi="BRH Malayalam Extra" w:cs="BRH Malayalam Extra"/>
+                <w:color w:val="000000"/>
+                <w:sz w:val="32"/>
+                <w:szCs w:val="40"/>
+                <w:lang w:val="it-IT"/>
+              </w:rPr>
+              <w:t>.</w:t>
+            </w:r>
+            <w:r>
+              <w:rPr>
+                <w:rFonts w:cs="BRH Malayalam Extra"/>
+                <w:color w:val="000000"/>
+                <w:szCs w:val="40"/>
+                <w:lang w:val="it-IT"/>
+              </w:rPr>
+              <w:t>14</w:t>
+            </w:r>
+            <w:r>
+              <w:rPr>
+                <w:rFonts w:ascii="BRH Malayalam Extra" w:hAnsi="BRH Malayalam Extra" w:cs="BRH Malayalam Extra"/>
+                <w:color w:val="000000"/>
+                <w:sz w:val="32"/>
+                <w:szCs w:val="40"/>
+                <w:lang w:val="it-IT"/>
+              </w:rPr>
+              <w:t>.</w:t>
+            </w:r>
+            <w:r>
+              <w:rPr>
+                <w:rFonts w:cs="BRH Malayalam Extra"/>
+                <w:color w:val="000000"/>
+                <w:szCs w:val="40"/>
+                <w:lang w:val="it-IT"/>
+              </w:rPr>
+              <w:t>2</w:t>
+            </w:r>
+            <w:r>
+              <w:rPr>
+                <w:rFonts w:ascii="BRH Malayalam Extra" w:hAnsi="BRH Malayalam Extra" w:cs="BRH Malayalam Extra"/>
+                <w:color w:val="000000"/>
+                <w:sz w:val="32"/>
+                <w:szCs w:val="40"/>
+                <w:lang w:val="it-IT"/>
+              </w:rPr>
+              <w:t>(</w:t>
+            </w:r>
+            <w:r>
+              <w:rPr>
+                <w:rFonts w:cs="BRH Malayalam Extra"/>
+                <w:color w:val="000000"/>
+                <w:szCs w:val="40"/>
+                <w:lang w:val="it-IT"/>
+              </w:rPr>
+              <w:t>34</w:t>
+            </w:r>
+            <w:r>
+              <w:rPr>
+                <w:rFonts w:ascii="BRH Malayalam Extra" w:hAnsi="BRH Malayalam Extra" w:cs="BRH Malayalam Extra"/>
+                <w:color w:val="000000"/>
+                <w:sz w:val="32"/>
+                <w:szCs w:val="40"/>
+                <w:lang w:val="it-IT"/>
+              </w:rPr>
+              <w:t>)- P</w:t>
+            </w:r>
+            <w:r>
+              <w:rPr>
+                <w:rFonts w:ascii="BRH Malayalam Extra" w:hAnsi="BRH Malayalam Extra" w:cs="BRH Malayalam Extra"/>
+                <w:color w:val="000000"/>
+                <w:sz w:val="28"/>
+                <w:szCs w:val="40"/>
+                <w:lang w:val="it-IT"/>
+              </w:rPr>
+              <w:t>–</w:t>
+            </w:r>
+            <w:r>
+              <w:rPr>
+                <w:rFonts w:ascii="BRH Malayalam Extra" w:hAnsi="BRH Malayalam Extra" w:cs="BRH Malayalam Extra"/>
+                <w:color w:val="000000"/>
+                <w:sz w:val="32"/>
+                <w:szCs w:val="40"/>
+                <w:lang w:val="it-IT"/>
+              </w:rPr>
+              <w:t>öÉ</w:t>
+            </w:r>
+            <w:r>
+              <w:rPr>
+                <w:rFonts w:ascii="BRH Malayalam Extra" w:hAnsi="BRH Malayalam Extra" w:cs="BRH Malayalam Extra"/>
+                <w:color w:val="000000"/>
+                <w:sz w:val="32"/>
+                <w:szCs w:val="40"/>
+                <w:highlight w:val="yellow"/>
+                <w:lang w:val="it-IT"/>
+              </w:rPr>
+              <w:t>x</w:t>
+            </w:r>
+            <w:r>
+              <w:rPr>
+                <w:rFonts w:ascii="BRH Malayalam Extra" w:hAnsi="BRH Malayalam Extra" w:cs="BRH Malayalam Extra"/>
+                <w:color w:val="000000"/>
+                <w:sz w:val="32"/>
+                <w:szCs w:val="40"/>
+                <w:lang w:val="it-IT"/>
+              </w:rPr>
+              <w:t>˜öMxJ |</w:t>
+            </w:r>
+          </w:p>
+          <w:p>
+            <w:pPr>
+              <w:widowControl w:val="0"/>
+              <w:autoSpaceDE w:val="0"/>
+              <w:autoSpaceDN w:val="0"/>
+              <w:adjustRightInd w:val="0"/>
+              <w:spacing w:before="0" w:line="240" w:lineRule="auto"/>
+              <w:rPr>
+                <w:rFonts w:cs="BRH Malayalam Extra"/>
+                <w:color w:val="000000"/>
+                <w:szCs w:val="40"/>
+                <w:lang w:val="it-IT"/>
+              </w:rPr>
+            </w:pPr>
+            <w:r>
+              <w:rPr>
+                <w:rFonts w:ascii="BRH Malayalam Extra" w:hAnsi="BRH Malayalam Extra" w:cs="BRH Malayalam Extra"/>
+                <w:color w:val="000000"/>
+                <w:sz w:val="32"/>
+                <w:szCs w:val="40"/>
+                <w:lang w:val="it-IT"/>
+              </w:rPr>
+              <w:t>P</w:t>
+            </w:r>
+            <w:r>
+              <w:rPr>
+                <w:rFonts w:ascii="BRH Malayalam Extra" w:hAnsi="BRH Malayalam Extra" w:cs="BRH Malayalam Extra"/>
+                <w:color w:val="000000"/>
+                <w:sz w:val="28"/>
+                <w:szCs w:val="40"/>
+                <w:lang w:val="it-IT"/>
+              </w:rPr>
+              <w:t>–</w:t>
+            </w:r>
+            <w:r>
+              <w:rPr>
+                <w:rFonts w:ascii="BRH Malayalam Extra" w:hAnsi="BRH Malayalam Extra" w:cs="BRH Malayalam Extra"/>
+                <w:color w:val="000000"/>
+                <w:sz w:val="32"/>
+                <w:szCs w:val="40"/>
+                <w:lang w:val="it-IT"/>
+              </w:rPr>
+              <w:t>öÉxöMx</w:t>
+            </w:r>
+            <w:r>
+              <w:rPr>
+                <w:rFonts w:ascii="BRH Malayalam Extra" w:hAnsi="BRH Malayalam Extra" w:cs="BRH Malayalam Extra"/>
+                <w:color w:val="000000"/>
+                <w:sz w:val="28"/>
+                <w:szCs w:val="40"/>
+                <w:lang w:val="it-IT"/>
+              </w:rPr>
+              <w:t>–</w:t>
+            </w:r>
+            <w:r>
+              <w:rPr>
+                <w:rFonts w:ascii="BRH Malayalam Extra" w:hAnsi="BRH Malayalam Extra" w:cs="BRH Malayalam Extra"/>
+                <w:color w:val="000000"/>
+                <w:sz w:val="32"/>
+                <w:szCs w:val="40"/>
+                <w:lang w:val="it-IT"/>
+              </w:rPr>
+              <w:t xml:space="preserve"> CZy— P</w:t>
+            </w:r>
+            <w:r>
+              <w:rPr>
+                <w:rFonts w:ascii="BRH Malayalam Extra" w:hAnsi="BRH Malayalam Extra" w:cs="BRH Malayalam Extra"/>
+                <w:color w:val="000000"/>
+                <w:sz w:val="28"/>
+                <w:szCs w:val="40"/>
+                <w:lang w:val="it-IT"/>
+              </w:rPr>
+              <w:t>–</w:t>
+            </w:r>
+            <w:r>
+              <w:rPr>
+                <w:rFonts w:ascii="BRH Malayalam Extra" w:hAnsi="BRH Malayalam Extra" w:cs="BRH Malayalam Extra"/>
+                <w:color w:val="000000"/>
+                <w:sz w:val="32"/>
+                <w:szCs w:val="40"/>
+                <w:lang w:val="it-IT"/>
+              </w:rPr>
+              <w:t>öÉ - A</w:t>
+            </w:r>
+            <w:r>
+              <w:rPr>
+                <w:rFonts w:ascii="BRH Malayalam Extra" w:hAnsi="BRH Malayalam Extra" w:cs="BRH Malayalam Extra"/>
+                <w:color w:val="000000"/>
+                <w:sz w:val="28"/>
+                <w:szCs w:val="40"/>
+                <w:lang w:val="it-IT"/>
+              </w:rPr>
+              <w:t>–</w:t>
+            </w:r>
+            <w:r>
+              <w:rPr>
+                <w:rFonts w:ascii="BRH Malayalam Extra" w:hAnsi="BRH Malayalam Extra" w:cs="BRH Malayalam Extra"/>
+                <w:color w:val="000000"/>
+                <w:sz w:val="32"/>
+                <w:szCs w:val="40"/>
+                <w:lang w:val="it-IT"/>
+              </w:rPr>
+              <w:t>öMx</w:t>
+            </w:r>
+            <w:r>
+              <w:rPr>
+                <w:rFonts w:ascii="BRH Malayalam Extra" w:hAnsi="BRH Malayalam Extra" w:cs="BRH Malayalam Extra"/>
+                <w:color w:val="000000"/>
+                <w:sz w:val="28"/>
+                <w:szCs w:val="40"/>
+                <w:lang w:val="it-IT"/>
+              </w:rPr>
+              <w:t>–</w:t>
+            </w:r>
+            <w:r>
+              <w:rPr>
+                <w:rFonts w:ascii="BRH Malayalam Extra" w:hAnsi="BRH Malayalam Extra" w:cs="BRH Malayalam Extra"/>
+                <w:color w:val="000000"/>
+                <w:sz w:val="32"/>
+                <w:szCs w:val="40"/>
+                <w:lang w:val="it-IT"/>
+              </w:rPr>
+              <w:t xml:space="preserve">J | </w:t>
+            </w:r>
+          </w:p>
+        </w:tc>
+        <w:tc>
+          <w:tcPr>
+            <w:tcW w:w="7513" w:type="dxa"/>
+          </w:tcPr>
+          <w:p>
+            <w:pPr>
+              <w:widowControl w:val="0"/>
+              <w:autoSpaceDE w:val="0"/>
+              <w:autoSpaceDN w:val="0"/>
+              <w:adjustRightInd w:val="0"/>
+              <w:spacing w:before="0" w:line="240" w:lineRule="auto"/>
+              <w:rPr>
+                <w:rFonts w:ascii="BRH Malayalam Extra" w:hAnsi="BRH Malayalam Extra" w:cs="BRH Malayalam Extra"/>
+                <w:color w:val="000000"/>
+                <w:sz w:val="32"/>
+                <w:szCs w:val="40"/>
+                <w:lang w:val="it-IT"/>
+              </w:rPr>
+            </w:pPr>
+            <w:r>
+              <w:rPr>
+                <w:rFonts w:cs="BRH Malayalam Extra"/>
+                <w:color w:val="000000"/>
+                <w:szCs w:val="40"/>
+                <w:lang w:val="it-IT"/>
+              </w:rPr>
+              <w:lastRenderedPageBreak/>
+              <w:t>35</w:t>
+            </w:r>
+            <w:r>
+              <w:rPr>
+                <w:rFonts w:ascii="BRH Malayalam Extra" w:hAnsi="BRH Malayalam Extra" w:cs="BRH Malayalam Extra"/>
+                <w:color w:val="000000"/>
+                <w:sz w:val="32"/>
+                <w:szCs w:val="40"/>
+                <w:lang w:val="it-IT"/>
+              </w:rPr>
+              <w:t>)</w:t>
+            </w:r>
+            <w:r>
+              <w:rPr>
+                <w:rFonts w:ascii="BRH Malayalam Extra" w:hAnsi="BRH Malayalam Extra" w:cs="BRH Malayalam Extra"/>
+                <w:color w:val="000000"/>
+                <w:sz w:val="32"/>
+                <w:szCs w:val="40"/>
+                <w:lang w:val="it-IT"/>
+              </w:rPr>
+              <w:tab/>
+            </w:r>
+            <w:r>
+              <w:rPr>
+                <w:rFonts w:cs="BRH Malayalam Extra"/>
+                <w:color w:val="000000"/>
+                <w:szCs w:val="40"/>
+                <w:lang w:val="it-IT"/>
+              </w:rPr>
+              <w:t>1</w:t>
+            </w:r>
+            <w:r>
+              <w:rPr>
+                <w:rFonts w:ascii="BRH Malayalam Extra" w:hAnsi="BRH Malayalam Extra" w:cs="BRH Malayalam Extra"/>
+                <w:color w:val="000000"/>
+                <w:sz w:val="32"/>
+                <w:szCs w:val="40"/>
+                <w:lang w:val="it-IT"/>
+              </w:rPr>
+              <w:t>.</w:t>
+            </w:r>
+            <w:r>
+              <w:rPr>
+                <w:rFonts w:cs="BRH Malayalam Extra"/>
+                <w:color w:val="000000"/>
+                <w:szCs w:val="40"/>
+                <w:lang w:val="it-IT"/>
+              </w:rPr>
+              <w:t>1</w:t>
+            </w:r>
+            <w:r>
+              <w:rPr>
+                <w:rFonts w:ascii="BRH Malayalam Extra" w:hAnsi="BRH Malayalam Extra" w:cs="BRH Malayalam Extra"/>
+                <w:color w:val="000000"/>
+                <w:sz w:val="32"/>
+                <w:szCs w:val="40"/>
+                <w:lang w:val="it-IT"/>
+              </w:rPr>
+              <w:t>.</w:t>
+            </w:r>
+            <w:r>
+              <w:rPr>
+                <w:rFonts w:cs="BRH Malayalam Extra"/>
+                <w:color w:val="000000"/>
+                <w:szCs w:val="40"/>
+                <w:lang w:val="it-IT"/>
+              </w:rPr>
+              <w:t>14</w:t>
+            </w:r>
+            <w:r>
+              <w:rPr>
+                <w:rFonts w:ascii="BRH Malayalam Extra" w:hAnsi="BRH Malayalam Extra" w:cs="BRH Malayalam Extra"/>
+                <w:color w:val="000000"/>
+                <w:sz w:val="32"/>
+                <w:szCs w:val="40"/>
+                <w:lang w:val="it-IT"/>
+              </w:rPr>
+              <w:t>.</w:t>
+            </w:r>
+            <w:r>
+              <w:rPr>
+                <w:rFonts w:cs="BRH Malayalam Extra"/>
+                <w:color w:val="000000"/>
+                <w:szCs w:val="40"/>
+                <w:lang w:val="it-IT"/>
+              </w:rPr>
+              <w:t>2</w:t>
+            </w:r>
+            <w:r>
+              <w:rPr>
+                <w:rFonts w:ascii="BRH Malayalam Extra" w:hAnsi="BRH Malayalam Extra" w:cs="BRH Malayalam Extra"/>
+                <w:color w:val="000000"/>
+                <w:sz w:val="32"/>
+                <w:szCs w:val="40"/>
+                <w:lang w:val="it-IT"/>
+              </w:rPr>
+              <w:t>(</w:t>
+            </w:r>
+            <w:r>
+              <w:rPr>
+                <w:rFonts w:cs="BRH Malayalam Extra"/>
+                <w:color w:val="000000"/>
+                <w:szCs w:val="40"/>
+                <w:lang w:val="it-IT"/>
+              </w:rPr>
+              <w:t>32</w:t>
+            </w:r>
+            <w:r>
+              <w:rPr>
+                <w:rFonts w:ascii="BRH Malayalam Extra" w:hAnsi="BRH Malayalam Extra" w:cs="BRH Malayalam Extra"/>
+                <w:color w:val="000000"/>
+                <w:sz w:val="32"/>
+                <w:szCs w:val="40"/>
+                <w:lang w:val="it-IT"/>
+              </w:rPr>
+              <w:t>)- kx</w:t>
+            </w:r>
+            <w:r>
+              <w:rPr>
+                <w:rFonts w:ascii="BRH Malayalam Extra" w:hAnsi="BRH Malayalam Extra" w:cs="BRH Malayalam Extra"/>
+                <w:color w:val="000000"/>
+                <w:sz w:val="28"/>
+                <w:szCs w:val="40"/>
+                <w:lang w:val="it-IT"/>
+              </w:rPr>
+              <w:t>–</w:t>
+            </w:r>
+            <w:r>
+              <w:rPr>
+                <w:rFonts w:ascii="BRH Malayalam Extra" w:hAnsi="BRH Malayalam Extra" w:cs="BRH Malayalam Extra"/>
+                <w:color w:val="000000"/>
+                <w:sz w:val="32"/>
+                <w:szCs w:val="40"/>
+                <w:lang w:val="it-IT"/>
+              </w:rPr>
+              <w:t>s</w:t>
+            </w:r>
+            <w:r>
+              <w:rPr>
+                <w:rFonts w:ascii="BRH Malayalam Extra" w:hAnsi="BRH Malayalam Extra" w:cs="BRH Malayalam Extra"/>
+                <w:color w:val="000000"/>
+                <w:sz w:val="28"/>
+                <w:szCs w:val="40"/>
+                <w:lang w:val="it-IT"/>
+              </w:rPr>
+              <w:t>–</w:t>
+            </w:r>
+            <w:r>
+              <w:rPr>
+                <w:rFonts w:ascii="BRH Malayalam Extra" w:hAnsi="BRH Malayalam Extra" w:cs="BRH Malayalam Extra"/>
+                <w:color w:val="000000"/>
+                <w:sz w:val="32"/>
+                <w:szCs w:val="40"/>
+                <w:lang w:val="it-IT"/>
+              </w:rPr>
+              <w:t>Z§ | q¡</w:t>
+            </w:r>
+            <w:r>
+              <w:rPr>
+                <w:rFonts w:ascii="BRH Malayalam Extra" w:hAnsi="BRH Malayalam Extra" w:cs="BRH Malayalam Extra"/>
+                <w:color w:val="000000"/>
+                <w:sz w:val="28"/>
+                <w:szCs w:val="40"/>
+                <w:lang w:val="it-IT"/>
+              </w:rPr>
+              <w:t>–</w:t>
+            </w:r>
+            <w:r>
+              <w:rPr>
+                <w:rFonts w:ascii="BRH Malayalam Extra" w:hAnsi="BRH Malayalam Extra" w:cs="BRH Malayalam Extra"/>
+                <w:color w:val="000000"/>
+                <w:sz w:val="32"/>
+                <w:szCs w:val="40"/>
+                <w:lang w:val="it-IT"/>
+              </w:rPr>
+              <w:t xml:space="preserve">k¡c—J | </w:t>
+            </w:r>
+          </w:p>
+          <w:p>
+            <w:pPr>
+              <w:widowControl w:val="0"/>
+              <w:autoSpaceDE w:val="0"/>
+              <w:autoSpaceDN w:val="0"/>
+              <w:adjustRightInd w:val="0"/>
+              <w:spacing w:before="0" w:line="240" w:lineRule="auto"/>
+              <w:rPr>
+                <w:rFonts w:ascii="BRH Malayalam Extra" w:hAnsi="BRH Malayalam Extra" w:cs="BRH Malayalam Extra"/>
+                <w:color w:val="000000"/>
+                <w:sz w:val="32"/>
+                <w:szCs w:val="40"/>
+                <w:lang w:val="it-IT"/>
+              </w:rPr>
+            </w:pPr>
+            <w:r>
+              <w:rPr>
+                <w:rFonts w:ascii="BRH Malayalam Extra" w:hAnsi="BRH Malayalam Extra" w:cs="BRH Malayalam Extra"/>
+                <w:color w:val="000000"/>
+                <w:sz w:val="32"/>
+                <w:szCs w:val="40"/>
+                <w:lang w:val="it-IT"/>
+              </w:rPr>
+              <w:t>P</w:t>
+            </w:r>
+            <w:r>
+              <w:rPr>
+                <w:rFonts w:ascii="BRH Malayalam Extra" w:hAnsi="BRH Malayalam Extra" w:cs="BRH Malayalam Extra"/>
+                <w:color w:val="000000"/>
+                <w:sz w:val="28"/>
+                <w:szCs w:val="40"/>
+                <w:highlight w:val="yellow"/>
+                <w:lang w:val="it-IT"/>
+              </w:rPr>
+              <w:t>–</w:t>
+            </w:r>
+            <w:r>
+              <w:rPr>
+                <w:rFonts w:ascii="BRH Malayalam Extra" w:hAnsi="BRH Malayalam Extra" w:cs="BRH Malayalam Extra"/>
+                <w:color w:val="000000"/>
+                <w:sz w:val="32"/>
+                <w:szCs w:val="40"/>
+                <w:highlight w:val="green"/>
+                <w:lang w:val="it-IT"/>
+              </w:rPr>
+              <w:t>öÉxöMx˜J</w:t>
+            </w:r>
+            <w:r>
+              <w:rPr>
+                <w:rFonts w:ascii="BRH Malayalam Extra" w:hAnsi="BRH Malayalam Extra" w:cs="BRH Malayalam Extra"/>
+                <w:color w:val="000000"/>
+                <w:sz w:val="32"/>
+                <w:szCs w:val="40"/>
+                <w:lang w:val="it-IT"/>
+              </w:rPr>
+              <w:t xml:space="preserve"> |</w:t>
+            </w:r>
+          </w:p>
+          <w:p>
+            <w:pPr>
+              <w:widowControl w:val="0"/>
+              <w:autoSpaceDE w:val="0"/>
+              <w:autoSpaceDN w:val="0"/>
+              <w:adjustRightInd w:val="0"/>
+              <w:spacing w:before="0" w:line="240" w:lineRule="auto"/>
+              <w:rPr>
+                <w:rFonts w:ascii="BRH Malayalam Extra" w:hAnsi="BRH Malayalam Extra" w:cs="BRH Malayalam Extra"/>
+                <w:color w:val="000000"/>
+                <w:sz w:val="32"/>
+                <w:szCs w:val="40"/>
+                <w:lang w:val="it-IT"/>
+              </w:rPr>
+            </w:pPr>
+            <w:r>
+              <w:rPr>
+                <w:rFonts w:ascii="BRH Malayalam Extra" w:hAnsi="BRH Malayalam Extra" w:cs="BRH Malayalam Extra"/>
+                <w:color w:val="000000"/>
+                <w:sz w:val="32"/>
+                <w:szCs w:val="40"/>
+                <w:lang w:val="it-IT"/>
+              </w:rPr>
+              <w:t>kx</w:t>
+            </w:r>
+            <w:r>
+              <w:rPr>
+                <w:rFonts w:ascii="BRH Malayalam Extra" w:hAnsi="BRH Malayalam Extra" w:cs="BRH Malayalam Extra"/>
+                <w:color w:val="000000"/>
+                <w:sz w:val="28"/>
+                <w:szCs w:val="40"/>
+                <w:lang w:val="it-IT"/>
+              </w:rPr>
+              <w:t>–</w:t>
+            </w:r>
+            <w:r>
+              <w:rPr>
+                <w:rFonts w:ascii="BRH Malayalam Extra" w:hAnsi="BRH Malayalam Extra" w:cs="BRH Malayalam Extra"/>
+                <w:color w:val="000000"/>
+                <w:sz w:val="32"/>
+                <w:szCs w:val="40"/>
+                <w:lang w:val="it-IT"/>
+              </w:rPr>
+              <w:t>s</w:t>
+            </w:r>
+            <w:r>
+              <w:rPr>
+                <w:rFonts w:ascii="BRH Malayalam Extra" w:hAnsi="BRH Malayalam Extra" w:cs="BRH Malayalam Extra"/>
+                <w:color w:val="000000"/>
+                <w:sz w:val="28"/>
+                <w:szCs w:val="40"/>
+                <w:lang w:val="it-IT"/>
+              </w:rPr>
+              <w:t>–</w:t>
+            </w:r>
+            <w:r>
+              <w:rPr>
+                <w:rFonts w:ascii="BRH Malayalam Extra" w:hAnsi="BRH Malayalam Extra" w:cs="BRH Malayalam Extra"/>
+                <w:color w:val="000000"/>
+                <w:sz w:val="32"/>
+                <w:szCs w:val="40"/>
+                <w:lang w:val="it-IT"/>
+              </w:rPr>
+              <w:t>Pâ¡</w:t>
+            </w:r>
+            <w:r>
+              <w:rPr>
+                <w:rFonts w:ascii="BRH Malayalam Extra" w:hAnsi="BRH Malayalam Extra" w:cs="BRH Malayalam Extra"/>
+                <w:color w:val="000000"/>
+                <w:sz w:val="28"/>
+                <w:szCs w:val="40"/>
+                <w:lang w:val="it-IT"/>
+              </w:rPr>
+              <w:t>–</w:t>
+            </w:r>
+            <w:r>
+              <w:rPr>
+                <w:rFonts w:ascii="BRH Malayalam Extra" w:hAnsi="BRH Malayalam Extra" w:cs="BRH Malayalam Extra"/>
+                <w:color w:val="000000"/>
+                <w:sz w:val="32"/>
+                <w:szCs w:val="40"/>
+                <w:lang w:val="it-IT"/>
+              </w:rPr>
+              <w:t>k¡c—J q¡</w:t>
+            </w:r>
+            <w:r>
+              <w:rPr>
+                <w:rFonts w:ascii="BRH Malayalam Extra" w:hAnsi="BRH Malayalam Extra" w:cs="BRH Malayalam Extra"/>
+                <w:color w:val="000000"/>
+                <w:sz w:val="28"/>
+                <w:szCs w:val="40"/>
+                <w:lang w:val="it-IT"/>
+              </w:rPr>
+              <w:t>–</w:t>
+            </w:r>
+            <w:r>
+              <w:rPr>
+                <w:rFonts w:ascii="BRH Malayalam Extra" w:hAnsi="BRH Malayalam Extra" w:cs="BRH Malayalam Extra"/>
+                <w:color w:val="000000"/>
+                <w:sz w:val="32"/>
+                <w:szCs w:val="40"/>
+                <w:lang w:val="it-IT"/>
+              </w:rPr>
+              <w:t>k¡¥cx— kxsb§ kxsPâ¡</w:t>
+            </w:r>
+            <w:r>
+              <w:rPr>
+                <w:rFonts w:ascii="BRH Malayalam Extra" w:hAnsi="BRH Malayalam Extra" w:cs="BRH Malayalam Extra"/>
+                <w:color w:val="000000"/>
+                <w:sz w:val="28"/>
+                <w:szCs w:val="40"/>
+                <w:lang w:val="it-IT"/>
+              </w:rPr>
+              <w:t>–</w:t>
+            </w:r>
+            <w:r>
+              <w:rPr>
+                <w:rFonts w:ascii="BRH Malayalam Extra" w:hAnsi="BRH Malayalam Extra" w:cs="BRH Malayalam Extra"/>
+                <w:color w:val="000000"/>
+                <w:sz w:val="32"/>
+                <w:szCs w:val="40"/>
+                <w:lang w:val="it-IT"/>
+              </w:rPr>
+              <w:t xml:space="preserve">k¡c— </w:t>
+            </w:r>
+          </w:p>
+          <w:p>
+            <w:pPr>
+              <w:widowControl w:val="0"/>
+              <w:autoSpaceDE w:val="0"/>
+              <w:autoSpaceDN w:val="0"/>
+              <w:adjustRightInd w:val="0"/>
+              <w:spacing w:before="0" w:line="240" w:lineRule="auto"/>
+              <w:rPr>
+                <w:rFonts w:ascii="BRH Malayalam Extra" w:hAnsi="BRH Malayalam Extra" w:cs="BRH Malayalam Extra"/>
+                <w:color w:val="000000"/>
+                <w:sz w:val="32"/>
+                <w:szCs w:val="40"/>
+                <w:lang w:val="it-IT"/>
+              </w:rPr>
+            </w:pPr>
+            <w:r>
+              <w:rPr>
+                <w:rFonts w:ascii="BRH Malayalam Extra" w:hAnsi="BRH Malayalam Extra" w:cs="BRH Malayalam Extra"/>
+                <w:color w:val="000000"/>
+                <w:sz w:val="32"/>
+                <w:szCs w:val="40"/>
+                <w:lang w:val="it-IT"/>
+              </w:rPr>
+              <w:t>Ò</w:t>
+            </w:r>
+            <w:r>
+              <w:rPr>
+                <w:rFonts w:ascii="BRH Malayalam Extra" w:hAnsi="BRH Malayalam Extra" w:cs="BRH Malayalam Extra"/>
+                <w:color w:val="000000"/>
+                <w:sz w:val="28"/>
+                <w:szCs w:val="40"/>
+                <w:lang w:val="it-IT"/>
+              </w:rPr>
+              <w:t>–</w:t>
+            </w:r>
+            <w:r>
+              <w:rPr>
+                <w:rFonts w:ascii="BRH Malayalam Extra" w:hAnsi="BRH Malayalam Extra" w:cs="BRH Malayalam Extra"/>
+                <w:color w:val="000000"/>
+                <w:sz w:val="32"/>
+                <w:szCs w:val="40"/>
+                <w:lang w:val="it-IT"/>
+              </w:rPr>
+              <w:t>ö</w:t>
+            </w:r>
+            <w:r>
+              <w:rPr>
+                <w:rFonts w:ascii="BRH Malayalam Extra" w:hAnsi="BRH Malayalam Extra" w:cs="BRH Malayalam Extra"/>
+                <w:color w:val="000000"/>
+                <w:sz w:val="32"/>
+                <w:szCs w:val="40"/>
+                <w:highlight w:val="green"/>
+                <w:lang w:val="it-IT"/>
+              </w:rPr>
+              <w:t>ÉxöMx</w:t>
+            </w:r>
+            <w:r>
+              <w:rPr>
+                <w:rFonts w:ascii="BRH Malayalam Extra" w:hAnsi="BRH Malayalam Extra" w:cs="BRH Malayalam Extra"/>
+                <w:color w:val="000000"/>
+                <w:sz w:val="32"/>
+                <w:szCs w:val="40"/>
+                <w:highlight w:val="yellow"/>
+                <w:lang w:val="it-IT"/>
+              </w:rPr>
+              <w:t>˜</w:t>
+            </w:r>
+            <w:r>
+              <w:rPr>
+                <w:rFonts w:ascii="BRH Malayalam Extra" w:hAnsi="BRH Malayalam Extra" w:cs="BRH Malayalam Extra"/>
+                <w:color w:val="000000"/>
+                <w:sz w:val="32"/>
+                <w:szCs w:val="40"/>
+                <w:lang w:val="it-IT"/>
+              </w:rPr>
+              <w:t xml:space="preserve"> Ò</w:t>
+            </w:r>
+            <w:r>
+              <w:rPr>
+                <w:rFonts w:ascii="BRH Malayalam Extra" w:hAnsi="BRH Malayalam Extra" w:cs="BRH Malayalam Extra"/>
+                <w:color w:val="000000"/>
+                <w:sz w:val="28"/>
+                <w:szCs w:val="40"/>
+                <w:lang w:val="it-IT"/>
+              </w:rPr>
+              <w:t>–</w:t>
+            </w:r>
+            <w:r>
+              <w:rPr>
+                <w:rFonts w:ascii="BRH Malayalam Extra" w:hAnsi="BRH Malayalam Extra" w:cs="BRH Malayalam Extra"/>
+                <w:color w:val="000000"/>
+                <w:sz w:val="32"/>
+                <w:szCs w:val="40"/>
+                <w:lang w:val="it-IT"/>
+              </w:rPr>
+              <w:t>ö</w:t>
+            </w:r>
+            <w:r>
+              <w:rPr>
+                <w:rFonts w:ascii="BRH Malayalam Extra" w:hAnsi="BRH Malayalam Extra" w:cs="BRH Malayalam Extra"/>
+                <w:color w:val="000000"/>
+                <w:sz w:val="32"/>
+                <w:szCs w:val="40"/>
+                <w:highlight w:val="green"/>
+                <w:lang w:val="it-IT"/>
+              </w:rPr>
+              <w:t>ÉxöMx</w:t>
+            </w:r>
+            <w:r>
+              <w:rPr>
+                <w:rFonts w:ascii="BRH Malayalam Extra" w:hAnsi="BRH Malayalam Extra" w:cs="BRH Malayalam Extra"/>
+                <w:color w:val="000000"/>
+                <w:sz w:val="32"/>
+                <w:szCs w:val="40"/>
+                <w:highlight w:val="yellow"/>
+                <w:lang w:val="it-IT"/>
+              </w:rPr>
+              <w:t>˜</w:t>
+            </w:r>
+            <w:r>
+              <w:rPr>
+                <w:rFonts w:ascii="BRH Malayalam Extra" w:hAnsi="BRH Malayalam Extra" w:cs="BRH Malayalam Extra"/>
+                <w:color w:val="000000"/>
+                <w:sz w:val="32"/>
+                <w:szCs w:val="40"/>
+                <w:lang w:val="it-IT"/>
+              </w:rPr>
+              <w:t>J q¡</w:t>
+            </w:r>
+            <w:r>
+              <w:rPr>
+                <w:rFonts w:ascii="BRH Malayalam Extra" w:hAnsi="BRH Malayalam Extra" w:cs="BRH Malayalam Extra"/>
+                <w:color w:val="000000"/>
+                <w:sz w:val="28"/>
+                <w:szCs w:val="40"/>
+                <w:lang w:val="it-IT"/>
+              </w:rPr>
+              <w:t>–</w:t>
+            </w:r>
+            <w:r>
+              <w:rPr>
+                <w:rFonts w:ascii="BRH Malayalam Extra" w:hAnsi="BRH Malayalam Extra" w:cs="BRH Malayalam Extra"/>
+                <w:color w:val="000000"/>
+                <w:sz w:val="32"/>
+                <w:szCs w:val="40"/>
+                <w:lang w:val="it-IT"/>
+              </w:rPr>
+              <w:t xml:space="preserve">k¡¥cx— kxsb§ </w:t>
+            </w:r>
+          </w:p>
+          <w:p>
+            <w:pPr>
+              <w:widowControl w:val="0"/>
+              <w:autoSpaceDE w:val="0"/>
+              <w:autoSpaceDN w:val="0"/>
+              <w:adjustRightInd w:val="0"/>
+              <w:spacing w:before="0" w:line="240" w:lineRule="auto"/>
+              <w:rPr>
+                <w:rFonts w:ascii="BRH Malayalam Extra" w:hAnsi="BRH Malayalam Extra" w:cs="BRH Malayalam Extra"/>
+                <w:color w:val="000000"/>
+                <w:sz w:val="32"/>
+                <w:szCs w:val="40"/>
+                <w:lang w:val="it-IT"/>
+              </w:rPr>
+            </w:pPr>
+            <w:r>
+              <w:rPr>
+                <w:rFonts w:ascii="BRH Malayalam Extra" w:hAnsi="BRH Malayalam Extra" w:cs="BRH Malayalam Extra"/>
+                <w:color w:val="000000"/>
+                <w:sz w:val="32"/>
+                <w:szCs w:val="40"/>
+                <w:lang w:val="it-IT"/>
+              </w:rPr>
+              <w:t>kxsPâ¡</w:t>
+            </w:r>
+            <w:r>
+              <w:rPr>
+                <w:rFonts w:ascii="BRH Malayalam Extra" w:hAnsi="BRH Malayalam Extra" w:cs="BRH Malayalam Extra"/>
+                <w:color w:val="000000"/>
+                <w:sz w:val="28"/>
+                <w:szCs w:val="40"/>
+                <w:lang w:val="it-IT"/>
+              </w:rPr>
+              <w:t>–</w:t>
+            </w:r>
+            <w:r>
+              <w:rPr>
+                <w:rFonts w:ascii="BRH Malayalam Extra" w:hAnsi="BRH Malayalam Extra" w:cs="BRH Malayalam Extra"/>
+                <w:color w:val="000000"/>
+                <w:sz w:val="32"/>
+                <w:szCs w:val="40"/>
+                <w:lang w:val="it-IT"/>
+              </w:rPr>
+              <w:t>k¡c— Ò</w:t>
+            </w:r>
+            <w:r>
+              <w:rPr>
+                <w:rFonts w:ascii="BRH Malayalam Extra" w:hAnsi="BRH Malayalam Extra" w:cs="BRH Malayalam Extra"/>
+                <w:color w:val="000000"/>
+                <w:sz w:val="28"/>
+                <w:szCs w:val="40"/>
+                <w:lang w:val="it-IT"/>
+              </w:rPr>
+              <w:t>–</w:t>
+            </w:r>
+            <w:r>
+              <w:rPr>
+                <w:rFonts w:ascii="BRH Malayalam Extra" w:hAnsi="BRH Malayalam Extra" w:cs="BRH Malayalam Extra"/>
+                <w:color w:val="000000"/>
+                <w:sz w:val="32"/>
+                <w:szCs w:val="40"/>
+                <w:lang w:val="it-IT"/>
+              </w:rPr>
+              <w:t>ö</w:t>
+            </w:r>
+            <w:r>
+              <w:rPr>
+                <w:rFonts w:ascii="BRH Malayalam Extra" w:hAnsi="BRH Malayalam Extra" w:cs="BRH Malayalam Extra"/>
+                <w:color w:val="000000"/>
+                <w:sz w:val="32"/>
+                <w:szCs w:val="40"/>
+                <w:highlight w:val="green"/>
+                <w:lang w:val="it-IT"/>
+              </w:rPr>
+              <w:t>ÉxöMx˜J</w:t>
+            </w:r>
+            <w:r>
+              <w:rPr>
+                <w:rFonts w:ascii="BRH Malayalam Extra" w:hAnsi="BRH Malayalam Extra" w:cs="BRH Malayalam Extra"/>
+                <w:color w:val="000000"/>
+                <w:sz w:val="32"/>
+                <w:szCs w:val="40"/>
+                <w:lang w:val="it-IT"/>
+              </w:rPr>
+              <w:t xml:space="preserve"> | </w:t>
+            </w:r>
+          </w:p>
+          <w:p>
+            <w:pPr>
+              <w:widowControl w:val="0"/>
+              <w:autoSpaceDE w:val="0"/>
+              <w:autoSpaceDN w:val="0"/>
+              <w:adjustRightInd w:val="0"/>
+              <w:spacing w:before="0" w:line="240" w:lineRule="auto"/>
+              <w:rPr>
+                <w:rFonts w:ascii="BRH Malayalam Extra" w:hAnsi="BRH Malayalam Extra" w:cs="BRH Malayalam Extra"/>
+                <w:color w:val="000000"/>
+                <w:sz w:val="32"/>
+                <w:szCs w:val="40"/>
+                <w:lang w:val="it-IT"/>
+              </w:rPr>
+            </w:pPr>
+            <w:r>
+              <w:rPr>
+                <w:rFonts w:cs="BRH Malayalam Extra"/>
+                <w:color w:val="000000"/>
+                <w:szCs w:val="40"/>
+                <w:lang w:val="it-IT"/>
+              </w:rPr>
+              <w:t>36</w:t>
+            </w:r>
+            <w:r>
+              <w:rPr>
+                <w:rFonts w:ascii="BRH Malayalam Extra" w:hAnsi="BRH Malayalam Extra" w:cs="BRH Malayalam Extra"/>
+                <w:color w:val="000000"/>
+                <w:sz w:val="32"/>
+                <w:szCs w:val="40"/>
+                <w:lang w:val="it-IT"/>
+              </w:rPr>
+              <w:t>)</w:t>
+            </w:r>
+            <w:r>
+              <w:rPr>
+                <w:rFonts w:ascii="BRH Malayalam Extra" w:hAnsi="BRH Malayalam Extra" w:cs="BRH Malayalam Extra"/>
+                <w:color w:val="000000"/>
+                <w:sz w:val="32"/>
+                <w:szCs w:val="40"/>
+                <w:lang w:val="it-IT"/>
+              </w:rPr>
+              <w:tab/>
+            </w:r>
+            <w:r>
+              <w:rPr>
+                <w:rFonts w:cs="BRH Malayalam Extra"/>
+                <w:color w:val="000000"/>
+                <w:szCs w:val="40"/>
+                <w:lang w:val="it-IT"/>
+              </w:rPr>
+              <w:t>1</w:t>
+            </w:r>
+            <w:r>
+              <w:rPr>
+                <w:rFonts w:ascii="BRH Malayalam Extra" w:hAnsi="BRH Malayalam Extra" w:cs="BRH Malayalam Extra"/>
+                <w:color w:val="000000"/>
+                <w:sz w:val="32"/>
+                <w:szCs w:val="40"/>
+                <w:lang w:val="it-IT"/>
+              </w:rPr>
+              <w:t>.</w:t>
+            </w:r>
+            <w:r>
+              <w:rPr>
+                <w:rFonts w:cs="BRH Malayalam Extra"/>
+                <w:color w:val="000000"/>
+                <w:szCs w:val="40"/>
+                <w:lang w:val="it-IT"/>
+              </w:rPr>
+              <w:t>1</w:t>
+            </w:r>
+            <w:r>
+              <w:rPr>
+                <w:rFonts w:ascii="BRH Malayalam Extra" w:hAnsi="BRH Malayalam Extra" w:cs="BRH Malayalam Extra"/>
+                <w:color w:val="000000"/>
+                <w:sz w:val="32"/>
+                <w:szCs w:val="40"/>
+                <w:lang w:val="it-IT"/>
+              </w:rPr>
+              <w:t>.</w:t>
+            </w:r>
+            <w:r>
+              <w:rPr>
+                <w:rFonts w:cs="BRH Malayalam Extra"/>
+                <w:color w:val="000000"/>
+                <w:szCs w:val="40"/>
+                <w:lang w:val="it-IT"/>
+              </w:rPr>
+              <w:t>14</w:t>
+            </w:r>
+            <w:r>
+              <w:rPr>
+                <w:rFonts w:ascii="BRH Malayalam Extra" w:hAnsi="BRH Malayalam Extra" w:cs="BRH Malayalam Extra"/>
+                <w:color w:val="000000"/>
+                <w:sz w:val="32"/>
+                <w:szCs w:val="40"/>
+                <w:lang w:val="it-IT"/>
+              </w:rPr>
+              <w:t>.</w:t>
+            </w:r>
+            <w:r>
+              <w:rPr>
+                <w:rFonts w:cs="BRH Malayalam Extra"/>
+                <w:color w:val="000000"/>
+                <w:szCs w:val="40"/>
+                <w:lang w:val="it-IT"/>
+              </w:rPr>
+              <w:t>2</w:t>
+            </w:r>
+            <w:r>
+              <w:rPr>
+                <w:rFonts w:ascii="BRH Malayalam Extra" w:hAnsi="BRH Malayalam Extra" w:cs="BRH Malayalam Extra"/>
+                <w:color w:val="000000"/>
+                <w:sz w:val="32"/>
+                <w:szCs w:val="40"/>
+                <w:lang w:val="it-IT"/>
+              </w:rPr>
+              <w:t>(</w:t>
+            </w:r>
+            <w:r>
+              <w:rPr>
+                <w:rFonts w:cs="BRH Malayalam Extra"/>
+                <w:color w:val="000000"/>
+                <w:szCs w:val="40"/>
+                <w:lang w:val="it-IT"/>
+              </w:rPr>
+              <w:t>33</w:t>
+            </w:r>
+            <w:r>
+              <w:rPr>
+                <w:rFonts w:ascii="BRH Malayalam Extra" w:hAnsi="BRH Malayalam Extra" w:cs="BRH Malayalam Extra"/>
+                <w:color w:val="000000"/>
+                <w:sz w:val="32"/>
+                <w:szCs w:val="40"/>
+                <w:lang w:val="it-IT"/>
+              </w:rPr>
+              <w:t>)- q¡</w:t>
+            </w:r>
+            <w:r>
+              <w:rPr>
+                <w:rFonts w:ascii="BRH Malayalam Extra" w:hAnsi="BRH Malayalam Extra" w:cs="BRH Malayalam Extra"/>
+                <w:color w:val="000000"/>
+                <w:sz w:val="28"/>
+                <w:szCs w:val="40"/>
+                <w:lang w:val="it-IT"/>
+              </w:rPr>
+              <w:t>–</w:t>
+            </w:r>
+            <w:r>
+              <w:rPr>
+                <w:rFonts w:ascii="BRH Malayalam Extra" w:hAnsi="BRH Malayalam Extra" w:cs="BRH Malayalam Extra"/>
+                <w:color w:val="000000"/>
+                <w:sz w:val="32"/>
+                <w:szCs w:val="40"/>
+                <w:lang w:val="it-IT"/>
+              </w:rPr>
+              <w:t>k¡c—J | P</w:t>
+            </w:r>
+            <w:r>
+              <w:rPr>
+                <w:rFonts w:ascii="BRH Malayalam Extra" w:hAnsi="BRH Malayalam Extra" w:cs="BRH Malayalam Extra"/>
+                <w:color w:val="000000"/>
+                <w:sz w:val="28"/>
+                <w:szCs w:val="40"/>
+                <w:highlight w:val="yellow"/>
+                <w:lang w:val="it-IT"/>
+              </w:rPr>
+              <w:t>–</w:t>
+            </w:r>
+            <w:r>
+              <w:rPr>
+                <w:rFonts w:ascii="BRH Malayalam Extra" w:hAnsi="BRH Malayalam Extra" w:cs="BRH Malayalam Extra"/>
+                <w:color w:val="000000"/>
+                <w:sz w:val="32"/>
+                <w:szCs w:val="40"/>
+                <w:highlight w:val="green"/>
+                <w:lang w:val="it-IT"/>
+              </w:rPr>
+              <w:t>öÉxöMx˜J</w:t>
+            </w:r>
+            <w:r>
+              <w:rPr>
+                <w:rFonts w:ascii="BRH Malayalam Extra" w:hAnsi="BRH Malayalam Extra" w:cs="BRH Malayalam Extra"/>
+                <w:color w:val="000000"/>
+                <w:sz w:val="32"/>
+                <w:szCs w:val="40"/>
+                <w:lang w:val="it-IT"/>
+              </w:rPr>
+              <w:t xml:space="preserve"> | </w:t>
+            </w:r>
+          </w:p>
+          <w:p>
+            <w:pPr>
+              <w:widowControl w:val="0"/>
+              <w:autoSpaceDE w:val="0"/>
+              <w:autoSpaceDN w:val="0"/>
+              <w:adjustRightInd w:val="0"/>
+              <w:spacing w:before="0" w:line="240" w:lineRule="auto"/>
+              <w:rPr>
+                <w:rFonts w:ascii="BRH Malayalam Extra" w:hAnsi="BRH Malayalam Extra" w:cs="BRH Malayalam Extra"/>
+                <w:color w:val="000000"/>
+                <w:sz w:val="32"/>
+                <w:szCs w:val="40"/>
+                <w:lang w:val="it-IT"/>
+              </w:rPr>
+            </w:pPr>
+            <w:r>
+              <w:rPr>
+                <w:rFonts w:ascii="BRH Malayalam Extra" w:hAnsi="BRH Malayalam Extra" w:cs="BRH Malayalam Extra"/>
+                <w:color w:val="000000"/>
+                <w:sz w:val="32"/>
+                <w:szCs w:val="40"/>
+                <w:lang w:val="it-IT"/>
+              </w:rPr>
+              <w:t>cyj—ÊyjI |</w:t>
+            </w:r>
+          </w:p>
+          <w:p>
+            <w:pPr>
+              <w:widowControl w:val="0"/>
+              <w:autoSpaceDE w:val="0"/>
+              <w:autoSpaceDN w:val="0"/>
+              <w:adjustRightInd w:val="0"/>
+              <w:spacing w:before="0" w:line="240" w:lineRule="auto"/>
+              <w:rPr>
+                <w:rFonts w:ascii="BRH Malayalam Extra" w:hAnsi="BRH Malayalam Extra" w:cs="BRH Malayalam Extra"/>
+                <w:color w:val="000000"/>
+                <w:sz w:val="32"/>
+                <w:szCs w:val="40"/>
+                <w:lang w:val="it-IT"/>
+              </w:rPr>
+            </w:pPr>
+            <w:r>
+              <w:rPr>
+                <w:rFonts w:ascii="BRH Malayalam Extra" w:hAnsi="BRH Malayalam Extra" w:cs="BRH Malayalam Extra"/>
+                <w:color w:val="000000"/>
+                <w:sz w:val="32"/>
+                <w:szCs w:val="40"/>
+                <w:lang w:val="it-IT"/>
+              </w:rPr>
+              <w:t>q¡</w:t>
+            </w:r>
+            <w:r>
+              <w:rPr>
+                <w:rFonts w:ascii="BRH Malayalam Extra" w:hAnsi="BRH Malayalam Extra" w:cs="BRH Malayalam Extra"/>
+                <w:color w:val="000000"/>
+                <w:sz w:val="28"/>
+                <w:szCs w:val="40"/>
+                <w:lang w:val="it-IT"/>
+              </w:rPr>
+              <w:t>–</w:t>
+            </w:r>
+            <w:r>
+              <w:rPr>
+                <w:rFonts w:ascii="BRH Malayalam Extra" w:hAnsi="BRH Malayalam Extra" w:cs="BRH Malayalam Extra"/>
+                <w:color w:val="000000"/>
+                <w:sz w:val="32"/>
+                <w:szCs w:val="40"/>
+                <w:lang w:val="it-IT"/>
+              </w:rPr>
+              <w:t>k¡c— Ò</w:t>
+            </w:r>
+            <w:r>
+              <w:rPr>
+                <w:rFonts w:ascii="BRH Malayalam Extra" w:hAnsi="BRH Malayalam Extra" w:cs="BRH Malayalam Extra"/>
+                <w:color w:val="000000"/>
+                <w:sz w:val="28"/>
+                <w:szCs w:val="40"/>
+                <w:lang w:val="it-IT"/>
+              </w:rPr>
+              <w:t>–</w:t>
+            </w:r>
+            <w:r>
+              <w:rPr>
+                <w:rFonts w:ascii="BRH Malayalam Extra" w:hAnsi="BRH Malayalam Extra" w:cs="BRH Malayalam Extra"/>
+                <w:color w:val="000000"/>
+                <w:sz w:val="32"/>
+                <w:szCs w:val="40"/>
+                <w:lang w:val="it-IT"/>
+              </w:rPr>
+              <w:t>ö</w:t>
+            </w:r>
+            <w:r>
+              <w:rPr>
+                <w:rFonts w:ascii="BRH Malayalam Extra" w:hAnsi="BRH Malayalam Extra" w:cs="BRH Malayalam Extra"/>
+                <w:color w:val="000000"/>
+                <w:sz w:val="32"/>
+                <w:szCs w:val="40"/>
+                <w:highlight w:val="green"/>
+                <w:lang w:val="it-IT"/>
+              </w:rPr>
+              <w:t>ÉxöMx</w:t>
+            </w:r>
+            <w:r>
+              <w:rPr>
+                <w:rFonts w:ascii="BRH Malayalam Extra" w:hAnsi="BRH Malayalam Extra" w:cs="BRH Malayalam Extra"/>
+                <w:color w:val="000000"/>
+                <w:sz w:val="32"/>
+                <w:szCs w:val="40"/>
+                <w:highlight w:val="yellow"/>
+                <w:lang w:val="it-IT"/>
+              </w:rPr>
+              <w:t>˜</w:t>
+            </w:r>
+            <w:r>
+              <w:rPr>
+                <w:rFonts w:ascii="BRH Malayalam Extra" w:hAnsi="BRH Malayalam Extra" w:cs="BRH Malayalam Extra"/>
+                <w:color w:val="000000"/>
+                <w:sz w:val="32"/>
+                <w:szCs w:val="40"/>
+                <w:lang w:val="it-IT"/>
+              </w:rPr>
+              <w:t xml:space="preserve"> Ò</w:t>
+            </w:r>
+            <w:r>
+              <w:rPr>
+                <w:rFonts w:ascii="BRH Malayalam Extra" w:hAnsi="BRH Malayalam Extra" w:cs="BRH Malayalam Extra"/>
+                <w:color w:val="000000"/>
+                <w:sz w:val="28"/>
+                <w:szCs w:val="40"/>
+                <w:lang w:val="it-IT"/>
+              </w:rPr>
+              <w:t>–</w:t>
+            </w:r>
+            <w:r>
+              <w:rPr>
+                <w:rFonts w:ascii="BRH Malayalam Extra" w:hAnsi="BRH Malayalam Extra" w:cs="BRH Malayalam Extra"/>
+                <w:color w:val="000000"/>
+                <w:sz w:val="32"/>
+                <w:szCs w:val="40"/>
+                <w:lang w:val="it-IT"/>
+              </w:rPr>
+              <w:t>ö</w:t>
+            </w:r>
+            <w:r>
+              <w:rPr>
+                <w:rFonts w:ascii="BRH Malayalam Extra" w:hAnsi="BRH Malayalam Extra" w:cs="BRH Malayalam Extra"/>
+                <w:color w:val="000000"/>
+                <w:sz w:val="32"/>
+                <w:szCs w:val="40"/>
+                <w:highlight w:val="green"/>
+                <w:lang w:val="it-IT"/>
+              </w:rPr>
+              <w:t>ÉxöMx˜J</w:t>
+            </w:r>
+            <w:r>
+              <w:rPr>
+                <w:rFonts w:ascii="BRH Malayalam Extra" w:hAnsi="BRH Malayalam Extra" w:cs="BRH Malayalam Extra"/>
+                <w:color w:val="000000"/>
+                <w:sz w:val="32"/>
+                <w:szCs w:val="40"/>
+                <w:lang w:val="it-IT"/>
+              </w:rPr>
+              <w:t xml:space="preserve"> q¡</w:t>
+            </w:r>
+            <w:r>
+              <w:rPr>
+                <w:rFonts w:ascii="BRH Malayalam Extra" w:hAnsi="BRH Malayalam Extra" w:cs="BRH Malayalam Extra"/>
+                <w:color w:val="000000"/>
+                <w:sz w:val="28"/>
+                <w:szCs w:val="40"/>
+                <w:lang w:val="it-IT"/>
+              </w:rPr>
+              <w:t>–</w:t>
+            </w:r>
+            <w:r>
+              <w:rPr>
+                <w:rFonts w:ascii="BRH Malayalam Extra" w:hAnsi="BRH Malayalam Extra" w:cs="BRH Malayalam Extra"/>
+                <w:color w:val="000000"/>
+                <w:sz w:val="32"/>
+                <w:szCs w:val="40"/>
+                <w:lang w:val="it-IT"/>
+              </w:rPr>
+              <w:t xml:space="preserve">k¡c—J </w:t>
+            </w:r>
+          </w:p>
+          <w:p>
+            <w:pPr>
+              <w:widowControl w:val="0"/>
+              <w:autoSpaceDE w:val="0"/>
+              <w:autoSpaceDN w:val="0"/>
+              <w:adjustRightInd w:val="0"/>
+              <w:spacing w:before="0" w:line="240" w:lineRule="auto"/>
+              <w:rPr>
+                <w:rFonts w:ascii="BRH Malayalam Extra" w:hAnsi="BRH Malayalam Extra" w:cs="BRH Malayalam Extra"/>
+                <w:color w:val="000000"/>
+                <w:sz w:val="32"/>
+                <w:szCs w:val="40"/>
+                <w:lang w:val="it-IT"/>
+              </w:rPr>
+            </w:pPr>
+            <w:r>
+              <w:rPr>
+                <w:rFonts w:ascii="BRH Malayalam Extra" w:hAnsi="BRH Malayalam Extra" w:cs="BRH Malayalam Extra"/>
+                <w:color w:val="000000"/>
+                <w:sz w:val="32"/>
+                <w:szCs w:val="40"/>
+                <w:lang w:val="it-IT"/>
+              </w:rPr>
+              <w:t>q¡</w:t>
+            </w:r>
+            <w:r>
+              <w:rPr>
+                <w:rFonts w:ascii="BRH Malayalam Extra" w:hAnsi="BRH Malayalam Extra" w:cs="BRH Malayalam Extra"/>
+                <w:color w:val="000000"/>
+                <w:sz w:val="28"/>
+                <w:szCs w:val="40"/>
+                <w:lang w:val="it-IT"/>
+              </w:rPr>
+              <w:t>–</w:t>
+            </w:r>
+            <w:r>
+              <w:rPr>
+                <w:rFonts w:ascii="BRH Malayalam Extra" w:hAnsi="BRH Malayalam Extra" w:cs="BRH Malayalam Extra"/>
+                <w:color w:val="000000"/>
+                <w:sz w:val="32"/>
+                <w:szCs w:val="40"/>
+                <w:lang w:val="it-IT"/>
+              </w:rPr>
+              <w:t>k¡c— Ò</w:t>
+            </w:r>
+            <w:r>
+              <w:rPr>
+                <w:rFonts w:ascii="BRH Malayalam Extra" w:hAnsi="BRH Malayalam Extra" w:cs="BRH Malayalam Extra"/>
+                <w:color w:val="000000"/>
+                <w:sz w:val="28"/>
+                <w:szCs w:val="40"/>
+                <w:lang w:val="it-IT"/>
+              </w:rPr>
+              <w:t>–</w:t>
+            </w:r>
+            <w:r>
+              <w:rPr>
+                <w:rFonts w:ascii="BRH Malayalam Extra" w:hAnsi="BRH Malayalam Extra" w:cs="BRH Malayalam Extra"/>
+                <w:color w:val="000000"/>
+                <w:sz w:val="32"/>
+                <w:szCs w:val="40"/>
+                <w:lang w:val="it-IT"/>
+              </w:rPr>
+              <w:t>ö</w:t>
+            </w:r>
+            <w:r>
+              <w:rPr>
+                <w:rFonts w:ascii="BRH Malayalam Extra" w:hAnsi="BRH Malayalam Extra" w:cs="BRH Malayalam Extra"/>
+                <w:color w:val="000000"/>
+                <w:sz w:val="32"/>
+                <w:szCs w:val="40"/>
+                <w:highlight w:val="green"/>
+                <w:lang w:val="it-IT"/>
+              </w:rPr>
+              <w:t>Éxö</w:t>
+            </w:r>
+            <w:r>
+              <w:rPr>
+                <w:rFonts w:ascii="BRH Malayalam Extra" w:hAnsi="BRH Malayalam Extra" w:cs="BRH Malayalam Extra"/>
+                <w:color w:val="000000"/>
+                <w:sz w:val="32"/>
+                <w:szCs w:val="40"/>
+                <w:lang w:val="it-IT"/>
+              </w:rPr>
+              <w:t>Mx</w:t>
+            </w:r>
+            <w:r>
+              <w:rPr>
+                <w:rFonts w:ascii="BRH Malayalam Extra" w:hAnsi="BRH Malayalam Extra" w:cs="BRH Malayalam Extra"/>
+                <w:color w:val="000000"/>
+                <w:sz w:val="28"/>
+                <w:szCs w:val="40"/>
+                <w:lang w:val="it-IT"/>
+              </w:rPr>
+              <w:t>–</w:t>
+            </w:r>
+            <w:r>
+              <w:rPr>
+                <w:rFonts w:ascii="BRH Malayalam Extra" w:hAnsi="BRH Malayalam Extra" w:cs="BRH Malayalam Extra"/>
+                <w:color w:val="000000"/>
+                <w:sz w:val="32"/>
+                <w:szCs w:val="40"/>
+                <w:lang w:val="it-IT"/>
+              </w:rPr>
+              <w:t xml:space="preserve"> cyj—Êyj</w:t>
+            </w:r>
+            <w:r>
+              <w:rPr>
+                <w:rFonts w:ascii="BRH Malayalam Extra" w:hAnsi="BRH Malayalam Extra" w:cs="BRH Malayalam Extra"/>
+                <w:color w:val="000000"/>
+                <w:sz w:val="28"/>
+                <w:szCs w:val="40"/>
+                <w:lang w:val="it-IT"/>
+              </w:rPr>
+              <w:t>–</w:t>
+            </w:r>
+            <w:r>
+              <w:rPr>
+                <w:rFonts w:ascii="BRH Malayalam Extra" w:hAnsi="BRH Malayalam Extra" w:cs="BRH Malayalam Extra"/>
+                <w:color w:val="000000"/>
+                <w:sz w:val="32"/>
+                <w:szCs w:val="40"/>
+                <w:lang w:val="it-IT"/>
+              </w:rPr>
+              <w:t xml:space="preserve">I cyj—ÊyjI </w:t>
+            </w:r>
+          </w:p>
+          <w:p>
+            <w:pPr>
+              <w:widowControl w:val="0"/>
+              <w:autoSpaceDE w:val="0"/>
+              <w:autoSpaceDN w:val="0"/>
+              <w:adjustRightInd w:val="0"/>
+              <w:spacing w:before="0" w:line="240" w:lineRule="auto"/>
+              <w:rPr>
+                <w:rFonts w:ascii="BRH Malayalam Extra" w:hAnsi="BRH Malayalam Extra" w:cs="BRH Malayalam Extra"/>
+                <w:color w:val="000000"/>
+                <w:sz w:val="32"/>
+                <w:szCs w:val="40"/>
+                <w:lang w:val="it-IT"/>
+              </w:rPr>
+            </w:pPr>
+            <w:r>
+              <w:rPr>
+                <w:rFonts w:ascii="BRH Malayalam Extra" w:hAnsi="BRH Malayalam Extra" w:cs="BRH Malayalam Extra"/>
+                <w:color w:val="000000"/>
+                <w:sz w:val="32"/>
+                <w:szCs w:val="40"/>
+                <w:lang w:val="it-IT"/>
+              </w:rPr>
+              <w:t>P</w:t>
+            </w:r>
+            <w:r>
+              <w:rPr>
+                <w:rFonts w:ascii="BRH Malayalam Extra" w:hAnsi="BRH Malayalam Extra" w:cs="BRH Malayalam Extra"/>
+                <w:color w:val="000000"/>
+                <w:sz w:val="28"/>
+                <w:szCs w:val="40"/>
+                <w:lang w:val="it-IT"/>
+              </w:rPr>
+              <w:t>–</w:t>
+            </w:r>
+            <w:r>
+              <w:rPr>
+                <w:rFonts w:ascii="BRH Malayalam Extra" w:hAnsi="BRH Malayalam Extra" w:cs="BRH Malayalam Extra"/>
+                <w:color w:val="000000"/>
+                <w:sz w:val="32"/>
+                <w:szCs w:val="40"/>
+                <w:lang w:val="it-IT"/>
+              </w:rPr>
+              <w:t>ö</w:t>
+            </w:r>
+            <w:r>
+              <w:rPr>
+                <w:rFonts w:ascii="BRH Malayalam Extra" w:hAnsi="BRH Malayalam Extra" w:cs="BRH Malayalam Extra"/>
+                <w:color w:val="000000"/>
+                <w:sz w:val="32"/>
+                <w:szCs w:val="40"/>
+                <w:highlight w:val="green"/>
+                <w:lang w:val="it-IT"/>
+              </w:rPr>
+              <w:t>ÉxöMx˜</w:t>
+            </w:r>
+            <w:r>
+              <w:rPr>
+                <w:rFonts w:ascii="BRH Malayalam Extra" w:hAnsi="BRH Malayalam Extra" w:cs="BRH Malayalam Extra"/>
+                <w:color w:val="000000"/>
+                <w:sz w:val="32"/>
+                <w:szCs w:val="40"/>
+                <w:lang w:val="it-IT"/>
+              </w:rPr>
+              <w:t>J q¡</w:t>
+            </w:r>
+            <w:r>
+              <w:rPr>
+                <w:rFonts w:ascii="BRH Malayalam Extra" w:hAnsi="BRH Malayalam Extra" w:cs="BRH Malayalam Extra"/>
+                <w:color w:val="000000"/>
+                <w:sz w:val="28"/>
+                <w:szCs w:val="40"/>
+                <w:lang w:val="it-IT"/>
+              </w:rPr>
+              <w:t>–</w:t>
+            </w:r>
+            <w:r>
+              <w:rPr>
+                <w:rFonts w:ascii="BRH Malayalam Extra" w:hAnsi="BRH Malayalam Extra" w:cs="BRH Malayalam Extra"/>
+                <w:color w:val="000000"/>
+                <w:sz w:val="32"/>
+                <w:szCs w:val="40"/>
+                <w:lang w:val="it-IT"/>
+              </w:rPr>
+              <w:t>k¡c—J q¡</w:t>
+            </w:r>
+            <w:r>
+              <w:rPr>
+                <w:rFonts w:ascii="BRH Malayalam Extra" w:hAnsi="BRH Malayalam Extra" w:cs="BRH Malayalam Extra"/>
+                <w:color w:val="000000"/>
+                <w:sz w:val="28"/>
+                <w:szCs w:val="40"/>
+                <w:lang w:val="it-IT"/>
+              </w:rPr>
+              <w:t>–</w:t>
+            </w:r>
+            <w:r>
+              <w:rPr>
+                <w:rFonts w:ascii="BRH Malayalam Extra" w:hAnsi="BRH Malayalam Extra" w:cs="BRH Malayalam Extra"/>
+                <w:color w:val="000000"/>
+                <w:sz w:val="32"/>
+                <w:szCs w:val="40"/>
+                <w:lang w:val="it-IT"/>
+              </w:rPr>
+              <w:t>k¡c— Ò</w:t>
+            </w:r>
+            <w:r>
+              <w:rPr>
+                <w:rFonts w:ascii="BRH Malayalam Extra" w:hAnsi="BRH Malayalam Extra" w:cs="BRH Malayalam Extra"/>
+                <w:color w:val="000000"/>
+                <w:sz w:val="28"/>
+                <w:szCs w:val="40"/>
+                <w:lang w:val="it-IT"/>
+              </w:rPr>
+              <w:t>–</w:t>
+            </w:r>
+            <w:r>
+              <w:rPr>
+                <w:rFonts w:ascii="BRH Malayalam Extra" w:hAnsi="BRH Malayalam Extra" w:cs="BRH Malayalam Extra"/>
+                <w:color w:val="000000"/>
+                <w:sz w:val="32"/>
+                <w:szCs w:val="40"/>
+                <w:lang w:val="it-IT"/>
+              </w:rPr>
+              <w:t>ö</w:t>
+            </w:r>
+            <w:r>
+              <w:rPr>
+                <w:rFonts w:ascii="BRH Malayalam Extra" w:hAnsi="BRH Malayalam Extra" w:cs="BRH Malayalam Extra"/>
+                <w:color w:val="000000"/>
+                <w:sz w:val="32"/>
+                <w:szCs w:val="40"/>
+                <w:highlight w:val="green"/>
+                <w:lang w:val="it-IT"/>
+              </w:rPr>
+              <w:t>Éx</w:t>
+            </w:r>
+            <w:r>
+              <w:rPr>
+                <w:rFonts w:ascii="BRH Malayalam Extra" w:hAnsi="BRH Malayalam Extra" w:cs="BRH Malayalam Extra"/>
+                <w:color w:val="000000"/>
+                <w:sz w:val="32"/>
+                <w:szCs w:val="40"/>
+                <w:lang w:val="it-IT"/>
+              </w:rPr>
+              <w:t>öMx</w:t>
+            </w:r>
+            <w:r>
+              <w:rPr>
+                <w:rFonts w:ascii="BRH Malayalam Extra" w:hAnsi="BRH Malayalam Extra" w:cs="BRH Malayalam Extra"/>
+                <w:color w:val="000000"/>
+                <w:sz w:val="28"/>
+                <w:szCs w:val="40"/>
+                <w:lang w:val="it-IT"/>
+              </w:rPr>
+              <w:t>–</w:t>
+            </w:r>
+            <w:r>
+              <w:rPr>
+                <w:rFonts w:ascii="BRH Malayalam Extra" w:hAnsi="BRH Malayalam Extra" w:cs="BRH Malayalam Extra"/>
+                <w:color w:val="000000"/>
+                <w:sz w:val="32"/>
+                <w:szCs w:val="40"/>
+                <w:lang w:val="it-IT"/>
+              </w:rPr>
+              <w:t xml:space="preserve"> </w:t>
+            </w:r>
+          </w:p>
+          <w:p>
+            <w:pPr>
+              <w:widowControl w:val="0"/>
+              <w:autoSpaceDE w:val="0"/>
+              <w:autoSpaceDN w:val="0"/>
+              <w:adjustRightInd w:val="0"/>
+              <w:spacing w:before="0" w:line="240" w:lineRule="auto"/>
+              <w:rPr>
+                <w:rFonts w:ascii="BRH Malayalam Extra" w:hAnsi="BRH Malayalam Extra" w:cs="BRH Malayalam Extra"/>
+                <w:color w:val="000000"/>
+                <w:sz w:val="32"/>
+                <w:szCs w:val="40"/>
+                <w:lang w:val="it-IT"/>
+              </w:rPr>
+            </w:pPr>
+            <w:r>
+              <w:rPr>
+                <w:rFonts w:ascii="BRH Malayalam Extra" w:hAnsi="BRH Malayalam Extra" w:cs="BRH Malayalam Extra"/>
+                <w:color w:val="000000"/>
+                <w:sz w:val="32"/>
+                <w:szCs w:val="40"/>
+                <w:lang w:val="it-IT"/>
+              </w:rPr>
+              <w:t xml:space="preserve">cyj—ÊyjI | </w:t>
+            </w:r>
+          </w:p>
+          <w:p>
+            <w:pPr>
+              <w:widowControl w:val="0"/>
+              <w:autoSpaceDE w:val="0"/>
+              <w:autoSpaceDN w:val="0"/>
+              <w:adjustRightInd w:val="0"/>
+              <w:spacing w:before="0" w:line="240" w:lineRule="auto"/>
+              <w:rPr>
+                <w:rFonts w:ascii="BRH Malayalam Extra" w:hAnsi="BRH Malayalam Extra" w:cs="BRH Malayalam Extra"/>
+                <w:color w:val="000000"/>
+                <w:sz w:val="32"/>
+                <w:szCs w:val="40"/>
+                <w:lang w:val="it-IT"/>
+              </w:rPr>
+            </w:pPr>
+            <w:r>
+              <w:rPr>
+                <w:rFonts w:cs="BRH Malayalam Extra"/>
+                <w:color w:val="000000"/>
+                <w:szCs w:val="40"/>
+                <w:lang w:val="it-IT"/>
+              </w:rPr>
+              <w:t>37</w:t>
+            </w:r>
+            <w:r>
+              <w:rPr>
+                <w:rFonts w:ascii="BRH Malayalam Extra" w:hAnsi="BRH Malayalam Extra" w:cs="BRH Malayalam Extra"/>
+                <w:color w:val="000000"/>
+                <w:sz w:val="32"/>
+                <w:szCs w:val="40"/>
+                <w:lang w:val="it-IT"/>
+              </w:rPr>
+              <w:t>)</w:t>
+            </w:r>
+            <w:r>
+              <w:rPr>
+                <w:rFonts w:ascii="BRH Malayalam Extra" w:hAnsi="BRH Malayalam Extra" w:cs="BRH Malayalam Extra"/>
+                <w:color w:val="000000"/>
+                <w:sz w:val="32"/>
+                <w:szCs w:val="40"/>
+                <w:lang w:val="it-IT"/>
+              </w:rPr>
+              <w:tab/>
+            </w:r>
+            <w:r>
+              <w:rPr>
+                <w:rFonts w:cs="BRH Malayalam Extra"/>
+                <w:color w:val="000000"/>
+                <w:szCs w:val="40"/>
+                <w:lang w:val="it-IT"/>
+              </w:rPr>
+              <w:t>1</w:t>
+            </w:r>
+            <w:r>
+              <w:rPr>
+                <w:rFonts w:ascii="BRH Malayalam Extra" w:hAnsi="BRH Malayalam Extra" w:cs="BRH Malayalam Extra"/>
+                <w:color w:val="000000"/>
+                <w:sz w:val="32"/>
+                <w:szCs w:val="40"/>
+                <w:lang w:val="it-IT"/>
+              </w:rPr>
+              <w:t>.</w:t>
+            </w:r>
+            <w:r>
+              <w:rPr>
+                <w:rFonts w:cs="BRH Malayalam Extra"/>
+                <w:color w:val="000000"/>
+                <w:szCs w:val="40"/>
+                <w:lang w:val="it-IT"/>
+              </w:rPr>
+              <w:t>1</w:t>
+            </w:r>
+            <w:r>
+              <w:rPr>
+                <w:rFonts w:ascii="BRH Malayalam Extra" w:hAnsi="BRH Malayalam Extra" w:cs="BRH Malayalam Extra"/>
+                <w:color w:val="000000"/>
+                <w:sz w:val="32"/>
+                <w:szCs w:val="40"/>
+                <w:lang w:val="it-IT"/>
+              </w:rPr>
+              <w:t>.</w:t>
+            </w:r>
+            <w:r>
+              <w:rPr>
+                <w:rFonts w:cs="BRH Malayalam Extra"/>
+                <w:color w:val="000000"/>
+                <w:szCs w:val="40"/>
+                <w:lang w:val="it-IT"/>
+              </w:rPr>
+              <w:t>14</w:t>
+            </w:r>
+            <w:r>
+              <w:rPr>
+                <w:rFonts w:ascii="BRH Malayalam Extra" w:hAnsi="BRH Malayalam Extra" w:cs="BRH Malayalam Extra"/>
+                <w:color w:val="000000"/>
+                <w:sz w:val="32"/>
+                <w:szCs w:val="40"/>
+                <w:lang w:val="it-IT"/>
+              </w:rPr>
+              <w:t>.</w:t>
+            </w:r>
+            <w:r>
+              <w:rPr>
+                <w:rFonts w:cs="BRH Malayalam Extra"/>
+                <w:color w:val="000000"/>
+                <w:szCs w:val="40"/>
+                <w:lang w:val="it-IT"/>
+              </w:rPr>
+              <w:t>2</w:t>
+            </w:r>
+            <w:r>
+              <w:rPr>
+                <w:rFonts w:ascii="BRH Malayalam Extra" w:hAnsi="BRH Malayalam Extra" w:cs="BRH Malayalam Extra"/>
+                <w:color w:val="000000"/>
+                <w:sz w:val="32"/>
+                <w:szCs w:val="40"/>
+                <w:lang w:val="it-IT"/>
+              </w:rPr>
+              <w:t>(</w:t>
+            </w:r>
+            <w:r>
+              <w:rPr>
+                <w:rFonts w:cs="BRH Malayalam Extra"/>
+                <w:color w:val="000000"/>
+                <w:szCs w:val="40"/>
+                <w:lang w:val="it-IT"/>
+              </w:rPr>
+              <w:t>34</w:t>
+            </w:r>
+            <w:r>
+              <w:rPr>
+                <w:rFonts w:ascii="BRH Malayalam Extra" w:hAnsi="BRH Malayalam Extra" w:cs="BRH Malayalam Extra"/>
+                <w:color w:val="000000"/>
+                <w:sz w:val="32"/>
+                <w:szCs w:val="40"/>
+                <w:lang w:val="it-IT"/>
+              </w:rPr>
+              <w:t>)- P</w:t>
+            </w:r>
+            <w:r>
+              <w:rPr>
+                <w:rFonts w:ascii="BRH Malayalam Extra" w:hAnsi="BRH Malayalam Extra" w:cs="BRH Malayalam Extra"/>
+                <w:color w:val="000000"/>
+                <w:sz w:val="28"/>
+                <w:szCs w:val="40"/>
+                <w:highlight w:val="yellow"/>
+                <w:lang w:val="it-IT"/>
+              </w:rPr>
+              <w:t>–</w:t>
+            </w:r>
+            <w:r>
+              <w:rPr>
+                <w:rFonts w:ascii="BRH Malayalam Extra" w:hAnsi="BRH Malayalam Extra" w:cs="BRH Malayalam Extra"/>
+                <w:color w:val="000000"/>
+                <w:sz w:val="32"/>
+                <w:szCs w:val="40"/>
+                <w:highlight w:val="green"/>
+                <w:lang w:val="it-IT"/>
+              </w:rPr>
+              <w:t>öÉxöMx˜J</w:t>
+            </w:r>
+            <w:r>
+              <w:rPr>
+                <w:rFonts w:ascii="BRH Malayalam Extra" w:hAnsi="BRH Malayalam Extra" w:cs="BRH Malayalam Extra"/>
+                <w:color w:val="000000"/>
+                <w:sz w:val="32"/>
+                <w:szCs w:val="40"/>
+                <w:lang w:val="it-IT"/>
+              </w:rPr>
+              <w:t xml:space="preserve"> | cyj—ÊyjI | </w:t>
+            </w:r>
+          </w:p>
+          <w:p>
+            <w:pPr>
+              <w:widowControl w:val="0"/>
+              <w:autoSpaceDE w:val="0"/>
+              <w:autoSpaceDN w:val="0"/>
+              <w:adjustRightInd w:val="0"/>
+              <w:spacing w:before="0" w:line="240" w:lineRule="auto"/>
+              <w:rPr>
+                <w:rFonts w:ascii="BRH Malayalam Extra" w:hAnsi="BRH Malayalam Extra" w:cs="BRH Malayalam Extra"/>
+                <w:color w:val="000000"/>
+                <w:sz w:val="32"/>
+                <w:szCs w:val="40"/>
+                <w:lang w:val="it-IT"/>
+              </w:rPr>
+            </w:pPr>
+            <w:r>
+              <w:rPr>
+                <w:rFonts w:ascii="BRH Malayalam Extra" w:hAnsi="BRH Malayalam Extra" w:cs="BRH Malayalam Extra"/>
+                <w:color w:val="000000"/>
+                <w:sz w:val="32"/>
+                <w:szCs w:val="40"/>
+                <w:lang w:val="it-IT"/>
+              </w:rPr>
+              <w:t>sz</w:t>
+            </w:r>
+            <w:r>
+              <w:rPr>
+                <w:rFonts w:ascii="BRH Malayalam Extra" w:hAnsi="BRH Malayalam Extra" w:cs="BRH Malayalam Extra"/>
+                <w:color w:val="000000"/>
+                <w:sz w:val="28"/>
+                <w:szCs w:val="40"/>
+                <w:lang w:val="it-IT"/>
+              </w:rPr>
+              <w:t>–</w:t>
+            </w:r>
+            <w:r>
+              <w:rPr>
+                <w:rFonts w:ascii="BRH Malayalam Extra" w:hAnsi="BRH Malayalam Extra" w:cs="BRH Malayalam Extra"/>
+                <w:color w:val="000000"/>
+                <w:sz w:val="32"/>
+                <w:szCs w:val="40"/>
+                <w:lang w:val="it-IT"/>
+              </w:rPr>
+              <w:t>r</w:t>
+            </w:r>
+            <w:r>
+              <w:rPr>
+                <w:rFonts w:ascii="BRH Malayalam Extra" w:hAnsi="BRH Malayalam Extra" w:cs="BRH Malayalam Extra"/>
+                <w:color w:val="000000"/>
+                <w:sz w:val="28"/>
+                <w:szCs w:val="40"/>
+                <w:lang w:val="it-IT"/>
+              </w:rPr>
+              <w:t>–</w:t>
+            </w:r>
+            <w:r>
+              <w:rPr>
+                <w:rFonts w:ascii="BRH Malayalam Extra" w:hAnsi="BRH Malayalam Extra" w:cs="BRH Malayalam Extra"/>
+                <w:color w:val="000000"/>
+                <w:sz w:val="32"/>
+                <w:szCs w:val="40"/>
+                <w:lang w:val="it-IT"/>
+              </w:rPr>
+              <w:t>cx</w:t>
+            </w:r>
+            <w:r>
+              <w:rPr>
+                <w:rFonts w:ascii="BRH Malayalam Extra" w:hAnsi="BRH Malayalam Extra" w:cs="BRH Malayalam Extra"/>
+                <w:color w:val="000000"/>
+                <w:sz w:val="28"/>
+                <w:szCs w:val="40"/>
+                <w:lang w:val="it-IT"/>
+              </w:rPr>
+              <w:t>–</w:t>
+            </w:r>
+            <w:r>
+              <w:rPr>
+                <w:rFonts w:ascii="BRH Malayalam Extra" w:hAnsi="BRH Malayalam Extra" w:cs="BRH Malayalam Extra"/>
+                <w:color w:val="000000"/>
+                <w:sz w:val="32"/>
+                <w:szCs w:val="40"/>
+                <w:lang w:val="it-IT"/>
+              </w:rPr>
+              <w:t>Zy</w:t>
+            </w:r>
+            <w:r>
+              <w:rPr>
+                <w:rFonts w:ascii="BRH Malayalam Extra" w:hAnsi="BRH Malayalam Extra" w:cs="BRH Malayalam Extra"/>
+                <w:color w:val="000000"/>
+                <w:sz w:val="28"/>
+                <w:szCs w:val="40"/>
+                <w:lang w:val="it-IT"/>
+              </w:rPr>
+              <w:t>–</w:t>
+            </w:r>
+            <w:r>
+              <w:rPr>
+                <w:rFonts w:ascii="BRH Malayalam Extra" w:hAnsi="BRH Malayalam Extra" w:cs="BRH Malayalam Extra"/>
+                <w:color w:val="000000"/>
+                <w:sz w:val="32"/>
+                <w:szCs w:val="40"/>
+                <w:lang w:val="it-IT"/>
+              </w:rPr>
+              <w:t xml:space="preserve"> |</w:t>
+            </w:r>
+          </w:p>
+          <w:p>
+            <w:pPr>
+              <w:widowControl w:val="0"/>
+              <w:autoSpaceDE w:val="0"/>
+              <w:autoSpaceDN w:val="0"/>
+              <w:adjustRightInd w:val="0"/>
+              <w:spacing w:before="0" w:line="240" w:lineRule="auto"/>
+              <w:rPr>
+                <w:rFonts w:ascii="BRH Malayalam Extra" w:hAnsi="BRH Malayalam Extra" w:cs="BRH Malayalam Extra"/>
+                <w:color w:val="000000"/>
+                <w:sz w:val="32"/>
+                <w:szCs w:val="40"/>
+                <w:lang w:val="it-IT"/>
+              </w:rPr>
+            </w:pPr>
+            <w:r>
+              <w:rPr>
+                <w:rFonts w:ascii="BRH Malayalam Extra" w:hAnsi="BRH Malayalam Extra" w:cs="BRH Malayalam Extra"/>
+                <w:color w:val="000000"/>
+                <w:sz w:val="32"/>
+                <w:szCs w:val="40"/>
+                <w:lang w:val="it-IT"/>
+              </w:rPr>
+              <w:t>P</w:t>
+            </w:r>
+            <w:r>
+              <w:rPr>
+                <w:rFonts w:ascii="BRH Malayalam Extra" w:hAnsi="BRH Malayalam Extra" w:cs="BRH Malayalam Extra"/>
+                <w:color w:val="000000"/>
+                <w:sz w:val="28"/>
+                <w:szCs w:val="40"/>
+                <w:lang w:val="it-IT"/>
+              </w:rPr>
+              <w:t>–</w:t>
+            </w:r>
+            <w:r>
+              <w:rPr>
+                <w:rFonts w:ascii="BRH Malayalam Extra" w:hAnsi="BRH Malayalam Extra" w:cs="BRH Malayalam Extra"/>
+                <w:color w:val="000000"/>
+                <w:sz w:val="32"/>
+                <w:szCs w:val="40"/>
+                <w:lang w:val="it-IT"/>
+              </w:rPr>
+              <w:t>ö</w:t>
+            </w:r>
+            <w:r>
+              <w:rPr>
+                <w:rFonts w:ascii="BRH Malayalam Extra" w:hAnsi="BRH Malayalam Extra" w:cs="BRH Malayalam Extra"/>
+                <w:color w:val="000000"/>
+                <w:sz w:val="32"/>
+                <w:szCs w:val="40"/>
+                <w:highlight w:val="green"/>
+                <w:lang w:val="it-IT"/>
+              </w:rPr>
+              <w:t>Éxö</w:t>
+            </w:r>
+            <w:r>
+              <w:rPr>
+                <w:rFonts w:ascii="BRH Malayalam Extra" w:hAnsi="BRH Malayalam Extra" w:cs="BRH Malayalam Extra"/>
+                <w:color w:val="000000"/>
+                <w:sz w:val="32"/>
+                <w:szCs w:val="40"/>
+                <w:lang w:val="it-IT"/>
+              </w:rPr>
+              <w:t>Mx</w:t>
+            </w:r>
+            <w:r>
+              <w:rPr>
+                <w:rFonts w:ascii="BRH Malayalam Extra" w:hAnsi="BRH Malayalam Extra" w:cs="BRH Malayalam Extra"/>
+                <w:color w:val="000000"/>
+                <w:sz w:val="28"/>
+                <w:szCs w:val="40"/>
+                <w:lang w:val="it-IT"/>
+              </w:rPr>
+              <w:t>–</w:t>
+            </w:r>
+            <w:r>
+              <w:rPr>
+                <w:rFonts w:ascii="BRH Malayalam Extra" w:hAnsi="BRH Malayalam Extra" w:cs="BRH Malayalam Extra"/>
+                <w:color w:val="000000"/>
+                <w:sz w:val="32"/>
+                <w:szCs w:val="40"/>
+                <w:lang w:val="it-IT"/>
+              </w:rPr>
+              <w:t xml:space="preserve"> cyj—Êyj</w:t>
+            </w:r>
+            <w:r>
+              <w:rPr>
+                <w:rFonts w:ascii="BRH Malayalam Extra" w:hAnsi="BRH Malayalam Extra" w:cs="BRH Malayalam Extra"/>
+                <w:color w:val="000000"/>
+                <w:sz w:val="28"/>
+                <w:szCs w:val="40"/>
+                <w:lang w:val="it-IT"/>
+              </w:rPr>
+              <w:t>–</w:t>
+            </w:r>
+            <w:r>
+              <w:rPr>
+                <w:rFonts w:ascii="BRH Malayalam Extra" w:hAnsi="BRH Malayalam Extra" w:cs="BRH Malayalam Extra"/>
+                <w:color w:val="000000"/>
+                <w:sz w:val="32"/>
+                <w:szCs w:val="40"/>
+                <w:lang w:val="it-IT"/>
+              </w:rPr>
+              <w:t>I cyj—ÊyjI P</w:t>
+            </w:r>
+            <w:r>
+              <w:rPr>
+                <w:rFonts w:ascii="BRH Malayalam Extra" w:hAnsi="BRH Malayalam Extra" w:cs="BRH Malayalam Extra"/>
+                <w:color w:val="000000"/>
+                <w:sz w:val="28"/>
+                <w:szCs w:val="40"/>
+                <w:lang w:val="it-IT"/>
+              </w:rPr>
+              <w:t>–</w:t>
+            </w:r>
+            <w:r>
+              <w:rPr>
+                <w:rFonts w:ascii="BRH Malayalam Extra" w:hAnsi="BRH Malayalam Extra" w:cs="BRH Malayalam Extra"/>
+                <w:color w:val="000000"/>
+                <w:sz w:val="32"/>
+                <w:szCs w:val="40"/>
+                <w:lang w:val="it-IT"/>
+              </w:rPr>
+              <w:t>ö</w:t>
+            </w:r>
+            <w:r>
+              <w:rPr>
+                <w:rFonts w:ascii="BRH Malayalam Extra" w:hAnsi="BRH Malayalam Extra" w:cs="BRH Malayalam Extra"/>
+                <w:color w:val="000000"/>
+                <w:sz w:val="32"/>
+                <w:szCs w:val="40"/>
+                <w:highlight w:val="green"/>
+                <w:lang w:val="it-IT"/>
+              </w:rPr>
+              <w:t>ÉxöM˜x</w:t>
+            </w:r>
+            <w:r>
+              <w:rPr>
+                <w:rFonts w:ascii="BRH Malayalam Extra" w:hAnsi="BRH Malayalam Extra" w:cs="BRH Malayalam Extra"/>
+                <w:color w:val="000000"/>
+                <w:sz w:val="32"/>
+                <w:szCs w:val="40"/>
+                <w:lang w:val="it-IT"/>
+              </w:rPr>
+              <w:t xml:space="preserve"> </w:t>
+            </w:r>
+          </w:p>
+          <w:p>
+            <w:pPr>
+              <w:widowControl w:val="0"/>
+              <w:autoSpaceDE w:val="0"/>
+              <w:autoSpaceDN w:val="0"/>
+              <w:adjustRightInd w:val="0"/>
+              <w:spacing w:before="0" w:line="240" w:lineRule="auto"/>
+              <w:rPr>
+                <w:rFonts w:ascii="BRH Malayalam Extra" w:hAnsi="BRH Malayalam Extra" w:cs="BRH Malayalam Extra"/>
+                <w:color w:val="000000"/>
+                <w:sz w:val="32"/>
+                <w:szCs w:val="40"/>
+                <w:lang w:val="it-IT"/>
+              </w:rPr>
+            </w:pPr>
+            <w:r>
+              <w:rPr>
+                <w:rFonts w:ascii="BRH Malayalam Extra" w:hAnsi="BRH Malayalam Extra" w:cs="BRH Malayalam Extra"/>
+                <w:color w:val="000000"/>
+                <w:sz w:val="32"/>
+                <w:szCs w:val="40"/>
+                <w:lang w:val="it-IT"/>
+              </w:rPr>
+              <w:t>Ò</w:t>
+            </w:r>
+            <w:r>
+              <w:rPr>
+                <w:rFonts w:ascii="BRH Malayalam Extra" w:hAnsi="BRH Malayalam Extra" w:cs="BRH Malayalam Extra"/>
+                <w:color w:val="000000"/>
+                <w:sz w:val="28"/>
+                <w:szCs w:val="40"/>
+                <w:lang w:val="it-IT"/>
+              </w:rPr>
+              <w:t>–</w:t>
+            </w:r>
+            <w:r>
+              <w:rPr>
+                <w:rFonts w:ascii="BRH Malayalam Extra" w:hAnsi="BRH Malayalam Extra" w:cs="BRH Malayalam Extra"/>
+                <w:color w:val="000000"/>
+                <w:sz w:val="32"/>
+                <w:szCs w:val="40"/>
+                <w:lang w:val="it-IT"/>
+              </w:rPr>
+              <w:t>ö</w:t>
+            </w:r>
+            <w:r>
+              <w:rPr>
+                <w:rFonts w:ascii="BRH Malayalam Extra" w:hAnsi="BRH Malayalam Extra" w:cs="BRH Malayalam Extra"/>
+                <w:color w:val="000000"/>
+                <w:sz w:val="32"/>
+                <w:szCs w:val="40"/>
+                <w:highlight w:val="green"/>
+                <w:lang w:val="it-IT"/>
+              </w:rPr>
+              <w:t>Éx</w:t>
+            </w:r>
+            <w:r>
+              <w:rPr>
+                <w:rFonts w:ascii="BRH Malayalam Extra" w:hAnsi="BRH Malayalam Extra" w:cs="BRH Malayalam Extra"/>
+                <w:color w:val="000000"/>
+                <w:sz w:val="32"/>
+                <w:szCs w:val="40"/>
+                <w:lang w:val="it-IT"/>
+              </w:rPr>
+              <w:t>öMx</w:t>
+            </w:r>
+            <w:r>
+              <w:rPr>
+                <w:rFonts w:ascii="BRH Malayalam Extra" w:hAnsi="BRH Malayalam Extra" w:cs="BRH Malayalam Extra"/>
+                <w:color w:val="000000"/>
+                <w:sz w:val="28"/>
+                <w:szCs w:val="40"/>
+                <w:lang w:val="it-IT"/>
+              </w:rPr>
+              <w:t>–</w:t>
+            </w:r>
+            <w:r>
+              <w:rPr>
+                <w:rFonts w:ascii="BRH Malayalam Extra" w:hAnsi="BRH Malayalam Extra" w:cs="BRH Malayalam Extra"/>
+                <w:color w:val="000000"/>
+                <w:sz w:val="32"/>
+                <w:szCs w:val="40"/>
+                <w:lang w:val="it-IT"/>
+              </w:rPr>
+              <w:t xml:space="preserve"> cyj—Êyj</w:t>
+            </w:r>
+            <w:r>
+              <w:rPr>
+                <w:rFonts w:ascii="BRH Devanagari Extra" w:hAnsi="BRH Devanagari Extra" w:cs="BRH Malayalam Extra"/>
+                <w:color w:val="000000"/>
+                <w:sz w:val="28"/>
+                <w:szCs w:val="40"/>
+                <w:lang w:val="it-IT"/>
+              </w:rPr>
+              <w:t>óè</w:t>
+            </w:r>
+            <w:r>
+              <w:rPr>
+                <w:rFonts w:ascii="BRH Malayalam Extra" w:hAnsi="BRH Malayalam Extra" w:cs="BRH Malayalam Extra"/>
+                <w:color w:val="000000"/>
+                <w:sz w:val="32"/>
+                <w:szCs w:val="40"/>
+                <w:lang w:val="it-IT"/>
+              </w:rPr>
+              <w:t xml:space="preserve"> szrcxZy </w:t>
+            </w:r>
+          </w:p>
+          <w:p>
+            <w:pPr>
+              <w:widowControl w:val="0"/>
+              <w:autoSpaceDE w:val="0"/>
+              <w:autoSpaceDN w:val="0"/>
+              <w:adjustRightInd w:val="0"/>
+              <w:spacing w:before="0" w:line="240" w:lineRule="auto"/>
+              <w:rPr>
+                <w:rFonts w:ascii="BRH Malayalam Extra" w:hAnsi="BRH Malayalam Extra" w:cs="BRH Malayalam Extra"/>
+                <w:color w:val="000000"/>
+                <w:sz w:val="32"/>
+                <w:szCs w:val="40"/>
+                <w:lang w:val="it-IT"/>
+              </w:rPr>
+            </w:pPr>
+            <w:r>
+              <w:rPr>
+                <w:rFonts w:ascii="BRH Malayalam Extra" w:hAnsi="BRH Malayalam Extra" w:cs="BRH Malayalam Extra"/>
+                <w:color w:val="000000"/>
+                <w:sz w:val="32"/>
+                <w:szCs w:val="40"/>
+                <w:lang w:val="it-IT"/>
+              </w:rPr>
+              <w:t>szrcxZy</w:t>
+            </w:r>
+            <w:r>
+              <w:rPr>
+                <w:rFonts w:ascii="BRH Malayalam Extra" w:hAnsi="BRH Malayalam Extra" w:cs="BRH Malayalam Extra"/>
+                <w:color w:val="000000"/>
+                <w:sz w:val="28"/>
+                <w:szCs w:val="40"/>
+                <w:lang w:val="it-IT"/>
+              </w:rPr>
+              <w:t>–</w:t>
+            </w:r>
+            <w:r>
+              <w:rPr>
+                <w:rFonts w:ascii="BRH Malayalam Extra" w:hAnsi="BRH Malayalam Extra" w:cs="BRH Malayalam Extra"/>
+                <w:color w:val="000000"/>
+                <w:sz w:val="32"/>
+                <w:szCs w:val="40"/>
+                <w:lang w:val="it-IT"/>
+              </w:rPr>
+              <w:t xml:space="preserve"> cyj—ÊyjI P</w:t>
+            </w:r>
+            <w:r>
+              <w:rPr>
+                <w:rFonts w:ascii="BRH Malayalam Extra" w:hAnsi="BRH Malayalam Extra" w:cs="BRH Malayalam Extra"/>
+                <w:color w:val="000000"/>
+                <w:sz w:val="28"/>
+                <w:szCs w:val="40"/>
+                <w:lang w:val="it-IT"/>
+              </w:rPr>
+              <w:t>–</w:t>
+            </w:r>
+            <w:r>
+              <w:rPr>
+                <w:rFonts w:ascii="BRH Malayalam Extra" w:hAnsi="BRH Malayalam Extra" w:cs="BRH Malayalam Extra"/>
+                <w:color w:val="000000"/>
+                <w:sz w:val="32"/>
+                <w:szCs w:val="40"/>
+                <w:lang w:val="it-IT"/>
+              </w:rPr>
+              <w:t>ö</w:t>
+            </w:r>
+            <w:r>
+              <w:rPr>
+                <w:rFonts w:ascii="BRH Malayalam Extra" w:hAnsi="BRH Malayalam Extra" w:cs="BRH Malayalam Extra"/>
+                <w:color w:val="000000"/>
+                <w:sz w:val="32"/>
+                <w:szCs w:val="40"/>
+                <w:highlight w:val="green"/>
+                <w:lang w:val="it-IT"/>
+              </w:rPr>
+              <w:t>ÉxöM</w:t>
+            </w:r>
+            <w:r>
+              <w:rPr>
+                <w:rFonts w:ascii="BRH Malayalam Extra" w:hAnsi="BRH Malayalam Extra" w:cs="BRH Malayalam Extra"/>
+                <w:color w:val="000000"/>
+                <w:sz w:val="32"/>
+                <w:szCs w:val="40"/>
+                <w:lang w:val="it-IT"/>
+              </w:rPr>
+              <w:t>x</w:t>
+            </w:r>
+            <w:r>
+              <w:rPr>
+                <w:rFonts w:ascii="BRH Malayalam Extra" w:hAnsi="BRH Malayalam Extra" w:cs="BRH Malayalam Extra"/>
+                <w:color w:val="000000"/>
+                <w:sz w:val="32"/>
+                <w:szCs w:val="40"/>
+                <w:highlight w:val="green"/>
+                <w:lang w:val="it-IT"/>
+              </w:rPr>
+              <w:t>˜</w:t>
+            </w:r>
+            <w:r>
+              <w:rPr>
+                <w:rFonts w:ascii="BRH Malayalam Extra" w:hAnsi="BRH Malayalam Extra" w:cs="BRH Malayalam Extra"/>
+                <w:color w:val="000000"/>
+                <w:sz w:val="32"/>
+                <w:szCs w:val="40"/>
+                <w:lang w:val="it-IT"/>
+              </w:rPr>
+              <w:t xml:space="preserve"> Ò</w:t>
+            </w:r>
+            <w:r>
+              <w:rPr>
+                <w:rFonts w:ascii="BRH Malayalam Extra" w:hAnsi="BRH Malayalam Extra" w:cs="BRH Malayalam Extra"/>
+                <w:color w:val="000000"/>
+                <w:sz w:val="28"/>
+                <w:szCs w:val="40"/>
+                <w:lang w:val="it-IT"/>
+              </w:rPr>
+              <w:t>–</w:t>
+            </w:r>
+            <w:r>
+              <w:rPr>
+                <w:rFonts w:ascii="BRH Malayalam Extra" w:hAnsi="BRH Malayalam Extra" w:cs="BRH Malayalam Extra"/>
+                <w:color w:val="000000"/>
+                <w:sz w:val="32"/>
+                <w:szCs w:val="40"/>
+                <w:lang w:val="it-IT"/>
+              </w:rPr>
+              <w:t>ö</w:t>
+            </w:r>
+            <w:r>
+              <w:rPr>
+                <w:rFonts w:ascii="BRH Malayalam Extra" w:hAnsi="BRH Malayalam Extra" w:cs="BRH Malayalam Extra"/>
+                <w:color w:val="000000"/>
+                <w:sz w:val="32"/>
+                <w:szCs w:val="40"/>
+                <w:highlight w:val="green"/>
+                <w:lang w:val="it-IT"/>
+              </w:rPr>
+              <w:t>Éxö</w:t>
+            </w:r>
+            <w:r>
+              <w:rPr>
+                <w:rFonts w:ascii="BRH Malayalam Extra" w:hAnsi="BRH Malayalam Extra" w:cs="BRH Malayalam Extra"/>
+                <w:color w:val="000000"/>
+                <w:sz w:val="32"/>
+                <w:szCs w:val="40"/>
+                <w:lang w:val="it-IT"/>
+              </w:rPr>
+              <w:t>Mx</w:t>
+            </w:r>
+            <w:r>
+              <w:rPr>
+                <w:rFonts w:ascii="BRH Malayalam Extra" w:hAnsi="BRH Malayalam Extra" w:cs="BRH Malayalam Extra"/>
+                <w:color w:val="000000"/>
+                <w:sz w:val="28"/>
+                <w:szCs w:val="40"/>
+                <w:lang w:val="it-IT"/>
+              </w:rPr>
+              <w:t>–</w:t>
+            </w:r>
+            <w:r>
+              <w:rPr>
+                <w:rFonts w:ascii="BRH Malayalam Extra" w:hAnsi="BRH Malayalam Extra" w:cs="BRH Malayalam Extra"/>
+                <w:color w:val="000000"/>
+                <w:sz w:val="32"/>
+                <w:szCs w:val="40"/>
+                <w:lang w:val="it-IT"/>
+              </w:rPr>
+              <w:t xml:space="preserve"> </w:t>
+            </w:r>
+          </w:p>
+          <w:p>
+            <w:pPr>
+              <w:widowControl w:val="0"/>
+              <w:autoSpaceDE w:val="0"/>
+              <w:autoSpaceDN w:val="0"/>
+              <w:adjustRightInd w:val="0"/>
+              <w:spacing w:before="0" w:line="240" w:lineRule="auto"/>
+              <w:rPr>
+                <w:rFonts w:ascii="BRH Malayalam Extra" w:hAnsi="BRH Malayalam Extra" w:cs="BRH Malayalam Extra"/>
+                <w:color w:val="000000"/>
+                <w:sz w:val="32"/>
+                <w:szCs w:val="40"/>
+                <w:lang w:val="it-IT"/>
+              </w:rPr>
+            </w:pPr>
+            <w:r>
+              <w:rPr>
+                <w:rFonts w:ascii="BRH Malayalam Extra" w:hAnsi="BRH Malayalam Extra" w:cs="BRH Malayalam Extra"/>
+                <w:color w:val="000000"/>
+                <w:sz w:val="32"/>
+                <w:szCs w:val="40"/>
+                <w:lang w:val="it-IT"/>
+              </w:rPr>
+              <w:lastRenderedPageBreak/>
+              <w:t>cyj—Êyj</w:t>
+            </w:r>
+            <w:r>
+              <w:rPr>
+                <w:rFonts w:ascii="BRH Devanagari Extra" w:hAnsi="BRH Devanagari Extra" w:cs="BRH Malayalam Extra"/>
+                <w:color w:val="000000"/>
+                <w:sz w:val="28"/>
+                <w:szCs w:val="40"/>
+                <w:lang w:val="it-IT"/>
+              </w:rPr>
+              <w:t>óè</w:t>
+            </w:r>
+            <w:r>
+              <w:rPr>
+                <w:rFonts w:ascii="BRH Malayalam Extra" w:hAnsi="BRH Malayalam Extra" w:cs="BRH Malayalam Extra"/>
+                <w:color w:val="000000"/>
+                <w:sz w:val="32"/>
+                <w:szCs w:val="40"/>
+                <w:lang w:val="it-IT"/>
+              </w:rPr>
+              <w:t xml:space="preserve"> szrcxZy | </w:t>
+            </w:r>
+          </w:p>
+          <w:p>
+            <w:pPr>
+              <w:widowControl w:val="0"/>
+              <w:autoSpaceDE w:val="0"/>
+              <w:autoSpaceDN w:val="0"/>
+              <w:adjustRightInd w:val="0"/>
+              <w:spacing w:before="0" w:line="240" w:lineRule="auto"/>
+              <w:rPr>
+                <w:rFonts w:ascii="BRH Malayalam Extra" w:hAnsi="BRH Malayalam Extra" w:cs="BRH Malayalam Extra"/>
+                <w:color w:val="000000"/>
+                <w:sz w:val="32"/>
+                <w:szCs w:val="40"/>
+                <w:lang w:val="it-IT"/>
+              </w:rPr>
+            </w:pPr>
+            <w:r>
+              <w:rPr>
+                <w:rFonts w:cs="BRH Malayalam Extra"/>
+                <w:color w:val="000000"/>
+                <w:szCs w:val="40"/>
+                <w:lang w:val="it-IT"/>
+              </w:rPr>
+              <w:t>38</w:t>
+            </w:r>
+            <w:r>
+              <w:rPr>
+                <w:rFonts w:ascii="BRH Malayalam Extra" w:hAnsi="BRH Malayalam Extra" w:cs="BRH Malayalam Extra"/>
+                <w:color w:val="000000"/>
+                <w:sz w:val="32"/>
+                <w:szCs w:val="40"/>
+                <w:lang w:val="it-IT"/>
+              </w:rPr>
+              <w:t>)</w:t>
+            </w:r>
+            <w:r>
+              <w:rPr>
+                <w:rFonts w:ascii="BRH Malayalam Extra" w:hAnsi="BRH Malayalam Extra" w:cs="BRH Malayalam Extra"/>
+                <w:color w:val="000000"/>
+                <w:sz w:val="32"/>
+                <w:szCs w:val="40"/>
+                <w:lang w:val="it-IT"/>
+              </w:rPr>
+              <w:tab/>
+            </w:r>
+            <w:r>
+              <w:rPr>
+                <w:rFonts w:cs="BRH Malayalam Extra"/>
+                <w:color w:val="000000"/>
+                <w:szCs w:val="40"/>
+                <w:lang w:val="it-IT"/>
+              </w:rPr>
+              <w:t>1</w:t>
+            </w:r>
+            <w:r>
+              <w:rPr>
+                <w:rFonts w:ascii="BRH Malayalam Extra" w:hAnsi="BRH Malayalam Extra" w:cs="BRH Malayalam Extra"/>
+                <w:color w:val="000000"/>
+                <w:sz w:val="32"/>
+                <w:szCs w:val="40"/>
+                <w:lang w:val="it-IT"/>
+              </w:rPr>
+              <w:t>.</w:t>
+            </w:r>
+            <w:r>
+              <w:rPr>
+                <w:rFonts w:cs="BRH Malayalam Extra"/>
+                <w:color w:val="000000"/>
+                <w:szCs w:val="40"/>
+                <w:lang w:val="it-IT"/>
+              </w:rPr>
+              <w:t>1</w:t>
+            </w:r>
+            <w:r>
+              <w:rPr>
+                <w:rFonts w:ascii="BRH Malayalam Extra" w:hAnsi="BRH Malayalam Extra" w:cs="BRH Malayalam Extra"/>
+                <w:color w:val="000000"/>
+                <w:sz w:val="32"/>
+                <w:szCs w:val="40"/>
+                <w:lang w:val="it-IT"/>
+              </w:rPr>
+              <w:t>.</w:t>
+            </w:r>
+            <w:r>
+              <w:rPr>
+                <w:rFonts w:cs="BRH Malayalam Extra"/>
+                <w:color w:val="000000"/>
+                <w:szCs w:val="40"/>
+                <w:lang w:val="it-IT"/>
+              </w:rPr>
+              <w:t>14</w:t>
+            </w:r>
+            <w:r>
+              <w:rPr>
+                <w:rFonts w:ascii="BRH Malayalam Extra" w:hAnsi="BRH Malayalam Extra" w:cs="BRH Malayalam Extra"/>
+                <w:color w:val="000000"/>
+                <w:sz w:val="32"/>
+                <w:szCs w:val="40"/>
+                <w:lang w:val="it-IT"/>
+              </w:rPr>
+              <w:t>.</w:t>
+            </w:r>
+            <w:r>
+              <w:rPr>
+                <w:rFonts w:cs="BRH Malayalam Extra"/>
+                <w:color w:val="000000"/>
+                <w:szCs w:val="40"/>
+                <w:lang w:val="it-IT"/>
+              </w:rPr>
+              <w:t>2</w:t>
+            </w:r>
+            <w:r>
+              <w:rPr>
+                <w:rFonts w:ascii="BRH Malayalam Extra" w:hAnsi="BRH Malayalam Extra" w:cs="BRH Malayalam Extra"/>
+                <w:color w:val="000000"/>
+                <w:sz w:val="32"/>
+                <w:szCs w:val="40"/>
+                <w:lang w:val="it-IT"/>
+              </w:rPr>
+              <w:t>(</w:t>
+            </w:r>
+            <w:r>
+              <w:rPr>
+                <w:rFonts w:cs="BRH Malayalam Extra"/>
+                <w:color w:val="000000"/>
+                <w:szCs w:val="40"/>
+                <w:lang w:val="it-IT"/>
+              </w:rPr>
+              <w:t>34</w:t>
+            </w:r>
+            <w:r>
+              <w:rPr>
+                <w:rFonts w:ascii="BRH Malayalam Extra" w:hAnsi="BRH Malayalam Extra" w:cs="BRH Malayalam Extra"/>
+                <w:color w:val="000000"/>
+                <w:sz w:val="32"/>
+                <w:szCs w:val="40"/>
+                <w:lang w:val="it-IT"/>
+              </w:rPr>
+              <w:t>)- P</w:t>
+            </w:r>
+            <w:r>
+              <w:rPr>
+                <w:rFonts w:ascii="BRH Malayalam Extra" w:hAnsi="BRH Malayalam Extra" w:cs="BRH Malayalam Extra"/>
+                <w:color w:val="000000"/>
+                <w:sz w:val="28"/>
+                <w:szCs w:val="40"/>
+                <w:highlight w:val="yellow"/>
+                <w:lang w:val="it-IT"/>
+              </w:rPr>
+              <w:t>–</w:t>
+            </w:r>
+            <w:r>
+              <w:rPr>
+                <w:rFonts w:ascii="BRH Malayalam Extra" w:hAnsi="BRH Malayalam Extra" w:cs="BRH Malayalam Extra"/>
+                <w:color w:val="000000"/>
+                <w:sz w:val="32"/>
+                <w:szCs w:val="40"/>
+                <w:highlight w:val="green"/>
+                <w:lang w:val="it-IT"/>
+              </w:rPr>
+              <w:t>öÉxöMx˜J</w:t>
+            </w:r>
+            <w:r>
+              <w:rPr>
+                <w:rFonts w:ascii="BRH Malayalam Extra" w:hAnsi="BRH Malayalam Extra" w:cs="BRH Malayalam Extra"/>
+                <w:color w:val="000000"/>
+                <w:sz w:val="32"/>
+                <w:szCs w:val="40"/>
+                <w:lang w:val="it-IT"/>
+              </w:rPr>
+              <w:t xml:space="preserve"> |</w:t>
+            </w:r>
+          </w:p>
+          <w:p>
+            <w:pPr>
+              <w:widowControl w:val="0"/>
+              <w:autoSpaceDE w:val="0"/>
+              <w:autoSpaceDN w:val="0"/>
+              <w:adjustRightInd w:val="0"/>
+              <w:spacing w:before="0" w:line="240" w:lineRule="auto"/>
+              <w:rPr>
+                <w:rFonts w:cs="BRH Malayalam Extra"/>
+                <w:color w:val="000000"/>
+                <w:szCs w:val="40"/>
+                <w:lang w:val="it-IT"/>
+              </w:rPr>
+            </w:pPr>
+            <w:r>
+              <w:rPr>
+                <w:rFonts w:ascii="BRH Malayalam Extra" w:hAnsi="BRH Malayalam Extra" w:cs="BRH Malayalam Extra"/>
+                <w:color w:val="000000"/>
+                <w:sz w:val="32"/>
+                <w:szCs w:val="40"/>
+                <w:lang w:val="it-IT"/>
+              </w:rPr>
+              <w:t>P</w:t>
+            </w:r>
+            <w:r>
+              <w:rPr>
+                <w:rFonts w:ascii="BRH Malayalam Extra" w:hAnsi="BRH Malayalam Extra" w:cs="BRH Malayalam Extra"/>
+                <w:color w:val="000000"/>
+                <w:sz w:val="28"/>
+                <w:szCs w:val="40"/>
+                <w:lang w:val="it-IT"/>
+              </w:rPr>
+              <w:t>–</w:t>
+            </w:r>
+            <w:r>
+              <w:rPr>
+                <w:rFonts w:ascii="BRH Malayalam Extra" w:hAnsi="BRH Malayalam Extra" w:cs="BRH Malayalam Extra"/>
+                <w:color w:val="000000"/>
+                <w:sz w:val="32"/>
+                <w:szCs w:val="40"/>
+                <w:lang w:val="it-IT"/>
+              </w:rPr>
+              <w:t>öÉxöMx</w:t>
+            </w:r>
+            <w:r>
+              <w:rPr>
+                <w:rFonts w:ascii="BRH Malayalam Extra" w:hAnsi="BRH Malayalam Extra" w:cs="BRH Malayalam Extra"/>
+                <w:color w:val="000000"/>
+                <w:sz w:val="28"/>
+                <w:szCs w:val="40"/>
+                <w:lang w:val="it-IT"/>
+              </w:rPr>
+              <w:t>–</w:t>
+            </w:r>
+            <w:r>
+              <w:rPr>
+                <w:rFonts w:ascii="BRH Malayalam Extra" w:hAnsi="BRH Malayalam Extra" w:cs="BRH Malayalam Extra"/>
+                <w:color w:val="000000"/>
+                <w:sz w:val="32"/>
+                <w:szCs w:val="40"/>
+                <w:lang w:val="it-IT"/>
+              </w:rPr>
+              <w:t xml:space="preserve"> CZy— P</w:t>
+            </w:r>
+            <w:r>
+              <w:rPr>
+                <w:rFonts w:ascii="BRH Malayalam Extra" w:hAnsi="BRH Malayalam Extra" w:cs="BRH Malayalam Extra"/>
+                <w:color w:val="000000"/>
+                <w:sz w:val="28"/>
+                <w:szCs w:val="40"/>
+                <w:lang w:val="it-IT"/>
+              </w:rPr>
+              <w:t>–</w:t>
+            </w:r>
+            <w:r>
+              <w:rPr>
+                <w:rFonts w:ascii="BRH Malayalam Extra" w:hAnsi="BRH Malayalam Extra" w:cs="BRH Malayalam Extra"/>
+                <w:color w:val="000000"/>
+                <w:sz w:val="32"/>
+                <w:szCs w:val="40"/>
+                <w:lang w:val="it-IT"/>
+              </w:rPr>
+              <w:t>öÉ - A</w:t>
+            </w:r>
+            <w:r>
+              <w:rPr>
+                <w:rFonts w:ascii="BRH Malayalam Extra" w:hAnsi="BRH Malayalam Extra" w:cs="BRH Malayalam Extra"/>
+                <w:color w:val="000000"/>
+                <w:sz w:val="28"/>
+                <w:szCs w:val="40"/>
+                <w:lang w:val="it-IT"/>
+              </w:rPr>
+              <w:t>–</w:t>
+            </w:r>
+            <w:r>
+              <w:rPr>
+                <w:rFonts w:ascii="BRH Malayalam Extra" w:hAnsi="BRH Malayalam Extra" w:cs="BRH Malayalam Extra"/>
+                <w:color w:val="000000"/>
+                <w:sz w:val="32"/>
+                <w:szCs w:val="40"/>
+                <w:lang w:val="it-IT"/>
+              </w:rPr>
+              <w:t>öMx</w:t>
+            </w:r>
+            <w:r>
+              <w:rPr>
+                <w:rFonts w:ascii="BRH Malayalam Extra" w:hAnsi="BRH Malayalam Extra" w:cs="BRH Malayalam Extra"/>
+                <w:color w:val="000000"/>
+                <w:sz w:val="28"/>
+                <w:szCs w:val="40"/>
+                <w:lang w:val="it-IT"/>
+              </w:rPr>
+              <w:t>–</w:t>
+            </w:r>
+            <w:r>
+              <w:rPr>
+                <w:rFonts w:ascii="BRH Malayalam Extra" w:hAnsi="BRH Malayalam Extra" w:cs="BRH Malayalam Extra"/>
+                <w:color w:val="000000"/>
+                <w:sz w:val="32"/>
+                <w:szCs w:val="40"/>
+                <w:lang w:val="it-IT"/>
+              </w:rPr>
+              <w:t xml:space="preserve">J | </w:t>
+            </w:r>
+          </w:p>
+        </w:tc>
+      </w:tr>
+      <w:tr>
+        <w:trPr>
+          <w:trHeight w:val="2600"/>
+        </w:trPr>
+        <w:tc>
+          <w:tcPr>
+            <w:tcW w:w="6408" w:type="dxa"/>
+          </w:tcPr>
+          <w:p>
+            <w:pPr>
+              <w:widowControl w:val="0"/>
+              <w:autoSpaceDE w:val="0"/>
+              <w:autoSpaceDN w:val="0"/>
+              <w:adjustRightInd w:val="0"/>
+              <w:spacing w:line="240" w:lineRule="auto"/>
+              <w:rPr>
+                <w:rFonts w:cs="BRH Malayalam Extra"/>
+                <w:color w:val="000000"/>
+                <w:szCs w:val="40"/>
+                <w:lang w:val="it-IT"/>
+              </w:rPr>
+            </w:pPr>
+          </w:p>
+        </w:tc>
+        <w:tc>
+          <w:tcPr>
+            <w:tcW w:w="7513" w:type="dxa"/>
+          </w:tcPr>
+          <w:p>
+            <w:pPr>
+              <w:widowControl w:val="0"/>
+              <w:autoSpaceDE w:val="0"/>
+              <w:autoSpaceDN w:val="0"/>
+              <w:adjustRightInd w:val="0"/>
+              <w:spacing w:line="240" w:lineRule="auto"/>
+              <w:rPr>
+                <w:rFonts w:cs="BRH Malayalam Extra"/>
+                <w:color w:val="000000"/>
+                <w:szCs w:val="40"/>
+                <w:lang w:val="it-IT"/>
+              </w:rPr>
+            </w:pPr>
           </w:p>
         </w:tc>
       </w:tr>
@@ -2428,6 +8041,7 @@
           <w:sz w:val="32"/>
           <w:szCs w:val="32"/>
           <w:u w:val="single"/>
+          <w:lang w:val="it-IT"/>
         </w:rPr>
       </w:pPr>
     </w:p>
@@ -2441,6 +8055,7 @@
           <w:sz w:val="32"/>
           <w:szCs w:val="32"/>
           <w:u w:val="single"/>
+          <w:lang w:val="it-IT"/>
         </w:rPr>
       </w:pPr>
     </w:p>
@@ -2629,7 +8244,6 @@
                 <w:szCs w:val="28"/>
                 <w:u w:val="single"/>
               </w:rPr>
-              <w:lastRenderedPageBreak/>
               <w:t>TS 1.1</w:t>
             </w:r>
             <w:r>
@@ -4134,6 +9748,7 @@
                 <w:sz w:val="28"/>
                 <w:szCs w:val="32"/>
               </w:rPr>
+              <w:lastRenderedPageBreak/>
               <w:t>Where ever In padam line and vaakyam line</w:t>
             </w:r>
             <w:r>
@@ -4324,7 +9939,6 @@
                 <w:color w:val="000000"/>
                 <w:szCs w:val="40"/>
               </w:rPr>
-              <w:lastRenderedPageBreak/>
               <w:t>54</w:t>
             </w:r>
             <w:r>
@@ -6556,6 +12170,7 @@
                 <w:color w:val="000000"/>
                 <w:szCs w:val="40"/>
               </w:rPr>
+              <w:lastRenderedPageBreak/>
               <w:t>3</w:t>
             </w:r>
             <w:r>
@@ -7005,7 +12620,6 @@
                 <w:color w:val="000000"/>
                 <w:szCs w:val="40"/>
               </w:rPr>
-              <w:lastRenderedPageBreak/>
               <w:t>4</w:t>
             </w:r>
             <w:r>
@@ -7370,7 +12984,6 @@
                 <w:color w:val="000000"/>
                 <w:szCs w:val="40"/>
               </w:rPr>
-              <w:lastRenderedPageBreak/>
               <w:t>3</w:t>
             </w:r>
             <w:r>
@@ -7898,7 +13511,6 @@
                 <w:color w:val="000000"/>
                 <w:szCs w:val="40"/>
               </w:rPr>
-              <w:lastRenderedPageBreak/>
               <w:t>4</w:t>
             </w:r>
             <w:r>
@@ -8274,7 +13886,6 @@
                 <w:highlight w:val="yellow"/>
                 <w:u w:val="single"/>
               </w:rPr>
-              <w:lastRenderedPageBreak/>
               <w:t>TS 1.1.8.1 Ghanam</w:t>
             </w:r>
           </w:p>
@@ -8927,6 +14538,7 @@
                 <w:color w:val="000000"/>
                 <w:szCs w:val="40"/>
               </w:rPr>
+              <w:lastRenderedPageBreak/>
               <w:t>26</w:t>
             </w:r>
             <w:r>
@@ -10133,7 +15745,6 @@
                 <w:color w:val="000000"/>
                 <w:szCs w:val="40"/>
               </w:rPr>
-              <w:lastRenderedPageBreak/>
               <w:t>46</w:t>
             </w:r>
             <w:r>
@@ -10945,7 +16556,6 @@
                 <w:color w:val="000000"/>
                 <w:szCs w:val="40"/>
               </w:rPr>
-              <w:lastRenderedPageBreak/>
               <w:t>43</w:t>
             </w:r>
             <w:r>
@@ -11808,6 +17418,7 @@
                 <w:sz w:val="32"/>
                 <w:szCs w:val="40"/>
               </w:rPr>
+              <w:lastRenderedPageBreak/>
               <w:t>¥b</w:t>
             </w:r>
             <w:r>
@@ -12561,7 +18172,6 @@
                 <w:szCs w:val="40"/>
                 <w:highlight w:val="yellow"/>
               </w:rPr>
-              <w:lastRenderedPageBreak/>
               <w:t>M</w:t>
             </w:r>
             <w:r>
@@ -13512,6 +19122,7 @@
                 <w:sz w:val="32"/>
                 <w:szCs w:val="40"/>
               </w:rPr>
+              <w:lastRenderedPageBreak/>
               <w:t>¥b</w:t>
             </w:r>
             <w:r>
@@ -14214,7 +19825,6 @@
                 <w:szCs w:val="40"/>
                 <w:highlight w:val="green"/>
               </w:rPr>
-              <w:lastRenderedPageBreak/>
               <w:t>M—</w:t>
             </w:r>
             <w:r>
@@ -14293,7 +19903,6 @@
                 <w:color w:val="000000"/>
                 <w:szCs w:val="40"/>
               </w:rPr>
-              <w:lastRenderedPageBreak/>
               <w:t>39</w:t>
             </w:r>
             <w:r>
@@ -19426,6 +25035,7 @@
                 <w:color w:val="000000"/>
                 <w:szCs w:val="40"/>
               </w:rPr>
+              <w:lastRenderedPageBreak/>
               <w:t>31</w:t>
             </w:r>
             <w:r>
@@ -20213,7 +25823,6 @@
                 <w:color w:val="000000"/>
                 <w:szCs w:val="40"/>
               </w:rPr>
-              <w:lastRenderedPageBreak/>
               <w:t>29</w:t>
             </w:r>
             <w:r>
@@ -22106,6 +27715,7 @@
                 <w:szCs w:val="40"/>
                 <w:highlight w:val="yellow"/>
               </w:rPr>
+              <w:lastRenderedPageBreak/>
               <w:t>C—öÉx</w:t>
             </w:r>
             <w:r>
@@ -22355,7 +27965,6 @@
                 <w:color w:val="000000"/>
                 <w:szCs w:val="40"/>
               </w:rPr>
-              <w:lastRenderedPageBreak/>
               <w:t>4</w:t>
             </w:r>
             <w:r>
@@ -24324,6 +29933,7 @@
                 <w:sz w:val="32"/>
                 <w:szCs w:val="40"/>
               </w:rPr>
+              <w:lastRenderedPageBreak/>
               <w:t>Cö</w:t>
             </w:r>
             <w:r>
@@ -24440,7 +30050,6 @@
                 <w:color w:val="000000"/>
                 <w:szCs w:val="40"/>
               </w:rPr>
-              <w:lastRenderedPageBreak/>
               <w:t>4</w:t>
             </w:r>
             <w:r>
@@ -25140,7 +30749,6 @@
                 <w:sz w:val="32"/>
                 <w:szCs w:val="32"/>
               </w:rPr>
-              <w:lastRenderedPageBreak/>
               <w:t>Reference</w:t>
             </w:r>
           </w:p>
@@ -25165,7 +30773,6 @@
                 <w:sz w:val="32"/>
                 <w:szCs w:val="32"/>
               </w:rPr>
-              <w:lastRenderedPageBreak/>
               <w:t>As Printed</w:t>
             </w:r>
           </w:p>

--- a/TS Jatai Ghanam Project/TS 1.1/TS 1.1 Ghanam Malayalam Corrections.docx
+++ b/TS Jatai Ghanam Project/TS 1.1/TS 1.1 Ghanam Malayalam Corrections.docx
@@ -7985,51 +7985,6 @@
           </w:p>
         </w:tc>
       </w:tr>
-      <w:tr>
-        <w:trPr>
-          <w:trHeight w:val="2600"/>
-        </w:trPr>
-        <w:tc>
-          <w:tcPr>
-            <w:tcW w:w="6408" w:type="dxa"/>
-          </w:tcPr>
-          <w:p>
-            <w:pPr>
-              <w:widowControl w:val="0"/>
-              <w:autoSpaceDE w:val="0"/>
-              <w:autoSpaceDN w:val="0"/>
-              <w:adjustRightInd w:val="0"/>
-              <w:spacing w:line="240" w:lineRule="auto"/>
-              <w:rPr>
-                <w:rFonts w:cs="BRH Malayalam Extra"/>
-                <w:color w:val="000000"/>
-                <w:szCs w:val="40"/>
-                <w:lang w:val="it-IT"/>
-              </w:rPr>
-            </w:pPr>
-          </w:p>
-        </w:tc>
-        <w:tc>
-          <w:tcPr>
-            <w:tcW w:w="7513" w:type="dxa"/>
-          </w:tcPr>
-          <w:p>
-            <w:pPr>
-              <w:widowControl w:val="0"/>
-              <w:autoSpaceDE w:val="0"/>
-              <w:autoSpaceDN w:val="0"/>
-              <w:adjustRightInd w:val="0"/>
-              <w:spacing w:line="240" w:lineRule="auto"/>
-              <w:rPr>
-                <w:rFonts w:cs="BRH Malayalam Extra"/>
-                <w:color w:val="000000"/>
-                <w:szCs w:val="40"/>
-                <w:lang w:val="it-IT"/>
-              </w:rPr>
-            </w:pPr>
-          </w:p>
-        </w:tc>
-      </w:tr>
     </w:tbl>
     <w:p>
       <w:pPr>
@@ -8044,6 +7999,18 @@
           <w:lang w:val="it-IT"/>
         </w:rPr>
       </w:pPr>
+      <w:r>
+        <w:rPr>
+          <w:b/>
+          <w:bCs/>
+          <w:sz w:val="32"/>
+          <w:szCs w:val="32"/>
+          <w:u w:val="single"/>
+          <w:lang w:val="it-IT"/>
+        </w:rPr>
+        <w:lastRenderedPageBreak/>
+        <w:t>==============</w:t>
+      </w:r>
     </w:p>
     <w:p>
       <w:pPr>
@@ -9748,7 +9715,6 @@
                 <w:sz w:val="28"/>
                 <w:szCs w:val="32"/>
               </w:rPr>
-              <w:lastRenderedPageBreak/>
               <w:t>Where ever In padam line and vaakyam line</w:t>
             </w:r>
             <w:r>
@@ -9867,41 +9833,6 @@
               </w:rPr>
               <w:t xml:space="preserve">  </w:t>
             </w:r>
-          </w:p>
-        </w:tc>
-      </w:tr>
-      <w:tr>
-        <w:trPr>
-          <w:trHeight w:val="1060"/>
-        </w:trPr>
-        <w:tc>
-          <w:tcPr>
-            <w:tcW w:w="7259" w:type="dxa"/>
-          </w:tcPr>
-          <w:p>
-            <w:pPr>
-              <w:spacing w:before="0" w:line="240" w:lineRule="auto"/>
-              <w:rPr>
-                <w:rFonts w:ascii="BRH Malayalam Extra" w:hAnsi="BRH Malayalam Extra" w:cs="BRH Malayalam Extra"/>
-                <w:sz w:val="28"/>
-                <w:szCs w:val="36"/>
-              </w:rPr>
-            </w:pPr>
-          </w:p>
-        </w:tc>
-        <w:tc>
-          <w:tcPr>
-            <w:tcW w:w="7371" w:type="dxa"/>
-          </w:tcPr>
-          <w:p>
-            <w:pPr>
-              <w:pStyle w:val="NoSpacing"/>
-              <w:rPr>
-                <w:rFonts w:ascii="BRH Malayalam Extra" w:hAnsi="BRH Malayalam Extra" w:cs="BRH Malayalam Extra"/>
-                <w:sz w:val="28"/>
-                <w:szCs w:val="36"/>
-              </w:rPr>
-            </w:pPr>
           </w:p>
         </w:tc>
       </w:tr>
@@ -9939,6 +9870,7 @@
                 <w:color w:val="000000"/>
                 <w:szCs w:val="40"/>
               </w:rPr>
+              <w:lastRenderedPageBreak/>
               <w:t>54</w:t>
             </w:r>
             <w:r>
@@ -12170,7 +12102,6 @@
                 <w:color w:val="000000"/>
                 <w:szCs w:val="40"/>
               </w:rPr>
-              <w:lastRenderedPageBreak/>
               <w:t>3</w:t>
             </w:r>
             <w:r>
@@ -12620,6 +12551,7 @@
                 <w:color w:val="000000"/>
                 <w:szCs w:val="40"/>
               </w:rPr>
+              <w:lastRenderedPageBreak/>
               <w:t>4</w:t>
             </w:r>
             <w:r>
@@ -12984,6 +12916,7 @@
                 <w:color w:val="000000"/>
                 <w:szCs w:val="40"/>
               </w:rPr>
+              <w:lastRenderedPageBreak/>
               <w:t>3</w:t>
             </w:r>
             <w:r>
@@ -13511,6 +13444,7 @@
                 <w:color w:val="000000"/>
                 <w:szCs w:val="40"/>
               </w:rPr>
+              <w:lastRenderedPageBreak/>
               <w:t>4</w:t>
             </w:r>
             <w:r>
@@ -13886,6 +13820,7 @@
                 <w:highlight w:val="yellow"/>
                 <w:u w:val="single"/>
               </w:rPr>
+              <w:lastRenderedPageBreak/>
               <w:t>TS 1.1.8.1 Ghanam</w:t>
             </w:r>
           </w:p>
@@ -14538,7 +14473,6 @@
                 <w:color w:val="000000"/>
                 <w:szCs w:val="40"/>
               </w:rPr>
-              <w:lastRenderedPageBreak/>
               <w:t>26</w:t>
             </w:r>
             <w:r>
@@ -15436,6 +15370,7 @@
                 <w:color w:val="000000"/>
                 <w:szCs w:val="40"/>
               </w:rPr>
+              <w:lastRenderedPageBreak/>
               <w:t>47</w:t>
             </w:r>
             <w:r>
@@ -15745,6 +15680,7 @@
                 <w:color w:val="000000"/>
                 <w:szCs w:val="40"/>
               </w:rPr>
+              <w:lastRenderedPageBreak/>
               <w:t>46</w:t>
             </w:r>
             <w:r>
@@ -16223,6 +16159,7 @@
                 <w:color w:val="000000"/>
                 <w:szCs w:val="40"/>
               </w:rPr>
+              <w:lastRenderedPageBreak/>
               <w:t>47</w:t>
             </w:r>
             <w:r>
@@ -16556,6 +16493,7 @@
                 <w:color w:val="000000"/>
                 <w:szCs w:val="40"/>
               </w:rPr>
+              <w:lastRenderedPageBreak/>
               <w:t>43</w:t>
             </w:r>
             <w:r>
@@ -17418,7 +17356,6 @@
                 <w:sz w:val="32"/>
                 <w:szCs w:val="40"/>
               </w:rPr>
-              <w:lastRenderedPageBreak/>
               <w:t>¥b</w:t>
             </w:r>
             <w:r>
@@ -18245,7 +18182,6 @@
                 <w:color w:val="000000"/>
                 <w:szCs w:val="40"/>
               </w:rPr>
-              <w:lastRenderedPageBreak/>
               <w:t>43</w:t>
             </w:r>
             <w:r>
@@ -19122,7 +19058,6 @@
                 <w:sz w:val="32"/>
                 <w:szCs w:val="40"/>
               </w:rPr>
-              <w:lastRenderedPageBreak/>
               <w:t>¥b</w:t>
             </w:r>
             <w:r>
@@ -19903,6 +19838,7 @@
                 <w:color w:val="000000"/>
                 <w:szCs w:val="40"/>
               </w:rPr>
+              <w:lastRenderedPageBreak/>
               <w:t>39</w:t>
             </w:r>
             <w:r>
@@ -20501,7 +20437,6 @@
                 <w:szCs w:val="40"/>
                 <w:lang w:val="it-IT"/>
               </w:rPr>
-              <w:lastRenderedPageBreak/>
               <w:t>26</w:t>
             </w:r>
             <w:r>
@@ -29808,6 +29743,7 @@
                 <w:szCs w:val="40"/>
                 <w:highlight w:val="green"/>
               </w:rPr>
+              <w:lastRenderedPageBreak/>
               <w:t>C</w:t>
             </w:r>
             <w:r>
@@ -29933,7 +29869,6 @@
                 <w:sz w:val="32"/>
                 <w:szCs w:val="40"/>
               </w:rPr>
-              <w:lastRenderedPageBreak/>
               <w:t>Cö</w:t>
             </w:r>
             <w:r>
@@ -30370,6 +30305,16 @@
           <w:u w:val="single"/>
         </w:rPr>
       </w:pPr>
+      <w:r>
+        <w:rPr>
+          <w:b/>
+          <w:bCs/>
+          <w:sz w:val="32"/>
+          <w:szCs w:val="32"/>
+          <w:u w:val="single"/>
+        </w:rPr>
+        <w:t>=================</w:t>
+      </w:r>
     </w:p>
     <w:p>
       <w:pPr>
